--- a/pc_package/PCMP-001_master_plan.docx
+++ b/pc_package/PCMP-001_master_plan.docx
@@ -2282,7 +2282,18 @@
         <w:pStyle w:val="BodyText"/>
       </w:pPr>
       <w:r>
-        <w:t xml:space="preserve">The documents of the package build on each other in sequence. The risk assessment RA-001 sets the scope of each study. The Process Characterization Plan of the step (PCP-00N) plans the study, and the paired Process Characterization Report (PCR-00N) reports it. The Process Characterization Master Report PCMR-001 then consolidates the reports into the control strategy for the whole process. The QA investigation INV-001 reviewed PCMR-001 Version 1.0, and its findings led back to this revision and to the reissue of the other documents.</w:t>
+        <w:t xml:space="preserve">The documents of the package build on each other in sequence. The risk assessment RA-001 sets the scope of each study. The Process Characterization Plan of the step (PCP-00N) plans the study, and the paired Process Characterization Report (PCR-00N) reports it. The Process Characterization Master Report PCMR-001 then consolidates the reports into the control strategy for the whole process. The QA investigation INV-001 reviewed PCMR-001 Version 1.0, and its findings led back to this revision and to the reissue of the other documents. A second investigation, INV-002, examined the response-surface models that do not meet the model-adequacy criteria of this plan (</w:t>
+      </w:r>
+      <w:hyperlink w:anchor="sec-acc-model">
+        <w:r>
+          <w:rPr>
+            <w:rStyle w:val="Hyperlink"/>
+          </w:rPr>
+          <w:t xml:space="preserve">Section 7.2</w:t>
+        </w:r>
+      </w:hyperlink>
+      <w:r>
+        <w:t xml:space="preserve">).</w:t>
       </w:r>
       <w:r>
         <w:t xml:space="preserve"> </w:t>
@@ -3116,6 +3127,44 @@
                   </w:pPr>
                   <w:r>
                     <w:t xml:space="preserve">INV-001</w:t>
+                  </w:r>
+                </w:p>
+              </w:tc>
+              <w:tc>
+                <w:tcPr/>
+                <w:p>
+                  <w:pPr>
+                    <w:pStyle w:val="Compact"/>
+                    <w:jc w:val="center"/>
+                  </w:pPr>
+                  <w:r>
+                    <w:t xml:space="preserve">Investigation Report</w:t>
+                  </w:r>
+                </w:p>
+              </w:tc>
+            </w:tr>
+            <w:tr>
+              <w:tc>
+                <w:tcPr/>
+                <w:p>
+                  <w:pPr>
+                    <w:pStyle w:val="Compact"/>
+                    <w:jc w:val="center"/>
+                  </w:pPr>
+                  <w:r>
+                    <w:t xml:space="preserve">Response-surface models below the model-adequacy criteria of PCMP-001 Version 2.0</w:t>
+                  </w:r>
+                </w:p>
+              </w:tc>
+              <w:tc>
+                <w:tcPr/>
+                <w:p>
+                  <w:pPr>
+                    <w:pStyle w:val="Compact"/>
+                    <w:jc w:val="center"/>
+                  </w:pPr>
+                  <w:r>
+                    <w:t xml:space="preserve">INV-002</w:t>
                   </w:r>
                 </w:p>
               </w:tc>
@@ -9512,7 +9561,18 @@
         </w:r>
       </w:hyperlink>
       <w:r>
-        <w:t xml:space="preserve">). They are work that the Protein A plan PCP-005 did not foresee, and the Protein A report PCR-005 records them as discrepancy PD-005-01 from that plan.</w:t>
+        <w:t xml:space="preserve">). They are work that the Protein A plan PCP-005 did not foresee, and the Protein A report PCR-005 records them as discrepancy PD-005-01 from that plan. The augmentation studies S-BRX-AUG, S-AEX-AUG ran from 2026-09-03 to 2026-09-24 under INV-002, which added runs to response-surface designs whose models did not meet the model-adequacy criteria (</w:t>
+      </w:r>
+      <w:hyperlink w:anchor="sec-acc-model">
+        <w:r>
+          <w:rPr>
+            <w:rStyle w:val="Hyperlink"/>
+          </w:rPr>
+          <w:t xml:space="preserve">Section 7.2</w:t>
+        </w:r>
+      </w:hyperlink>
+      <w:r>
+        <w:t xml:space="preserve">). The reports of their steps record them as discrepancies from the plans (PD-003-01, PD-008-01).</w:t>
       </w:r>
     </w:p>
     <w:tbl>
@@ -12826,7 +12886,7 @@
         <w:pStyle w:val="FirstParagraph"/>
       </w:pPr>
       <w:r>
-        <w:t xml:space="preserve">A model that fails the lack-of-fit test or the limit on overfitting is either refitted with a justified change of terms or transformation, or it is not used to set a range.</w:t>
+        <w:t xml:space="preserve">A model that fails the lack-of-fit test or the limit on overfitting is either refitted with a justified change of terms or transformation, or it is not used to set a range. The refit removes terms by backward elimination at α = 0.05. The least significant term goes first, a main effect stays while an interaction or square of it remains, and a block term is kept. Where a design is too small for the model a decision needs, the design may instead be augmented with further runs as a second block. The investigation INV-002 states when, and how the number of runs is calculated.</w:t>
       </w:r>
     </w:p>
     <w:p>
@@ -17844,7 +17904,7 @@
         <w:t xml:space="preserve"> </w:t>
       </w:r>
       <w:r>
-        <w:t xml:space="preserve">records the execution window of every study, in order of start. The campaign ran from 2025-08-27 to 2026-09-11 across 34 studies. Some steps were studied in parallel, because their scale-down models are independent of each other. The first execution of the anion exchange design (S-AEX-SUP) was invalidated under deviation DEV-008-01, because its load material had been deamidated during an extended hold after neutralization and did not represent the process. The design was re-executed as S-AEX-SCR and S-AEX-RSM.</w:t>
+        <w:t xml:space="preserve">records the execution window of every study, in order of start. The campaign ran from 2025-08-27 to 2026-09-24 across 36 studies. Some steps were studied in parallel, because their scale-down models are independent of each other. The first execution of the anion exchange design (S-AEX-SUP) was invalidated under deviation DEV-008-01, because its load material had been deamidated during an extended hold after neutralization and did not represent the process. The design was re-executed as S-AEX-SCR and S-AEX-RSM.</w:t>
       </w:r>
     </w:p>
     <w:tbl>
@@ -20007,6 +20067,68 @@
                     <w:jc w:val="center"/>
                   </w:pPr>
                   <w:r>
+                    <w:t xml:space="preserve">S-BRX-AUG</w:t>
+                  </w:r>
+                </w:p>
+              </w:tc>
+              <w:tc>
+                <w:tcPr/>
+                <w:p>
+                  <w:pPr>
+                    <w:pStyle w:val="Compact"/>
+                    <w:jc w:val="center"/>
+                  </w:pPr>
+                  <w:r>
+                    <w:t xml:space="preserve">Production Bioreactor</w:t>
+                  </w:r>
+                </w:p>
+              </w:tc>
+              <w:tc>
+                <w:tcPr/>
+                <w:p>
+                  <w:pPr>
+                    <w:pStyle w:val="Compact"/>
+                    <w:jc w:val="center"/>
+                  </w:pPr>
+                  <w:r>
+                    <w:t xml:space="preserve">design augmentation</w:t>
+                  </w:r>
+                </w:p>
+              </w:tc>
+              <w:tc>
+                <w:tcPr/>
+                <w:p>
+                  <w:pPr>
+                    <w:pStyle w:val="Compact"/>
+                    <w:jc w:val="center"/>
+                  </w:pPr>
+                  <w:r>
+                    <w:t xml:space="preserve">2026-09-03</w:t>
+                  </w:r>
+                </w:p>
+              </w:tc>
+              <w:tc>
+                <w:tcPr/>
+                <w:p>
+                  <w:pPr>
+                    <w:pStyle w:val="Compact"/>
+                    <w:jc w:val="center"/>
+                  </w:pPr>
+                  <w:r>
+                    <w:t xml:space="preserve">2026-09-24</w:t>
+                  </w:r>
+                </w:p>
+              </w:tc>
+            </w:tr>
+            <w:tr>
+              <w:tc>
+                <w:tcPr/>
+                <w:p>
+                  <w:pPr>
+                    <w:pStyle w:val="Compact"/>
+                    <w:jc w:val="center"/>
+                  </w:pPr>
+                  <w:r>
                     <w:t xml:space="preserve">S-PA-SDM2</w:t>
                   </w:r>
                 </w:p>
@@ -20056,6 +20178,68 @@
                   </w:pPr>
                   <w:r>
                     <w:t xml:space="preserve">2026-09-11</w:t>
+                  </w:r>
+                </w:p>
+              </w:tc>
+            </w:tr>
+            <w:tr>
+              <w:tc>
+                <w:tcPr/>
+                <w:p>
+                  <w:pPr>
+                    <w:pStyle w:val="Compact"/>
+                    <w:jc w:val="center"/>
+                  </w:pPr>
+                  <w:r>
+                    <w:t xml:space="preserve">S-AEX-AUG</w:t>
+                  </w:r>
+                </w:p>
+              </w:tc>
+              <w:tc>
+                <w:tcPr/>
+                <w:p>
+                  <w:pPr>
+                    <w:pStyle w:val="Compact"/>
+                    <w:jc w:val="center"/>
+                  </w:pPr>
+                  <w:r>
+                    <w:t xml:space="preserve">Anion Exchange Chromatography</w:t>
+                  </w:r>
+                </w:p>
+              </w:tc>
+              <w:tc>
+                <w:tcPr/>
+                <w:p>
+                  <w:pPr>
+                    <w:pStyle w:val="Compact"/>
+                    <w:jc w:val="center"/>
+                  </w:pPr>
+                  <w:r>
+                    <w:t xml:space="preserve">design augmentation</w:t>
+                  </w:r>
+                </w:p>
+              </w:tc>
+              <w:tc>
+                <w:tcPr/>
+                <w:p>
+                  <w:pPr>
+                    <w:pStyle w:val="Compact"/>
+                    <w:jc w:val="center"/>
+                  </w:pPr>
+                  <w:r>
+                    <w:t xml:space="preserve">2026-09-21</w:t>
+                  </w:r>
+                </w:p>
+              </w:tc>
+              <w:tc>
+                <w:tcPr/>
+                <w:p>
+                  <w:pPr>
+                    <w:pStyle w:val="Compact"/>
+                    <w:jc w:val="center"/>
+                  </w:pPr>
+                  <w:r>
+                    <w:t xml:space="preserve">2026-09-24</w:t>
                   </w:r>
                 </w:p>
               </w:tc>

--- a/pc_package/PCMP-001_master_plan.docx
+++ b/pc_package/PCMP-001_master_plan.docx
@@ -2282,18 +2282,7 @@
         <w:pStyle w:val="BodyText"/>
       </w:pPr>
       <w:r>
-        <w:t xml:space="preserve">The documents of the package build on each other in sequence. The risk assessment RA-001 sets the scope of each study. The Process Characterization Plan of the step (PCP-00N) plans the study, and the paired Process Characterization Report (PCR-00N) reports it. The Process Characterization Master Report PCMR-001 then consolidates the reports into the control strategy for the whole process. The QA investigation INV-001 reviewed PCMR-001 Version 1.0, and its findings led back to this revision and to the reissue of the other documents. A second investigation, INV-002, examined the response-surface models that do not meet the model-adequacy criteria of this plan (</w:t>
-      </w:r>
-      <w:hyperlink w:anchor="sec-acc-model">
-        <w:r>
-          <w:rPr>
-            <w:rStyle w:val="Hyperlink"/>
-          </w:rPr>
-          <w:t xml:space="preserve">Section 7.2</w:t>
-        </w:r>
-      </w:hyperlink>
-      <w:r>
-        <w:t xml:space="preserve">).</w:t>
+        <w:t xml:space="preserve">The documents of the package build on each other in sequence. The risk assessment RA-001 sets the scope of each study. The Process Characterization Plan of the step (PCP-00N) plans the study, and the paired Process Characterization Report (PCR-00N) reports it. The Process Characterization Master Report PCMR-001 then consolidates the reports into the control strategy for the whole process. The QA investigation INV-001 reviewed PCMR-001 Version 1.0, and its findings led back to this revision and to the reissue of the other documents.</w:t>
       </w:r>
       <w:r>
         <w:t xml:space="preserve"> </w:t>
@@ -3127,44 +3116,6 @@
                   </w:pPr>
                   <w:r>
                     <w:t xml:space="preserve">INV-001</w:t>
-                  </w:r>
-                </w:p>
-              </w:tc>
-              <w:tc>
-                <w:tcPr/>
-                <w:p>
-                  <w:pPr>
-                    <w:pStyle w:val="Compact"/>
-                    <w:jc w:val="center"/>
-                  </w:pPr>
-                  <w:r>
-                    <w:t xml:space="preserve">Investigation Report</w:t>
-                  </w:r>
-                </w:p>
-              </w:tc>
-            </w:tr>
-            <w:tr>
-              <w:tc>
-                <w:tcPr/>
-                <w:p>
-                  <w:pPr>
-                    <w:pStyle w:val="Compact"/>
-                    <w:jc w:val="center"/>
-                  </w:pPr>
-                  <w:r>
-                    <w:t xml:space="preserve">Response-surface models below the model-adequacy criteria of PCMP-001 Version 2.0</w:t>
-                  </w:r>
-                </w:p>
-              </w:tc>
-              <w:tc>
-                <w:tcPr/>
-                <w:p>
-                  <w:pPr>
-                    <w:pStyle w:val="Compact"/>
-                    <w:jc w:val="center"/>
-                  </w:pPr>
-                  <w:r>
-                    <w:t xml:space="preserve">INV-002</w:t>
                   </w:r>
                 </w:p>
               </w:tc>
@@ -5487,7 +5438,7 @@
         <w:t xml:space="preserve"> </w:t>
       </w:r>
       <w:r>
-        <w:t xml:space="preserve">lists every parameter with its set-point, NOR and characterized range. The NOR shown is the NOR in force. At Version 2.0 PCR-005 narrowed the NOR of protein load at Protein A and PCR-006 narrowed the NOR of hold time and temperature at low-pH viral inactivation, and the table footnotes the narrowed rows. The class column gives the classification assigned in each PCR-00N under the parameter classification procedure SOP-4001, by the rules in</w:t>
+        <w:t xml:space="preserve">lists every parameter with its set-point, NOR and characterized range. The NOR shown is the NOR in force. At Version 2.0 PCR-006 narrowed the NOR of inactivation pH, hold time and temperature at low-pH viral inactivation and moved the set-point of inactivation pH and hold time, and the table footnotes the rows that changed. The class column gives the classification assigned in each PCR-00N under the parameter classification procedure SOP-4001, by the rules in</w:t>
       </w:r>
       <w:r>
         <w:t xml:space="preserve"> </w:t>
@@ -6906,7 +6857,600 @@
                     <w:jc w:val="center"/>
                   </w:pPr>
                   <w:r>
-                    <w:t xml:space="preserve">20–38</w:t>
+                    <w:t xml:space="preserve">20–40</w:t>
+                  </w:r>
+                </w:p>
+              </w:tc>
+              <w:tc>
+                <w:tcPr/>
+                <w:p>
+                  <w:pPr>
+                    <w:pStyle w:val="Compact"/>
+                    <w:jc w:val="center"/>
+                  </w:pPr>
+                  <w:r>
+                    <w:t xml:space="preserve">10–50</w:t>
+                  </w:r>
+                </w:p>
+              </w:tc>
+              <w:tc>
+                <w:tcPr/>
+                <w:p>
+                  <w:pPr>
+                    <w:pStyle w:val="Compact"/>
+                    <w:jc w:val="center"/>
+                  </w:pPr>
+                  <w:r>
+                    <w:t xml:space="preserve">multivariate</w:t>
+                  </w:r>
+                </w:p>
+              </w:tc>
+              <w:tc>
+                <w:tcPr/>
+                <w:p>
+                  <w:pPr>
+                    <w:pStyle w:val="Compact"/>
+                    <w:jc w:val="center"/>
+                  </w:pPr>
+                  <w:r>
+                    <w:t xml:space="preserve">WC-CPP</w:t>
+                  </w:r>
+                </w:p>
+              </w:tc>
+            </w:tr>
+            <w:tr>
+              <w:tc>
+                <w:tcPr>
+                  <w:gridSpan w:val="1"/>
+                  <w:vMerge w:val="continue"/>
+                </w:tcPr>
+                <w:p>
+                  <w:pPr/>
+                </w:p>
+              </w:tc>
+              <w:tc>
+                <w:tcPr/>
+                <w:p>
+                  <w:pPr>
+                    <w:pStyle w:val="Compact"/>
+                    <w:jc w:val="center"/>
+                  </w:pPr>
+                  <w:r>
+                    <w:t xml:space="preserve">Elution buffer pH</w:t>
+                  </w:r>
+                </w:p>
+              </w:tc>
+              <w:tc>
+                <w:tcPr/>
+                <w:p>
+                  <w:pPr>
+                    <w:pStyle w:val="Compact"/>
+                    <w:jc w:val="center"/>
+                  </w:pPr>
+                  <w:r>
+                    <w:t xml:space="preserve">pH</w:t>
+                  </w:r>
+                </w:p>
+              </w:tc>
+              <w:tc>
+                <w:tcPr/>
+                <w:p>
+                  <w:pPr>
+                    <w:pStyle w:val="Compact"/>
+                    <w:jc w:val="center"/>
+                  </w:pPr>
+                  <w:r>
+                    <w:t xml:space="preserve">3.55</w:t>
+                  </w:r>
+                </w:p>
+              </w:tc>
+              <w:tc>
+                <w:tcPr/>
+                <w:p>
+                  <w:pPr>
+                    <w:pStyle w:val="Compact"/>
+                    <w:jc w:val="center"/>
+                  </w:pPr>
+                  <w:r>
+                    <w:t xml:space="preserve">3.4–3.7</w:t>
+                  </w:r>
+                </w:p>
+              </w:tc>
+              <w:tc>
+                <w:tcPr/>
+                <w:p>
+                  <w:pPr>
+                    <w:pStyle w:val="Compact"/>
+                    <w:jc w:val="center"/>
+                  </w:pPr>
+                  <w:r>
+                    <w:t xml:space="preserve">3.2–3.9</w:t>
+                  </w:r>
+                </w:p>
+              </w:tc>
+              <w:tc>
+                <w:tcPr/>
+                <w:p>
+                  <w:pPr>
+                    <w:pStyle w:val="Compact"/>
+                    <w:jc w:val="center"/>
+                  </w:pPr>
+                  <w:r>
+                    <w:t xml:space="preserve">multivariate</w:t>
+                  </w:r>
+                </w:p>
+              </w:tc>
+              <w:tc>
+                <w:tcPr/>
+                <w:p>
+                  <w:pPr>
+                    <w:pStyle w:val="Compact"/>
+                    <w:jc w:val="center"/>
+                  </w:pPr>
+                  <w:r>
+                    <w:t xml:space="preserve">WC-CPP</w:t>
+                  </w:r>
+                </w:p>
+              </w:tc>
+            </w:tr>
+            <w:tr>
+              <w:tc>
+                <w:tcPr>
+                  <w:gridSpan w:val="1"/>
+                  <w:vMerge w:val="continue"/>
+                </w:tcPr>
+                <w:p>
+                  <w:pPr/>
+                </w:p>
+              </w:tc>
+              <w:tc>
+                <w:tcPr/>
+                <w:p>
+                  <w:pPr>
+                    <w:pStyle w:val="Compact"/>
+                    <w:jc w:val="center"/>
+                  </w:pPr>
+                  <w:r>
+                    <w:t xml:space="preserve">Load flow rate</w:t>
+                  </w:r>
+                </w:p>
+              </w:tc>
+              <w:tc>
+                <w:tcPr/>
+                <w:p>
+                  <w:pPr>
+                    <w:pStyle w:val="Compact"/>
+                    <w:jc w:val="center"/>
+                  </w:pPr>
+                  <w:r>
+                    <w:t xml:space="preserve">cm/hr</w:t>
+                  </w:r>
+                </w:p>
+              </w:tc>
+              <w:tc>
+                <w:tcPr/>
+                <w:p>
+                  <w:pPr>
+                    <w:pStyle w:val="Compact"/>
+                    <w:jc w:val="center"/>
+                  </w:pPr>
+                  <w:r>
+                    <w:t xml:space="preserve">200</w:t>
+                  </w:r>
+                </w:p>
+              </w:tc>
+              <w:tc>
+                <w:tcPr/>
+                <w:p>
+                  <w:pPr>
+                    <w:pStyle w:val="Compact"/>
+                    <w:jc w:val="center"/>
+                  </w:pPr>
+                  <w:r>
+                    <w:t xml:space="preserve">150–250</w:t>
+                  </w:r>
+                </w:p>
+              </w:tc>
+              <w:tc>
+                <w:tcPr/>
+                <w:p>
+                  <w:pPr>
+                    <w:pStyle w:val="Compact"/>
+                    <w:jc w:val="center"/>
+                  </w:pPr>
+                  <w:r>
+                    <w:t xml:space="preserve">100–300</w:t>
+                  </w:r>
+                </w:p>
+              </w:tc>
+              <w:tc>
+                <w:tcPr/>
+                <w:p>
+                  <w:pPr>
+                    <w:pStyle w:val="Compact"/>
+                    <w:jc w:val="center"/>
+                  </w:pPr>
+                  <w:r>
+                    <w:t xml:space="preserve">multivariate</w:t>
+                  </w:r>
+                </w:p>
+              </w:tc>
+              <w:tc>
+                <w:tcPr/>
+                <w:p>
+                  <w:pPr>
+                    <w:pStyle w:val="Compact"/>
+                    <w:jc w:val="center"/>
+                  </w:pPr>
+                  <w:r>
+                    <w:t xml:space="preserve">KPP</w:t>
+                  </w:r>
+                </w:p>
+              </w:tc>
+            </w:tr>
+            <w:tr>
+              <w:tc>
+                <w:tcPr>
+                  <w:gridSpan w:val="1"/>
+                  <w:vMerge w:val="continue"/>
+                </w:tcPr>
+                <w:p>
+                  <w:pPr/>
+                </w:p>
+              </w:tc>
+              <w:tc>
+                <w:tcPr/>
+                <w:p>
+                  <w:pPr>
+                    <w:pStyle w:val="Compact"/>
+                    <w:jc w:val="center"/>
+                  </w:pPr>
+                  <w:r>
+                    <w:t xml:space="preserve">End of pool collect</w:t>
+                  </w:r>
+                </w:p>
+              </w:tc>
+              <w:tc>
+                <w:tcPr/>
+                <w:p>
+                  <w:pPr>
+                    <w:pStyle w:val="Compact"/>
+                    <w:jc w:val="center"/>
+                  </w:pPr>
+                  <w:r>
+                    <w:t xml:space="preserve">CV</w:t>
+                  </w:r>
+                </w:p>
+              </w:tc>
+              <w:tc>
+                <w:tcPr/>
+                <w:p>
+                  <w:pPr>
+                    <w:pStyle w:val="Compact"/>
+                    <w:jc w:val="center"/>
+                  </w:pPr>
+                  <w:r>
+                    <w:t xml:space="preserve">2.6</w:t>
+                  </w:r>
+                </w:p>
+              </w:tc>
+              <w:tc>
+                <w:tcPr/>
+                <w:p>
+                  <w:pPr>
+                    <w:pStyle w:val="Compact"/>
+                    <w:jc w:val="center"/>
+                  </w:pPr>
+                  <w:r>
+                    <w:t xml:space="preserve">2.3–2.9</w:t>
+                  </w:r>
+                </w:p>
+              </w:tc>
+              <w:tc>
+                <w:tcPr/>
+                <w:p>
+                  <w:pPr>
+                    <w:pStyle w:val="Compact"/>
+                    <w:jc w:val="center"/>
+                  </w:pPr>
+                  <w:r>
+                    <w:t xml:space="preserve">2–3.2</w:t>
+                  </w:r>
+                </w:p>
+              </w:tc>
+              <w:tc>
+                <w:tcPr/>
+                <w:p>
+                  <w:pPr>
+                    <w:pStyle w:val="Compact"/>
+                    <w:jc w:val="center"/>
+                  </w:pPr>
+                  <w:r>
+                    <w:t xml:space="preserve">multivariate</w:t>
+                  </w:r>
+                </w:p>
+              </w:tc>
+              <w:tc>
+                <w:tcPr/>
+                <w:p>
+                  <w:pPr>
+                    <w:pStyle w:val="Compact"/>
+                    <w:jc w:val="center"/>
+                  </w:pPr>
+                  <w:r>
+                    <w:t xml:space="preserve">KPP</w:t>
+                  </w:r>
+                </w:p>
+              </w:tc>
+            </w:tr>
+            <w:tr>
+              <w:tc>
+                <w:tcPr>
+                  <w:gridSpan w:val="1"/>
+                  <w:vMerge w:val="continue"/>
+                </w:tcPr>
+                <w:p>
+                  <w:pPr/>
+                </w:p>
+              </w:tc>
+              <w:tc>
+                <w:tcPr/>
+                <w:p>
+                  <w:pPr>
+                    <w:pStyle w:val="Compact"/>
+                    <w:jc w:val="center"/>
+                  </w:pPr>
+                  <w:r>
+                    <w:t xml:space="preserve">Operating temperature</w:t>
+                  </w:r>
+                </w:p>
+              </w:tc>
+              <w:tc>
+                <w:tcPr/>
+                <w:p>
+                  <w:pPr>
+                    <w:pStyle w:val="Compact"/>
+                    <w:jc w:val="center"/>
+                  </w:pPr>
+                  <w:r>
+                    <w:t xml:space="preserve">°C</w:t>
+                  </w:r>
+                </w:p>
+              </w:tc>
+              <w:tc>
+                <w:tcPr/>
+                <w:p>
+                  <w:pPr>
+                    <w:pStyle w:val="Compact"/>
+                    <w:jc w:val="center"/>
+                  </w:pPr>
+                  <w:r>
+                    <w:t xml:space="preserve">22</w:t>
+                  </w:r>
+                </w:p>
+              </w:tc>
+              <w:tc>
+                <w:tcPr/>
+                <w:p>
+                  <w:pPr>
+                    <w:pStyle w:val="Compact"/>
+                    <w:jc w:val="center"/>
+                  </w:pPr>
+                  <w:r>
+                    <w:t xml:space="preserve">18–26</w:t>
+                  </w:r>
+                </w:p>
+              </w:tc>
+              <w:tc>
+                <w:tcPr/>
+                <w:p>
+                  <w:pPr>
+                    <w:pStyle w:val="Compact"/>
+                    <w:jc w:val="center"/>
+                  </w:pPr>
+                  <w:r>
+                    <w:t xml:space="preserve">15–30</w:t>
+                  </w:r>
+                </w:p>
+              </w:tc>
+              <w:tc>
+                <w:tcPr/>
+                <w:p>
+                  <w:pPr>
+                    <w:pStyle w:val="Compact"/>
+                    <w:jc w:val="center"/>
+                  </w:pPr>
+                  <w:r>
+                    <w:t xml:space="preserve">univariate</w:t>
+                  </w:r>
+                  <w:r>
+                    <w:rPr>
+                      <w:vertAlign w:val="superscript"/>
+                    </w:rPr>
+                    <w:t xml:space="preserve">a)</w:t>
+                  </w:r>
+                </w:p>
+              </w:tc>
+              <w:tc>
+                <w:tcPr/>
+                <w:p>
+                  <w:pPr>
+                    <w:pStyle w:val="Compact"/>
+                    <w:jc w:val="center"/>
+                  </w:pPr>
+                  <w:r>
+                    <w:t xml:space="preserve">GPP</w:t>
+                  </w:r>
+                </w:p>
+              </w:tc>
+            </w:tr>
+            <w:tr>
+              <w:tc>
+                <w:tcPr>
+                  <w:gridSpan w:val="1"/>
+                  <w:vMerge w:val="continue"/>
+                </w:tcPr>
+                <w:p>
+                  <w:pPr/>
+                </w:p>
+              </w:tc>
+              <w:tc>
+                <w:tcPr/>
+                <w:p>
+                  <w:pPr>
+                    <w:pStyle w:val="Compact"/>
+                    <w:jc w:val="center"/>
+                  </w:pPr>
+                  <w:r>
+                    <w:t xml:space="preserve">Bed height</w:t>
+                  </w:r>
+                </w:p>
+              </w:tc>
+              <w:tc>
+                <w:tcPr/>
+                <w:p>
+                  <w:pPr>
+                    <w:pStyle w:val="Compact"/>
+                    <w:jc w:val="center"/>
+                  </w:pPr>
+                  <w:r>
+                    <w:t xml:space="preserve">cm</w:t>
+                  </w:r>
+                </w:p>
+              </w:tc>
+              <w:tc>
+                <w:tcPr/>
+                <w:p>
+                  <w:pPr>
+                    <w:pStyle w:val="Compact"/>
+                    <w:jc w:val="center"/>
+                  </w:pPr>
+                  <w:r>
+                    <w:t xml:space="preserve">20</w:t>
+                  </w:r>
+                </w:p>
+              </w:tc>
+              <w:tc>
+                <w:tcPr/>
+                <w:p>
+                  <w:pPr>
+                    <w:pStyle w:val="Compact"/>
+                    <w:jc w:val="center"/>
+                  </w:pPr>
+                  <w:r>
+                    <w:t xml:space="preserve">15–25</w:t>
+                  </w:r>
+                </w:p>
+              </w:tc>
+              <w:tc>
+                <w:tcPr/>
+                <w:p>
+                  <w:pPr>
+                    <w:pStyle w:val="Compact"/>
+                    <w:jc w:val="center"/>
+                  </w:pPr>
+                  <w:r>
+                    <w:t xml:space="preserve">10–30</w:t>
+                  </w:r>
+                </w:p>
+              </w:tc>
+              <w:tc>
+                <w:tcPr/>
+                <w:p>
+                  <w:pPr>
+                    <w:pStyle w:val="Compact"/>
+                    <w:jc w:val="center"/>
+                  </w:pPr>
+                  <w:r>
+                    <w:t xml:space="preserve">univariate</w:t>
+                  </w:r>
+                  <w:r>
+                    <w:rPr>
+                      <w:vertAlign w:val="superscript"/>
+                    </w:rPr>
+                    <w:t xml:space="preserve">a)</w:t>
+                  </w:r>
+                </w:p>
+              </w:tc>
+              <w:tc>
+                <w:tcPr/>
+                <w:p>
+                  <w:pPr>
+                    <w:pStyle w:val="Compact"/>
+                    <w:jc w:val="center"/>
+                  </w:pPr>
+                  <w:r>
+                    <w:t xml:space="preserve">GPP</w:t>
+                  </w:r>
+                </w:p>
+              </w:tc>
+            </w:tr>
+            <w:tr>
+              <w:tc>
+                <w:tcPr>
+                  <w:vMerge w:val="restart"/>
+                </w:tcPr>
+                <w:p>
+                  <w:pPr>
+                    <w:pStyle w:val="Compact"/>
+                    <w:jc w:val="center"/>
+                  </w:pPr>
+                  <w:r>
+                    <w:t xml:space="preserve">Low-pH viral inactivation</w:t>
+                  </w:r>
+                </w:p>
+              </w:tc>
+              <w:tc>
+                <w:tcPr/>
+                <w:p>
+                  <w:pPr>
+                    <w:pStyle w:val="Compact"/>
+                    <w:jc w:val="center"/>
+                  </w:pPr>
+                  <w:r>
+                    <w:t xml:space="preserve">Inactivation pH</w:t>
+                  </w:r>
+                </w:p>
+              </w:tc>
+              <w:tc>
+                <w:tcPr/>
+                <w:p>
+                  <w:pPr>
+                    <w:pStyle w:val="Compact"/>
+                    <w:jc w:val="center"/>
+                  </w:pPr>
+                  <w:r>
+                    <w:t xml:space="preserve">pH</w:t>
+                  </w:r>
+                </w:p>
+              </w:tc>
+              <w:tc>
+                <w:tcPr/>
+                <w:p>
+                  <w:pPr>
+                    <w:pStyle w:val="Compact"/>
+                    <w:jc w:val="center"/>
+                  </w:pPr>
+                  <w:r>
+                    <w:t xml:space="preserve">3.4</w:t>
+                  </w:r>
+                  <w:r>
+                    <w:rPr>
+                      <w:vertAlign w:val="superscript"/>
+                    </w:rPr>
+                    <w:t xml:space="preserve">c2)</w:t>
+                  </w:r>
+                </w:p>
+              </w:tc>
+              <w:tc>
+                <w:tcPr/>
+                <w:p>
+                  <w:pPr>
+                    <w:pStyle w:val="Compact"/>
+                    <w:jc w:val="center"/>
+                  </w:pPr>
+                  <w:r>
+                    <w:t xml:space="preserve">3.3–3.5</w:t>
                   </w:r>
                   <w:r>
                     <w:rPr>
@@ -6924,7 +7468,7 @@
                     <w:jc w:val="center"/>
                   </w:pPr>
                   <w:r>
-                    <w:t xml:space="preserve">10–50</w:t>
+                    <w:t xml:space="preserve">3.2–4</w:t>
                   </w:r>
                 </w:p>
               </w:tc>
@@ -6948,7 +7492,7 @@
                     <w:jc w:val="center"/>
                   </w:pPr>
                   <w:r>
-                    <w:t xml:space="preserve">WC-CPP</w:t>
+                    <w:t xml:space="preserve">CPP</w:t>
                   </w:r>
                 </w:p>
               </w:tc>
@@ -6971,55 +7515,67 @@
                     <w:jc w:val="center"/>
                   </w:pPr>
                   <w:r>
-                    <w:t xml:space="preserve">Elution buffer pH</w:t>
-                  </w:r>
-                </w:p>
-              </w:tc>
-              <w:tc>
-                <w:tcPr/>
-                <w:p>
-                  <w:pPr>
-                    <w:pStyle w:val="Compact"/>
-                    <w:jc w:val="center"/>
-                  </w:pPr>
-                  <w:r>
-                    <w:t xml:space="preserve">pH</w:t>
-                  </w:r>
-                </w:p>
-              </w:tc>
-              <w:tc>
-                <w:tcPr/>
-                <w:p>
-                  <w:pPr>
-                    <w:pStyle w:val="Compact"/>
-                    <w:jc w:val="center"/>
-                  </w:pPr>
-                  <w:r>
-                    <w:t xml:space="preserve">3.55</w:t>
-                  </w:r>
-                </w:p>
-              </w:tc>
-              <w:tc>
-                <w:tcPr/>
-                <w:p>
-                  <w:pPr>
-                    <w:pStyle w:val="Compact"/>
-                    <w:jc w:val="center"/>
-                  </w:pPr>
-                  <w:r>
-                    <w:t xml:space="preserve">3.4–3.7</w:t>
-                  </w:r>
-                </w:p>
-              </w:tc>
-              <w:tc>
-                <w:tcPr/>
-                <w:p>
-                  <w:pPr>
-                    <w:pStyle w:val="Compact"/>
-                    <w:jc w:val="center"/>
-                  </w:pPr>
-                  <w:r>
-                    <w:t xml:space="preserve">3.2–3.9</w:t>
+                    <w:t xml:space="preserve">Hold time</w:t>
+                  </w:r>
+                </w:p>
+              </w:tc>
+              <w:tc>
+                <w:tcPr/>
+                <w:p>
+                  <w:pPr>
+                    <w:pStyle w:val="Compact"/>
+                    <w:jc w:val="center"/>
+                  </w:pPr>
+                  <w:r>
+                    <w:t xml:space="preserve">min</w:t>
+                  </w:r>
+                </w:p>
+              </w:tc>
+              <w:tc>
+                <w:tcPr/>
+                <w:p>
+                  <w:pPr>
+                    <w:pStyle w:val="Compact"/>
+                    <w:jc w:val="center"/>
+                  </w:pPr>
+                  <w:r>
+                    <w:t xml:space="preserve">105</w:t>
+                  </w:r>
+                  <w:r>
+                    <w:rPr>
+                      <w:vertAlign w:val="superscript"/>
+                    </w:rPr>
+                    <w:t xml:space="preserve">c4)</w:t>
+                  </w:r>
+                </w:p>
+              </w:tc>
+              <w:tc>
+                <w:tcPr/>
+                <w:p>
+                  <w:pPr>
+                    <w:pStyle w:val="Compact"/>
+                    <w:jc w:val="center"/>
+                  </w:pPr>
+                  <w:r>
+                    <w:t xml:space="preserve">90–120</w:t>
+                  </w:r>
+                  <w:r>
+                    <w:rPr>
+                      <w:vertAlign w:val="superscript"/>
+                    </w:rPr>
+                    <w:t xml:space="preserve">c3)</w:t>
+                  </w:r>
+                </w:p>
+              </w:tc>
+              <w:tc>
+                <w:tcPr/>
+                <w:p>
+                  <w:pPr>
+                    <w:pStyle w:val="Compact"/>
+                    <w:jc w:val="center"/>
+                  </w:pPr>
+                  <w:r>
+                    <w:t xml:space="preserve">60–180</w:t>
                   </w:r>
                 </w:p>
               </w:tc>
@@ -7066,55 +7622,61 @@
                     <w:jc w:val="center"/>
                   </w:pPr>
                   <w:r>
-                    <w:t xml:space="preserve">Load flow rate</w:t>
-                  </w:r>
-                </w:p>
-              </w:tc>
-              <w:tc>
-                <w:tcPr/>
-                <w:p>
-                  <w:pPr>
-                    <w:pStyle w:val="Compact"/>
-                    <w:jc w:val="center"/>
-                  </w:pPr>
-                  <w:r>
-                    <w:t xml:space="preserve">cm/hr</w:t>
-                  </w:r>
-                </w:p>
-              </w:tc>
-              <w:tc>
-                <w:tcPr/>
-                <w:p>
-                  <w:pPr>
-                    <w:pStyle w:val="Compact"/>
-                    <w:jc w:val="center"/>
-                  </w:pPr>
-                  <w:r>
-                    <w:t xml:space="preserve">200</w:t>
-                  </w:r>
-                </w:p>
-              </w:tc>
-              <w:tc>
-                <w:tcPr/>
-                <w:p>
-                  <w:pPr>
-                    <w:pStyle w:val="Compact"/>
-                    <w:jc w:val="center"/>
-                  </w:pPr>
-                  <w:r>
-                    <w:t xml:space="preserve">150–250</w:t>
-                  </w:r>
-                </w:p>
-              </w:tc>
-              <w:tc>
-                <w:tcPr/>
-                <w:p>
-                  <w:pPr>
-                    <w:pStyle w:val="Compact"/>
-                    <w:jc w:val="center"/>
-                  </w:pPr>
-                  <w:r>
-                    <w:t xml:space="preserve">100–300</w:t>
+                    <w:t xml:space="preserve">Temperature</w:t>
+                  </w:r>
+                </w:p>
+              </w:tc>
+              <w:tc>
+                <w:tcPr/>
+                <w:p>
+                  <w:pPr>
+                    <w:pStyle w:val="Compact"/>
+                    <w:jc w:val="center"/>
+                  </w:pPr>
+                  <w:r>
+                    <w:t xml:space="preserve">°C</w:t>
+                  </w:r>
+                </w:p>
+              </w:tc>
+              <w:tc>
+                <w:tcPr/>
+                <w:p>
+                  <w:pPr>
+                    <w:pStyle w:val="Compact"/>
+                    <w:jc w:val="center"/>
+                  </w:pPr>
+                  <w:r>
+                    <w:t xml:space="preserve">21</w:t>
+                  </w:r>
+                </w:p>
+              </w:tc>
+              <w:tc>
+                <w:tcPr/>
+                <w:p>
+                  <w:pPr>
+                    <w:pStyle w:val="Compact"/>
+                    <w:jc w:val="center"/>
+                  </w:pPr>
+                  <w:r>
+                    <w:t xml:space="preserve">20–23</w:t>
+                  </w:r>
+                  <w:r>
+                    <w:rPr>
+                      <w:vertAlign w:val="superscript"/>
+                    </w:rPr>
+                    <w:t xml:space="preserve">c5)</w:t>
+                  </w:r>
+                </w:p>
+              </w:tc>
+              <w:tc>
+                <w:tcPr/>
+                <w:p>
+                  <w:pPr>
+                    <w:pStyle w:val="Compact"/>
+                    <w:jc w:val="center"/>
+                  </w:pPr>
+                  <w:r>
+                    <w:t xml:space="preserve">15–25</w:t>
                   </w:r>
                 </w:p>
               </w:tc>
@@ -7138,7 +7700,7 @@
                     <w:jc w:val="center"/>
                   </w:pPr>
                   <w:r>
-                    <w:t xml:space="preserve">KPP</w:t>
+                    <w:t xml:space="preserve">WC-CPP</w:t>
                   </w:r>
                 </w:p>
               </w:tc>
@@ -7161,150 +7723,61 @@
                     <w:jc w:val="center"/>
                   </w:pPr>
                   <w:r>
-                    <w:t xml:space="preserve">End of pool collect</w:t>
-                  </w:r>
-                </w:p>
-              </w:tc>
-              <w:tc>
-                <w:tcPr/>
-                <w:p>
-                  <w:pPr>
-                    <w:pStyle w:val="Compact"/>
-                    <w:jc w:val="center"/>
-                  </w:pPr>
-                  <w:r>
-                    <w:t xml:space="preserve">CV</w:t>
-                  </w:r>
-                </w:p>
-              </w:tc>
-              <w:tc>
-                <w:tcPr/>
-                <w:p>
-                  <w:pPr>
-                    <w:pStyle w:val="Compact"/>
-                    <w:jc w:val="center"/>
-                  </w:pPr>
-                  <w:r>
-                    <w:t xml:space="preserve">2.6</w:t>
-                  </w:r>
-                </w:p>
-              </w:tc>
-              <w:tc>
-                <w:tcPr/>
-                <w:p>
-                  <w:pPr>
-                    <w:pStyle w:val="Compact"/>
-                    <w:jc w:val="center"/>
-                  </w:pPr>
-                  <w:r>
-                    <w:t xml:space="preserve">2.3–2.9</w:t>
-                  </w:r>
-                </w:p>
-              </w:tc>
-              <w:tc>
-                <w:tcPr/>
-                <w:p>
-                  <w:pPr>
-                    <w:pStyle w:val="Compact"/>
-                    <w:jc w:val="center"/>
-                  </w:pPr>
-                  <w:r>
-                    <w:t xml:space="preserve">2–3.2</w:t>
-                  </w:r>
-                </w:p>
-              </w:tc>
-              <w:tc>
-                <w:tcPr/>
-                <w:p>
-                  <w:pPr>
-                    <w:pStyle w:val="Compact"/>
-                    <w:jc w:val="center"/>
-                  </w:pPr>
-                  <w:r>
-                    <w:t xml:space="preserve">multivariate</w:t>
-                  </w:r>
-                </w:p>
-              </w:tc>
-              <w:tc>
-                <w:tcPr/>
-                <w:p>
-                  <w:pPr>
-                    <w:pStyle w:val="Compact"/>
-                    <w:jc w:val="center"/>
-                  </w:pPr>
-                  <w:r>
-                    <w:t xml:space="preserve">KPP</w:t>
-                  </w:r>
-                </w:p>
-              </w:tc>
-            </w:tr>
-            <w:tr>
-              <w:tc>
-                <w:tcPr>
-                  <w:gridSpan w:val="1"/>
-                  <w:vMerge w:val="continue"/>
-                </w:tcPr>
-                <w:p>
-                  <w:pPr/>
-                </w:p>
-              </w:tc>
-              <w:tc>
-                <w:tcPr/>
-                <w:p>
-                  <w:pPr>
-                    <w:pStyle w:val="Compact"/>
-                    <w:jc w:val="center"/>
-                  </w:pPr>
-                  <w:r>
-                    <w:t xml:space="preserve">Operating temperature</w:t>
-                  </w:r>
-                </w:p>
-              </w:tc>
-              <w:tc>
-                <w:tcPr/>
-                <w:p>
-                  <w:pPr>
-                    <w:pStyle w:val="Compact"/>
-                    <w:jc w:val="center"/>
-                  </w:pPr>
-                  <w:r>
-                    <w:t xml:space="preserve">°C</w:t>
-                  </w:r>
-                </w:p>
-              </w:tc>
-              <w:tc>
-                <w:tcPr/>
-                <w:p>
-                  <w:pPr>
-                    <w:pStyle w:val="Compact"/>
-                    <w:jc w:val="center"/>
-                  </w:pPr>
-                  <w:r>
-                    <w:t xml:space="preserve">22</w:t>
-                  </w:r>
-                </w:p>
-              </w:tc>
-              <w:tc>
-                <w:tcPr/>
-                <w:p>
-                  <w:pPr>
-                    <w:pStyle w:val="Compact"/>
-                    <w:jc w:val="center"/>
-                  </w:pPr>
-                  <w:r>
-                    <w:t xml:space="preserve">18–26</w:t>
-                  </w:r>
-                </w:p>
-              </w:tc>
-              <w:tc>
-                <w:tcPr/>
-                <w:p>
-                  <w:pPr>
-                    <w:pStyle w:val="Compact"/>
-                    <w:jc w:val="center"/>
-                  </w:pPr>
-                  <w:r>
-                    <w:t xml:space="preserve">15–30</w:t>
+                    <w:t xml:space="preserve">A-Mab concentration</w:t>
+                  </w:r>
+                </w:p>
+              </w:tc>
+              <w:tc>
+                <w:tcPr/>
+                <w:p>
+                  <w:pPr>
+                    <w:pStyle w:val="Compact"/>
+                    <w:jc w:val="center"/>
+                  </w:pPr>
+                  <w:r>
+                    <w:t xml:space="preserve">g/L</w:t>
+                  </w:r>
+                </w:p>
+              </w:tc>
+              <w:tc>
+                <w:tcPr/>
+                <w:p>
+                  <w:pPr>
+                    <w:pStyle w:val="Compact"/>
+                    <w:jc w:val="center"/>
+                  </w:pPr>
+                  <w:r>
+                    <w:t xml:space="preserve">20</w:t>
+                  </w:r>
+                </w:p>
+              </w:tc>
+              <w:tc>
+                <w:tcPr/>
+                <w:p>
+                  <w:pPr>
+                    <w:pStyle w:val="Compact"/>
+                    <w:jc w:val="center"/>
+                  </w:pPr>
+                  <w:r>
+                    <w:t xml:space="preserve">as characterized</w:t>
+                  </w:r>
+                  <w:r>
+                    <w:rPr>
+                      <w:vertAlign w:val="superscript"/>
+                    </w:rPr>
+                    <w:t xml:space="preserve">b)</w:t>
+                  </w:r>
+                </w:p>
+              </w:tc>
+              <w:tc>
+                <w:tcPr/>
+                <w:p>
+                  <w:pPr>
+                    <w:pStyle w:val="Compact"/>
+                    <w:jc w:val="center"/>
+                  </w:pPr>
+                  <w:r>
+                    <w:t xml:space="preserve">5–35</w:t>
                   </w:r>
                 </w:p>
               </w:tc>
@@ -7342,6 +7815,106 @@
             <w:tr>
               <w:tc>
                 <w:tcPr>
+                  <w:vMerge w:val="restart"/>
+                </w:tcPr>
+                <w:p>
+                  <w:pPr>
+                    <w:pStyle w:val="Compact"/>
+                    <w:jc w:val="center"/>
+                  </w:pPr>
+                  <w:r>
+                    <w:t xml:space="preserve">Cation exchange</w:t>
+                  </w:r>
+                </w:p>
+              </w:tc>
+              <w:tc>
+                <w:tcPr/>
+                <w:p>
+                  <w:pPr>
+                    <w:pStyle w:val="Compact"/>
+                    <w:jc w:val="center"/>
+                  </w:pPr>
+                  <w:r>
+                    <w:t xml:space="preserve">Protein load</w:t>
+                  </w:r>
+                </w:p>
+              </w:tc>
+              <w:tc>
+                <w:tcPr/>
+                <w:p>
+                  <w:pPr>
+                    <w:pStyle w:val="Compact"/>
+                    <w:jc w:val="center"/>
+                  </w:pPr>
+                  <w:r>
+                    <w:t xml:space="preserve">g/L resin</w:t>
+                  </w:r>
+                </w:p>
+              </w:tc>
+              <w:tc>
+                <w:tcPr/>
+                <w:p>
+                  <w:pPr>
+                    <w:pStyle w:val="Compact"/>
+                    <w:jc w:val="center"/>
+                  </w:pPr>
+                  <w:r>
+                    <w:t xml:space="preserve">25</w:t>
+                  </w:r>
+                </w:p>
+              </w:tc>
+              <w:tc>
+                <w:tcPr/>
+                <w:p>
+                  <w:pPr>
+                    <w:pStyle w:val="Compact"/>
+                    <w:jc w:val="center"/>
+                  </w:pPr>
+                  <w:r>
+                    <w:t xml:space="preserve">18–32</w:t>
+                  </w:r>
+                </w:p>
+              </w:tc>
+              <w:tc>
+                <w:tcPr/>
+                <w:p>
+                  <w:pPr>
+                    <w:pStyle w:val="Compact"/>
+                    <w:jc w:val="center"/>
+                  </w:pPr>
+                  <w:r>
+                    <w:t xml:space="preserve">10–40</w:t>
+                  </w:r>
+                </w:p>
+              </w:tc>
+              <w:tc>
+                <w:tcPr/>
+                <w:p>
+                  <w:pPr>
+                    <w:pStyle w:val="Compact"/>
+                    <w:jc w:val="center"/>
+                  </w:pPr>
+                  <w:r>
+                    <w:t xml:space="preserve">multivariate</w:t>
+                  </w:r>
+                </w:p>
+              </w:tc>
+              <w:tc>
+                <w:tcPr/>
+                <w:p>
+                  <w:pPr>
+                    <w:pStyle w:val="Compact"/>
+                    <w:jc w:val="center"/>
+                  </w:pPr>
+                  <w:r>
+                    <w:t xml:space="preserve">WC-CPP</w:t>
+                  </w:r>
+                </w:p>
+              </w:tc>
+            </w:tr>
+            <w:tr>
+              <w:tc>
+                <w:tcPr>
                   <w:gridSpan w:val="1"/>
                   <w:vMerge w:val="continue"/>
                 </w:tcPr>
@@ -7357,55 +7930,340 @@
                     <w:jc w:val="center"/>
                   </w:pPr>
                   <w:r>
-                    <w:t xml:space="preserve">Bed height</w:t>
-                  </w:r>
-                </w:p>
-              </w:tc>
-              <w:tc>
-                <w:tcPr/>
-                <w:p>
-                  <w:pPr>
-                    <w:pStyle w:val="Compact"/>
-                    <w:jc w:val="center"/>
-                  </w:pPr>
-                  <w:r>
-                    <w:t xml:space="preserve">cm</w:t>
-                  </w:r>
-                </w:p>
-              </w:tc>
-              <w:tc>
-                <w:tcPr/>
-                <w:p>
-                  <w:pPr>
-                    <w:pStyle w:val="Compact"/>
-                    <w:jc w:val="center"/>
-                  </w:pPr>
-                  <w:r>
-                    <w:t xml:space="preserve">20</w:t>
-                  </w:r>
-                </w:p>
-              </w:tc>
-              <w:tc>
-                <w:tcPr/>
-                <w:p>
-                  <w:pPr>
-                    <w:pStyle w:val="Compact"/>
-                    <w:jc w:val="center"/>
-                  </w:pPr>
-                  <w:r>
-                    <w:t xml:space="preserve">15–25</w:t>
-                  </w:r>
-                </w:p>
-              </w:tc>
-              <w:tc>
-                <w:tcPr/>
-                <w:p>
-                  <w:pPr>
-                    <w:pStyle w:val="Compact"/>
-                    <w:jc w:val="center"/>
-                  </w:pPr>
-                  <w:r>
-                    <w:t xml:space="preserve">10–30</w:t>
+                    <w:t xml:space="preserve">Load/Wash conductivity</w:t>
+                  </w:r>
+                </w:p>
+              </w:tc>
+              <w:tc>
+                <w:tcPr/>
+                <w:p>
+                  <w:pPr>
+                    <w:pStyle w:val="Compact"/>
+                    <w:jc w:val="center"/>
+                  </w:pPr>
+                  <w:r>
+                    <w:t xml:space="preserve">mS/cm</w:t>
+                  </w:r>
+                </w:p>
+              </w:tc>
+              <w:tc>
+                <w:tcPr/>
+                <w:p>
+                  <w:pPr>
+                    <w:pStyle w:val="Compact"/>
+                    <w:jc w:val="center"/>
+                  </w:pPr>
+                  <w:r>
+                    <w:t xml:space="preserve">5</w:t>
+                  </w:r>
+                </w:p>
+              </w:tc>
+              <w:tc>
+                <w:tcPr/>
+                <w:p>
+                  <w:pPr>
+                    <w:pStyle w:val="Compact"/>
+                    <w:jc w:val="center"/>
+                  </w:pPr>
+                  <w:r>
+                    <w:t xml:space="preserve">4–6</w:t>
+                  </w:r>
+                </w:p>
+              </w:tc>
+              <w:tc>
+                <w:tcPr/>
+                <w:p>
+                  <w:pPr>
+                    <w:pStyle w:val="Compact"/>
+                    <w:jc w:val="center"/>
+                  </w:pPr>
+                  <w:r>
+                    <w:t xml:space="preserve">3–7</w:t>
+                  </w:r>
+                </w:p>
+              </w:tc>
+              <w:tc>
+                <w:tcPr/>
+                <w:p>
+                  <w:pPr>
+                    <w:pStyle w:val="Compact"/>
+                    <w:jc w:val="center"/>
+                  </w:pPr>
+                  <w:r>
+                    <w:t xml:space="preserve">multivariate</w:t>
+                  </w:r>
+                </w:p>
+              </w:tc>
+              <w:tc>
+                <w:tcPr/>
+                <w:p>
+                  <w:pPr>
+                    <w:pStyle w:val="Compact"/>
+                    <w:jc w:val="center"/>
+                  </w:pPr>
+                  <w:r>
+                    <w:t xml:space="preserve">WC-CPP</w:t>
+                  </w:r>
+                </w:p>
+              </w:tc>
+            </w:tr>
+            <w:tr>
+              <w:tc>
+                <w:tcPr>
+                  <w:gridSpan w:val="1"/>
+                  <w:vMerge w:val="continue"/>
+                </w:tcPr>
+                <w:p>
+                  <w:pPr/>
+                </w:p>
+              </w:tc>
+              <w:tc>
+                <w:tcPr/>
+                <w:p>
+                  <w:pPr>
+                    <w:pStyle w:val="Compact"/>
+                    <w:jc w:val="center"/>
+                  </w:pPr>
+                  <w:r>
+                    <w:t xml:space="preserve">Elution buffer pH</w:t>
+                  </w:r>
+                </w:p>
+              </w:tc>
+              <w:tc>
+                <w:tcPr/>
+                <w:p>
+                  <w:pPr>
+                    <w:pStyle w:val="Compact"/>
+                    <w:jc w:val="center"/>
+                  </w:pPr>
+                  <w:r>
+                    <w:t xml:space="preserve">pH</w:t>
+                  </w:r>
+                </w:p>
+              </w:tc>
+              <w:tc>
+                <w:tcPr/>
+                <w:p>
+                  <w:pPr>
+                    <w:pStyle w:val="Compact"/>
+                    <w:jc w:val="center"/>
+                  </w:pPr>
+                  <w:r>
+                    <w:t xml:space="preserve">6</w:t>
+                  </w:r>
+                </w:p>
+              </w:tc>
+              <w:tc>
+                <w:tcPr/>
+                <w:p>
+                  <w:pPr>
+                    <w:pStyle w:val="Compact"/>
+                    <w:jc w:val="center"/>
+                  </w:pPr>
+                  <w:r>
+                    <w:t xml:space="preserve">5.85–6.15</w:t>
+                  </w:r>
+                </w:p>
+              </w:tc>
+              <w:tc>
+                <w:tcPr/>
+                <w:p>
+                  <w:pPr>
+                    <w:pStyle w:val="Compact"/>
+                    <w:jc w:val="center"/>
+                  </w:pPr>
+                  <w:r>
+                    <w:t xml:space="preserve">5.8–6.2</w:t>
+                  </w:r>
+                </w:p>
+              </w:tc>
+              <w:tc>
+                <w:tcPr/>
+                <w:p>
+                  <w:pPr>
+                    <w:pStyle w:val="Compact"/>
+                    <w:jc w:val="center"/>
+                  </w:pPr>
+                  <w:r>
+                    <w:t xml:space="preserve">multivariate</w:t>
+                  </w:r>
+                </w:p>
+              </w:tc>
+              <w:tc>
+                <w:tcPr/>
+                <w:p>
+                  <w:pPr>
+                    <w:pStyle w:val="Compact"/>
+                    <w:jc w:val="center"/>
+                  </w:pPr>
+                  <w:r>
+                    <w:t xml:space="preserve">WC-CPP</w:t>
+                  </w:r>
+                </w:p>
+              </w:tc>
+            </w:tr>
+            <w:tr>
+              <w:tc>
+                <w:tcPr>
+                  <w:gridSpan w:val="1"/>
+                  <w:vMerge w:val="continue"/>
+                </w:tcPr>
+                <w:p>
+                  <w:pPr/>
+                </w:p>
+              </w:tc>
+              <w:tc>
+                <w:tcPr/>
+                <w:p>
+                  <w:pPr>
+                    <w:pStyle w:val="Compact"/>
+                    <w:jc w:val="center"/>
+                  </w:pPr>
+                  <w:r>
+                    <w:t xml:space="preserve">Elution stop collect</w:t>
+                  </w:r>
+                </w:p>
+              </w:tc>
+              <w:tc>
+                <w:tcPr/>
+                <w:p>
+                  <w:pPr>
+                    <w:pStyle w:val="Compact"/>
+                    <w:jc w:val="center"/>
+                  </w:pPr>
+                  <w:r>
+                    <w:t xml:space="preserve">AU (OD280, descending)</w:t>
+                  </w:r>
+                </w:p>
+              </w:tc>
+              <w:tc>
+                <w:tcPr/>
+                <w:p>
+                  <w:pPr>
+                    <w:pStyle w:val="Compact"/>
+                    <w:jc w:val="center"/>
+                  </w:pPr>
+                  <w:r>
+                    <w:t xml:space="preserve">1</w:t>
+                  </w:r>
+                </w:p>
+              </w:tc>
+              <w:tc>
+                <w:tcPr/>
+                <w:p>
+                  <w:pPr>
+                    <w:pStyle w:val="Compact"/>
+                    <w:jc w:val="center"/>
+                  </w:pPr>
+                  <w:r>
+                    <w:t xml:space="preserve">0.7–1.3</w:t>
+                  </w:r>
+                </w:p>
+              </w:tc>
+              <w:tc>
+                <w:tcPr/>
+                <w:p>
+                  <w:pPr>
+                    <w:pStyle w:val="Compact"/>
+                    <w:jc w:val="center"/>
+                  </w:pPr>
+                  <w:r>
+                    <w:t xml:space="preserve">0.5–1.5</w:t>
+                  </w:r>
+                </w:p>
+              </w:tc>
+              <w:tc>
+                <w:tcPr/>
+                <w:p>
+                  <w:pPr>
+                    <w:pStyle w:val="Compact"/>
+                    <w:jc w:val="center"/>
+                  </w:pPr>
+                  <w:r>
+                    <w:t xml:space="preserve">multivariate</w:t>
+                  </w:r>
+                </w:p>
+              </w:tc>
+              <w:tc>
+                <w:tcPr/>
+                <w:p>
+                  <w:pPr>
+                    <w:pStyle w:val="Compact"/>
+                    <w:jc w:val="center"/>
+                  </w:pPr>
+                  <w:r>
+                    <w:t xml:space="preserve">WC-CPP</w:t>
+                  </w:r>
+                </w:p>
+              </w:tc>
+            </w:tr>
+            <w:tr>
+              <w:tc>
+                <w:tcPr>
+                  <w:gridSpan w:val="1"/>
+                  <w:vMerge w:val="continue"/>
+                </w:tcPr>
+                <w:p>
+                  <w:pPr/>
+                </w:p>
+              </w:tc>
+              <w:tc>
+                <w:tcPr/>
+                <w:p>
+                  <w:pPr>
+                    <w:pStyle w:val="Compact"/>
+                    <w:jc w:val="center"/>
+                  </w:pPr>
+                  <w:r>
+                    <w:t xml:space="preserve">Elution flow rate</w:t>
+                  </w:r>
+                </w:p>
+              </w:tc>
+              <w:tc>
+                <w:tcPr/>
+                <w:p>
+                  <w:pPr>
+                    <w:pStyle w:val="Compact"/>
+                    <w:jc w:val="center"/>
+                  </w:pPr>
+                  <w:r>
+                    <w:t xml:space="preserve">cm/hr</w:t>
+                  </w:r>
+                </w:p>
+              </w:tc>
+              <w:tc>
+                <w:tcPr/>
+                <w:p>
+                  <w:pPr>
+                    <w:pStyle w:val="Compact"/>
+                    <w:jc w:val="center"/>
+                  </w:pPr>
+                  <w:r>
+                    <w:t xml:space="preserve">200</w:t>
+                  </w:r>
+                </w:p>
+              </w:tc>
+              <w:tc>
+                <w:tcPr/>
+                <w:p>
+                  <w:pPr>
+                    <w:pStyle w:val="Compact"/>
+                    <w:jc w:val="center"/>
+                  </w:pPr>
+                  <w:r>
+                    <w:t xml:space="preserve">150–250</w:t>
+                  </w:r>
+                </w:p>
+              </w:tc>
+              <w:tc>
+                <w:tcPr/>
+                <w:p>
+                  <w:pPr>
+                    <w:pStyle w:val="Compact"/>
+                    <w:jc w:val="center"/>
+                  </w:pPr>
+                  <w:r>
+                    <w:t xml:space="preserve">100–300</w:t>
                   </w:r>
                 </w:p>
               </w:tc>
@@ -7451,19 +8309,19 @@
                     <w:jc w:val="center"/>
                   </w:pPr>
                   <w:r>
-                    <w:t xml:space="preserve">Low-pH viral inactivation</w:t>
-                  </w:r>
-                </w:p>
-              </w:tc>
-              <w:tc>
-                <w:tcPr/>
-                <w:p>
-                  <w:pPr>
-                    <w:pStyle w:val="Compact"/>
-                    <w:jc w:val="center"/>
-                  </w:pPr>
-                  <w:r>
-                    <w:t xml:space="preserve">Inactivation pH</w:t>
+                    <w:t xml:space="preserve">Anion exchange</w:t>
+                  </w:r>
+                </w:p>
+              </w:tc>
+              <w:tc>
+                <w:tcPr/>
+                <w:p>
+                  <w:pPr>
+                    <w:pStyle w:val="Compact"/>
+                    <w:jc w:val="center"/>
+                  </w:pPr>
+                  <w:r>
+                    <w:t xml:space="preserve">Load pH</w:t>
                   </w:r>
                 </w:p>
               </w:tc>
@@ -7487,31 +8345,31 @@
                     <w:jc w:val="center"/>
                   </w:pPr>
                   <w:r>
-                    <w:t xml:space="preserve">3.5</w:t>
-                  </w:r>
-                </w:p>
-              </w:tc>
-              <w:tc>
-                <w:tcPr/>
-                <w:p>
-                  <w:pPr>
-                    <w:pStyle w:val="Compact"/>
-                    <w:jc w:val="center"/>
-                  </w:pPr>
-                  <w:r>
-                    <w:t xml:space="preserve">3.4–3.6</w:t>
-                  </w:r>
-                </w:p>
-              </w:tc>
-              <w:tc>
-                <w:tcPr/>
-                <w:p>
-                  <w:pPr>
-                    <w:pStyle w:val="Compact"/>
-                    <w:jc w:val="center"/>
-                  </w:pPr>
-                  <w:r>
-                    <w:t xml:space="preserve">3.2–4</w:t>
+                    <w:t xml:space="preserve">7.5</w:t>
+                  </w:r>
+                </w:p>
+              </w:tc>
+              <w:tc>
+                <w:tcPr/>
+                <w:p>
+                  <w:pPr>
+                    <w:pStyle w:val="Compact"/>
+                    <w:jc w:val="center"/>
+                  </w:pPr>
+                  <w:r>
+                    <w:t xml:space="preserve">7.35–7.65</w:t>
+                  </w:r>
+                </w:p>
+              </w:tc>
+              <w:tc>
+                <w:tcPr/>
+                <w:p>
+                  <w:pPr>
+                    <w:pStyle w:val="Compact"/>
+                    <w:jc w:val="center"/>
+                  </w:pPr>
+                  <w:r>
+                    <w:t xml:space="preserve">7.2–7.8</w:t>
                   </w:r>
                 </w:p>
               </w:tc>
@@ -7535,7 +8393,7 @@
                     <w:jc w:val="center"/>
                   </w:pPr>
                   <w:r>
-                    <w:t xml:space="preserve">CPP</w:t>
+                    <w:t xml:space="preserve">WC-CPP</w:t>
                   </w:r>
                 </w:p>
               </w:tc>
@@ -7558,19 +8416,410 @@
                     <w:jc w:val="center"/>
                   </w:pPr>
                   <w:r>
-                    <w:t xml:space="preserve">Hold time</w:t>
-                  </w:r>
-                </w:p>
-              </w:tc>
-              <w:tc>
-                <w:tcPr/>
-                <w:p>
-                  <w:pPr>
-                    <w:pStyle w:val="Compact"/>
-                    <w:jc w:val="center"/>
-                  </w:pPr>
-                  <w:r>
-                    <w:t xml:space="preserve">min</w:t>
+                    <w:t xml:space="preserve">Equil/Wash-1 conductivity</w:t>
+                  </w:r>
+                </w:p>
+              </w:tc>
+              <w:tc>
+                <w:tcPr/>
+                <w:p>
+                  <w:pPr>
+                    <w:pStyle w:val="Compact"/>
+                    <w:jc w:val="center"/>
+                  </w:pPr>
+                  <w:r>
+                    <w:t xml:space="preserve">mS/cm</w:t>
+                  </w:r>
+                </w:p>
+              </w:tc>
+              <w:tc>
+                <w:tcPr/>
+                <w:p>
+                  <w:pPr>
+                    <w:pStyle w:val="Compact"/>
+                    <w:jc w:val="center"/>
+                  </w:pPr>
+                  <w:r>
+                    <w:t xml:space="preserve">2.6</w:t>
+                  </w:r>
+                </w:p>
+              </w:tc>
+              <w:tc>
+                <w:tcPr/>
+                <w:p>
+                  <w:pPr>
+                    <w:pStyle w:val="Compact"/>
+                    <w:jc w:val="center"/>
+                  </w:pPr>
+                  <w:r>
+                    <w:t xml:space="preserve">2.1–3.1</w:t>
+                  </w:r>
+                </w:p>
+              </w:tc>
+              <w:tc>
+                <w:tcPr/>
+                <w:p>
+                  <w:pPr>
+                    <w:pStyle w:val="Compact"/>
+                    <w:jc w:val="center"/>
+                  </w:pPr>
+                  <w:r>
+                    <w:t xml:space="preserve">1.6–3.6</w:t>
+                  </w:r>
+                </w:p>
+              </w:tc>
+              <w:tc>
+                <w:tcPr/>
+                <w:p>
+                  <w:pPr>
+                    <w:pStyle w:val="Compact"/>
+                    <w:jc w:val="center"/>
+                  </w:pPr>
+                  <w:r>
+                    <w:t xml:space="preserve">multivariate</w:t>
+                  </w:r>
+                </w:p>
+              </w:tc>
+              <w:tc>
+                <w:tcPr/>
+                <w:p>
+                  <w:pPr>
+                    <w:pStyle w:val="Compact"/>
+                    <w:jc w:val="center"/>
+                  </w:pPr>
+                  <w:r>
+                    <w:t xml:space="preserve">WC-CPP</w:t>
+                  </w:r>
+                </w:p>
+              </w:tc>
+            </w:tr>
+            <w:tr>
+              <w:tc>
+                <w:tcPr>
+                  <w:gridSpan w:val="1"/>
+                  <w:vMerge w:val="continue"/>
+                </w:tcPr>
+                <w:p>
+                  <w:pPr/>
+                </w:p>
+              </w:tc>
+              <w:tc>
+                <w:tcPr/>
+                <w:p>
+                  <w:pPr>
+                    <w:pStyle w:val="Compact"/>
+                    <w:jc w:val="center"/>
+                  </w:pPr>
+                  <w:r>
+                    <w:t xml:space="preserve">Load conductivity</w:t>
+                  </w:r>
+                </w:p>
+              </w:tc>
+              <w:tc>
+                <w:tcPr/>
+                <w:p>
+                  <w:pPr>
+                    <w:pStyle w:val="Compact"/>
+                    <w:jc w:val="center"/>
+                  </w:pPr>
+                  <w:r>
+                    <w:t xml:space="preserve">mS/cm</w:t>
+                  </w:r>
+                </w:p>
+              </w:tc>
+              <w:tc>
+                <w:tcPr/>
+                <w:p>
+                  <w:pPr>
+                    <w:pStyle w:val="Compact"/>
+                    <w:jc w:val="center"/>
+                  </w:pPr>
+                  <w:r>
+                    <w:t xml:space="preserve">5.5</w:t>
+                  </w:r>
+                </w:p>
+              </w:tc>
+              <w:tc>
+                <w:tcPr/>
+                <w:p>
+                  <w:pPr>
+                    <w:pStyle w:val="Compact"/>
+                    <w:jc w:val="center"/>
+                  </w:pPr>
+                  <w:r>
+                    <w:t xml:space="preserve">4–7</w:t>
+                  </w:r>
+                </w:p>
+              </w:tc>
+              <w:tc>
+                <w:tcPr/>
+                <w:p>
+                  <w:pPr>
+                    <w:pStyle w:val="Compact"/>
+                    <w:jc w:val="center"/>
+                  </w:pPr>
+                  <w:r>
+                    <w:t xml:space="preserve">3–8</w:t>
+                  </w:r>
+                </w:p>
+              </w:tc>
+              <w:tc>
+                <w:tcPr/>
+                <w:p>
+                  <w:pPr>
+                    <w:pStyle w:val="Compact"/>
+                    <w:jc w:val="center"/>
+                  </w:pPr>
+                  <w:r>
+                    <w:t xml:space="preserve">multivariate</w:t>
+                  </w:r>
+                </w:p>
+              </w:tc>
+              <w:tc>
+                <w:tcPr/>
+                <w:p>
+                  <w:pPr>
+                    <w:pStyle w:val="Compact"/>
+                    <w:jc w:val="center"/>
+                  </w:pPr>
+                  <w:r>
+                    <w:t xml:space="preserve">WC-CPP</w:t>
+                  </w:r>
+                </w:p>
+              </w:tc>
+            </w:tr>
+            <w:tr>
+              <w:tc>
+                <w:tcPr>
+                  <w:gridSpan w:val="1"/>
+                  <w:vMerge w:val="continue"/>
+                </w:tcPr>
+                <w:p>
+                  <w:pPr/>
+                </w:p>
+              </w:tc>
+              <w:tc>
+                <w:tcPr/>
+                <w:p>
+                  <w:pPr>
+                    <w:pStyle w:val="Compact"/>
+                    <w:jc w:val="center"/>
+                  </w:pPr>
+                  <w:r>
+                    <w:t xml:space="preserve">Protein load</w:t>
+                  </w:r>
+                </w:p>
+              </w:tc>
+              <w:tc>
+                <w:tcPr/>
+                <w:p>
+                  <w:pPr>
+                    <w:pStyle w:val="Compact"/>
+                    <w:jc w:val="center"/>
+                  </w:pPr>
+                  <w:r>
+                    <w:t xml:space="preserve">g/L resin</w:t>
+                  </w:r>
+                </w:p>
+              </w:tc>
+              <w:tc>
+                <w:tcPr/>
+                <w:p>
+                  <w:pPr>
+                    <w:pStyle w:val="Compact"/>
+                    <w:jc w:val="center"/>
+                  </w:pPr>
+                  <w:r>
+                    <w:t xml:space="preserve">200</w:t>
+                  </w:r>
+                </w:p>
+              </w:tc>
+              <w:tc>
+                <w:tcPr/>
+                <w:p>
+                  <w:pPr>
+                    <w:pStyle w:val="Compact"/>
+                    <w:jc w:val="center"/>
+                  </w:pPr>
+                  <w:r>
+                    <w:t xml:space="preserve">120–280</w:t>
+                  </w:r>
+                </w:p>
+              </w:tc>
+              <w:tc>
+                <w:tcPr/>
+                <w:p>
+                  <w:pPr>
+                    <w:pStyle w:val="Compact"/>
+                    <w:jc w:val="center"/>
+                  </w:pPr>
+                  <w:r>
+                    <w:t xml:space="preserve">50–300</w:t>
+                  </w:r>
+                </w:p>
+              </w:tc>
+              <w:tc>
+                <w:tcPr/>
+                <w:p>
+                  <w:pPr>
+                    <w:pStyle w:val="Compact"/>
+                    <w:jc w:val="center"/>
+                  </w:pPr>
+                  <w:r>
+                    <w:t xml:space="preserve">multivariate</w:t>
+                  </w:r>
+                </w:p>
+              </w:tc>
+              <w:tc>
+                <w:tcPr/>
+                <w:p>
+                  <w:pPr>
+                    <w:pStyle w:val="Compact"/>
+                    <w:jc w:val="center"/>
+                  </w:pPr>
+                  <w:r>
+                    <w:t xml:space="preserve">WC-CPP</w:t>
+                  </w:r>
+                </w:p>
+              </w:tc>
+            </w:tr>
+            <w:tr>
+              <w:tc>
+                <w:tcPr>
+                  <w:gridSpan w:val="1"/>
+                  <w:vMerge w:val="continue"/>
+                </w:tcPr>
+                <w:p>
+                  <w:pPr/>
+                </w:p>
+              </w:tc>
+              <w:tc>
+                <w:tcPr/>
+                <w:p>
+                  <w:pPr>
+                    <w:pStyle w:val="Compact"/>
+                    <w:jc w:val="center"/>
+                  </w:pPr>
+                  <w:r>
+                    <w:t xml:space="preserve">Operating flow rate</w:t>
+                  </w:r>
+                </w:p>
+              </w:tc>
+              <w:tc>
+                <w:tcPr/>
+                <w:p>
+                  <w:pPr>
+                    <w:pStyle w:val="Compact"/>
+                    <w:jc w:val="center"/>
+                  </w:pPr>
+                  <w:r>
+                    <w:t xml:space="preserve">cm/hr</w:t>
+                  </w:r>
+                </w:p>
+              </w:tc>
+              <w:tc>
+                <w:tcPr/>
+                <w:p>
+                  <w:pPr>
+                    <w:pStyle w:val="Compact"/>
+                    <w:jc w:val="center"/>
+                  </w:pPr>
+                  <w:r>
+                    <w:t xml:space="preserve">300</w:t>
+                  </w:r>
+                </w:p>
+              </w:tc>
+              <w:tc>
+                <w:tcPr/>
+                <w:p>
+                  <w:pPr>
+                    <w:pStyle w:val="Compact"/>
+                    <w:jc w:val="center"/>
+                  </w:pPr>
+                  <w:r>
+                    <w:t xml:space="preserve">200–400</w:t>
+                  </w:r>
+                </w:p>
+              </w:tc>
+              <w:tc>
+                <w:tcPr/>
+                <w:p>
+                  <w:pPr>
+                    <w:pStyle w:val="Compact"/>
+                    <w:jc w:val="center"/>
+                  </w:pPr>
+                  <w:r>
+                    <w:t xml:space="preserve">150–450</w:t>
+                  </w:r>
+                </w:p>
+              </w:tc>
+              <w:tc>
+                <w:tcPr/>
+                <w:p>
+                  <w:pPr>
+                    <w:pStyle w:val="Compact"/>
+                    <w:jc w:val="center"/>
+                  </w:pPr>
+                  <w:r>
+                    <w:t xml:space="preserve">univariate</w:t>
+                  </w:r>
+                  <w:r>
+                    <w:rPr>
+                      <w:vertAlign w:val="superscript"/>
+                    </w:rPr>
+                    <w:t xml:space="preserve">a)</w:t>
+                  </w:r>
+                </w:p>
+              </w:tc>
+              <w:tc>
+                <w:tcPr/>
+                <w:p>
+                  <w:pPr>
+                    <w:pStyle w:val="Compact"/>
+                    <w:jc w:val="center"/>
+                  </w:pPr>
+                  <w:r>
+                    <w:t xml:space="preserve">WC-CPP</w:t>
+                  </w:r>
+                </w:p>
+              </w:tc>
+            </w:tr>
+            <w:tr>
+              <w:tc>
+                <w:tcPr>
+                  <w:vMerge w:val="restart"/>
+                </w:tcPr>
+                <w:p>
+                  <w:pPr>
+                    <w:pStyle w:val="Compact"/>
+                    <w:jc w:val="center"/>
+                  </w:pPr>
+                  <w:r>
+                    <w:t xml:space="preserve">Virus filtration</w:t>
+                  </w:r>
+                </w:p>
+              </w:tc>
+              <w:tc>
+                <w:tcPr/>
+                <w:p>
+                  <w:pPr>
+                    <w:pStyle w:val="Compact"/>
+                    <w:jc w:val="center"/>
+                  </w:pPr>
+                  <w:r>
+                    <w:t xml:space="preserve">Filtration volume (load)</w:t>
+                  </w:r>
+                </w:p>
+              </w:tc>
+              <w:tc>
+                <w:tcPr/>
+                <w:p>
+                  <w:pPr>
+                    <w:pStyle w:val="Compact"/>
+                    <w:jc w:val="center"/>
+                  </w:pPr>
+                  <w:r>
+                    <w:t xml:space="preserve">L/m2</w:t>
                   </w:r>
                 </w:p>
               </w:tc>
@@ -7594,1851 +8843,615 @@
                     <w:jc w:val="center"/>
                   </w:pPr>
                   <w:r>
-                    <w:t xml:space="preserve">90–120</w:t>
-                  </w:r>
+                    <w:t xml:space="preserve">50–105</w:t>
+                  </w:r>
+                </w:p>
+              </w:tc>
+              <w:tc>
+                <w:tcPr/>
+                <w:p>
+                  <w:pPr>
+                    <w:pStyle w:val="Compact"/>
+                    <w:jc w:val="center"/>
+                  </w:pPr>
+                  <w:r>
+                    <w:t xml:space="preserve">50–140</w:t>
+                  </w:r>
+                </w:p>
+              </w:tc>
+              <w:tc>
+                <w:tcPr/>
+                <w:p>
+                  <w:pPr>
+                    <w:pStyle w:val="Compact"/>
+                    <w:jc w:val="center"/>
+                  </w:pPr>
+                  <w:r>
+                    <w:t xml:space="preserve">multivariate</w:t>
+                  </w:r>
+                </w:p>
+              </w:tc>
+              <w:tc>
+                <w:tcPr/>
+                <w:p>
+                  <w:pPr>
+                    <w:pStyle w:val="Compact"/>
+                    <w:jc w:val="center"/>
+                  </w:pPr>
+                  <w:r>
+                    <w:t xml:space="preserve">WC-CPP</w:t>
+                  </w:r>
+                </w:p>
+              </w:tc>
+            </w:tr>
+            <w:tr>
+              <w:tc>
+                <w:tcPr>
+                  <w:gridSpan w:val="1"/>
+                  <w:vMerge w:val="continue"/>
+                </w:tcPr>
+                <w:p>
+                  <w:pPr/>
+                </w:p>
+              </w:tc>
+              <w:tc>
+                <w:tcPr/>
+                <w:p>
+                  <w:pPr>
+                    <w:pStyle w:val="Compact"/>
+                    <w:jc w:val="center"/>
+                  </w:pPr>
+                  <w:r>
+                    <w:t xml:space="preserve">Filtration pressure</w:t>
+                  </w:r>
+                </w:p>
+              </w:tc>
+              <w:tc>
+                <w:tcPr/>
+                <w:p>
+                  <w:pPr>
+                    <w:pStyle w:val="Compact"/>
+                    <w:jc w:val="center"/>
+                  </w:pPr>
+                  <w:r>
+                    <w:t xml:space="preserve">psi</w:t>
+                  </w:r>
+                </w:p>
+              </w:tc>
+              <w:tc>
+                <w:tcPr/>
+                <w:p>
+                  <w:pPr>
+                    <w:pStyle w:val="Compact"/>
+                    <w:jc w:val="center"/>
+                  </w:pPr>
+                  <w:r>
+                    <w:t xml:space="preserve">13</w:t>
+                  </w:r>
+                </w:p>
+              </w:tc>
+              <w:tc>
+                <w:tcPr/>
+                <w:p>
+                  <w:pPr>
+                    <w:pStyle w:val="Compact"/>
+                    <w:jc w:val="center"/>
+                  </w:pPr>
+                  <w:r>
+                    <w:t xml:space="preserve">10–20</w:t>
+                  </w:r>
+                </w:p>
+              </w:tc>
+              <w:tc>
+                <w:tcPr/>
+                <w:p>
+                  <w:pPr>
+                    <w:pStyle w:val="Compact"/>
+                    <w:jc w:val="center"/>
+                  </w:pPr>
+                  <w:r>
+                    <w:t xml:space="preserve">8–30</w:t>
+                  </w:r>
+                </w:p>
+              </w:tc>
+              <w:tc>
+                <w:tcPr/>
+                <w:p>
+                  <w:pPr>
+                    <w:pStyle w:val="Compact"/>
+                    <w:jc w:val="center"/>
+                  </w:pPr>
+                  <w:r>
+                    <w:t xml:space="preserve">multivariate</w:t>
+                  </w:r>
+                </w:p>
+              </w:tc>
+              <w:tc>
+                <w:tcPr/>
+                <w:p>
+                  <w:pPr>
+                    <w:pStyle w:val="Compact"/>
+                    <w:jc w:val="center"/>
+                  </w:pPr>
+                  <w:r>
+                    <w:t xml:space="preserve">WC-CPP</w:t>
+                  </w:r>
+                </w:p>
+              </w:tc>
+            </w:tr>
+            <w:tr>
+              <w:tc>
+                <w:tcPr>
+                  <w:vMerge w:val="restart"/>
+                </w:tcPr>
+                <w:p>
+                  <w:pPr>
+                    <w:pStyle w:val="Compact"/>
+                    <w:jc w:val="center"/>
+                  </w:pPr>
+                  <w:r>
+                    <w:t xml:space="preserve">UF/DF</w:t>
+                  </w:r>
+                </w:p>
+              </w:tc>
+              <w:tc>
+                <w:tcPr/>
+                <w:p>
+                  <w:pPr>
+                    <w:pStyle w:val="Compact"/>
+                    <w:jc w:val="center"/>
+                  </w:pPr>
+                  <w:r>
+                    <w:t xml:space="preserve">Number of diavolumes</w:t>
+                  </w:r>
+                </w:p>
+              </w:tc>
+              <w:tc>
+                <w:tcPr/>
+                <w:p>
+                  <w:pPr>
+                    <w:pStyle w:val="Compact"/>
+                    <w:jc w:val="center"/>
+                  </w:pPr>
+                  <w:r>
+                    <w:t xml:space="preserve">DV</w:t>
+                  </w:r>
+                </w:p>
+              </w:tc>
+              <w:tc>
+                <w:tcPr/>
+                <w:p>
+                  <w:pPr>
+                    <w:pStyle w:val="Compact"/>
+                    <w:jc w:val="center"/>
+                  </w:pPr>
+                  <w:r>
+                    <w:t xml:space="preserve">8</w:t>
+                  </w:r>
+                </w:p>
+              </w:tc>
+              <w:tc>
+                <w:tcPr/>
+                <w:p>
+                  <w:pPr>
+                    <w:pStyle w:val="Compact"/>
+                    <w:jc w:val="center"/>
+                  </w:pPr>
+                  <w:r>
+                    <w:t xml:space="preserve">7–9</w:t>
+                  </w:r>
+                </w:p>
+              </w:tc>
+              <w:tc>
+                <w:tcPr/>
+                <w:p>
+                  <w:pPr>
+                    <w:pStyle w:val="Compact"/>
+                    <w:jc w:val="center"/>
+                  </w:pPr>
+                  <w:r>
+                    <w:t xml:space="preserve">7–10</w:t>
+                  </w:r>
+                </w:p>
+              </w:tc>
+              <w:tc>
+                <w:tcPr/>
+                <w:p>
+                  <w:pPr>
+                    <w:pStyle w:val="Compact"/>
+                    <w:jc w:val="center"/>
+                  </w:pPr>
+                  <w:r>
+                    <w:t xml:space="preserve">univariate</w:t>
+                  </w:r>
+                  <w:r>
+                    <w:rPr>
+                      <w:vertAlign w:val="superscript"/>
+                    </w:rPr>
+                    <w:t xml:space="preserve">a)</w:t>
+                  </w:r>
+                </w:p>
+              </w:tc>
+              <w:tc>
+                <w:tcPr/>
+                <w:p>
+                  <w:pPr>
+                    <w:pStyle w:val="Compact"/>
+                    <w:jc w:val="center"/>
+                  </w:pPr>
+                  <w:r>
+                    <w:t xml:space="preserve">KPP</w:t>
+                  </w:r>
+                </w:p>
+              </w:tc>
+            </w:tr>
+            <w:tr>
+              <w:tc>
+                <w:tcPr>
+                  <w:gridSpan w:val="1"/>
+                  <w:vMerge w:val="continue"/>
+                </w:tcPr>
+                <w:p>
+                  <w:pPr/>
+                </w:p>
+              </w:tc>
+              <w:tc>
+                <w:tcPr/>
+                <w:p>
+                  <w:pPr>
+                    <w:pStyle w:val="Compact"/>
+                    <w:jc w:val="center"/>
+                  </w:pPr>
+                  <w:r>
+                    <w:t xml:space="preserve">Transmembrane pressure</w:t>
+                  </w:r>
+                </w:p>
+              </w:tc>
+              <w:tc>
+                <w:tcPr/>
+                <w:p>
+                  <w:pPr>
+                    <w:pStyle w:val="Compact"/>
+                    <w:jc w:val="center"/>
+                  </w:pPr>
+                  <w:r>
+                    <w:t xml:space="preserve">psi</w:t>
+                  </w:r>
+                </w:p>
+              </w:tc>
+              <w:tc>
+                <w:tcPr/>
+                <w:p>
+                  <w:pPr>
+                    <w:pStyle w:val="Compact"/>
+                    <w:jc w:val="center"/>
+                  </w:pPr>
+                  <w:r>
+                    <w:t xml:space="preserve">12</w:t>
+                  </w:r>
+                </w:p>
+              </w:tc>
+              <w:tc>
+                <w:tcPr/>
+                <w:p>
+                  <w:pPr>
+                    <w:pStyle w:val="Compact"/>
+                    <w:jc w:val="center"/>
+                  </w:pPr>
+                  <w:r>
+                    <w:t xml:space="preserve">10–14</w:t>
+                  </w:r>
+                </w:p>
+              </w:tc>
+              <w:tc>
+                <w:tcPr/>
+                <w:p>
+                  <w:pPr>
+                    <w:pStyle w:val="Compact"/>
+                    <w:jc w:val="center"/>
+                  </w:pPr>
+                  <w:r>
+                    <w:t xml:space="preserve">10–15</w:t>
+                  </w:r>
+                </w:p>
+              </w:tc>
+              <w:tc>
+                <w:tcPr/>
+                <w:p>
+                  <w:pPr>
+                    <w:pStyle w:val="Compact"/>
+                    <w:jc w:val="center"/>
+                  </w:pPr>
+                  <w:r>
+                    <w:t xml:space="preserve">univariate</w:t>
+                  </w:r>
+                  <w:r>
+                    <w:rPr>
+                      <w:vertAlign w:val="superscript"/>
+                    </w:rPr>
+                    <w:t xml:space="preserve">a)</w:t>
+                  </w:r>
+                </w:p>
+              </w:tc>
+              <w:tc>
+                <w:tcPr/>
+                <w:p>
+                  <w:pPr>
+                    <w:pStyle w:val="Compact"/>
+                    <w:jc w:val="center"/>
+                  </w:pPr>
+                  <w:r>
+                    <w:t xml:space="preserve">KPP</w:t>
+                  </w:r>
+                </w:p>
+              </w:tc>
+            </w:tr>
+            <w:tr>
+              <w:tc>
+                <w:tcPr>
+                  <w:gridSpan w:val="1"/>
+                  <w:vMerge w:val="continue"/>
+                </w:tcPr>
+                <w:p>
+                  <w:pPr/>
+                </w:p>
+              </w:tc>
+              <w:tc>
+                <w:tcPr/>
+                <w:p>
+                  <w:pPr>
+                    <w:pStyle w:val="Compact"/>
+                    <w:jc w:val="center"/>
+                  </w:pPr>
+                  <w:r>
+                    <w:t xml:space="preserve">Final DS concentration</w:t>
+                  </w:r>
+                </w:p>
+              </w:tc>
+              <w:tc>
+                <w:tcPr/>
+                <w:p>
+                  <w:pPr>
+                    <w:pStyle w:val="Compact"/>
+                    <w:jc w:val="center"/>
+                  </w:pPr>
+                  <w:r>
+                    <w:t xml:space="preserve">g/L</w:t>
+                  </w:r>
+                </w:p>
+              </w:tc>
+              <w:tc>
+                <w:tcPr/>
+                <w:p>
+                  <w:pPr>
+                    <w:pStyle w:val="Compact"/>
+                    <w:jc w:val="center"/>
+                  </w:pPr>
+                  <w:r>
+                    <w:t xml:space="preserve">75</w:t>
+                  </w:r>
+                </w:p>
+              </w:tc>
+              <w:tc>
+                <w:tcPr/>
+                <w:p>
+                  <w:pPr>
+                    <w:pStyle w:val="Compact"/>
+                    <w:jc w:val="center"/>
+                  </w:pPr>
+                  <w:r>
+                    <w:t xml:space="preserve">70–80</w:t>
+                  </w:r>
+                </w:p>
+              </w:tc>
+              <w:tc>
+                <w:tcPr/>
+                <w:p>
+                  <w:pPr>
+                    <w:pStyle w:val="Compact"/>
+                    <w:jc w:val="center"/>
+                  </w:pPr>
+                  <w:r>
+                    <w:t xml:space="preserve">65–85</w:t>
+                  </w:r>
+                </w:p>
+              </w:tc>
+              <w:tc>
+                <w:tcPr/>
+                <w:p>
+                  <w:pPr>
+                    <w:pStyle w:val="Compact"/>
+                    <w:jc w:val="center"/>
+                  </w:pPr>
+                  <w:r>
+                    <w:t xml:space="preserve">univariate</w:t>
+                  </w:r>
+                  <w:r>
+                    <w:rPr>
+                      <w:vertAlign w:val="superscript"/>
+                    </w:rPr>
+                    <w:t xml:space="preserve">a)</w:t>
+                  </w:r>
+                </w:p>
+              </w:tc>
+              <w:tc>
+                <w:tcPr/>
+                <w:p>
+                  <w:pPr>
+                    <w:pStyle w:val="Compact"/>
+                    <w:jc w:val="center"/>
+                  </w:pPr>
+                  <w:r>
+                    <w:t xml:space="preserve">KPP</w:t>
+                  </w:r>
+                </w:p>
+              </w:tc>
+            </w:tr>
+            <w:tr>
+              <w:tc>
+                <w:tcPr>
+                  <w:gridSpan w:val="8"/>
+                </w:tcPr>
+                <w:p>
+                  <w:pPr>
+                    <w:pStyle w:val="Compact"/>
+                    <w:jc w:val="center"/>
+                  </w:pPr>
+                  <w:r>
+                    <w:rPr>
+                      <w:vertAlign w:val="superscript"/>
+                    </w:rPr>
+                    <w:t xml:space="preserve">a)</w:t>
+                  </w:r>
+                  <w:r>
+                    <w:t xml:space="preserve"> </w:t>
+                  </w:r>
+                  <w:r>
+                    <w:t xml:space="preserve">Studied one factor at a time.</w:t>
+                  </w:r>
+                </w:p>
+              </w:tc>
+            </w:tr>
+            <w:tr>
+              <w:tc>
+                <w:tcPr>
+                  <w:gridSpan w:val="8"/>
+                </w:tcPr>
+                <w:p>
+                  <w:pPr>
+                    <w:pStyle w:val="Compact"/>
+                    <w:jc w:val="center"/>
+                  </w:pPr>
+                  <w:r>
+                    <w:rPr>
+                      <w:vertAlign w:val="superscript"/>
+                    </w:rPr>
+                    <w:t xml:space="preserve">b)</w:t>
+                  </w:r>
+                  <w:r>
+                    <w:t xml:space="preserve"> </w:t>
+                  </w:r>
+                  <w:r>
+                    <w:t xml:space="preserve">The normal operating range equals the characterized range.</w:t>
+                  </w:r>
+                </w:p>
+              </w:tc>
+            </w:tr>
+            <w:tr>
+              <w:tc>
+                <w:tcPr>
+                  <w:gridSpan w:val="8"/>
+                </w:tcPr>
+                <w:p>
+                  <w:pPr>
+                    <w:pStyle w:val="Compact"/>
+                    <w:jc w:val="center"/>
+                  </w:pPr>
+                  <w:r>
+                    <w:rPr>
+                      <w:vertAlign w:val="superscript"/>
+                    </w:rPr>
+                    <w:t xml:space="preserve">c1)</w:t>
+                  </w:r>
+                  <w:r>
+                    <w:t xml:space="preserve"> </w:t>
+                  </w:r>
+                  <w:r>
+                    <w:t xml:space="preserve">Narrowed at Version 2.0 from pH 3.4–3.6, the NOR as characterized (PCR-006).</w:t>
+                  </w:r>
+                </w:p>
+              </w:tc>
+            </w:tr>
+            <w:tr>
+              <w:tc>
+                <w:tcPr>
+                  <w:gridSpan w:val="8"/>
+                </w:tcPr>
+                <w:p>
+                  <w:pPr>
+                    <w:pStyle w:val="Compact"/>
+                    <w:jc w:val="center"/>
+                  </w:pPr>
                   <w:r>
                     <w:rPr>
                       <w:vertAlign w:val="superscript"/>
                     </w:rPr>
                     <w:t xml:space="preserve">c2)</w:t>
                   </w:r>
-                </w:p>
-              </w:tc>
-              <w:tc>
-                <w:tcPr/>
-                <w:p>
-                  <w:pPr>
-                    <w:pStyle w:val="Compact"/>
-                    <w:jc w:val="center"/>
-                  </w:pPr>
-                  <w:r>
-                    <w:t xml:space="preserve">60–180</w:t>
-                  </w:r>
-                </w:p>
-              </w:tc>
-              <w:tc>
-                <w:tcPr/>
-                <w:p>
-                  <w:pPr>
-                    <w:pStyle w:val="Compact"/>
-                    <w:jc w:val="center"/>
-                  </w:pPr>
-                  <w:r>
-                    <w:t xml:space="preserve">multivariate</w:t>
-                  </w:r>
-                </w:p>
-              </w:tc>
-              <w:tc>
-                <w:tcPr/>
-                <w:p>
-                  <w:pPr>
-                    <w:pStyle w:val="Compact"/>
-                    <w:jc w:val="center"/>
-                  </w:pPr>
-                  <w:r>
-                    <w:t xml:space="preserve">WC-CPP</w:t>
-                  </w:r>
-                </w:p>
-              </w:tc>
-            </w:tr>
-            <w:tr>
-              <w:tc>
-                <w:tcPr>
-                  <w:gridSpan w:val="1"/>
-                  <w:vMerge w:val="continue"/>
-                </w:tcPr>
-                <w:p>
-                  <w:pPr/>
-                </w:p>
-              </w:tc>
-              <w:tc>
-                <w:tcPr/>
-                <w:p>
-                  <w:pPr>
-                    <w:pStyle w:val="Compact"/>
-                    <w:jc w:val="center"/>
-                  </w:pPr>
-                  <w:r>
-                    <w:t xml:space="preserve">Temperature</w:t>
-                  </w:r>
-                </w:p>
-              </w:tc>
-              <w:tc>
-                <w:tcPr/>
-                <w:p>
-                  <w:pPr>
-                    <w:pStyle w:val="Compact"/>
-                    <w:jc w:val="center"/>
-                  </w:pPr>
-                  <w:r>
-                    <w:t xml:space="preserve">°C</w:t>
-                  </w:r>
-                </w:p>
-              </w:tc>
-              <w:tc>
-                <w:tcPr/>
-                <w:p>
-                  <w:pPr>
-                    <w:pStyle w:val="Compact"/>
-                    <w:jc w:val="center"/>
-                  </w:pPr>
-                  <w:r>
-                    <w:t xml:space="preserve">21</w:t>
-                  </w:r>
-                </w:p>
-              </w:tc>
-              <w:tc>
-                <w:tcPr/>
-                <w:p>
-                  <w:pPr>
-                    <w:pStyle w:val="Compact"/>
-                    <w:jc w:val="center"/>
-                  </w:pPr>
-                  <w:r>
-                    <w:t xml:space="preserve">20–23</w:t>
-                  </w:r>
+                  <w:r>
+                    <w:t xml:space="preserve"> </w:t>
+                  </w:r>
+                  <w:r>
+                    <w:t xml:space="preserve">Moved at Version 2.0 from pH 3.5, the set-point the studies were run around (PCR-006).</w:t>
+                  </w:r>
+                </w:p>
+              </w:tc>
+            </w:tr>
+            <w:tr>
+              <w:tc>
+                <w:tcPr>
+                  <w:gridSpan w:val="8"/>
+                </w:tcPr>
+                <w:p>
+                  <w:pPr>
+                    <w:pStyle w:val="Compact"/>
+                    <w:jc w:val="center"/>
+                  </w:pPr>
                   <w:r>
                     <w:rPr>
                       <w:vertAlign w:val="superscript"/>
                     </w:rPr>
                     <w:t xml:space="preserve">c3)</w:t>
                   </w:r>
-                </w:p>
-              </w:tc>
-              <w:tc>
-                <w:tcPr/>
-                <w:p>
-                  <w:pPr>
-                    <w:pStyle w:val="Compact"/>
-                    <w:jc w:val="center"/>
-                  </w:pPr>
-                  <w:r>
-                    <w:t xml:space="preserve">15–25</w:t>
-                  </w:r>
-                </w:p>
-              </w:tc>
-              <w:tc>
-                <w:tcPr/>
-                <w:p>
-                  <w:pPr>
-                    <w:pStyle w:val="Compact"/>
-                    <w:jc w:val="center"/>
-                  </w:pPr>
-                  <w:r>
-                    <w:t xml:space="preserve">multivariate</w:t>
-                  </w:r>
-                </w:p>
-              </w:tc>
-              <w:tc>
-                <w:tcPr/>
-                <w:p>
-                  <w:pPr>
-                    <w:pStyle w:val="Compact"/>
-                    <w:jc w:val="center"/>
-                  </w:pPr>
-                  <w:r>
-                    <w:t xml:space="preserve">WC-CPP</w:t>
-                  </w:r>
-                </w:p>
-              </w:tc>
-            </w:tr>
-            <w:tr>
-              <w:tc>
-                <w:tcPr>
-                  <w:gridSpan w:val="1"/>
-                  <w:vMerge w:val="continue"/>
-                </w:tcPr>
-                <w:p>
-                  <w:pPr/>
-                </w:p>
-              </w:tc>
-              <w:tc>
-                <w:tcPr/>
-                <w:p>
-                  <w:pPr>
-                    <w:pStyle w:val="Compact"/>
-                    <w:jc w:val="center"/>
-                  </w:pPr>
-                  <w:r>
-                    <w:t xml:space="preserve">A-Mab concentration</w:t>
-                  </w:r>
-                </w:p>
-              </w:tc>
-              <w:tc>
-                <w:tcPr/>
-                <w:p>
-                  <w:pPr>
-                    <w:pStyle w:val="Compact"/>
-                    <w:jc w:val="center"/>
-                  </w:pPr>
-                  <w:r>
-                    <w:t xml:space="preserve">g/L</w:t>
-                  </w:r>
-                </w:p>
-              </w:tc>
-              <w:tc>
-                <w:tcPr/>
-                <w:p>
-                  <w:pPr>
-                    <w:pStyle w:val="Compact"/>
-                    <w:jc w:val="center"/>
-                  </w:pPr>
-                  <w:r>
-                    <w:t xml:space="preserve">20</w:t>
-                  </w:r>
-                </w:p>
-              </w:tc>
-              <w:tc>
-                <w:tcPr/>
-                <w:p>
-                  <w:pPr>
-                    <w:pStyle w:val="Compact"/>
-                    <w:jc w:val="center"/>
-                  </w:pPr>
-                  <w:r>
-                    <w:t xml:space="preserve">as characterized</w:t>
-                  </w:r>
+                  <w:r>
+                    <w:t xml:space="preserve"> </w:t>
+                  </w:r>
+                  <w:r>
+                    <w:t xml:space="preserve">Narrowed at Version 2.0 from 60–120 min, the NOR as characterized (PCR-006).</w:t>
+                  </w:r>
+                </w:p>
+              </w:tc>
+            </w:tr>
+            <w:tr>
+              <w:tc>
+                <w:tcPr>
+                  <w:gridSpan w:val="8"/>
+                </w:tcPr>
+                <w:p>
+                  <w:pPr>
+                    <w:pStyle w:val="Compact"/>
+                    <w:jc w:val="center"/>
+                  </w:pPr>
                   <w:r>
                     <w:rPr>
                       <w:vertAlign w:val="superscript"/>
                     </w:rPr>
-                    <w:t xml:space="preserve">b)</w:t>
-                  </w:r>
-                </w:p>
-              </w:tc>
-              <w:tc>
-                <w:tcPr/>
-                <w:p>
-                  <w:pPr>
-                    <w:pStyle w:val="Compact"/>
-                    <w:jc w:val="center"/>
-                  </w:pPr>
-                  <w:r>
-                    <w:t xml:space="preserve">5–35</w:t>
-                  </w:r>
-                </w:p>
-              </w:tc>
-              <w:tc>
-                <w:tcPr/>
-                <w:p>
-                  <w:pPr>
-                    <w:pStyle w:val="Compact"/>
-                    <w:jc w:val="center"/>
-                  </w:pPr>
-                  <w:r>
-                    <w:t xml:space="preserve">univariate</w:t>
-                  </w:r>
+                    <w:t xml:space="preserve">c4)</w:t>
+                  </w:r>
+                  <w:r>
+                    <w:t xml:space="preserve"> </w:t>
+                  </w:r>
+                  <w:r>
+                    <w:t xml:space="preserve">Moved at Version 2.0 from 90 min, the set-point the studies were run around (PCR-006).</w:t>
+                  </w:r>
+                </w:p>
+              </w:tc>
+            </w:tr>
+            <w:tr>
+              <w:tc>
+                <w:tcPr>
+                  <w:gridSpan w:val="8"/>
+                </w:tcPr>
+                <w:p>
+                  <w:pPr>
+                    <w:pStyle w:val="Compact"/>
+                    <w:jc w:val="center"/>
+                  </w:pPr>
                   <w:r>
                     <w:rPr>
                       <w:vertAlign w:val="superscript"/>
                     </w:rPr>
-                    <w:t xml:space="preserve">a)</w:t>
-                  </w:r>
-                </w:p>
-              </w:tc>
-              <w:tc>
-                <w:tcPr/>
-                <w:p>
-                  <w:pPr>
-                    <w:pStyle w:val="Compact"/>
-                    <w:jc w:val="center"/>
-                  </w:pPr>
-                  <w:r>
-                    <w:t xml:space="preserve">GPP</w:t>
-                  </w:r>
-                </w:p>
-              </w:tc>
-            </w:tr>
-            <w:tr>
-              <w:tc>
-                <w:tcPr>
-                  <w:vMerge w:val="restart"/>
-                </w:tcPr>
-                <w:p>
-                  <w:pPr>
-                    <w:pStyle w:val="Compact"/>
-                    <w:jc w:val="center"/>
-                  </w:pPr>
-                  <w:r>
-                    <w:t xml:space="preserve">Cation exchange</w:t>
-                  </w:r>
-                </w:p>
-              </w:tc>
-              <w:tc>
-                <w:tcPr/>
-                <w:p>
-                  <w:pPr>
-                    <w:pStyle w:val="Compact"/>
-                    <w:jc w:val="center"/>
-                  </w:pPr>
-                  <w:r>
-                    <w:t xml:space="preserve">Protein load</w:t>
-                  </w:r>
-                </w:p>
-              </w:tc>
-              <w:tc>
-                <w:tcPr/>
-                <w:p>
-                  <w:pPr>
-                    <w:pStyle w:val="Compact"/>
-                    <w:jc w:val="center"/>
-                  </w:pPr>
-                  <w:r>
-                    <w:t xml:space="preserve">g/L resin</w:t>
-                  </w:r>
-                </w:p>
-              </w:tc>
-              <w:tc>
-                <w:tcPr/>
-                <w:p>
-                  <w:pPr>
-                    <w:pStyle w:val="Compact"/>
-                    <w:jc w:val="center"/>
-                  </w:pPr>
-                  <w:r>
-                    <w:t xml:space="preserve">25</w:t>
-                  </w:r>
-                </w:p>
-              </w:tc>
-              <w:tc>
-                <w:tcPr/>
-                <w:p>
-                  <w:pPr>
-                    <w:pStyle w:val="Compact"/>
-                    <w:jc w:val="center"/>
-                  </w:pPr>
-                  <w:r>
-                    <w:t xml:space="preserve">18–32</w:t>
-                  </w:r>
-                </w:p>
-              </w:tc>
-              <w:tc>
-                <w:tcPr/>
-                <w:p>
-                  <w:pPr>
-                    <w:pStyle w:val="Compact"/>
-                    <w:jc w:val="center"/>
-                  </w:pPr>
-                  <w:r>
-                    <w:t xml:space="preserve">10–40</w:t>
-                  </w:r>
-                </w:p>
-              </w:tc>
-              <w:tc>
-                <w:tcPr/>
-                <w:p>
-                  <w:pPr>
-                    <w:pStyle w:val="Compact"/>
-                    <w:jc w:val="center"/>
-                  </w:pPr>
-                  <w:r>
-                    <w:t xml:space="preserve">multivariate</w:t>
-                  </w:r>
-                </w:p>
-              </w:tc>
-              <w:tc>
-                <w:tcPr/>
-                <w:p>
-                  <w:pPr>
-                    <w:pStyle w:val="Compact"/>
-                    <w:jc w:val="center"/>
-                  </w:pPr>
-                  <w:r>
-                    <w:t xml:space="preserve">WC-CPP</w:t>
-                  </w:r>
-                </w:p>
-              </w:tc>
-            </w:tr>
-            <w:tr>
-              <w:tc>
-                <w:tcPr>
-                  <w:gridSpan w:val="1"/>
-                  <w:vMerge w:val="continue"/>
-                </w:tcPr>
-                <w:p>
-                  <w:pPr/>
-                </w:p>
-              </w:tc>
-              <w:tc>
-                <w:tcPr/>
-                <w:p>
-                  <w:pPr>
-                    <w:pStyle w:val="Compact"/>
-                    <w:jc w:val="center"/>
-                  </w:pPr>
-                  <w:r>
-                    <w:t xml:space="preserve">Load/Wash conductivity</w:t>
-                  </w:r>
-                </w:p>
-              </w:tc>
-              <w:tc>
-                <w:tcPr/>
-                <w:p>
-                  <w:pPr>
-                    <w:pStyle w:val="Compact"/>
-                    <w:jc w:val="center"/>
-                  </w:pPr>
-                  <w:r>
-                    <w:t xml:space="preserve">mS/cm</w:t>
-                  </w:r>
-                </w:p>
-              </w:tc>
-              <w:tc>
-                <w:tcPr/>
-                <w:p>
-                  <w:pPr>
-                    <w:pStyle w:val="Compact"/>
-                    <w:jc w:val="center"/>
-                  </w:pPr>
-                  <w:r>
-                    <w:t xml:space="preserve">5</w:t>
-                  </w:r>
-                </w:p>
-              </w:tc>
-              <w:tc>
-                <w:tcPr/>
-                <w:p>
-                  <w:pPr>
-                    <w:pStyle w:val="Compact"/>
-                    <w:jc w:val="center"/>
-                  </w:pPr>
-                  <w:r>
-                    <w:t xml:space="preserve">4–6</w:t>
-                  </w:r>
-                </w:p>
-              </w:tc>
-              <w:tc>
-                <w:tcPr/>
-                <w:p>
-                  <w:pPr>
-                    <w:pStyle w:val="Compact"/>
-                    <w:jc w:val="center"/>
-                  </w:pPr>
-                  <w:r>
-                    <w:t xml:space="preserve">3–7</w:t>
-                  </w:r>
-                </w:p>
-              </w:tc>
-              <w:tc>
-                <w:tcPr/>
-                <w:p>
-                  <w:pPr>
-                    <w:pStyle w:val="Compact"/>
-                    <w:jc w:val="center"/>
-                  </w:pPr>
-                  <w:r>
-                    <w:t xml:space="preserve">multivariate</w:t>
-                  </w:r>
-                </w:p>
-              </w:tc>
-              <w:tc>
-                <w:tcPr/>
-                <w:p>
-                  <w:pPr>
-                    <w:pStyle w:val="Compact"/>
-                    <w:jc w:val="center"/>
-                  </w:pPr>
-                  <w:r>
-                    <w:t xml:space="preserve">WC-CPP</w:t>
-                  </w:r>
-                </w:p>
-              </w:tc>
-            </w:tr>
-            <w:tr>
-              <w:tc>
-                <w:tcPr>
-                  <w:gridSpan w:val="1"/>
-                  <w:vMerge w:val="continue"/>
-                </w:tcPr>
-                <w:p>
-                  <w:pPr/>
-                </w:p>
-              </w:tc>
-              <w:tc>
-                <w:tcPr/>
-                <w:p>
-                  <w:pPr>
-                    <w:pStyle w:val="Compact"/>
-                    <w:jc w:val="center"/>
-                  </w:pPr>
-                  <w:r>
-                    <w:t xml:space="preserve">Elution buffer pH</w:t>
-                  </w:r>
-                </w:p>
-              </w:tc>
-              <w:tc>
-                <w:tcPr/>
-                <w:p>
-                  <w:pPr>
-                    <w:pStyle w:val="Compact"/>
-                    <w:jc w:val="center"/>
-                  </w:pPr>
-                  <w:r>
-                    <w:t xml:space="preserve">pH</w:t>
-                  </w:r>
-                </w:p>
-              </w:tc>
-              <w:tc>
-                <w:tcPr/>
-                <w:p>
-                  <w:pPr>
-                    <w:pStyle w:val="Compact"/>
-                    <w:jc w:val="center"/>
-                  </w:pPr>
-                  <w:r>
-                    <w:t xml:space="preserve">6</w:t>
-                  </w:r>
-                </w:p>
-              </w:tc>
-              <w:tc>
-                <w:tcPr/>
-                <w:p>
-                  <w:pPr>
-                    <w:pStyle w:val="Compact"/>
-                    <w:jc w:val="center"/>
-                  </w:pPr>
-                  <w:r>
-                    <w:t xml:space="preserve">5.85–6.15</w:t>
-                  </w:r>
-                </w:p>
-              </w:tc>
-              <w:tc>
-                <w:tcPr/>
-                <w:p>
-                  <w:pPr>
-                    <w:pStyle w:val="Compact"/>
-                    <w:jc w:val="center"/>
-                  </w:pPr>
-                  <w:r>
-                    <w:t xml:space="preserve">5.8–6.2</w:t>
-                  </w:r>
-                </w:p>
-              </w:tc>
-              <w:tc>
-                <w:tcPr/>
-                <w:p>
-                  <w:pPr>
-                    <w:pStyle w:val="Compact"/>
-                    <w:jc w:val="center"/>
-                  </w:pPr>
-                  <w:r>
-                    <w:t xml:space="preserve">multivariate</w:t>
-                  </w:r>
-                </w:p>
-              </w:tc>
-              <w:tc>
-                <w:tcPr/>
-                <w:p>
-                  <w:pPr>
-                    <w:pStyle w:val="Compact"/>
-                    <w:jc w:val="center"/>
-                  </w:pPr>
-                  <w:r>
-                    <w:t xml:space="preserve">WC-CPP</w:t>
-                  </w:r>
-                </w:p>
-              </w:tc>
-            </w:tr>
-            <w:tr>
-              <w:tc>
-                <w:tcPr>
-                  <w:gridSpan w:val="1"/>
-                  <w:vMerge w:val="continue"/>
-                </w:tcPr>
-                <w:p>
-                  <w:pPr/>
-                </w:p>
-              </w:tc>
-              <w:tc>
-                <w:tcPr/>
-                <w:p>
-                  <w:pPr>
-                    <w:pStyle w:val="Compact"/>
-                    <w:jc w:val="center"/>
-                  </w:pPr>
-                  <w:r>
-                    <w:t xml:space="preserve">Elution stop collect</w:t>
-                  </w:r>
-                </w:p>
-              </w:tc>
-              <w:tc>
-                <w:tcPr/>
-                <w:p>
-                  <w:pPr>
-                    <w:pStyle w:val="Compact"/>
-                    <w:jc w:val="center"/>
-                  </w:pPr>
-                  <w:r>
-                    <w:t xml:space="preserve">AU (OD280, descending)</w:t>
-                  </w:r>
-                </w:p>
-              </w:tc>
-              <w:tc>
-                <w:tcPr/>
-                <w:p>
-                  <w:pPr>
-                    <w:pStyle w:val="Compact"/>
-                    <w:jc w:val="center"/>
-                  </w:pPr>
-                  <w:r>
-                    <w:t xml:space="preserve">1</w:t>
-                  </w:r>
-                </w:p>
-              </w:tc>
-              <w:tc>
-                <w:tcPr/>
-                <w:p>
-                  <w:pPr>
-                    <w:pStyle w:val="Compact"/>
-                    <w:jc w:val="center"/>
-                  </w:pPr>
-                  <w:r>
-                    <w:t xml:space="preserve">0.7–1.3</w:t>
-                  </w:r>
-                </w:p>
-              </w:tc>
-              <w:tc>
-                <w:tcPr/>
-                <w:p>
-                  <w:pPr>
-                    <w:pStyle w:val="Compact"/>
-                    <w:jc w:val="center"/>
-                  </w:pPr>
-                  <w:r>
-                    <w:t xml:space="preserve">0.5–1.5</w:t>
-                  </w:r>
-                </w:p>
-              </w:tc>
-              <w:tc>
-                <w:tcPr/>
-                <w:p>
-                  <w:pPr>
-                    <w:pStyle w:val="Compact"/>
-                    <w:jc w:val="center"/>
-                  </w:pPr>
-                  <w:r>
-                    <w:t xml:space="preserve">multivariate</w:t>
-                  </w:r>
-                </w:p>
-              </w:tc>
-              <w:tc>
-                <w:tcPr/>
-                <w:p>
-                  <w:pPr>
-                    <w:pStyle w:val="Compact"/>
-                    <w:jc w:val="center"/>
-                  </w:pPr>
-                  <w:r>
-                    <w:t xml:space="preserve">WC-CPP</w:t>
-                  </w:r>
-                </w:p>
-              </w:tc>
-            </w:tr>
-            <w:tr>
-              <w:tc>
-                <w:tcPr>
-                  <w:gridSpan w:val="1"/>
-                  <w:vMerge w:val="continue"/>
-                </w:tcPr>
-                <w:p>
-                  <w:pPr/>
-                </w:p>
-              </w:tc>
-              <w:tc>
-                <w:tcPr/>
-                <w:p>
-                  <w:pPr>
-                    <w:pStyle w:val="Compact"/>
-                    <w:jc w:val="center"/>
-                  </w:pPr>
-                  <w:r>
-                    <w:t xml:space="preserve">Elution flow rate</w:t>
-                  </w:r>
-                </w:p>
-              </w:tc>
-              <w:tc>
-                <w:tcPr/>
-                <w:p>
-                  <w:pPr>
-                    <w:pStyle w:val="Compact"/>
-                    <w:jc w:val="center"/>
-                  </w:pPr>
-                  <w:r>
-                    <w:t xml:space="preserve">cm/hr</w:t>
-                  </w:r>
-                </w:p>
-              </w:tc>
-              <w:tc>
-                <w:tcPr/>
-                <w:p>
-                  <w:pPr>
-                    <w:pStyle w:val="Compact"/>
-                    <w:jc w:val="center"/>
-                  </w:pPr>
-                  <w:r>
-                    <w:t xml:space="preserve">200</w:t>
-                  </w:r>
-                </w:p>
-              </w:tc>
-              <w:tc>
-                <w:tcPr/>
-                <w:p>
-                  <w:pPr>
-                    <w:pStyle w:val="Compact"/>
-                    <w:jc w:val="center"/>
-                  </w:pPr>
-                  <w:r>
-                    <w:t xml:space="preserve">150–250</w:t>
-                  </w:r>
-                </w:p>
-              </w:tc>
-              <w:tc>
-                <w:tcPr/>
-                <w:p>
-                  <w:pPr>
-                    <w:pStyle w:val="Compact"/>
-                    <w:jc w:val="center"/>
-                  </w:pPr>
-                  <w:r>
-                    <w:t xml:space="preserve">100–300</w:t>
-                  </w:r>
-                </w:p>
-              </w:tc>
-              <w:tc>
-                <w:tcPr/>
-                <w:p>
-                  <w:pPr>
-                    <w:pStyle w:val="Compact"/>
-                    <w:jc w:val="center"/>
-                  </w:pPr>
-                  <w:r>
-                    <w:t xml:space="preserve">univariate</w:t>
-                  </w:r>
-                  <w:r>
-                    <w:rPr>
-                      <w:vertAlign w:val="superscript"/>
-                    </w:rPr>
-                    <w:t xml:space="preserve">a)</w:t>
-                  </w:r>
-                </w:p>
-              </w:tc>
-              <w:tc>
-                <w:tcPr/>
-                <w:p>
-                  <w:pPr>
-                    <w:pStyle w:val="Compact"/>
-                    <w:jc w:val="center"/>
-                  </w:pPr>
-                  <w:r>
-                    <w:t xml:space="preserve">GPP</w:t>
-                  </w:r>
-                </w:p>
-              </w:tc>
-            </w:tr>
-            <w:tr>
-              <w:tc>
-                <w:tcPr>
-                  <w:vMerge w:val="restart"/>
-                </w:tcPr>
-                <w:p>
-                  <w:pPr>
-                    <w:pStyle w:val="Compact"/>
-                    <w:jc w:val="center"/>
-                  </w:pPr>
-                  <w:r>
-                    <w:t xml:space="preserve">Anion exchange</w:t>
-                  </w:r>
-                </w:p>
-              </w:tc>
-              <w:tc>
-                <w:tcPr/>
-                <w:p>
-                  <w:pPr>
-                    <w:pStyle w:val="Compact"/>
-                    <w:jc w:val="center"/>
-                  </w:pPr>
-                  <w:r>
-                    <w:t xml:space="preserve">Load pH</w:t>
-                  </w:r>
-                </w:p>
-              </w:tc>
-              <w:tc>
-                <w:tcPr/>
-                <w:p>
-                  <w:pPr>
-                    <w:pStyle w:val="Compact"/>
-                    <w:jc w:val="center"/>
-                  </w:pPr>
-                  <w:r>
-                    <w:t xml:space="preserve">pH</w:t>
-                  </w:r>
-                </w:p>
-              </w:tc>
-              <w:tc>
-                <w:tcPr/>
-                <w:p>
-                  <w:pPr>
-                    <w:pStyle w:val="Compact"/>
-                    <w:jc w:val="center"/>
-                  </w:pPr>
-                  <w:r>
-                    <w:t xml:space="preserve">7.5</w:t>
-                  </w:r>
-                </w:p>
-              </w:tc>
-              <w:tc>
-                <w:tcPr/>
-                <w:p>
-                  <w:pPr>
-                    <w:pStyle w:val="Compact"/>
-                    <w:jc w:val="center"/>
-                  </w:pPr>
-                  <w:r>
-                    <w:t xml:space="preserve">7.35–7.65</w:t>
-                  </w:r>
-                </w:p>
-              </w:tc>
-              <w:tc>
-                <w:tcPr/>
-                <w:p>
-                  <w:pPr>
-                    <w:pStyle w:val="Compact"/>
-                    <w:jc w:val="center"/>
-                  </w:pPr>
-                  <w:r>
-                    <w:t xml:space="preserve">7.2–7.8</w:t>
-                  </w:r>
-                </w:p>
-              </w:tc>
-              <w:tc>
-                <w:tcPr/>
-                <w:p>
-                  <w:pPr>
-                    <w:pStyle w:val="Compact"/>
-                    <w:jc w:val="center"/>
-                  </w:pPr>
-                  <w:r>
-                    <w:t xml:space="preserve">multivariate</w:t>
-                  </w:r>
-                </w:p>
-              </w:tc>
-              <w:tc>
-                <w:tcPr/>
-                <w:p>
-                  <w:pPr>
-                    <w:pStyle w:val="Compact"/>
-                    <w:jc w:val="center"/>
-                  </w:pPr>
-                  <w:r>
-                    <w:t xml:space="preserve">WC-CPP</w:t>
-                  </w:r>
-                </w:p>
-              </w:tc>
-            </w:tr>
-            <w:tr>
-              <w:tc>
-                <w:tcPr>
-                  <w:gridSpan w:val="1"/>
-                  <w:vMerge w:val="continue"/>
-                </w:tcPr>
-                <w:p>
-                  <w:pPr/>
-                </w:p>
-              </w:tc>
-              <w:tc>
-                <w:tcPr/>
-                <w:p>
-                  <w:pPr>
-                    <w:pStyle w:val="Compact"/>
-                    <w:jc w:val="center"/>
-                  </w:pPr>
-                  <w:r>
-                    <w:t xml:space="preserve">Equil/Wash-1 conductivity</w:t>
-                  </w:r>
-                </w:p>
-              </w:tc>
-              <w:tc>
-                <w:tcPr/>
-                <w:p>
-                  <w:pPr>
-                    <w:pStyle w:val="Compact"/>
-                    <w:jc w:val="center"/>
-                  </w:pPr>
-                  <w:r>
-                    <w:t xml:space="preserve">mS/cm</w:t>
-                  </w:r>
-                </w:p>
-              </w:tc>
-              <w:tc>
-                <w:tcPr/>
-                <w:p>
-                  <w:pPr>
-                    <w:pStyle w:val="Compact"/>
-                    <w:jc w:val="center"/>
-                  </w:pPr>
-                  <w:r>
-                    <w:t xml:space="preserve">2.6</w:t>
-                  </w:r>
-                </w:p>
-              </w:tc>
-              <w:tc>
-                <w:tcPr/>
-                <w:p>
-                  <w:pPr>
-                    <w:pStyle w:val="Compact"/>
-                    <w:jc w:val="center"/>
-                  </w:pPr>
-                  <w:r>
-                    <w:t xml:space="preserve">2.1–3.1</w:t>
-                  </w:r>
-                </w:p>
-              </w:tc>
-              <w:tc>
-                <w:tcPr/>
-                <w:p>
-                  <w:pPr>
-                    <w:pStyle w:val="Compact"/>
-                    <w:jc w:val="center"/>
-                  </w:pPr>
-                  <w:r>
-                    <w:t xml:space="preserve">1.6–3.6</w:t>
-                  </w:r>
-                </w:p>
-              </w:tc>
-              <w:tc>
-                <w:tcPr/>
-                <w:p>
-                  <w:pPr>
-                    <w:pStyle w:val="Compact"/>
-                    <w:jc w:val="center"/>
-                  </w:pPr>
-                  <w:r>
-                    <w:t xml:space="preserve">multivariate</w:t>
-                  </w:r>
-                </w:p>
-              </w:tc>
-              <w:tc>
-                <w:tcPr/>
-                <w:p>
-                  <w:pPr>
-                    <w:pStyle w:val="Compact"/>
-                    <w:jc w:val="center"/>
-                  </w:pPr>
-                  <w:r>
-                    <w:t xml:space="preserve">WC-CPP</w:t>
-                  </w:r>
-                </w:p>
-              </w:tc>
-            </w:tr>
-            <w:tr>
-              <w:tc>
-                <w:tcPr>
-                  <w:gridSpan w:val="1"/>
-                  <w:vMerge w:val="continue"/>
-                </w:tcPr>
-                <w:p>
-                  <w:pPr/>
-                </w:p>
-              </w:tc>
-              <w:tc>
-                <w:tcPr/>
-                <w:p>
-                  <w:pPr>
-                    <w:pStyle w:val="Compact"/>
-                    <w:jc w:val="center"/>
-                  </w:pPr>
-                  <w:r>
-                    <w:t xml:space="preserve">Load conductivity</w:t>
-                  </w:r>
-                </w:p>
-              </w:tc>
-              <w:tc>
-                <w:tcPr/>
-                <w:p>
-                  <w:pPr>
-                    <w:pStyle w:val="Compact"/>
-                    <w:jc w:val="center"/>
-                  </w:pPr>
-                  <w:r>
-                    <w:t xml:space="preserve">mS/cm</w:t>
-                  </w:r>
-                </w:p>
-              </w:tc>
-              <w:tc>
-                <w:tcPr/>
-                <w:p>
-                  <w:pPr>
-                    <w:pStyle w:val="Compact"/>
-                    <w:jc w:val="center"/>
-                  </w:pPr>
-                  <w:r>
-                    <w:t xml:space="preserve">5.5</w:t>
-                  </w:r>
-                </w:p>
-              </w:tc>
-              <w:tc>
-                <w:tcPr/>
-                <w:p>
-                  <w:pPr>
-                    <w:pStyle w:val="Compact"/>
-                    <w:jc w:val="center"/>
-                  </w:pPr>
-                  <w:r>
-                    <w:t xml:space="preserve">4–7</w:t>
-                  </w:r>
-                </w:p>
-              </w:tc>
-              <w:tc>
-                <w:tcPr/>
-                <w:p>
-                  <w:pPr>
-                    <w:pStyle w:val="Compact"/>
-                    <w:jc w:val="center"/>
-                  </w:pPr>
-                  <w:r>
-                    <w:t xml:space="preserve">3–8</w:t>
-                  </w:r>
-                </w:p>
-              </w:tc>
-              <w:tc>
-                <w:tcPr/>
-                <w:p>
-                  <w:pPr>
-                    <w:pStyle w:val="Compact"/>
-                    <w:jc w:val="center"/>
-                  </w:pPr>
-                  <w:r>
-                    <w:t xml:space="preserve">multivariate</w:t>
-                  </w:r>
-                </w:p>
-              </w:tc>
-              <w:tc>
-                <w:tcPr/>
-                <w:p>
-                  <w:pPr>
-                    <w:pStyle w:val="Compact"/>
-                    <w:jc w:val="center"/>
-                  </w:pPr>
-                  <w:r>
-                    <w:t xml:space="preserve">WC-CPP</w:t>
-                  </w:r>
-                </w:p>
-              </w:tc>
-            </w:tr>
-            <w:tr>
-              <w:tc>
-                <w:tcPr>
-                  <w:gridSpan w:val="1"/>
-                  <w:vMerge w:val="continue"/>
-                </w:tcPr>
-                <w:p>
-                  <w:pPr/>
-                </w:p>
-              </w:tc>
-              <w:tc>
-                <w:tcPr/>
-                <w:p>
-                  <w:pPr>
-                    <w:pStyle w:val="Compact"/>
-                    <w:jc w:val="center"/>
-                  </w:pPr>
-                  <w:r>
-                    <w:t xml:space="preserve">Protein load</w:t>
-                  </w:r>
-                </w:p>
-              </w:tc>
-              <w:tc>
-                <w:tcPr/>
-                <w:p>
-                  <w:pPr>
-                    <w:pStyle w:val="Compact"/>
-                    <w:jc w:val="center"/>
-                  </w:pPr>
-                  <w:r>
-                    <w:t xml:space="preserve">g/L resin</w:t>
-                  </w:r>
-                </w:p>
-              </w:tc>
-              <w:tc>
-                <w:tcPr/>
-                <w:p>
-                  <w:pPr>
-                    <w:pStyle w:val="Compact"/>
-                    <w:jc w:val="center"/>
-                  </w:pPr>
-                  <w:r>
-                    <w:t xml:space="preserve">200</w:t>
-                  </w:r>
-                </w:p>
-              </w:tc>
-              <w:tc>
-                <w:tcPr/>
-                <w:p>
-                  <w:pPr>
-                    <w:pStyle w:val="Compact"/>
-                    <w:jc w:val="center"/>
-                  </w:pPr>
-                  <w:r>
-                    <w:t xml:space="preserve">120–280</w:t>
-                  </w:r>
-                </w:p>
-              </w:tc>
-              <w:tc>
-                <w:tcPr/>
-                <w:p>
-                  <w:pPr>
-                    <w:pStyle w:val="Compact"/>
-                    <w:jc w:val="center"/>
-                  </w:pPr>
-                  <w:r>
-                    <w:t xml:space="preserve">50–300</w:t>
-                  </w:r>
-                </w:p>
-              </w:tc>
-              <w:tc>
-                <w:tcPr/>
-                <w:p>
-                  <w:pPr>
-                    <w:pStyle w:val="Compact"/>
-                    <w:jc w:val="center"/>
-                  </w:pPr>
-                  <w:r>
-                    <w:t xml:space="preserve">multivariate</w:t>
-                  </w:r>
-                </w:p>
-              </w:tc>
-              <w:tc>
-                <w:tcPr/>
-                <w:p>
-                  <w:pPr>
-                    <w:pStyle w:val="Compact"/>
-                    <w:jc w:val="center"/>
-                  </w:pPr>
-                  <w:r>
-                    <w:t xml:space="preserve">WC-CPP</w:t>
-                  </w:r>
-                </w:p>
-              </w:tc>
-            </w:tr>
-            <w:tr>
-              <w:tc>
-                <w:tcPr>
-                  <w:gridSpan w:val="1"/>
-                  <w:vMerge w:val="continue"/>
-                </w:tcPr>
-                <w:p>
-                  <w:pPr/>
-                </w:p>
-              </w:tc>
-              <w:tc>
-                <w:tcPr/>
-                <w:p>
-                  <w:pPr>
-                    <w:pStyle w:val="Compact"/>
-                    <w:jc w:val="center"/>
-                  </w:pPr>
-                  <w:r>
-                    <w:t xml:space="preserve">Operating flow rate</w:t>
-                  </w:r>
-                </w:p>
-              </w:tc>
-              <w:tc>
-                <w:tcPr/>
-                <w:p>
-                  <w:pPr>
-                    <w:pStyle w:val="Compact"/>
-                    <w:jc w:val="center"/>
-                  </w:pPr>
-                  <w:r>
-                    <w:t xml:space="preserve">cm/hr</w:t>
-                  </w:r>
-                </w:p>
-              </w:tc>
-              <w:tc>
-                <w:tcPr/>
-                <w:p>
-                  <w:pPr>
-                    <w:pStyle w:val="Compact"/>
-                    <w:jc w:val="center"/>
-                  </w:pPr>
-                  <w:r>
-                    <w:t xml:space="preserve">300</w:t>
-                  </w:r>
-                </w:p>
-              </w:tc>
-              <w:tc>
-                <w:tcPr/>
-                <w:p>
-                  <w:pPr>
-                    <w:pStyle w:val="Compact"/>
-                    <w:jc w:val="center"/>
-                  </w:pPr>
-                  <w:r>
-                    <w:t xml:space="preserve">200–400</w:t>
-                  </w:r>
-                </w:p>
-              </w:tc>
-              <w:tc>
-                <w:tcPr/>
-                <w:p>
-                  <w:pPr>
-                    <w:pStyle w:val="Compact"/>
-                    <w:jc w:val="center"/>
-                  </w:pPr>
-                  <w:r>
-                    <w:t xml:space="preserve">150–450</w:t>
-                  </w:r>
-                </w:p>
-              </w:tc>
-              <w:tc>
-                <w:tcPr/>
-                <w:p>
-                  <w:pPr>
-                    <w:pStyle w:val="Compact"/>
-                    <w:jc w:val="center"/>
-                  </w:pPr>
-                  <w:r>
-                    <w:t xml:space="preserve">univariate</w:t>
-                  </w:r>
-                  <w:r>
-                    <w:rPr>
-                      <w:vertAlign w:val="superscript"/>
-                    </w:rPr>
-                    <w:t xml:space="preserve">a)</w:t>
-                  </w:r>
-                </w:p>
-              </w:tc>
-              <w:tc>
-                <w:tcPr/>
-                <w:p>
-                  <w:pPr>
-                    <w:pStyle w:val="Compact"/>
-                    <w:jc w:val="center"/>
-                  </w:pPr>
-                  <w:r>
-                    <w:t xml:space="preserve">WC-CPP</w:t>
-                  </w:r>
-                </w:p>
-              </w:tc>
-            </w:tr>
-            <w:tr>
-              <w:tc>
-                <w:tcPr>
-                  <w:vMerge w:val="restart"/>
-                </w:tcPr>
-                <w:p>
-                  <w:pPr>
-                    <w:pStyle w:val="Compact"/>
-                    <w:jc w:val="center"/>
-                  </w:pPr>
-                  <w:r>
-                    <w:t xml:space="preserve">Virus filtration</w:t>
-                  </w:r>
-                </w:p>
-              </w:tc>
-              <w:tc>
-                <w:tcPr/>
-                <w:p>
-                  <w:pPr>
-                    <w:pStyle w:val="Compact"/>
-                    <w:jc w:val="center"/>
-                  </w:pPr>
-                  <w:r>
-                    <w:t xml:space="preserve">Filtration volume (load)</w:t>
-                  </w:r>
-                </w:p>
-              </w:tc>
-              <w:tc>
-                <w:tcPr/>
-                <w:p>
-                  <w:pPr>
-                    <w:pStyle w:val="Compact"/>
-                    <w:jc w:val="center"/>
-                  </w:pPr>
-                  <w:r>
-                    <w:t xml:space="preserve">L/m2</w:t>
-                  </w:r>
-                </w:p>
-              </w:tc>
-              <w:tc>
-                <w:tcPr/>
-                <w:p>
-                  <w:pPr>
-                    <w:pStyle w:val="Compact"/>
-                    <w:jc w:val="center"/>
-                  </w:pPr>
-                  <w:r>
-                    <w:t xml:space="preserve">90</w:t>
-                  </w:r>
-                </w:p>
-              </w:tc>
-              <w:tc>
-                <w:tcPr/>
-                <w:p>
-                  <w:pPr>
-                    <w:pStyle w:val="Compact"/>
-                    <w:jc w:val="center"/>
-                  </w:pPr>
-                  <w:r>
-                    <w:t xml:space="preserve">50–105</w:t>
-                  </w:r>
-                </w:p>
-              </w:tc>
-              <w:tc>
-                <w:tcPr/>
-                <w:p>
-                  <w:pPr>
-                    <w:pStyle w:val="Compact"/>
-                    <w:jc w:val="center"/>
-                  </w:pPr>
-                  <w:r>
-                    <w:t xml:space="preserve">50–140</w:t>
-                  </w:r>
-                </w:p>
-              </w:tc>
-              <w:tc>
-                <w:tcPr/>
-                <w:p>
-                  <w:pPr>
-                    <w:pStyle w:val="Compact"/>
-                    <w:jc w:val="center"/>
-                  </w:pPr>
-                  <w:r>
-                    <w:t xml:space="preserve">multivariate</w:t>
-                  </w:r>
-                </w:p>
-              </w:tc>
-              <w:tc>
-                <w:tcPr/>
-                <w:p>
-                  <w:pPr>
-                    <w:pStyle w:val="Compact"/>
-                    <w:jc w:val="center"/>
-                  </w:pPr>
-                  <w:r>
-                    <w:t xml:space="preserve">WC-CPP</w:t>
-                  </w:r>
-                </w:p>
-              </w:tc>
-            </w:tr>
-            <w:tr>
-              <w:tc>
-                <w:tcPr>
-                  <w:gridSpan w:val="1"/>
-                  <w:vMerge w:val="continue"/>
-                </w:tcPr>
-                <w:p>
-                  <w:pPr/>
-                </w:p>
-              </w:tc>
-              <w:tc>
-                <w:tcPr/>
-                <w:p>
-                  <w:pPr>
-                    <w:pStyle w:val="Compact"/>
-                    <w:jc w:val="center"/>
-                  </w:pPr>
-                  <w:r>
-                    <w:t xml:space="preserve">Filtration pressure</w:t>
-                  </w:r>
-                </w:p>
-              </w:tc>
-              <w:tc>
-                <w:tcPr/>
-                <w:p>
-                  <w:pPr>
-                    <w:pStyle w:val="Compact"/>
-                    <w:jc w:val="center"/>
-                  </w:pPr>
-                  <w:r>
-                    <w:t xml:space="preserve">psi</w:t>
-                  </w:r>
-                </w:p>
-              </w:tc>
-              <w:tc>
-                <w:tcPr/>
-                <w:p>
-                  <w:pPr>
-                    <w:pStyle w:val="Compact"/>
-                    <w:jc w:val="center"/>
-                  </w:pPr>
-                  <w:r>
-                    <w:t xml:space="preserve">13</w:t>
-                  </w:r>
-                </w:p>
-              </w:tc>
-              <w:tc>
-                <w:tcPr/>
-                <w:p>
-                  <w:pPr>
-                    <w:pStyle w:val="Compact"/>
-                    <w:jc w:val="center"/>
-                  </w:pPr>
-                  <w:r>
-                    <w:t xml:space="preserve">10–20</w:t>
-                  </w:r>
-                </w:p>
-              </w:tc>
-              <w:tc>
-                <w:tcPr/>
-                <w:p>
-                  <w:pPr>
-                    <w:pStyle w:val="Compact"/>
-                    <w:jc w:val="center"/>
-                  </w:pPr>
-                  <w:r>
-                    <w:t xml:space="preserve">8–30</w:t>
-                  </w:r>
-                </w:p>
-              </w:tc>
-              <w:tc>
-                <w:tcPr/>
-                <w:p>
-                  <w:pPr>
-                    <w:pStyle w:val="Compact"/>
-                    <w:jc w:val="center"/>
-                  </w:pPr>
-                  <w:r>
-                    <w:t xml:space="preserve">multivariate</w:t>
-                  </w:r>
-                </w:p>
-              </w:tc>
-              <w:tc>
-                <w:tcPr/>
-                <w:p>
-                  <w:pPr>
-                    <w:pStyle w:val="Compact"/>
-                    <w:jc w:val="center"/>
-                  </w:pPr>
-                  <w:r>
-                    <w:t xml:space="preserve">WC-CPP</w:t>
-                  </w:r>
-                </w:p>
-              </w:tc>
-            </w:tr>
-            <w:tr>
-              <w:tc>
-                <w:tcPr>
-                  <w:vMerge w:val="restart"/>
-                </w:tcPr>
-                <w:p>
-                  <w:pPr>
-                    <w:pStyle w:val="Compact"/>
-                    <w:jc w:val="center"/>
-                  </w:pPr>
-                  <w:r>
-                    <w:t xml:space="preserve">UF/DF</w:t>
-                  </w:r>
-                </w:p>
-              </w:tc>
-              <w:tc>
-                <w:tcPr/>
-                <w:p>
-                  <w:pPr>
-                    <w:pStyle w:val="Compact"/>
-                    <w:jc w:val="center"/>
-                  </w:pPr>
-                  <w:r>
-                    <w:t xml:space="preserve">Number of diavolumes</w:t>
-                  </w:r>
-                </w:p>
-              </w:tc>
-              <w:tc>
-                <w:tcPr/>
-                <w:p>
-                  <w:pPr>
-                    <w:pStyle w:val="Compact"/>
-                    <w:jc w:val="center"/>
-                  </w:pPr>
-                  <w:r>
-                    <w:t xml:space="preserve">DV</w:t>
-                  </w:r>
-                </w:p>
-              </w:tc>
-              <w:tc>
-                <w:tcPr/>
-                <w:p>
-                  <w:pPr>
-                    <w:pStyle w:val="Compact"/>
-                    <w:jc w:val="center"/>
-                  </w:pPr>
-                  <w:r>
-                    <w:t xml:space="preserve">8</w:t>
-                  </w:r>
-                </w:p>
-              </w:tc>
-              <w:tc>
-                <w:tcPr/>
-                <w:p>
-                  <w:pPr>
-                    <w:pStyle w:val="Compact"/>
-                    <w:jc w:val="center"/>
-                  </w:pPr>
-                  <w:r>
-                    <w:t xml:space="preserve">7–9</w:t>
-                  </w:r>
-                </w:p>
-              </w:tc>
-              <w:tc>
-                <w:tcPr/>
-                <w:p>
-                  <w:pPr>
-                    <w:pStyle w:val="Compact"/>
-                    <w:jc w:val="center"/>
-                  </w:pPr>
-                  <w:r>
-                    <w:t xml:space="preserve">7–10</w:t>
-                  </w:r>
-                </w:p>
-              </w:tc>
-              <w:tc>
-                <w:tcPr/>
-                <w:p>
-                  <w:pPr>
-                    <w:pStyle w:val="Compact"/>
-                    <w:jc w:val="center"/>
-                  </w:pPr>
-                  <w:r>
-                    <w:t xml:space="preserve">univariate</w:t>
-                  </w:r>
-                  <w:r>
-                    <w:rPr>
-                      <w:vertAlign w:val="superscript"/>
-                    </w:rPr>
-                    <w:t xml:space="preserve">a)</w:t>
-                  </w:r>
-                </w:p>
-              </w:tc>
-              <w:tc>
-                <w:tcPr/>
-                <w:p>
-                  <w:pPr>
-                    <w:pStyle w:val="Compact"/>
-                    <w:jc w:val="center"/>
-                  </w:pPr>
-                  <w:r>
-                    <w:t xml:space="preserve">KPP</w:t>
-                  </w:r>
-                </w:p>
-              </w:tc>
-            </w:tr>
-            <w:tr>
-              <w:tc>
-                <w:tcPr>
-                  <w:gridSpan w:val="1"/>
-                  <w:vMerge w:val="continue"/>
-                </w:tcPr>
-                <w:p>
-                  <w:pPr/>
-                </w:p>
-              </w:tc>
-              <w:tc>
-                <w:tcPr/>
-                <w:p>
-                  <w:pPr>
-                    <w:pStyle w:val="Compact"/>
-                    <w:jc w:val="center"/>
-                  </w:pPr>
-                  <w:r>
-                    <w:t xml:space="preserve">Transmembrane pressure</w:t>
-                  </w:r>
-                </w:p>
-              </w:tc>
-              <w:tc>
-                <w:tcPr/>
-                <w:p>
-                  <w:pPr>
-                    <w:pStyle w:val="Compact"/>
-                    <w:jc w:val="center"/>
-                  </w:pPr>
-                  <w:r>
-                    <w:t xml:space="preserve">psi</w:t>
-                  </w:r>
-                </w:p>
-              </w:tc>
-              <w:tc>
-                <w:tcPr/>
-                <w:p>
-                  <w:pPr>
-                    <w:pStyle w:val="Compact"/>
-                    <w:jc w:val="center"/>
-                  </w:pPr>
-                  <w:r>
-                    <w:t xml:space="preserve">12</w:t>
-                  </w:r>
-                </w:p>
-              </w:tc>
-              <w:tc>
-                <w:tcPr/>
-                <w:p>
-                  <w:pPr>
-                    <w:pStyle w:val="Compact"/>
-                    <w:jc w:val="center"/>
-                  </w:pPr>
-                  <w:r>
-                    <w:t xml:space="preserve">10–14</w:t>
-                  </w:r>
-                </w:p>
-              </w:tc>
-              <w:tc>
-                <w:tcPr/>
-                <w:p>
-                  <w:pPr>
-                    <w:pStyle w:val="Compact"/>
-                    <w:jc w:val="center"/>
-                  </w:pPr>
-                  <w:r>
-                    <w:t xml:space="preserve">10–15</w:t>
-                  </w:r>
-                </w:p>
-              </w:tc>
-              <w:tc>
-                <w:tcPr/>
-                <w:p>
-                  <w:pPr>
-                    <w:pStyle w:val="Compact"/>
-                    <w:jc w:val="center"/>
-                  </w:pPr>
-                  <w:r>
-                    <w:t xml:space="preserve">univariate</w:t>
-                  </w:r>
-                  <w:r>
-                    <w:rPr>
-                      <w:vertAlign w:val="superscript"/>
-                    </w:rPr>
-                    <w:t xml:space="preserve">a)</w:t>
-                  </w:r>
-                </w:p>
-              </w:tc>
-              <w:tc>
-                <w:tcPr/>
-                <w:p>
-                  <w:pPr>
-                    <w:pStyle w:val="Compact"/>
-                    <w:jc w:val="center"/>
-                  </w:pPr>
-                  <w:r>
-                    <w:t xml:space="preserve">KPP</w:t>
-                  </w:r>
-                </w:p>
-              </w:tc>
-            </w:tr>
-            <w:tr>
-              <w:tc>
-                <w:tcPr>
-                  <w:gridSpan w:val="1"/>
-                  <w:vMerge w:val="continue"/>
-                </w:tcPr>
-                <w:p>
-                  <w:pPr/>
-                </w:p>
-              </w:tc>
-              <w:tc>
-                <w:tcPr/>
-                <w:p>
-                  <w:pPr>
-                    <w:pStyle w:val="Compact"/>
-                    <w:jc w:val="center"/>
-                  </w:pPr>
-                  <w:r>
-                    <w:t xml:space="preserve">Final DS concentration</w:t>
-                  </w:r>
-                </w:p>
-              </w:tc>
-              <w:tc>
-                <w:tcPr/>
-                <w:p>
-                  <w:pPr>
-                    <w:pStyle w:val="Compact"/>
-                    <w:jc w:val="center"/>
-                  </w:pPr>
-                  <w:r>
-                    <w:t xml:space="preserve">g/L</w:t>
-                  </w:r>
-                </w:p>
-              </w:tc>
-              <w:tc>
-                <w:tcPr/>
-                <w:p>
-                  <w:pPr>
-                    <w:pStyle w:val="Compact"/>
-                    <w:jc w:val="center"/>
-                  </w:pPr>
-                  <w:r>
-                    <w:t xml:space="preserve">75</w:t>
-                  </w:r>
-                </w:p>
-              </w:tc>
-              <w:tc>
-                <w:tcPr/>
-                <w:p>
-                  <w:pPr>
-                    <w:pStyle w:val="Compact"/>
-                    <w:jc w:val="center"/>
-                  </w:pPr>
-                  <w:r>
-                    <w:t xml:space="preserve">70–80</w:t>
-                  </w:r>
-                </w:p>
-              </w:tc>
-              <w:tc>
-                <w:tcPr/>
-                <w:p>
-                  <w:pPr>
-                    <w:pStyle w:val="Compact"/>
-                    <w:jc w:val="center"/>
-                  </w:pPr>
-                  <w:r>
-                    <w:t xml:space="preserve">65–85</w:t>
-                  </w:r>
-                </w:p>
-              </w:tc>
-              <w:tc>
-                <w:tcPr/>
-                <w:p>
-                  <w:pPr>
-                    <w:pStyle w:val="Compact"/>
-                    <w:jc w:val="center"/>
-                  </w:pPr>
-                  <w:r>
-                    <w:t xml:space="preserve">univariate</w:t>
-                  </w:r>
-                  <w:r>
-                    <w:rPr>
-                      <w:vertAlign w:val="superscript"/>
-                    </w:rPr>
-                    <w:t xml:space="preserve">a)</w:t>
-                  </w:r>
-                </w:p>
-              </w:tc>
-              <w:tc>
-                <w:tcPr/>
-                <w:p>
-                  <w:pPr>
-                    <w:pStyle w:val="Compact"/>
-                    <w:jc w:val="center"/>
-                  </w:pPr>
-                  <w:r>
-                    <w:t xml:space="preserve">KPP</w:t>
-                  </w:r>
-                </w:p>
-              </w:tc>
-            </w:tr>
-            <w:tr>
-              <w:tc>
-                <w:tcPr>
-                  <w:gridSpan w:val="8"/>
-                </w:tcPr>
-                <w:p>
-                  <w:pPr>
-                    <w:pStyle w:val="Compact"/>
-                    <w:jc w:val="center"/>
-                  </w:pPr>
-                  <w:r>
-                    <w:rPr>
-                      <w:vertAlign w:val="superscript"/>
-                    </w:rPr>
-                    <w:t xml:space="preserve">a)</w:t>
-                  </w:r>
-                  <w:r>
-                    <w:t xml:space="preserve"> </w:t>
-                  </w:r>
-                  <w:r>
-                    <w:t xml:space="preserve">Studied one factor at a time.</w:t>
-                  </w:r>
-                </w:p>
-              </w:tc>
-            </w:tr>
-            <w:tr>
-              <w:tc>
-                <w:tcPr>
-                  <w:gridSpan w:val="8"/>
-                </w:tcPr>
-                <w:p>
-                  <w:pPr>
-                    <w:pStyle w:val="Compact"/>
-                    <w:jc w:val="center"/>
-                  </w:pPr>
-                  <w:r>
-                    <w:rPr>
-                      <w:vertAlign w:val="superscript"/>
-                    </w:rPr>
-                    <w:t xml:space="preserve">b)</w:t>
-                  </w:r>
-                  <w:r>
-                    <w:t xml:space="preserve"> </w:t>
-                  </w:r>
-                  <w:r>
-                    <w:t xml:space="preserve">The normal operating range equals the characterized range.</w:t>
-                  </w:r>
-                </w:p>
-              </w:tc>
-            </w:tr>
-            <w:tr>
-              <w:tc>
-                <w:tcPr>
-                  <w:gridSpan w:val="8"/>
-                </w:tcPr>
-                <w:p>
-                  <w:pPr>
-                    <w:pStyle w:val="Compact"/>
-                    <w:jc w:val="center"/>
-                  </w:pPr>
-                  <w:r>
-                    <w:rPr>
-                      <w:vertAlign w:val="superscript"/>
-                    </w:rPr>
-                    <w:t xml:space="preserve">c1)</w:t>
-                  </w:r>
-                  <w:r>
-                    <w:t xml:space="preserve"> </w:t>
-                  </w:r>
-                  <w:r>
-                    <w:t xml:space="preserve">Narrowed at Version 2.0 from 20–40 g/L resin, the NOR as characterized (PCR-005).</w:t>
-                  </w:r>
-                </w:p>
-              </w:tc>
-            </w:tr>
-            <w:tr>
-              <w:tc>
-                <w:tcPr>
-                  <w:gridSpan w:val="8"/>
-                </w:tcPr>
-                <w:p>
-                  <w:pPr>
-                    <w:pStyle w:val="Compact"/>
-                    <w:jc w:val="center"/>
-                  </w:pPr>
-                  <w:r>
-                    <w:rPr>
-                      <w:vertAlign w:val="superscript"/>
-                    </w:rPr>
-                    <w:t xml:space="preserve">c2)</w:t>
-                  </w:r>
-                  <w:r>
-                    <w:t xml:space="preserve"> </w:t>
-                  </w:r>
-                  <w:r>
-                    <w:t xml:space="preserve">Narrowed at Version 2.0 from 60–120 min, the NOR as characterized (PCR-006).</w:t>
-                  </w:r>
-                </w:p>
-              </w:tc>
-            </w:tr>
-            <w:tr>
-              <w:tc>
-                <w:tcPr>
-                  <w:gridSpan w:val="8"/>
-                </w:tcPr>
-                <w:p>
-                  <w:pPr>
-                    <w:pStyle w:val="Compact"/>
-                    <w:jc w:val="center"/>
-                  </w:pPr>
-                  <w:r>
-                    <w:rPr>
-                      <w:vertAlign w:val="superscript"/>
-                    </w:rPr>
-                    <w:t xml:space="preserve">c3)</w:t>
+                    <w:t xml:space="preserve">c5)</w:t>
                   </w:r>
                   <w:r>
                     <w:t xml:space="preserve"> </w:t>
@@ -9561,18 +9574,7 @@
         </w:r>
       </w:hyperlink>
       <w:r>
-        <w:t xml:space="preserve">). They are work that the Protein A plan PCP-005 did not foresee, and the Protein A report PCR-005 records them as discrepancy PD-005-01 from that plan. The augmentation studies S-BRX-AUG, S-AEX-AUG ran from 2026-09-03 to 2026-09-24 under INV-002, which added runs to response-surface designs whose models did not meet the model-adequacy criteria (</w:t>
-      </w:r>
-      <w:hyperlink w:anchor="sec-acc-model">
-        <w:r>
-          <w:rPr>
-            <w:rStyle w:val="Hyperlink"/>
-          </w:rPr>
-          <w:t xml:space="preserve">Section 7.2</w:t>
-        </w:r>
-      </w:hyperlink>
-      <w:r>
-        <w:t xml:space="preserve">). The reports of their steps record them as discrepancies from the plans (PD-003-01, PD-008-01).</w:t>
+        <w:t xml:space="preserve">). They are work that the Protein A plan PCP-005 did not foresee, and the Protein A report PCR-005 records them as discrepancy PD-005-01 from that plan.</w:t>
       </w:r>
     </w:p>
     <w:tbl>
@@ -12709,7 +12711,7 @@
         </w:r>
       </w:hyperlink>
       <w:r>
-        <w:t xml:space="preserve">). Verification then replaced some platform values with A-Mab confidence bounds, and 4 of the 22 criteria in force include such a bound (</w:t>
+        <w:t xml:space="preserve">). Verification then replaced some platform values with A-Mab confidence bounds, and 5 of the 22 criteria in force include such a bound (</w:t>
       </w:r>
       <w:hyperlink w:anchor="sec-verification">
         <w:r>
@@ -12886,7 +12888,7 @@
         <w:pStyle w:val="FirstParagraph"/>
       </w:pPr>
       <w:r>
-        <w:t xml:space="preserve">A model that fails the lack-of-fit test or the limit on overfitting is either refitted with a justified change of terms or transformation, or it is not used to set a range. The refit removes terms by backward elimination at α = 0.05. The least significant term goes first, a main effect stays while an interaction or square of it remains, and a block term is kept. Where a design is too small for the model a decision needs, the design may instead be augmented with further runs as a second block. The investigation INV-002 states when, and how the number of runs is calculated.</w:t>
+        <w:t xml:space="preserve">A model that fails the lack-of-fit test or the limit on overfitting is either refitted with a justified change of terms or transformation, or it is not used to set a range.</w:t>
       </w:r>
     </w:p>
     <w:p>
@@ -12928,7 +12930,21 @@
         <w:pStyle w:val="BodyText"/>
       </w:pPr>
       <w:r>
-        <w:t xml:space="preserve">For host cell protein the rule gives the Protein A pool an a priori criterion of 16,000 ng/mg. The drug substance limit of 100 ng/mg is carried back through the platform worst case of anion exchange (4-fold) and then of cation exchange (40-fold). The cation exchange pool is judged against the limit carried back through anion exchange alone, 400 ng/mg a priori. For A-Mab, the 95 % confidence bounds of the host cell protein clearance were 40.9-fold for cation exchange and 4.84-fold for anion exchange. Both are better than the platform worst cases. The cation exchange bound replaced its platform value (</w:t>
+        <w:t xml:space="preserve">For host cell protein the rule gives the Protein A pool an a priori criterion of 16,000 ng/mg. The drug substance limit of 100 ng/mg is carried back through the platform worst case of anion exchange (4-fold) and then of cation exchange (40-fold). The cation exchange pool is judged against the limit carried back through anion exchange alone, 400 ng/mg a priori. For A-Mab, the 95 % confidence bounds of the host cell protein clearance were 41.8-fold for cation exchange and 5.18-fold for anion exchange. Both are better than the platform worst cases. Both host cell protein models meet the model adequacy criteria, so both bounds replaced the platform values (</w:t>
+      </w:r>
+      <w:hyperlink w:anchor="sec-acc-model">
+        <w:r>
+          <w:rPr>
+            <w:rStyle w:val="Hyperlink"/>
+          </w:rPr>
+          <w:t xml:space="preserve">Section 7.2</w:t>
+        </w:r>
+      </w:hyperlink>
+      <w:r>
+        <w:t xml:space="preserve">,</w:t>
+      </w:r>
+      <w:r>
+        <w:t xml:space="preserve"> </w:t>
       </w:r>
       <w:hyperlink w:anchor="sec-verification">
         <w:r>
@@ -12939,21 +12955,7 @@
         </w:r>
       </w:hyperlink>
       <w:r>
-        <w:t xml:space="preserve">). The anion exchange host cell protein model does not meet the adequacy criteria of</w:t>
-      </w:r>
-      <w:r>
-        <w:t xml:space="preserve"> </w:t>
-      </w:r>
-      <w:hyperlink w:anchor="sec-acc-model">
-        <w:r>
-          <w:rPr>
-            <w:rStyle w:val="Hyperlink"/>
-          </w:rPr>
-          <w:t xml:space="preserve">Section 7.2</w:t>
-        </w:r>
-      </w:hyperlink>
-      <w:r>
-        <w:t xml:space="preserve">, so its platform value stands. The Protein A pool criterion is therefore 16,379 ng/mg, and the cation exchange pool criterion stays at 400 ng/mg.</w:t>
+        <w:t xml:space="preserve">). The Protein A pool criterion is therefore 21,662 ng/mg, and the cation exchange pool criterion is widened to 518 ng/mg.</w:t>
       </w:r>
     </w:p>
     <w:p>
@@ -13240,7 +13242,7 @@
                     <w:jc w:val="center"/>
                   </w:pPr>
                   <w:r>
-                    <w:t xml:space="preserve">164</w:t>
+                    <w:t xml:space="preserve">217</w:t>
                   </w:r>
                 </w:p>
               </w:tc>
@@ -13264,7 +13266,7 @@
                     <w:jc w:val="center"/>
                   </w:pPr>
                   <w:r>
-                    <w:t xml:space="preserve">≤ 16,379</w:t>
+                    <w:t xml:space="preserve">≤ 21,662</w:t>
                   </w:r>
                 </w:p>
               </w:tc>
@@ -13326,7 +13328,7 @@
                     <w:jc w:val="center"/>
                   </w:pPr>
                   <w:r>
-                    <w:t xml:space="preserve">4.00</w:t>
+                    <w:t xml:space="preserve">5.18</w:t>
                   </w:r>
                 </w:p>
               </w:tc>
@@ -13350,19 +13352,25 @@
                     <w:jc w:val="center"/>
                   </w:pPr>
                   <w:r>
-                    <w:t xml:space="preserve">≤ 400</w:t>
-                  </w:r>
-                </w:p>
-              </w:tc>
-              <w:tc>
-                <w:tcPr/>
-                <w:p>
-                  <w:pPr>
-                    <w:pStyle w:val="Compact"/>
-                    <w:jc w:val="center"/>
-                  </w:pPr>
-                  <w:r>
-                    <w:t xml:space="preserve">Carried back</w:t>
+                    <w:t xml:space="preserve">≤ 518</w:t>
+                  </w:r>
+                </w:p>
+              </w:tc>
+              <w:tc>
+                <w:tcPr/>
+                <w:p>
+                  <w:pPr>
+                    <w:pStyle w:val="Compact"/>
+                    <w:jc w:val="center"/>
+                  </w:pPr>
+                  <w:r>
+                    <w:t xml:space="preserve">Carried back, widened</w:t>
+                  </w:r>
+                  <w:r>
+                    <w:rPr>
+                      <w:vertAlign w:val="superscript"/>
+                    </w:rPr>
+                    <w:t xml:space="preserve">a)</w:t>
                   </w:r>
                 </w:p>
               </w:tc>
@@ -13502,31 +13510,31 @@
                     <w:jc w:val="center"/>
                   </w:pPr>
                   <w:r>
-                    <w:t xml:space="preserve">1.44</w:t>
-                  </w:r>
-                </w:p>
-              </w:tc>
-              <w:tc>
-                <w:tcPr/>
-                <w:p>
-                  <w:pPr>
-                    <w:pStyle w:val="Compact"/>
-                    <w:jc w:val="center"/>
-                  </w:pPr>
-                  <w:r>
-                    <w:t xml:space="preserve">0.54</w:t>
-                  </w:r>
-                </w:p>
-              </w:tc>
-              <w:tc>
-                <w:tcPr/>
-                <w:p>
-                  <w:pPr>
-                    <w:pStyle w:val="Compact"/>
-                    <w:jc w:val="center"/>
-                  </w:pPr>
-                  <w:r>
-                    <w:t xml:space="preserve">≤ 6.64</w:t>
+                    <w:t xml:space="preserve">1.52</w:t>
+                  </w:r>
+                </w:p>
+              </w:tc>
+              <w:tc>
+                <w:tcPr/>
+                <w:p>
+                  <w:pPr>
+                    <w:pStyle w:val="Compact"/>
+                    <w:jc w:val="center"/>
+                  </w:pPr>
+                  <w:r>
+                    <w:t xml:space="preserve">0.53</w:t>
+                  </w:r>
+                </w:p>
+              </w:tc>
+              <w:tc>
+                <w:tcPr/>
+                <w:p>
+                  <w:pPr>
+                    <w:pStyle w:val="Compact"/>
+                    <w:jc w:val="center"/>
+                  </w:pPr>
+                  <w:r>
+                    <w:t xml:space="preserve">≤ 7.04</w:t>
                   </w:r>
                 </w:p>
               </w:tc>
@@ -13600,7 +13608,7 @@
                     <w:jc w:val="center"/>
                   </w:pPr>
                   <w:r>
-                    <w:t xml:space="preserve">1.44</w:t>
+                    <w:t xml:space="preserve">1.52</w:t>
                   </w:r>
                 </w:p>
               </w:tc>
@@ -13624,7 +13632,7 @@
                     <w:jc w:val="center"/>
                   </w:pPr>
                   <w:r>
-                    <w:t xml:space="preserve">≤ 7.18</w:t>
+                    <w:t xml:space="preserve">≤ 7.58</w:t>
                   </w:r>
                 </w:p>
               </w:tc>
@@ -15354,7 +15362,7 @@
         </w:r>
       </w:hyperlink>
       <w:r>
-        <w:t xml:space="preserve">, 18 are in force at their a priori value and verification changed 4. The tightened criteria are the aggregate criteria upstream of cation exchange, because the cation exchange model gave a lower aggregate clearance than the platform worst case. One of them, the criterion for aggregate in the production bioreactor harvest (from 9.30 % to 6.64 %), was also widened, because the low-pH viral inactivation model gave a smaller aggregate increase (0.54 % at the 95 % bound, against 0.70 % on the platform). The result is a stricter criterion than the a priori one. The other tightened criterion is the criterion for aggregate in the viral inactivation pool (from 10.0 % to 7.18 %). The criteria only widened are the upper limit for acidic variants in the production bioreactor harvest (from 39.0 % to 39.6 %) and the criterion for host cell protein in the Protein A pool (from 16,000 ng/mg to 16,379 ng/mg). The report that relies on a widened criterion gives the argument for it (</w:t>
+        <w:t xml:space="preserve">, 17 are in force at their a priori value and verification changed 5. The tightened criteria are the aggregate criteria upstream of cation exchange, because the cation exchange model gave a lower aggregate clearance than the platform worst case. One of them, the criterion for aggregate in the production bioreactor harvest (from 9.30 % to 7.04 %), was also widened, because the low-pH viral inactivation model gave a smaller aggregate increase (0.54 % at the 95 % bound, against 0.70 % on the platform). The result is a stricter criterion than the a priori one. The other tightened criterion is the criterion for aggregate in the viral inactivation pool (from 10.0 % to 7.58 %). The criteria only widened are the upper limit for acidic variants in the production bioreactor harvest (from 39.0 % to 39.6 %), the criterion for host cell protein in the Protein A pool (from 16,000 ng/mg to 21,662 ng/mg) and the criterion for host cell protein in the cation exchange pool (from 400 ng/mg to 518 ng/mg). The report that relies on a widened criterion gives the argument for it (</w:t>
       </w:r>
       <w:hyperlink w:anchor="sec-verification">
         <w:r>
@@ -15901,7 +15909,7 @@
         <w:pStyle w:val="BodyText"/>
       </w:pPr>
       <w:r>
-        <w:t xml:space="preserve">The criteria assume 9 platform worst cases. Of these, 7 are responses of the response-surface designs of low-pH viral inactivation, cation exchange and anion exchange, and they can be checked. The other 2 are the leached Protein A clearance of cation exchange and of anion exchange. Leached Protein A is not a response of those designs, so the platform values stand. The 95 % confidence bound was better than the platform worst case for the aggregate increase of low-pH viral inactivation, the acidic variants increase of low-pH viral inactivation and the host cell protein clearance of cation exchange, and these bounds replaced the platform values. For the fragments increase of low-pH viral inactivation, the fragments clearance of cation exchange and the host cell protein clearance of anion exchange the bound was also better, but the model does not meet the adequacy criteria, so the platform values stand. Verification found that the aggregate clearance of cation exchange within its NOR is lower than the platform worst case. That tightened the aggregate criteria upstream of cation exchange (</w:t>
+        <w:t xml:space="preserve">The criteria assume 9 platform worst cases. Of these, 7 are responses of the response-surface designs of low-pH viral inactivation, cation exchange and anion exchange, and they can be checked. The other 2 are the leached Protein A clearance of cation exchange and of anion exchange. Leached Protein A is not a response of those designs, so the platform values stand. The 95 % confidence bound was better than the platform worst case for the aggregate increase of low-pH viral inactivation, the acidic variants increase of low-pH viral inactivation, the host cell protein clearance of cation exchange and the host cell protein clearance of anion exchange, and these bounds replaced the platform values. For the fragments increase of low-pH viral inactivation and the fragments clearance of cation exchange the bound was also better, but the model does not meet the adequacy criteria, so the platform values stand. Verification found that the aggregate clearance of cation exchange within its NOR is lower than the platform worst case. That tightened the aggregate criteria upstream of cation exchange (</w:t>
       </w:r>
       <w:hyperlink w:anchor="sec-iac">
         <w:r>
@@ -17904,7 +17912,7 @@
         <w:t xml:space="preserve"> </w:t>
       </w:r>
       <w:r>
-        <w:t xml:space="preserve">records the execution window of every study, in order of start. The campaign ran from 2025-08-27 to 2026-09-24 across 36 studies. Some steps were studied in parallel, because their scale-down models are independent of each other. The first execution of the anion exchange design (S-AEX-SUP) was invalidated under deviation DEV-008-01, because its load material had been deamidated during an extended hold after neutralization and did not represent the process. The design was re-executed as S-AEX-SCR and S-AEX-RSM.</w:t>
+        <w:t xml:space="preserve">records the execution window of every study, in order of start. The campaign ran from 2025-08-27 to 2026-09-11 across 34 studies. Some steps were studied in parallel, because their scale-down models are independent of each other. The first execution of the anion exchange design (S-AEX-SUP) was invalidated under deviation DEV-008-01, because its load material had been deamidated during an extended hold after neutralization and did not represent the process. The design was re-executed as S-AEX-SCR and S-AEX-RSM.</w:t>
       </w:r>
     </w:p>
     <w:tbl>
@@ -20067,68 +20075,6 @@
                     <w:jc w:val="center"/>
                   </w:pPr>
                   <w:r>
-                    <w:t xml:space="preserve">S-BRX-AUG</w:t>
-                  </w:r>
-                </w:p>
-              </w:tc>
-              <w:tc>
-                <w:tcPr/>
-                <w:p>
-                  <w:pPr>
-                    <w:pStyle w:val="Compact"/>
-                    <w:jc w:val="center"/>
-                  </w:pPr>
-                  <w:r>
-                    <w:t xml:space="preserve">Production Bioreactor</w:t>
-                  </w:r>
-                </w:p>
-              </w:tc>
-              <w:tc>
-                <w:tcPr/>
-                <w:p>
-                  <w:pPr>
-                    <w:pStyle w:val="Compact"/>
-                    <w:jc w:val="center"/>
-                  </w:pPr>
-                  <w:r>
-                    <w:t xml:space="preserve">design augmentation</w:t>
-                  </w:r>
-                </w:p>
-              </w:tc>
-              <w:tc>
-                <w:tcPr/>
-                <w:p>
-                  <w:pPr>
-                    <w:pStyle w:val="Compact"/>
-                    <w:jc w:val="center"/>
-                  </w:pPr>
-                  <w:r>
-                    <w:t xml:space="preserve">2026-09-03</w:t>
-                  </w:r>
-                </w:p>
-              </w:tc>
-              <w:tc>
-                <w:tcPr/>
-                <w:p>
-                  <w:pPr>
-                    <w:pStyle w:val="Compact"/>
-                    <w:jc w:val="center"/>
-                  </w:pPr>
-                  <w:r>
-                    <w:t xml:space="preserve">2026-09-24</w:t>
-                  </w:r>
-                </w:p>
-              </w:tc>
-            </w:tr>
-            <w:tr>
-              <w:tc>
-                <w:tcPr/>
-                <w:p>
-                  <w:pPr>
-                    <w:pStyle w:val="Compact"/>
-                    <w:jc w:val="center"/>
-                  </w:pPr>
-                  <w:r>
                     <w:t xml:space="preserve">S-PA-SDM2</w:t>
                   </w:r>
                 </w:p>
@@ -20178,68 +20124,6 @@
                   </w:pPr>
                   <w:r>
                     <w:t xml:space="preserve">2026-09-11</w:t>
-                  </w:r>
-                </w:p>
-              </w:tc>
-            </w:tr>
-            <w:tr>
-              <w:tc>
-                <w:tcPr/>
-                <w:p>
-                  <w:pPr>
-                    <w:pStyle w:val="Compact"/>
-                    <w:jc w:val="center"/>
-                  </w:pPr>
-                  <w:r>
-                    <w:t xml:space="preserve">S-AEX-AUG</w:t>
-                  </w:r>
-                </w:p>
-              </w:tc>
-              <w:tc>
-                <w:tcPr/>
-                <w:p>
-                  <w:pPr>
-                    <w:pStyle w:val="Compact"/>
-                    <w:jc w:val="center"/>
-                  </w:pPr>
-                  <w:r>
-                    <w:t xml:space="preserve">Anion Exchange Chromatography</w:t>
-                  </w:r>
-                </w:p>
-              </w:tc>
-              <w:tc>
-                <w:tcPr/>
-                <w:p>
-                  <w:pPr>
-                    <w:pStyle w:val="Compact"/>
-                    <w:jc w:val="center"/>
-                  </w:pPr>
-                  <w:r>
-                    <w:t xml:space="preserve">design augmentation</w:t>
-                  </w:r>
-                </w:p>
-              </w:tc>
-              <w:tc>
-                <w:tcPr/>
-                <w:p>
-                  <w:pPr>
-                    <w:pStyle w:val="Compact"/>
-                    <w:jc w:val="center"/>
-                  </w:pPr>
-                  <w:r>
-                    <w:t xml:space="preserve">2026-09-21</w:t>
-                  </w:r>
-                </w:p>
-              </w:tc>
-              <w:tc>
-                <w:tcPr/>
-                <w:p>
-                  <w:pPr>
-                    <w:pStyle w:val="Compact"/>
-                    <w:jc w:val="center"/>
-                  </w:pPr>
-                  <w:r>
-                    <w:t xml:space="preserve">2026-09-24</w:t>
                   </w:r>
                 </w:p>
               </w:tc>

--- a/pc_package/PCMP-001_master_plan.docx
+++ b/pc_package/PCMP-001_master_plan.docx
@@ -348,7 +348,7 @@
               <w:jc w:val="left"/>
             </w:pPr>
             <w:r>
-              <w:t xml:space="preserve">Sponsor / sites</w:t>
+              <w:t xml:space="preserve">Sponsor</w:t>
             </w:r>
           </w:p>
         </w:tc>
@@ -360,7 +360,59 @@
               <w:jc w:val="left"/>
             </w:pPr>
             <w:r>
-              <w:t xml:space="preserve">Novacyte Biologics; Novacyte Biologics — Cambridge, MA (Development) → Novacyte Biologics — Grafton, WI (Commercial DS)</w:t>
+              <w:t xml:space="preserve">Novacyte Biologics</w:t>
+            </w:r>
+          </w:p>
+        </w:tc>
+      </w:tr>
+      <w:tr>
+        <w:tc>
+          <w:tcPr/>
+          <w:p>
+            <w:pPr>
+              <w:pStyle w:val="Compact"/>
+              <w:jc w:val="left"/>
+            </w:pPr>
+            <w:r>
+              <w:t xml:space="preserve">Development site</w:t>
+            </w:r>
+          </w:p>
+        </w:tc>
+        <w:tc>
+          <w:tcPr/>
+          <w:p>
+            <w:pPr>
+              <w:pStyle w:val="Compact"/>
+              <w:jc w:val="left"/>
+            </w:pPr>
+            <w:r>
+              <w:t xml:space="preserve">Cambridge, MA</w:t>
+            </w:r>
+          </w:p>
+        </w:tc>
+      </w:tr>
+      <w:tr>
+        <w:tc>
+          <w:tcPr/>
+          <w:p>
+            <w:pPr>
+              <w:pStyle w:val="Compact"/>
+              <w:jc w:val="left"/>
+            </w:pPr>
+            <w:r>
+              <w:t xml:space="preserve">Commercial drug substance site</w:t>
+            </w:r>
+          </w:p>
+        </w:tc>
+        <w:tc>
+          <w:tcPr/>
+          <w:p>
+            <w:pPr>
+              <w:pStyle w:val="Compact"/>
+              <w:jc w:val="left"/>
+            </w:pPr>
+            <w:r>
+              <w:t xml:space="preserve">Grafton, WI</w:t>
             </w:r>
           </w:p>
         </w:tc>
@@ -915,7 +967,7 @@
               <w:jc w:val="left"/>
             </w:pPr>
             <w:r>
-              <w:t xml:space="preserve">Re-analysis under INV-001: a-priori intermediate acceptance criteria, fragments by nrCE-SDS, two-sided capability for acidic variants, scale-down models qualified by their offsets, execution dates recorded (see INV-001)</w:t>
+              <w:t xml:space="preserve">Reissued under INV-001 and INV-002: a priori intermediate acceptance criteria, re-analysis of the studies, execution dates recorded; changes listed in the document (see INV-001)</w:t>
             </w:r>
           </w:p>
         </w:tc>
@@ -1772,7 +1824,7 @@
         <w:pStyle w:val="FirstParagraph"/>
       </w:pPr>
       <w:r>
-        <w:t xml:space="preserve">This plan governs the Stage 1 process characterization of the A-Mab drug substance process. It sits under the Process Transfer Plan PTP-001, which moves the process from the development site in Cambridge, MA, to the commercial drug substance facility in Grafton, WI. The characterization studies provide the evidence for the operating ranges and the control strategy that are transferred.</w:t>
+        <w:t xml:space="preserve">This plan governs the Stage 1 process characterization of the A-Mab drug substance process. It sits under the Process Transfer Plan PTP-001, which moves the process from the development site in Cambridge, MA, to the commercial drug substance site in Grafton, WI. The characterization studies provide the evidence for the operating ranges and the control strategy that are transferred.</w:t>
       </w:r>
     </w:p>
     <w:p>
@@ -3152,7 +3204,7 @@
         <w:pStyle w:val="FirstParagraph"/>
       </w:pPr>
       <w:r>
-        <w:t xml:space="preserve">Version 1.0 of this plan was approved on 2025-08-04, before the first characterization study started on 2025-08-27. Version 2.0 replaces it and is issued under INV-001. QA opened the investigation on 2026-08-03 after its review of PCMR-001 Version 1.0 for BLA readiness, and closed it on 2026-09-18 with the classification major. INV-001 found that the criteria used to judge each step in the proven acceptable range (PAR) analysis were not in any approved protocol and had been set after the data were seen (INV-001 finding 1). Of the 15 Version 1.0 step criteria, the 6 aggregate and host cell protein criteria had been carried back from the drug substance limit through the nominal clearance of this campaign and then divided by a margin that differed by step (INV-001 finding 2). Version 1.0 of this plan defined no criteria for step outputs.</w:t>
+        <w:t xml:space="preserve">Version 1.0 of this plan was approved on 2025-08-04, before the first characterization study started on 2025-08-11. Version 2.0 replaces it and is issued under INV-001. QA opened the investigation on 2026-08-03 after its review of PCMR-001 Version 1.0 for BLA readiness, and closed it on 2026-09-18 with the classification major. INV-001 found that the criteria used to judge each step in the proven acceptable range (PAR) analysis were not in any approved protocol and had been set after the data were seen (INV-001 finding 1). Of the 15 Version 1.0 step criteria, the 6 aggregate and host cell protein criteria had been carried back from the drug substance limit through the nominal clearance of this campaign and then divided by a margin that differed by step (INV-001 finding 2). Version 1.0 of this plan defined no criteria for step outputs.</w:t>
       </w:r>
     </w:p>
     <w:p>
@@ -3206,7 +3258,7 @@
         </w:r>
       </w:hyperlink>
       <w:r>
-        <w:t xml:space="preserve">). Verification tightens a criterion where a step does worse within its NOR than the platform worst case. It widens a criterion only where the 95 % confidence bound of the A-Mab worst case is better than the platform value and the model behind it is adequate. In both directions the bound, not the point prediction, replaces the platform value.</w:t>
+        <w:t xml:space="preserve">). Verification tightens a criterion where a step does worse within its NOR than the platform worst case. It widens a criterion only where the one-sided 95 % prediction bound of a single batch, at the least favourable combination of NOR low, set-point and NOR high of the step, is better than the platform value and the model behind it is adequate. In both directions this bound replaces the platform value, and neither the point prediction nor a confidence bound of the mean ever does. A report whose verification changes a criterion argues the change by its risk.</w:t>
       </w:r>
     </w:p>
     <w:p>
@@ -3510,7 +3562,18 @@
         </w:r>
       </w:hyperlink>
       <w:r>
-        <w:t xml:space="preserve">). Parameters assigned to multivariate study are characterized by designed experiments in a qualified scale-down model. Such designs are planned for 6 steps, from the production bioreactor to virus filtration. The harvest (Step 4) and UF/DF (Step 10) steps are characterized by univariate and qualitative studies only, because RA-001 assigned none of their parameters to multivariate study.</w:t>
+        <w:t xml:space="preserve">). Parameters assigned to multivariate study are characterized by designed experiments in a scale-down model. The qualification runs of the model come before the designs, and the decision whether the model is qualified is made at analysis (</w:t>
+      </w:r>
+      <w:hyperlink w:anchor="sec-sdm">
+        <w:r>
+          <w:rPr>
+            <w:rStyle w:val="Hyperlink"/>
+          </w:rPr>
+          <w:t xml:space="preserve">Section 5</w:t>
+        </w:r>
+      </w:hyperlink>
+      <w:r>
+        <w:t xml:space="preserve">). Such designs are planned for 6 steps, from the production bioreactor to virus filtration. The harvest (Step 4) and UF/DF (Step 10) steps are characterized by univariate and qualitative studies only, because RA-001 assigned none of their parameters to multivariate study.</w:t>
       </w:r>
     </w:p>
     <w:p>
@@ -5438,7 +5501,7 @@
         <w:t xml:space="preserve"> </w:t>
       </w:r>
       <w:r>
-        <w:t xml:space="preserve">lists every parameter with its set-point, NOR and characterized range. The NOR shown is the NOR in force. At Version 2.0 PCR-006 narrowed the NOR of inactivation pH, hold time and temperature at low-pH viral inactivation and moved the set-point of inactivation pH and hold time, and the table footnotes the rows that changed. The class column gives the classification assigned in each PCR-00N under the parameter classification procedure SOP-4001, by the rules in</w:t>
+        <w:t xml:space="preserve">lists every parameter with its set-point, NOR and characterized range. The set-point and the NOR shown are those in force. Some of them were changed at Version 2.0 by the report of their step, after the studies. The Protein A report PCR-005 narrowed the NOR of protein load. The low-pH viral inactivation report PCR-006 moved the NOR and the set-point of inactivation pH, and narrowed the NORs of hold time and temperature, with a new set-point for hold time. The table footnotes each change with the value the studies were planned against. The class column gives the classification assigned in each PCR-00N under the parameter classification procedure SOP-4001, by the rules in</w:t>
       </w:r>
       <w:r>
         <w:t xml:space="preserve"> </w:t>
@@ -6857,7 +6920,13 @@
                     <w:jc w:val="center"/>
                   </w:pPr>
                   <w:r>
-                    <w:t xml:space="preserve">20–40</w:t>
+                    <w:t xml:space="preserve">20–39</w:t>
+                  </w:r>
+                  <w:r>
+                    <w:rPr>
+                      <w:vertAlign w:val="superscript"/>
+                    </w:rPr>
+                    <w:t xml:space="preserve">c1)</w:t>
                   </w:r>
                 </w:p>
               </w:tc>
@@ -7438,6 +7507,24 @@
                     <w:rPr>
                       <w:vertAlign w:val="superscript"/>
                     </w:rPr>
+                    <w:t xml:space="preserve">c3)</w:t>
+                  </w:r>
+                </w:p>
+              </w:tc>
+              <w:tc>
+                <w:tcPr/>
+                <w:p>
+                  <w:pPr>
+                    <w:pStyle w:val="Compact"/>
+                    <w:jc w:val="center"/>
+                  </w:pPr>
+                  <w:r>
+                    <w:t xml:space="preserve">3.3–3.5</w:t>
+                  </w:r>
+                  <w:r>
+                    <w:rPr>
+                      <w:vertAlign w:val="superscript"/>
+                    </w:rPr>
                     <w:t xml:space="preserve">c2)</w:t>
                   </w:r>
                 </w:p>
@@ -7450,2008 +7537,2015 @@
                     <w:jc w:val="center"/>
                   </w:pPr>
                   <w:r>
-                    <w:t xml:space="preserve">3.3–3.5</w:t>
-                  </w:r>
+                    <w:t xml:space="preserve">3.2–4</w:t>
+                  </w:r>
+                </w:p>
+              </w:tc>
+              <w:tc>
+                <w:tcPr/>
+                <w:p>
+                  <w:pPr>
+                    <w:pStyle w:val="Compact"/>
+                    <w:jc w:val="center"/>
+                  </w:pPr>
+                  <w:r>
+                    <w:t xml:space="preserve">multivariate</w:t>
+                  </w:r>
+                </w:p>
+              </w:tc>
+              <w:tc>
+                <w:tcPr/>
+                <w:p>
+                  <w:pPr>
+                    <w:pStyle w:val="Compact"/>
+                    <w:jc w:val="center"/>
+                  </w:pPr>
+                  <w:r>
+                    <w:t xml:space="preserve">CPP</w:t>
+                  </w:r>
+                </w:p>
+              </w:tc>
+            </w:tr>
+            <w:tr>
+              <w:tc>
+                <w:tcPr>
+                  <w:gridSpan w:val="1"/>
+                  <w:vMerge w:val="continue"/>
+                </w:tcPr>
+                <w:p>
+                  <w:pPr/>
+                </w:p>
+              </w:tc>
+              <w:tc>
+                <w:tcPr/>
+                <w:p>
+                  <w:pPr>
+                    <w:pStyle w:val="Compact"/>
+                    <w:jc w:val="center"/>
+                  </w:pPr>
+                  <w:r>
+                    <w:t xml:space="preserve">Hold time</w:t>
+                  </w:r>
+                </w:p>
+              </w:tc>
+              <w:tc>
+                <w:tcPr/>
+                <w:p>
+                  <w:pPr>
+                    <w:pStyle w:val="Compact"/>
+                    <w:jc w:val="center"/>
+                  </w:pPr>
+                  <w:r>
+                    <w:t xml:space="preserve">min</w:t>
+                  </w:r>
+                </w:p>
+              </w:tc>
+              <w:tc>
+                <w:tcPr/>
+                <w:p>
+                  <w:pPr>
+                    <w:pStyle w:val="Compact"/>
+                    <w:jc w:val="center"/>
+                  </w:pPr>
+                  <w:r>
+                    <w:t xml:space="preserve">110</w:t>
+                  </w:r>
+                  <w:r>
+                    <w:rPr>
+                      <w:vertAlign w:val="superscript"/>
+                    </w:rPr>
+                    <w:t xml:space="preserve">c5)</w:t>
+                  </w:r>
+                </w:p>
+              </w:tc>
+              <w:tc>
+                <w:tcPr/>
+                <w:p>
+                  <w:pPr>
+                    <w:pStyle w:val="Compact"/>
+                    <w:jc w:val="center"/>
+                  </w:pPr>
+                  <w:r>
+                    <w:t xml:space="preserve">100–120</w:t>
+                  </w:r>
+                  <w:r>
+                    <w:rPr>
+                      <w:vertAlign w:val="superscript"/>
+                    </w:rPr>
+                    <w:t xml:space="preserve">c4)</w:t>
+                  </w:r>
+                </w:p>
+              </w:tc>
+              <w:tc>
+                <w:tcPr/>
+                <w:p>
+                  <w:pPr>
+                    <w:pStyle w:val="Compact"/>
+                    <w:jc w:val="center"/>
+                  </w:pPr>
+                  <w:r>
+                    <w:t xml:space="preserve">60–180</w:t>
+                  </w:r>
+                </w:p>
+              </w:tc>
+              <w:tc>
+                <w:tcPr/>
+                <w:p>
+                  <w:pPr>
+                    <w:pStyle w:val="Compact"/>
+                    <w:jc w:val="center"/>
+                  </w:pPr>
+                  <w:r>
+                    <w:t xml:space="preserve">multivariate</w:t>
+                  </w:r>
+                </w:p>
+              </w:tc>
+              <w:tc>
+                <w:tcPr/>
+                <w:p>
+                  <w:pPr>
+                    <w:pStyle w:val="Compact"/>
+                    <w:jc w:val="center"/>
+                  </w:pPr>
+                  <w:r>
+                    <w:t xml:space="preserve">WC-CPP</w:t>
+                  </w:r>
+                </w:p>
+              </w:tc>
+            </w:tr>
+            <w:tr>
+              <w:tc>
+                <w:tcPr>
+                  <w:gridSpan w:val="1"/>
+                  <w:vMerge w:val="continue"/>
+                </w:tcPr>
+                <w:p>
+                  <w:pPr/>
+                </w:p>
+              </w:tc>
+              <w:tc>
+                <w:tcPr/>
+                <w:p>
+                  <w:pPr>
+                    <w:pStyle w:val="Compact"/>
+                    <w:jc w:val="center"/>
+                  </w:pPr>
+                  <w:r>
+                    <w:t xml:space="preserve">Temperature</w:t>
+                  </w:r>
+                </w:p>
+              </w:tc>
+              <w:tc>
+                <w:tcPr/>
+                <w:p>
+                  <w:pPr>
+                    <w:pStyle w:val="Compact"/>
+                    <w:jc w:val="center"/>
+                  </w:pPr>
+                  <w:r>
+                    <w:t xml:space="preserve">°C</w:t>
+                  </w:r>
+                </w:p>
+              </w:tc>
+              <w:tc>
+                <w:tcPr/>
+                <w:p>
+                  <w:pPr>
+                    <w:pStyle w:val="Compact"/>
+                    <w:jc w:val="center"/>
+                  </w:pPr>
+                  <w:r>
+                    <w:t xml:space="preserve">21</w:t>
+                  </w:r>
+                </w:p>
+              </w:tc>
+              <w:tc>
+                <w:tcPr/>
+                <w:p>
+                  <w:pPr>
+                    <w:pStyle w:val="Compact"/>
+                    <w:jc w:val="center"/>
+                  </w:pPr>
+                  <w:r>
+                    <w:t xml:space="preserve">20–23</w:t>
+                  </w:r>
+                  <w:r>
+                    <w:rPr>
+                      <w:vertAlign w:val="superscript"/>
+                    </w:rPr>
+                    <w:t xml:space="preserve">c6)</w:t>
+                  </w:r>
+                </w:p>
+              </w:tc>
+              <w:tc>
+                <w:tcPr/>
+                <w:p>
+                  <w:pPr>
+                    <w:pStyle w:val="Compact"/>
+                    <w:jc w:val="center"/>
+                  </w:pPr>
+                  <w:r>
+                    <w:t xml:space="preserve">15–25</w:t>
+                  </w:r>
+                </w:p>
+              </w:tc>
+              <w:tc>
+                <w:tcPr/>
+                <w:p>
+                  <w:pPr>
+                    <w:pStyle w:val="Compact"/>
+                    <w:jc w:val="center"/>
+                  </w:pPr>
+                  <w:r>
+                    <w:t xml:space="preserve">multivariate</w:t>
+                  </w:r>
+                </w:p>
+              </w:tc>
+              <w:tc>
+                <w:tcPr/>
+                <w:p>
+                  <w:pPr>
+                    <w:pStyle w:val="Compact"/>
+                    <w:jc w:val="center"/>
+                  </w:pPr>
+                  <w:r>
+                    <w:t xml:space="preserve">WC-CPP</w:t>
+                  </w:r>
+                </w:p>
+              </w:tc>
+            </w:tr>
+            <w:tr>
+              <w:tc>
+                <w:tcPr>
+                  <w:gridSpan w:val="1"/>
+                  <w:vMerge w:val="continue"/>
+                </w:tcPr>
+                <w:p>
+                  <w:pPr/>
+                </w:p>
+              </w:tc>
+              <w:tc>
+                <w:tcPr/>
+                <w:p>
+                  <w:pPr>
+                    <w:pStyle w:val="Compact"/>
+                    <w:jc w:val="center"/>
+                  </w:pPr>
+                  <w:r>
+                    <w:t xml:space="preserve">A-Mab concentration</w:t>
+                  </w:r>
+                </w:p>
+              </w:tc>
+              <w:tc>
+                <w:tcPr/>
+                <w:p>
+                  <w:pPr>
+                    <w:pStyle w:val="Compact"/>
+                    <w:jc w:val="center"/>
+                  </w:pPr>
+                  <w:r>
+                    <w:t xml:space="preserve">g/L</w:t>
+                  </w:r>
+                </w:p>
+              </w:tc>
+              <w:tc>
+                <w:tcPr/>
+                <w:p>
+                  <w:pPr>
+                    <w:pStyle w:val="Compact"/>
+                    <w:jc w:val="center"/>
+                  </w:pPr>
+                  <w:r>
+                    <w:t xml:space="preserve">20</w:t>
+                  </w:r>
+                </w:p>
+              </w:tc>
+              <w:tc>
+                <w:tcPr/>
+                <w:p>
+                  <w:pPr>
+                    <w:pStyle w:val="Compact"/>
+                    <w:jc w:val="center"/>
+                  </w:pPr>
+                  <w:r>
+                    <w:t xml:space="preserve">as characterized</w:t>
+                  </w:r>
+                  <w:r>
+                    <w:rPr>
+                      <w:vertAlign w:val="superscript"/>
+                    </w:rPr>
+                    <w:t xml:space="preserve">b)</w:t>
+                  </w:r>
+                </w:p>
+              </w:tc>
+              <w:tc>
+                <w:tcPr/>
+                <w:p>
+                  <w:pPr>
+                    <w:pStyle w:val="Compact"/>
+                    <w:jc w:val="center"/>
+                  </w:pPr>
+                  <w:r>
+                    <w:t xml:space="preserve">5–35</w:t>
+                  </w:r>
+                </w:p>
+              </w:tc>
+              <w:tc>
+                <w:tcPr/>
+                <w:p>
+                  <w:pPr>
+                    <w:pStyle w:val="Compact"/>
+                    <w:jc w:val="center"/>
+                  </w:pPr>
+                  <w:r>
+                    <w:t xml:space="preserve">univariate</w:t>
+                  </w:r>
+                  <w:r>
+                    <w:rPr>
+                      <w:vertAlign w:val="superscript"/>
+                    </w:rPr>
+                    <w:t xml:space="preserve">a)</w:t>
+                  </w:r>
+                </w:p>
+              </w:tc>
+              <w:tc>
+                <w:tcPr/>
+                <w:p>
+                  <w:pPr>
+                    <w:pStyle w:val="Compact"/>
+                    <w:jc w:val="center"/>
+                  </w:pPr>
+                  <w:r>
+                    <w:t xml:space="preserve">GPP</w:t>
+                  </w:r>
+                </w:p>
+              </w:tc>
+            </w:tr>
+            <w:tr>
+              <w:tc>
+                <w:tcPr>
+                  <w:vMerge w:val="restart"/>
+                </w:tcPr>
+                <w:p>
+                  <w:pPr>
+                    <w:pStyle w:val="Compact"/>
+                    <w:jc w:val="center"/>
+                  </w:pPr>
+                  <w:r>
+                    <w:t xml:space="preserve">Cation exchange</w:t>
+                  </w:r>
+                </w:p>
+              </w:tc>
+              <w:tc>
+                <w:tcPr/>
+                <w:p>
+                  <w:pPr>
+                    <w:pStyle w:val="Compact"/>
+                    <w:jc w:val="center"/>
+                  </w:pPr>
+                  <w:r>
+                    <w:t xml:space="preserve">Protein load</w:t>
+                  </w:r>
+                </w:p>
+              </w:tc>
+              <w:tc>
+                <w:tcPr/>
+                <w:p>
+                  <w:pPr>
+                    <w:pStyle w:val="Compact"/>
+                    <w:jc w:val="center"/>
+                  </w:pPr>
+                  <w:r>
+                    <w:t xml:space="preserve">g/L resin</w:t>
+                  </w:r>
+                </w:p>
+              </w:tc>
+              <w:tc>
+                <w:tcPr/>
+                <w:p>
+                  <w:pPr>
+                    <w:pStyle w:val="Compact"/>
+                    <w:jc w:val="center"/>
+                  </w:pPr>
+                  <w:r>
+                    <w:t xml:space="preserve">25</w:t>
+                  </w:r>
+                </w:p>
+              </w:tc>
+              <w:tc>
+                <w:tcPr/>
+                <w:p>
+                  <w:pPr>
+                    <w:pStyle w:val="Compact"/>
+                    <w:jc w:val="center"/>
+                  </w:pPr>
+                  <w:r>
+                    <w:t xml:space="preserve">18–32</w:t>
+                  </w:r>
+                </w:p>
+              </w:tc>
+              <w:tc>
+                <w:tcPr/>
+                <w:p>
+                  <w:pPr>
+                    <w:pStyle w:val="Compact"/>
+                    <w:jc w:val="center"/>
+                  </w:pPr>
+                  <w:r>
+                    <w:t xml:space="preserve">10–40</w:t>
+                  </w:r>
+                </w:p>
+              </w:tc>
+              <w:tc>
+                <w:tcPr/>
+                <w:p>
+                  <w:pPr>
+                    <w:pStyle w:val="Compact"/>
+                    <w:jc w:val="center"/>
+                  </w:pPr>
+                  <w:r>
+                    <w:t xml:space="preserve">multivariate</w:t>
+                  </w:r>
+                </w:p>
+              </w:tc>
+              <w:tc>
+                <w:tcPr/>
+                <w:p>
+                  <w:pPr>
+                    <w:pStyle w:val="Compact"/>
+                    <w:jc w:val="center"/>
+                  </w:pPr>
+                  <w:r>
+                    <w:t xml:space="preserve">WC-CPP</w:t>
+                  </w:r>
+                </w:p>
+              </w:tc>
+            </w:tr>
+            <w:tr>
+              <w:tc>
+                <w:tcPr>
+                  <w:gridSpan w:val="1"/>
+                  <w:vMerge w:val="continue"/>
+                </w:tcPr>
+                <w:p>
+                  <w:pPr/>
+                </w:p>
+              </w:tc>
+              <w:tc>
+                <w:tcPr/>
+                <w:p>
+                  <w:pPr>
+                    <w:pStyle w:val="Compact"/>
+                    <w:jc w:val="center"/>
+                  </w:pPr>
+                  <w:r>
+                    <w:t xml:space="preserve">Load/Wash conductivity</w:t>
+                  </w:r>
+                </w:p>
+              </w:tc>
+              <w:tc>
+                <w:tcPr/>
+                <w:p>
+                  <w:pPr>
+                    <w:pStyle w:val="Compact"/>
+                    <w:jc w:val="center"/>
+                  </w:pPr>
+                  <w:r>
+                    <w:t xml:space="preserve">mS/cm</w:t>
+                  </w:r>
+                </w:p>
+              </w:tc>
+              <w:tc>
+                <w:tcPr/>
+                <w:p>
+                  <w:pPr>
+                    <w:pStyle w:val="Compact"/>
+                    <w:jc w:val="center"/>
+                  </w:pPr>
+                  <w:r>
+                    <w:t xml:space="preserve">5</w:t>
+                  </w:r>
+                </w:p>
+              </w:tc>
+              <w:tc>
+                <w:tcPr/>
+                <w:p>
+                  <w:pPr>
+                    <w:pStyle w:val="Compact"/>
+                    <w:jc w:val="center"/>
+                  </w:pPr>
+                  <w:r>
+                    <w:t xml:space="preserve">4–6</w:t>
+                  </w:r>
+                </w:p>
+              </w:tc>
+              <w:tc>
+                <w:tcPr/>
+                <w:p>
+                  <w:pPr>
+                    <w:pStyle w:val="Compact"/>
+                    <w:jc w:val="center"/>
+                  </w:pPr>
+                  <w:r>
+                    <w:t xml:space="preserve">3–7</w:t>
+                  </w:r>
+                </w:p>
+              </w:tc>
+              <w:tc>
+                <w:tcPr/>
+                <w:p>
+                  <w:pPr>
+                    <w:pStyle w:val="Compact"/>
+                    <w:jc w:val="center"/>
+                  </w:pPr>
+                  <w:r>
+                    <w:t xml:space="preserve">multivariate</w:t>
+                  </w:r>
+                </w:p>
+              </w:tc>
+              <w:tc>
+                <w:tcPr/>
+                <w:p>
+                  <w:pPr>
+                    <w:pStyle w:val="Compact"/>
+                    <w:jc w:val="center"/>
+                  </w:pPr>
+                  <w:r>
+                    <w:t xml:space="preserve">WC-CPP</w:t>
+                  </w:r>
+                </w:p>
+              </w:tc>
+            </w:tr>
+            <w:tr>
+              <w:tc>
+                <w:tcPr>
+                  <w:gridSpan w:val="1"/>
+                  <w:vMerge w:val="continue"/>
+                </w:tcPr>
+                <w:p>
+                  <w:pPr/>
+                </w:p>
+              </w:tc>
+              <w:tc>
+                <w:tcPr/>
+                <w:p>
+                  <w:pPr>
+                    <w:pStyle w:val="Compact"/>
+                    <w:jc w:val="center"/>
+                  </w:pPr>
+                  <w:r>
+                    <w:t xml:space="preserve">Elution buffer pH</w:t>
+                  </w:r>
+                </w:p>
+              </w:tc>
+              <w:tc>
+                <w:tcPr/>
+                <w:p>
+                  <w:pPr>
+                    <w:pStyle w:val="Compact"/>
+                    <w:jc w:val="center"/>
+                  </w:pPr>
+                  <w:r>
+                    <w:t xml:space="preserve">pH</w:t>
+                  </w:r>
+                </w:p>
+              </w:tc>
+              <w:tc>
+                <w:tcPr/>
+                <w:p>
+                  <w:pPr>
+                    <w:pStyle w:val="Compact"/>
+                    <w:jc w:val="center"/>
+                  </w:pPr>
+                  <w:r>
+                    <w:t xml:space="preserve">6</w:t>
+                  </w:r>
+                </w:p>
+              </w:tc>
+              <w:tc>
+                <w:tcPr/>
+                <w:p>
+                  <w:pPr>
+                    <w:pStyle w:val="Compact"/>
+                    <w:jc w:val="center"/>
+                  </w:pPr>
+                  <w:r>
+                    <w:t xml:space="preserve">5.85–6.15</w:t>
+                  </w:r>
+                </w:p>
+              </w:tc>
+              <w:tc>
+                <w:tcPr/>
+                <w:p>
+                  <w:pPr>
+                    <w:pStyle w:val="Compact"/>
+                    <w:jc w:val="center"/>
+                  </w:pPr>
+                  <w:r>
+                    <w:t xml:space="preserve">5.8–6.2</w:t>
+                  </w:r>
+                </w:p>
+              </w:tc>
+              <w:tc>
+                <w:tcPr/>
+                <w:p>
+                  <w:pPr>
+                    <w:pStyle w:val="Compact"/>
+                    <w:jc w:val="center"/>
+                  </w:pPr>
+                  <w:r>
+                    <w:t xml:space="preserve">multivariate</w:t>
+                  </w:r>
+                </w:p>
+              </w:tc>
+              <w:tc>
+                <w:tcPr/>
+                <w:p>
+                  <w:pPr>
+                    <w:pStyle w:val="Compact"/>
+                    <w:jc w:val="center"/>
+                  </w:pPr>
+                  <w:r>
+                    <w:t xml:space="preserve">WC-CPP</w:t>
+                  </w:r>
+                </w:p>
+              </w:tc>
+            </w:tr>
+            <w:tr>
+              <w:tc>
+                <w:tcPr>
+                  <w:gridSpan w:val="1"/>
+                  <w:vMerge w:val="continue"/>
+                </w:tcPr>
+                <w:p>
+                  <w:pPr/>
+                </w:p>
+              </w:tc>
+              <w:tc>
+                <w:tcPr/>
+                <w:p>
+                  <w:pPr>
+                    <w:pStyle w:val="Compact"/>
+                    <w:jc w:val="center"/>
+                  </w:pPr>
+                  <w:r>
+                    <w:t xml:space="preserve">Elution stop collect</w:t>
+                  </w:r>
+                </w:p>
+              </w:tc>
+              <w:tc>
+                <w:tcPr/>
+                <w:p>
+                  <w:pPr>
+                    <w:pStyle w:val="Compact"/>
+                    <w:jc w:val="center"/>
+                  </w:pPr>
+                  <w:r>
+                    <w:t xml:space="preserve">AU (OD280, descending)</w:t>
+                  </w:r>
+                </w:p>
+              </w:tc>
+              <w:tc>
+                <w:tcPr/>
+                <w:p>
+                  <w:pPr>
+                    <w:pStyle w:val="Compact"/>
+                    <w:jc w:val="center"/>
+                  </w:pPr>
+                  <w:r>
+                    <w:t xml:space="preserve">1</w:t>
+                  </w:r>
+                </w:p>
+              </w:tc>
+              <w:tc>
+                <w:tcPr/>
+                <w:p>
+                  <w:pPr>
+                    <w:pStyle w:val="Compact"/>
+                    <w:jc w:val="center"/>
+                  </w:pPr>
+                  <w:r>
+                    <w:t xml:space="preserve">0.7–1.3</w:t>
+                  </w:r>
+                </w:p>
+              </w:tc>
+              <w:tc>
+                <w:tcPr/>
+                <w:p>
+                  <w:pPr>
+                    <w:pStyle w:val="Compact"/>
+                    <w:jc w:val="center"/>
+                  </w:pPr>
+                  <w:r>
+                    <w:t xml:space="preserve">0.5–1.5</w:t>
+                  </w:r>
+                </w:p>
+              </w:tc>
+              <w:tc>
+                <w:tcPr/>
+                <w:p>
+                  <w:pPr>
+                    <w:pStyle w:val="Compact"/>
+                    <w:jc w:val="center"/>
+                  </w:pPr>
+                  <w:r>
+                    <w:t xml:space="preserve">multivariate</w:t>
+                  </w:r>
+                </w:p>
+              </w:tc>
+              <w:tc>
+                <w:tcPr/>
+                <w:p>
+                  <w:pPr>
+                    <w:pStyle w:val="Compact"/>
+                    <w:jc w:val="center"/>
+                  </w:pPr>
+                  <w:r>
+                    <w:t xml:space="preserve">WC-CPP</w:t>
+                  </w:r>
+                </w:p>
+              </w:tc>
+            </w:tr>
+            <w:tr>
+              <w:tc>
+                <w:tcPr>
+                  <w:gridSpan w:val="1"/>
+                  <w:vMerge w:val="continue"/>
+                </w:tcPr>
+                <w:p>
+                  <w:pPr/>
+                </w:p>
+              </w:tc>
+              <w:tc>
+                <w:tcPr/>
+                <w:p>
+                  <w:pPr>
+                    <w:pStyle w:val="Compact"/>
+                    <w:jc w:val="center"/>
+                  </w:pPr>
+                  <w:r>
+                    <w:t xml:space="preserve">Elution flow rate</w:t>
+                  </w:r>
+                </w:p>
+              </w:tc>
+              <w:tc>
+                <w:tcPr/>
+                <w:p>
+                  <w:pPr>
+                    <w:pStyle w:val="Compact"/>
+                    <w:jc w:val="center"/>
+                  </w:pPr>
+                  <w:r>
+                    <w:t xml:space="preserve">cm/hr</w:t>
+                  </w:r>
+                </w:p>
+              </w:tc>
+              <w:tc>
+                <w:tcPr/>
+                <w:p>
+                  <w:pPr>
+                    <w:pStyle w:val="Compact"/>
+                    <w:jc w:val="center"/>
+                  </w:pPr>
+                  <w:r>
+                    <w:t xml:space="preserve">200</w:t>
+                  </w:r>
+                </w:p>
+              </w:tc>
+              <w:tc>
+                <w:tcPr/>
+                <w:p>
+                  <w:pPr>
+                    <w:pStyle w:val="Compact"/>
+                    <w:jc w:val="center"/>
+                  </w:pPr>
+                  <w:r>
+                    <w:t xml:space="preserve">150–250</w:t>
+                  </w:r>
+                </w:p>
+              </w:tc>
+              <w:tc>
+                <w:tcPr/>
+                <w:p>
+                  <w:pPr>
+                    <w:pStyle w:val="Compact"/>
+                    <w:jc w:val="center"/>
+                  </w:pPr>
+                  <w:r>
+                    <w:t xml:space="preserve">100–300</w:t>
+                  </w:r>
+                </w:p>
+              </w:tc>
+              <w:tc>
+                <w:tcPr/>
+                <w:p>
+                  <w:pPr>
+                    <w:pStyle w:val="Compact"/>
+                    <w:jc w:val="center"/>
+                  </w:pPr>
+                  <w:r>
+                    <w:t xml:space="preserve">univariate</w:t>
+                  </w:r>
+                  <w:r>
+                    <w:rPr>
+                      <w:vertAlign w:val="superscript"/>
+                    </w:rPr>
+                    <w:t xml:space="preserve">a)</w:t>
+                  </w:r>
+                </w:p>
+              </w:tc>
+              <w:tc>
+                <w:tcPr/>
+                <w:p>
+                  <w:pPr>
+                    <w:pStyle w:val="Compact"/>
+                    <w:jc w:val="center"/>
+                  </w:pPr>
+                  <w:r>
+                    <w:t xml:space="preserve">GPP</w:t>
+                  </w:r>
+                </w:p>
+              </w:tc>
+            </w:tr>
+            <w:tr>
+              <w:tc>
+                <w:tcPr>
+                  <w:vMerge w:val="restart"/>
+                </w:tcPr>
+                <w:p>
+                  <w:pPr>
+                    <w:pStyle w:val="Compact"/>
+                    <w:jc w:val="center"/>
+                  </w:pPr>
+                  <w:r>
+                    <w:t xml:space="preserve">Anion exchange</w:t>
+                  </w:r>
+                </w:p>
+              </w:tc>
+              <w:tc>
+                <w:tcPr/>
+                <w:p>
+                  <w:pPr>
+                    <w:pStyle w:val="Compact"/>
+                    <w:jc w:val="center"/>
+                  </w:pPr>
+                  <w:r>
+                    <w:t xml:space="preserve">Load pH</w:t>
+                  </w:r>
+                </w:p>
+              </w:tc>
+              <w:tc>
+                <w:tcPr/>
+                <w:p>
+                  <w:pPr>
+                    <w:pStyle w:val="Compact"/>
+                    <w:jc w:val="center"/>
+                  </w:pPr>
+                  <w:r>
+                    <w:t xml:space="preserve">pH</w:t>
+                  </w:r>
+                </w:p>
+              </w:tc>
+              <w:tc>
+                <w:tcPr/>
+                <w:p>
+                  <w:pPr>
+                    <w:pStyle w:val="Compact"/>
+                    <w:jc w:val="center"/>
+                  </w:pPr>
+                  <w:r>
+                    <w:t xml:space="preserve">7.5</w:t>
+                  </w:r>
+                </w:p>
+              </w:tc>
+              <w:tc>
+                <w:tcPr/>
+                <w:p>
+                  <w:pPr>
+                    <w:pStyle w:val="Compact"/>
+                    <w:jc w:val="center"/>
+                  </w:pPr>
+                  <w:r>
+                    <w:t xml:space="preserve">7.35–7.65</w:t>
+                  </w:r>
+                </w:p>
+              </w:tc>
+              <w:tc>
+                <w:tcPr/>
+                <w:p>
+                  <w:pPr>
+                    <w:pStyle w:val="Compact"/>
+                    <w:jc w:val="center"/>
+                  </w:pPr>
+                  <w:r>
+                    <w:t xml:space="preserve">7.2–7.8</w:t>
+                  </w:r>
+                </w:p>
+              </w:tc>
+              <w:tc>
+                <w:tcPr/>
+                <w:p>
+                  <w:pPr>
+                    <w:pStyle w:val="Compact"/>
+                    <w:jc w:val="center"/>
+                  </w:pPr>
+                  <w:r>
+                    <w:t xml:space="preserve">multivariate</w:t>
+                  </w:r>
+                </w:p>
+              </w:tc>
+              <w:tc>
+                <w:tcPr/>
+                <w:p>
+                  <w:pPr>
+                    <w:pStyle w:val="Compact"/>
+                    <w:jc w:val="center"/>
+                  </w:pPr>
+                  <w:r>
+                    <w:t xml:space="preserve">WC-CPP</w:t>
+                  </w:r>
+                </w:p>
+              </w:tc>
+            </w:tr>
+            <w:tr>
+              <w:tc>
+                <w:tcPr>
+                  <w:gridSpan w:val="1"/>
+                  <w:vMerge w:val="continue"/>
+                </w:tcPr>
+                <w:p>
+                  <w:pPr/>
+                </w:p>
+              </w:tc>
+              <w:tc>
+                <w:tcPr/>
+                <w:p>
+                  <w:pPr>
+                    <w:pStyle w:val="Compact"/>
+                    <w:jc w:val="center"/>
+                  </w:pPr>
+                  <w:r>
+                    <w:t xml:space="preserve">Equil/Wash-1 conductivity</w:t>
+                  </w:r>
+                </w:p>
+              </w:tc>
+              <w:tc>
+                <w:tcPr/>
+                <w:p>
+                  <w:pPr>
+                    <w:pStyle w:val="Compact"/>
+                    <w:jc w:val="center"/>
+                  </w:pPr>
+                  <w:r>
+                    <w:t xml:space="preserve">mS/cm</w:t>
+                  </w:r>
+                </w:p>
+              </w:tc>
+              <w:tc>
+                <w:tcPr/>
+                <w:p>
+                  <w:pPr>
+                    <w:pStyle w:val="Compact"/>
+                    <w:jc w:val="center"/>
+                  </w:pPr>
+                  <w:r>
+                    <w:t xml:space="preserve">2.6</w:t>
+                  </w:r>
+                </w:p>
+              </w:tc>
+              <w:tc>
+                <w:tcPr/>
+                <w:p>
+                  <w:pPr>
+                    <w:pStyle w:val="Compact"/>
+                    <w:jc w:val="center"/>
+                  </w:pPr>
+                  <w:r>
+                    <w:t xml:space="preserve">2.1–3.1</w:t>
+                  </w:r>
+                </w:p>
+              </w:tc>
+              <w:tc>
+                <w:tcPr/>
+                <w:p>
+                  <w:pPr>
+                    <w:pStyle w:val="Compact"/>
+                    <w:jc w:val="center"/>
+                  </w:pPr>
+                  <w:r>
+                    <w:t xml:space="preserve">1.6–3.6</w:t>
+                  </w:r>
+                </w:p>
+              </w:tc>
+              <w:tc>
+                <w:tcPr/>
+                <w:p>
+                  <w:pPr>
+                    <w:pStyle w:val="Compact"/>
+                    <w:jc w:val="center"/>
+                  </w:pPr>
+                  <w:r>
+                    <w:t xml:space="preserve">multivariate</w:t>
+                  </w:r>
+                </w:p>
+              </w:tc>
+              <w:tc>
+                <w:tcPr/>
+                <w:p>
+                  <w:pPr>
+                    <w:pStyle w:val="Compact"/>
+                    <w:jc w:val="center"/>
+                  </w:pPr>
+                  <w:r>
+                    <w:t xml:space="preserve">WC-CPP</w:t>
+                  </w:r>
+                </w:p>
+              </w:tc>
+            </w:tr>
+            <w:tr>
+              <w:tc>
+                <w:tcPr>
+                  <w:gridSpan w:val="1"/>
+                  <w:vMerge w:val="continue"/>
+                </w:tcPr>
+                <w:p>
+                  <w:pPr/>
+                </w:p>
+              </w:tc>
+              <w:tc>
+                <w:tcPr/>
+                <w:p>
+                  <w:pPr>
+                    <w:pStyle w:val="Compact"/>
+                    <w:jc w:val="center"/>
+                  </w:pPr>
+                  <w:r>
+                    <w:t xml:space="preserve">Load conductivity</w:t>
+                  </w:r>
+                </w:p>
+              </w:tc>
+              <w:tc>
+                <w:tcPr/>
+                <w:p>
+                  <w:pPr>
+                    <w:pStyle w:val="Compact"/>
+                    <w:jc w:val="center"/>
+                  </w:pPr>
+                  <w:r>
+                    <w:t xml:space="preserve">mS/cm</w:t>
+                  </w:r>
+                </w:p>
+              </w:tc>
+              <w:tc>
+                <w:tcPr/>
+                <w:p>
+                  <w:pPr>
+                    <w:pStyle w:val="Compact"/>
+                    <w:jc w:val="center"/>
+                  </w:pPr>
+                  <w:r>
+                    <w:t xml:space="preserve">5.5</w:t>
+                  </w:r>
+                </w:p>
+              </w:tc>
+              <w:tc>
+                <w:tcPr/>
+                <w:p>
+                  <w:pPr>
+                    <w:pStyle w:val="Compact"/>
+                    <w:jc w:val="center"/>
+                  </w:pPr>
+                  <w:r>
+                    <w:t xml:space="preserve">4–7</w:t>
+                  </w:r>
+                </w:p>
+              </w:tc>
+              <w:tc>
+                <w:tcPr/>
+                <w:p>
+                  <w:pPr>
+                    <w:pStyle w:val="Compact"/>
+                    <w:jc w:val="center"/>
+                  </w:pPr>
+                  <w:r>
+                    <w:t xml:space="preserve">3–8</w:t>
+                  </w:r>
+                </w:p>
+              </w:tc>
+              <w:tc>
+                <w:tcPr/>
+                <w:p>
+                  <w:pPr>
+                    <w:pStyle w:val="Compact"/>
+                    <w:jc w:val="center"/>
+                  </w:pPr>
+                  <w:r>
+                    <w:t xml:space="preserve">multivariate</w:t>
+                  </w:r>
+                </w:p>
+              </w:tc>
+              <w:tc>
+                <w:tcPr/>
+                <w:p>
+                  <w:pPr>
+                    <w:pStyle w:val="Compact"/>
+                    <w:jc w:val="center"/>
+                  </w:pPr>
+                  <w:r>
+                    <w:t xml:space="preserve">WC-CPP</w:t>
+                  </w:r>
+                </w:p>
+              </w:tc>
+            </w:tr>
+            <w:tr>
+              <w:tc>
+                <w:tcPr>
+                  <w:gridSpan w:val="1"/>
+                  <w:vMerge w:val="continue"/>
+                </w:tcPr>
+                <w:p>
+                  <w:pPr/>
+                </w:p>
+              </w:tc>
+              <w:tc>
+                <w:tcPr/>
+                <w:p>
+                  <w:pPr>
+                    <w:pStyle w:val="Compact"/>
+                    <w:jc w:val="center"/>
+                  </w:pPr>
+                  <w:r>
+                    <w:t xml:space="preserve">Protein load</w:t>
+                  </w:r>
+                </w:p>
+              </w:tc>
+              <w:tc>
+                <w:tcPr/>
+                <w:p>
+                  <w:pPr>
+                    <w:pStyle w:val="Compact"/>
+                    <w:jc w:val="center"/>
+                  </w:pPr>
+                  <w:r>
+                    <w:t xml:space="preserve">g/L resin</w:t>
+                  </w:r>
+                </w:p>
+              </w:tc>
+              <w:tc>
+                <w:tcPr/>
+                <w:p>
+                  <w:pPr>
+                    <w:pStyle w:val="Compact"/>
+                    <w:jc w:val="center"/>
+                  </w:pPr>
+                  <w:r>
+                    <w:t xml:space="preserve">200</w:t>
+                  </w:r>
+                </w:p>
+              </w:tc>
+              <w:tc>
+                <w:tcPr/>
+                <w:p>
+                  <w:pPr>
+                    <w:pStyle w:val="Compact"/>
+                    <w:jc w:val="center"/>
+                  </w:pPr>
+                  <w:r>
+                    <w:t xml:space="preserve">120–280</w:t>
+                  </w:r>
+                </w:p>
+              </w:tc>
+              <w:tc>
+                <w:tcPr/>
+                <w:p>
+                  <w:pPr>
+                    <w:pStyle w:val="Compact"/>
+                    <w:jc w:val="center"/>
+                  </w:pPr>
+                  <w:r>
+                    <w:t xml:space="preserve">50–300</w:t>
+                  </w:r>
+                </w:p>
+              </w:tc>
+              <w:tc>
+                <w:tcPr/>
+                <w:p>
+                  <w:pPr>
+                    <w:pStyle w:val="Compact"/>
+                    <w:jc w:val="center"/>
+                  </w:pPr>
+                  <w:r>
+                    <w:t xml:space="preserve">multivariate</w:t>
+                  </w:r>
+                </w:p>
+              </w:tc>
+              <w:tc>
+                <w:tcPr/>
+                <w:p>
+                  <w:pPr>
+                    <w:pStyle w:val="Compact"/>
+                    <w:jc w:val="center"/>
+                  </w:pPr>
+                  <w:r>
+                    <w:t xml:space="preserve">WC-CPP</w:t>
+                  </w:r>
+                </w:p>
+              </w:tc>
+            </w:tr>
+            <w:tr>
+              <w:tc>
+                <w:tcPr>
+                  <w:gridSpan w:val="1"/>
+                  <w:vMerge w:val="continue"/>
+                </w:tcPr>
+                <w:p>
+                  <w:pPr/>
+                </w:p>
+              </w:tc>
+              <w:tc>
+                <w:tcPr/>
+                <w:p>
+                  <w:pPr>
+                    <w:pStyle w:val="Compact"/>
+                    <w:jc w:val="center"/>
+                  </w:pPr>
+                  <w:r>
+                    <w:t xml:space="preserve">Operating flow rate</w:t>
+                  </w:r>
+                </w:p>
+              </w:tc>
+              <w:tc>
+                <w:tcPr/>
+                <w:p>
+                  <w:pPr>
+                    <w:pStyle w:val="Compact"/>
+                    <w:jc w:val="center"/>
+                  </w:pPr>
+                  <w:r>
+                    <w:t xml:space="preserve">cm/hr</w:t>
+                  </w:r>
+                </w:p>
+              </w:tc>
+              <w:tc>
+                <w:tcPr/>
+                <w:p>
+                  <w:pPr>
+                    <w:pStyle w:val="Compact"/>
+                    <w:jc w:val="center"/>
+                  </w:pPr>
+                  <w:r>
+                    <w:t xml:space="preserve">300</w:t>
+                  </w:r>
+                </w:p>
+              </w:tc>
+              <w:tc>
+                <w:tcPr/>
+                <w:p>
+                  <w:pPr>
+                    <w:pStyle w:val="Compact"/>
+                    <w:jc w:val="center"/>
+                  </w:pPr>
+                  <w:r>
+                    <w:t xml:space="preserve">200–400</w:t>
+                  </w:r>
+                </w:p>
+              </w:tc>
+              <w:tc>
+                <w:tcPr/>
+                <w:p>
+                  <w:pPr>
+                    <w:pStyle w:val="Compact"/>
+                    <w:jc w:val="center"/>
+                  </w:pPr>
+                  <w:r>
+                    <w:t xml:space="preserve">150–450</w:t>
+                  </w:r>
+                </w:p>
+              </w:tc>
+              <w:tc>
+                <w:tcPr/>
+                <w:p>
+                  <w:pPr>
+                    <w:pStyle w:val="Compact"/>
+                    <w:jc w:val="center"/>
+                  </w:pPr>
+                  <w:r>
+                    <w:t xml:space="preserve">univariate</w:t>
+                  </w:r>
+                  <w:r>
+                    <w:rPr>
+                      <w:vertAlign w:val="superscript"/>
+                    </w:rPr>
+                    <w:t xml:space="preserve">a)</w:t>
+                  </w:r>
+                </w:p>
+              </w:tc>
+              <w:tc>
+                <w:tcPr/>
+                <w:p>
+                  <w:pPr>
+                    <w:pStyle w:val="Compact"/>
+                    <w:jc w:val="center"/>
+                  </w:pPr>
+                  <w:r>
+                    <w:t xml:space="preserve">WC-CPP</w:t>
+                  </w:r>
+                </w:p>
+              </w:tc>
+            </w:tr>
+            <w:tr>
+              <w:tc>
+                <w:tcPr>
+                  <w:vMerge w:val="restart"/>
+                </w:tcPr>
+                <w:p>
+                  <w:pPr>
+                    <w:pStyle w:val="Compact"/>
+                    <w:jc w:val="center"/>
+                  </w:pPr>
+                  <w:r>
+                    <w:t xml:space="preserve">Virus filtration</w:t>
+                  </w:r>
+                </w:p>
+              </w:tc>
+              <w:tc>
+                <w:tcPr/>
+                <w:p>
+                  <w:pPr>
+                    <w:pStyle w:val="Compact"/>
+                    <w:jc w:val="center"/>
+                  </w:pPr>
+                  <w:r>
+                    <w:t xml:space="preserve">Filtration volume (load)</w:t>
+                  </w:r>
+                </w:p>
+              </w:tc>
+              <w:tc>
+                <w:tcPr/>
+                <w:p>
+                  <w:pPr>
+                    <w:pStyle w:val="Compact"/>
+                    <w:jc w:val="center"/>
+                  </w:pPr>
+                  <w:r>
+                    <w:t xml:space="preserve">L/m2</w:t>
+                  </w:r>
+                </w:p>
+              </w:tc>
+              <w:tc>
+                <w:tcPr/>
+                <w:p>
+                  <w:pPr>
+                    <w:pStyle w:val="Compact"/>
+                    <w:jc w:val="center"/>
+                  </w:pPr>
+                  <w:r>
+                    <w:t xml:space="preserve">90</w:t>
+                  </w:r>
+                </w:p>
+              </w:tc>
+              <w:tc>
+                <w:tcPr/>
+                <w:p>
+                  <w:pPr>
+                    <w:pStyle w:val="Compact"/>
+                    <w:jc w:val="center"/>
+                  </w:pPr>
+                  <w:r>
+                    <w:t xml:space="preserve">50–105</w:t>
+                  </w:r>
+                </w:p>
+              </w:tc>
+              <w:tc>
+                <w:tcPr/>
+                <w:p>
+                  <w:pPr>
+                    <w:pStyle w:val="Compact"/>
+                    <w:jc w:val="center"/>
+                  </w:pPr>
+                  <w:r>
+                    <w:t xml:space="preserve">50–140</w:t>
+                  </w:r>
+                </w:p>
+              </w:tc>
+              <w:tc>
+                <w:tcPr/>
+                <w:p>
+                  <w:pPr>
+                    <w:pStyle w:val="Compact"/>
+                    <w:jc w:val="center"/>
+                  </w:pPr>
+                  <w:r>
+                    <w:t xml:space="preserve">multivariate</w:t>
+                  </w:r>
+                </w:p>
+              </w:tc>
+              <w:tc>
+                <w:tcPr/>
+                <w:p>
+                  <w:pPr>
+                    <w:pStyle w:val="Compact"/>
+                    <w:jc w:val="center"/>
+                  </w:pPr>
+                  <w:r>
+                    <w:t xml:space="preserve">WC-CPP</w:t>
+                  </w:r>
+                </w:p>
+              </w:tc>
+            </w:tr>
+            <w:tr>
+              <w:tc>
+                <w:tcPr>
+                  <w:gridSpan w:val="1"/>
+                  <w:vMerge w:val="continue"/>
+                </w:tcPr>
+                <w:p>
+                  <w:pPr/>
+                </w:p>
+              </w:tc>
+              <w:tc>
+                <w:tcPr/>
+                <w:p>
+                  <w:pPr>
+                    <w:pStyle w:val="Compact"/>
+                    <w:jc w:val="center"/>
+                  </w:pPr>
+                  <w:r>
+                    <w:t xml:space="preserve">Filtration pressure</w:t>
+                  </w:r>
+                </w:p>
+              </w:tc>
+              <w:tc>
+                <w:tcPr/>
+                <w:p>
+                  <w:pPr>
+                    <w:pStyle w:val="Compact"/>
+                    <w:jc w:val="center"/>
+                  </w:pPr>
+                  <w:r>
+                    <w:t xml:space="preserve">psi</w:t>
+                  </w:r>
+                </w:p>
+              </w:tc>
+              <w:tc>
+                <w:tcPr/>
+                <w:p>
+                  <w:pPr>
+                    <w:pStyle w:val="Compact"/>
+                    <w:jc w:val="center"/>
+                  </w:pPr>
+                  <w:r>
+                    <w:t xml:space="preserve">13</w:t>
+                  </w:r>
+                </w:p>
+              </w:tc>
+              <w:tc>
+                <w:tcPr/>
+                <w:p>
+                  <w:pPr>
+                    <w:pStyle w:val="Compact"/>
+                    <w:jc w:val="center"/>
+                  </w:pPr>
+                  <w:r>
+                    <w:t xml:space="preserve">10–20</w:t>
+                  </w:r>
+                </w:p>
+              </w:tc>
+              <w:tc>
+                <w:tcPr/>
+                <w:p>
+                  <w:pPr>
+                    <w:pStyle w:val="Compact"/>
+                    <w:jc w:val="center"/>
+                  </w:pPr>
+                  <w:r>
+                    <w:t xml:space="preserve">8–30</w:t>
+                  </w:r>
+                </w:p>
+              </w:tc>
+              <w:tc>
+                <w:tcPr/>
+                <w:p>
+                  <w:pPr>
+                    <w:pStyle w:val="Compact"/>
+                    <w:jc w:val="center"/>
+                  </w:pPr>
+                  <w:r>
+                    <w:t xml:space="preserve">multivariate</w:t>
+                  </w:r>
+                </w:p>
+              </w:tc>
+              <w:tc>
+                <w:tcPr/>
+                <w:p>
+                  <w:pPr>
+                    <w:pStyle w:val="Compact"/>
+                    <w:jc w:val="center"/>
+                  </w:pPr>
+                  <w:r>
+                    <w:t xml:space="preserve">WC-CPP</w:t>
+                  </w:r>
+                </w:p>
+              </w:tc>
+            </w:tr>
+            <w:tr>
+              <w:tc>
+                <w:tcPr>
+                  <w:vMerge w:val="restart"/>
+                </w:tcPr>
+                <w:p>
+                  <w:pPr>
+                    <w:pStyle w:val="Compact"/>
+                    <w:jc w:val="center"/>
+                  </w:pPr>
+                  <w:r>
+                    <w:t xml:space="preserve">UF/DF</w:t>
+                  </w:r>
+                </w:p>
+              </w:tc>
+              <w:tc>
+                <w:tcPr/>
+                <w:p>
+                  <w:pPr>
+                    <w:pStyle w:val="Compact"/>
+                    <w:jc w:val="center"/>
+                  </w:pPr>
+                  <w:r>
+                    <w:t xml:space="preserve">Number of diavolumes</w:t>
+                  </w:r>
+                </w:p>
+              </w:tc>
+              <w:tc>
+                <w:tcPr/>
+                <w:p>
+                  <w:pPr>
+                    <w:pStyle w:val="Compact"/>
+                    <w:jc w:val="center"/>
+                  </w:pPr>
+                  <w:r>
+                    <w:t xml:space="preserve">DV</w:t>
+                  </w:r>
+                </w:p>
+              </w:tc>
+              <w:tc>
+                <w:tcPr/>
+                <w:p>
+                  <w:pPr>
+                    <w:pStyle w:val="Compact"/>
+                    <w:jc w:val="center"/>
+                  </w:pPr>
+                  <w:r>
+                    <w:t xml:space="preserve">8</w:t>
+                  </w:r>
+                </w:p>
+              </w:tc>
+              <w:tc>
+                <w:tcPr/>
+                <w:p>
+                  <w:pPr>
+                    <w:pStyle w:val="Compact"/>
+                    <w:jc w:val="center"/>
+                  </w:pPr>
+                  <w:r>
+                    <w:t xml:space="preserve">7–9</w:t>
+                  </w:r>
+                </w:p>
+              </w:tc>
+              <w:tc>
+                <w:tcPr/>
+                <w:p>
+                  <w:pPr>
+                    <w:pStyle w:val="Compact"/>
+                    <w:jc w:val="center"/>
+                  </w:pPr>
+                  <w:r>
+                    <w:t xml:space="preserve">7–10</w:t>
+                  </w:r>
+                </w:p>
+              </w:tc>
+              <w:tc>
+                <w:tcPr/>
+                <w:p>
+                  <w:pPr>
+                    <w:pStyle w:val="Compact"/>
+                    <w:jc w:val="center"/>
+                  </w:pPr>
+                  <w:r>
+                    <w:t xml:space="preserve">univariate</w:t>
+                  </w:r>
+                  <w:r>
+                    <w:rPr>
+                      <w:vertAlign w:val="superscript"/>
+                    </w:rPr>
+                    <w:t xml:space="preserve">a)</w:t>
+                  </w:r>
+                </w:p>
+              </w:tc>
+              <w:tc>
+                <w:tcPr/>
+                <w:p>
+                  <w:pPr>
+                    <w:pStyle w:val="Compact"/>
+                    <w:jc w:val="center"/>
+                  </w:pPr>
+                  <w:r>
+                    <w:t xml:space="preserve">KPP</w:t>
+                  </w:r>
+                </w:p>
+              </w:tc>
+            </w:tr>
+            <w:tr>
+              <w:tc>
+                <w:tcPr>
+                  <w:gridSpan w:val="1"/>
+                  <w:vMerge w:val="continue"/>
+                </w:tcPr>
+                <w:p>
+                  <w:pPr/>
+                </w:p>
+              </w:tc>
+              <w:tc>
+                <w:tcPr/>
+                <w:p>
+                  <w:pPr>
+                    <w:pStyle w:val="Compact"/>
+                    <w:jc w:val="center"/>
+                  </w:pPr>
+                  <w:r>
+                    <w:t xml:space="preserve">Transmembrane pressure</w:t>
+                  </w:r>
+                </w:p>
+              </w:tc>
+              <w:tc>
+                <w:tcPr/>
+                <w:p>
+                  <w:pPr>
+                    <w:pStyle w:val="Compact"/>
+                    <w:jc w:val="center"/>
+                  </w:pPr>
+                  <w:r>
+                    <w:t xml:space="preserve">psi</w:t>
+                  </w:r>
+                </w:p>
+              </w:tc>
+              <w:tc>
+                <w:tcPr/>
+                <w:p>
+                  <w:pPr>
+                    <w:pStyle w:val="Compact"/>
+                    <w:jc w:val="center"/>
+                  </w:pPr>
+                  <w:r>
+                    <w:t xml:space="preserve">12</w:t>
+                  </w:r>
+                </w:p>
+              </w:tc>
+              <w:tc>
+                <w:tcPr/>
+                <w:p>
+                  <w:pPr>
+                    <w:pStyle w:val="Compact"/>
+                    <w:jc w:val="center"/>
+                  </w:pPr>
+                  <w:r>
+                    <w:t xml:space="preserve">10–14</w:t>
+                  </w:r>
+                </w:p>
+              </w:tc>
+              <w:tc>
+                <w:tcPr/>
+                <w:p>
+                  <w:pPr>
+                    <w:pStyle w:val="Compact"/>
+                    <w:jc w:val="center"/>
+                  </w:pPr>
+                  <w:r>
+                    <w:t xml:space="preserve">10–15</w:t>
+                  </w:r>
+                </w:p>
+              </w:tc>
+              <w:tc>
+                <w:tcPr/>
+                <w:p>
+                  <w:pPr>
+                    <w:pStyle w:val="Compact"/>
+                    <w:jc w:val="center"/>
+                  </w:pPr>
+                  <w:r>
+                    <w:t xml:space="preserve">univariate</w:t>
+                  </w:r>
+                  <w:r>
+                    <w:rPr>
+                      <w:vertAlign w:val="superscript"/>
+                    </w:rPr>
+                    <w:t xml:space="preserve">a)</w:t>
+                  </w:r>
+                </w:p>
+              </w:tc>
+              <w:tc>
+                <w:tcPr/>
+                <w:p>
+                  <w:pPr>
+                    <w:pStyle w:val="Compact"/>
+                    <w:jc w:val="center"/>
+                  </w:pPr>
+                  <w:r>
+                    <w:t xml:space="preserve">KPP</w:t>
+                  </w:r>
+                </w:p>
+              </w:tc>
+            </w:tr>
+            <w:tr>
+              <w:tc>
+                <w:tcPr>
+                  <w:gridSpan w:val="1"/>
+                  <w:vMerge w:val="continue"/>
+                </w:tcPr>
+                <w:p>
+                  <w:pPr/>
+                </w:p>
+              </w:tc>
+              <w:tc>
+                <w:tcPr/>
+                <w:p>
+                  <w:pPr>
+                    <w:pStyle w:val="Compact"/>
+                    <w:jc w:val="center"/>
+                  </w:pPr>
+                  <w:r>
+                    <w:t xml:space="preserve">Final DS concentration</w:t>
+                  </w:r>
+                </w:p>
+              </w:tc>
+              <w:tc>
+                <w:tcPr/>
+                <w:p>
+                  <w:pPr>
+                    <w:pStyle w:val="Compact"/>
+                    <w:jc w:val="center"/>
+                  </w:pPr>
+                  <w:r>
+                    <w:t xml:space="preserve">g/L</w:t>
+                  </w:r>
+                </w:p>
+              </w:tc>
+              <w:tc>
+                <w:tcPr/>
+                <w:p>
+                  <w:pPr>
+                    <w:pStyle w:val="Compact"/>
+                    <w:jc w:val="center"/>
+                  </w:pPr>
+                  <w:r>
+                    <w:t xml:space="preserve">75</w:t>
+                  </w:r>
+                </w:p>
+              </w:tc>
+              <w:tc>
+                <w:tcPr/>
+                <w:p>
+                  <w:pPr>
+                    <w:pStyle w:val="Compact"/>
+                    <w:jc w:val="center"/>
+                  </w:pPr>
+                  <w:r>
+                    <w:t xml:space="preserve">70–80</w:t>
+                  </w:r>
+                </w:p>
+              </w:tc>
+              <w:tc>
+                <w:tcPr/>
+                <w:p>
+                  <w:pPr>
+                    <w:pStyle w:val="Compact"/>
+                    <w:jc w:val="center"/>
+                  </w:pPr>
+                  <w:r>
+                    <w:t xml:space="preserve">65–85</w:t>
+                  </w:r>
+                </w:p>
+              </w:tc>
+              <w:tc>
+                <w:tcPr/>
+                <w:p>
+                  <w:pPr>
+                    <w:pStyle w:val="Compact"/>
+                    <w:jc w:val="center"/>
+                  </w:pPr>
+                  <w:r>
+                    <w:t xml:space="preserve">univariate</w:t>
+                  </w:r>
+                  <w:r>
+                    <w:rPr>
+                      <w:vertAlign w:val="superscript"/>
+                    </w:rPr>
+                    <w:t xml:space="preserve">a)</w:t>
+                  </w:r>
+                </w:p>
+              </w:tc>
+              <w:tc>
+                <w:tcPr/>
+                <w:p>
+                  <w:pPr>
+                    <w:pStyle w:val="Compact"/>
+                    <w:jc w:val="center"/>
+                  </w:pPr>
+                  <w:r>
+                    <w:t xml:space="preserve">KPP</w:t>
+                  </w:r>
+                </w:p>
+              </w:tc>
+            </w:tr>
+            <w:tr>
+              <w:tc>
+                <w:tcPr>
+                  <w:gridSpan w:val="8"/>
+                </w:tcPr>
+                <w:p>
+                  <w:pPr>
+                    <w:pStyle w:val="Compact"/>
+                    <w:jc w:val="center"/>
+                  </w:pPr>
+                  <w:r>
+                    <w:rPr>
+                      <w:vertAlign w:val="superscript"/>
+                    </w:rPr>
+                    <w:t xml:space="preserve">a)</w:t>
+                  </w:r>
+                  <w:r>
+                    <w:t xml:space="preserve"> </w:t>
+                  </w:r>
+                  <w:r>
+                    <w:t xml:space="preserve">Studied one factor at a time.</w:t>
+                  </w:r>
+                </w:p>
+              </w:tc>
+            </w:tr>
+            <w:tr>
+              <w:tc>
+                <w:tcPr>
+                  <w:gridSpan w:val="8"/>
+                </w:tcPr>
+                <w:p>
+                  <w:pPr>
+                    <w:pStyle w:val="Compact"/>
+                    <w:jc w:val="center"/>
+                  </w:pPr>
+                  <w:r>
+                    <w:rPr>
+                      <w:vertAlign w:val="superscript"/>
+                    </w:rPr>
+                    <w:t xml:space="preserve">b)</w:t>
+                  </w:r>
+                  <w:r>
+                    <w:t xml:space="preserve"> </w:t>
+                  </w:r>
+                  <w:r>
+                    <w:t xml:space="preserve">The normal operating range equals the characterized range.</w:t>
+                  </w:r>
+                </w:p>
+              </w:tc>
+            </w:tr>
+            <w:tr>
+              <w:tc>
+                <w:tcPr>
+                  <w:gridSpan w:val="8"/>
+                </w:tcPr>
+                <w:p>
+                  <w:pPr>
+                    <w:pStyle w:val="Compact"/>
+                    <w:jc w:val="center"/>
+                  </w:pPr>
                   <w:r>
                     <w:rPr>
                       <w:vertAlign w:val="superscript"/>
                     </w:rPr>
                     <w:t xml:space="preserve">c1)</w:t>
                   </w:r>
-                </w:p>
-              </w:tc>
-              <w:tc>
-                <w:tcPr/>
-                <w:p>
-                  <w:pPr>
-                    <w:pStyle w:val="Compact"/>
-                    <w:jc w:val="center"/>
-                  </w:pPr>
-                  <w:r>
-                    <w:t xml:space="preserve">3.2–4</w:t>
-                  </w:r>
-                </w:p>
-              </w:tc>
-              <w:tc>
-                <w:tcPr/>
-                <w:p>
-                  <w:pPr>
-                    <w:pStyle w:val="Compact"/>
-                    <w:jc w:val="center"/>
-                  </w:pPr>
-                  <w:r>
-                    <w:t xml:space="preserve">multivariate</w:t>
-                  </w:r>
-                </w:p>
-              </w:tc>
-              <w:tc>
-                <w:tcPr/>
-                <w:p>
-                  <w:pPr>
-                    <w:pStyle w:val="Compact"/>
-                    <w:jc w:val="center"/>
-                  </w:pPr>
-                  <w:r>
-                    <w:t xml:space="preserve">CPP</w:t>
-                  </w:r>
-                </w:p>
-              </w:tc>
-            </w:tr>
-            <w:tr>
-              <w:tc>
-                <w:tcPr>
-                  <w:gridSpan w:val="1"/>
-                  <w:vMerge w:val="continue"/>
-                </w:tcPr>
-                <w:p>
-                  <w:pPr/>
-                </w:p>
-              </w:tc>
-              <w:tc>
-                <w:tcPr/>
-                <w:p>
-                  <w:pPr>
-                    <w:pStyle w:val="Compact"/>
-                    <w:jc w:val="center"/>
-                  </w:pPr>
-                  <w:r>
-                    <w:t xml:space="preserve">Hold time</w:t>
-                  </w:r>
-                </w:p>
-              </w:tc>
-              <w:tc>
-                <w:tcPr/>
-                <w:p>
-                  <w:pPr>
-                    <w:pStyle w:val="Compact"/>
-                    <w:jc w:val="center"/>
-                  </w:pPr>
-                  <w:r>
-                    <w:t xml:space="preserve">min</w:t>
-                  </w:r>
-                </w:p>
-              </w:tc>
-              <w:tc>
-                <w:tcPr/>
-                <w:p>
-                  <w:pPr>
-                    <w:pStyle w:val="Compact"/>
-                    <w:jc w:val="center"/>
-                  </w:pPr>
-                  <w:r>
-                    <w:t xml:space="preserve">105</w:t>
-                  </w:r>
+                  <w:r>
+                    <w:t xml:space="preserve"> </w:t>
+                  </w:r>
+                  <w:r>
+                    <w:t xml:space="preserve">Narrowed at Version 2.0 from 20–40 g/L resin, the NOR as characterized (PCR-005).</w:t>
+                  </w:r>
+                </w:p>
+              </w:tc>
+            </w:tr>
+            <w:tr>
+              <w:tc>
+                <w:tcPr>
+                  <w:gridSpan w:val="8"/>
+                </w:tcPr>
+                <w:p>
+                  <w:pPr>
+                    <w:pStyle w:val="Compact"/>
+                    <w:jc w:val="center"/>
+                  </w:pPr>
+                  <w:r>
+                    <w:rPr>
+                      <w:vertAlign w:val="superscript"/>
+                    </w:rPr>
+                    <w:t xml:space="preserve">c2)</w:t>
+                  </w:r>
+                  <w:r>
+                    <w:t xml:space="preserve"> </w:t>
+                  </w:r>
+                  <w:r>
+                    <w:t xml:space="preserve">Moved at Version 2.0 from pH 3.4–3.6, the NOR as characterized (PCR-006).</w:t>
+                  </w:r>
+                </w:p>
+              </w:tc>
+            </w:tr>
+            <w:tr>
+              <w:tc>
+                <w:tcPr>
+                  <w:gridSpan w:val="8"/>
+                </w:tcPr>
+                <w:p>
+                  <w:pPr>
+                    <w:pStyle w:val="Compact"/>
+                    <w:jc w:val="center"/>
+                  </w:pPr>
+                  <w:r>
+                    <w:rPr>
+                      <w:vertAlign w:val="superscript"/>
+                    </w:rPr>
+                    <w:t xml:space="preserve">c3)</w:t>
+                  </w:r>
+                  <w:r>
+                    <w:t xml:space="preserve"> </w:t>
+                  </w:r>
+                  <w:r>
+                    <w:t xml:space="preserve">Moved at Version 2.0 from pH 3.5, the set-point the studies were run around (PCR-006).</w:t>
+                  </w:r>
+                </w:p>
+              </w:tc>
+            </w:tr>
+            <w:tr>
+              <w:tc>
+                <w:tcPr>
+                  <w:gridSpan w:val="8"/>
+                </w:tcPr>
+                <w:p>
+                  <w:pPr>
+                    <w:pStyle w:val="Compact"/>
+                    <w:jc w:val="center"/>
+                  </w:pPr>
                   <w:r>
                     <w:rPr>
                       <w:vertAlign w:val="superscript"/>
                     </w:rPr>
                     <w:t xml:space="preserve">c4)</w:t>
                   </w:r>
-                </w:p>
-              </w:tc>
-              <w:tc>
-                <w:tcPr/>
-                <w:p>
-                  <w:pPr>
-                    <w:pStyle w:val="Compact"/>
-                    <w:jc w:val="center"/>
-                  </w:pPr>
-                  <w:r>
-                    <w:t xml:space="preserve">90–120</w:t>
-                  </w:r>
-                  <w:r>
-                    <w:rPr>
-                      <w:vertAlign w:val="superscript"/>
-                    </w:rPr>
-                    <w:t xml:space="preserve">c3)</w:t>
-                  </w:r>
-                </w:p>
-              </w:tc>
-              <w:tc>
-                <w:tcPr/>
-                <w:p>
-                  <w:pPr>
-                    <w:pStyle w:val="Compact"/>
-                    <w:jc w:val="center"/>
-                  </w:pPr>
-                  <w:r>
-                    <w:t xml:space="preserve">60–180</w:t>
-                  </w:r>
-                </w:p>
-              </w:tc>
-              <w:tc>
-                <w:tcPr/>
-                <w:p>
-                  <w:pPr>
-                    <w:pStyle w:val="Compact"/>
-                    <w:jc w:val="center"/>
-                  </w:pPr>
-                  <w:r>
-                    <w:t xml:space="preserve">multivariate</w:t>
-                  </w:r>
-                </w:p>
-              </w:tc>
-              <w:tc>
-                <w:tcPr/>
-                <w:p>
-                  <w:pPr>
-                    <w:pStyle w:val="Compact"/>
-                    <w:jc w:val="center"/>
-                  </w:pPr>
-                  <w:r>
-                    <w:t xml:space="preserve">WC-CPP</w:t>
-                  </w:r>
-                </w:p>
-              </w:tc>
-            </w:tr>
-            <w:tr>
-              <w:tc>
-                <w:tcPr>
-                  <w:gridSpan w:val="1"/>
-                  <w:vMerge w:val="continue"/>
-                </w:tcPr>
-                <w:p>
-                  <w:pPr/>
-                </w:p>
-              </w:tc>
-              <w:tc>
-                <w:tcPr/>
-                <w:p>
-                  <w:pPr>
-                    <w:pStyle w:val="Compact"/>
-                    <w:jc w:val="center"/>
-                  </w:pPr>
-                  <w:r>
-                    <w:t xml:space="preserve">Temperature</w:t>
-                  </w:r>
-                </w:p>
-              </w:tc>
-              <w:tc>
-                <w:tcPr/>
-                <w:p>
-                  <w:pPr>
-                    <w:pStyle w:val="Compact"/>
-                    <w:jc w:val="center"/>
-                  </w:pPr>
-                  <w:r>
-                    <w:t xml:space="preserve">°C</w:t>
-                  </w:r>
-                </w:p>
-              </w:tc>
-              <w:tc>
-                <w:tcPr/>
-                <w:p>
-                  <w:pPr>
-                    <w:pStyle w:val="Compact"/>
-                    <w:jc w:val="center"/>
-                  </w:pPr>
-                  <w:r>
-                    <w:t xml:space="preserve">21</w:t>
-                  </w:r>
-                </w:p>
-              </w:tc>
-              <w:tc>
-                <w:tcPr/>
-                <w:p>
-                  <w:pPr>
-                    <w:pStyle w:val="Compact"/>
-                    <w:jc w:val="center"/>
-                  </w:pPr>
-                  <w:r>
-                    <w:t xml:space="preserve">20–23</w:t>
-                  </w:r>
+                  <w:r>
+                    <w:t xml:space="preserve"> </w:t>
+                  </w:r>
+                  <w:r>
+                    <w:t xml:space="preserve">Narrowed at Version 2.0 from 60–120 min, the NOR as characterized (PCR-006).</w:t>
+                  </w:r>
+                </w:p>
+              </w:tc>
+            </w:tr>
+            <w:tr>
+              <w:tc>
+                <w:tcPr>
+                  <w:gridSpan w:val="8"/>
+                </w:tcPr>
+                <w:p>
+                  <w:pPr>
+                    <w:pStyle w:val="Compact"/>
+                    <w:jc w:val="center"/>
+                  </w:pPr>
                   <w:r>
                     <w:rPr>
                       <w:vertAlign w:val="superscript"/>
                     </w:rPr>
                     <w:t xml:space="preserve">c5)</w:t>
                   </w:r>
-                </w:p>
-              </w:tc>
-              <w:tc>
-                <w:tcPr/>
-                <w:p>
-                  <w:pPr>
-                    <w:pStyle w:val="Compact"/>
-                    <w:jc w:val="center"/>
-                  </w:pPr>
-                  <w:r>
-                    <w:t xml:space="preserve">15–25</w:t>
-                  </w:r>
-                </w:p>
-              </w:tc>
-              <w:tc>
-                <w:tcPr/>
-                <w:p>
-                  <w:pPr>
-                    <w:pStyle w:val="Compact"/>
-                    <w:jc w:val="center"/>
-                  </w:pPr>
-                  <w:r>
-                    <w:t xml:space="preserve">multivariate</w:t>
-                  </w:r>
-                </w:p>
-              </w:tc>
-              <w:tc>
-                <w:tcPr/>
-                <w:p>
-                  <w:pPr>
-                    <w:pStyle w:val="Compact"/>
-                    <w:jc w:val="center"/>
-                  </w:pPr>
-                  <w:r>
-                    <w:t xml:space="preserve">WC-CPP</w:t>
-                  </w:r>
-                </w:p>
-              </w:tc>
-            </w:tr>
-            <w:tr>
-              <w:tc>
-                <w:tcPr>
-                  <w:gridSpan w:val="1"/>
-                  <w:vMerge w:val="continue"/>
-                </w:tcPr>
-                <w:p>
-                  <w:pPr/>
-                </w:p>
-              </w:tc>
-              <w:tc>
-                <w:tcPr/>
-                <w:p>
-                  <w:pPr>
-                    <w:pStyle w:val="Compact"/>
-                    <w:jc w:val="center"/>
-                  </w:pPr>
-                  <w:r>
-                    <w:t xml:space="preserve">A-Mab concentration</w:t>
-                  </w:r>
-                </w:p>
-              </w:tc>
-              <w:tc>
-                <w:tcPr/>
-                <w:p>
-                  <w:pPr>
-                    <w:pStyle w:val="Compact"/>
-                    <w:jc w:val="center"/>
-                  </w:pPr>
-                  <w:r>
-                    <w:t xml:space="preserve">g/L</w:t>
-                  </w:r>
-                </w:p>
-              </w:tc>
-              <w:tc>
-                <w:tcPr/>
-                <w:p>
-                  <w:pPr>
-                    <w:pStyle w:val="Compact"/>
-                    <w:jc w:val="center"/>
-                  </w:pPr>
-                  <w:r>
-                    <w:t xml:space="preserve">20</w:t>
-                  </w:r>
-                </w:p>
-              </w:tc>
-              <w:tc>
-                <w:tcPr/>
-                <w:p>
-                  <w:pPr>
-                    <w:pStyle w:val="Compact"/>
-                    <w:jc w:val="center"/>
-                  </w:pPr>
-                  <w:r>
-                    <w:t xml:space="preserve">as characterized</w:t>
-                  </w:r>
+                  <w:r>
+                    <w:t xml:space="preserve"> </w:t>
+                  </w:r>
+                  <w:r>
+                    <w:t xml:space="preserve">Moved at Version 2.0 from 90 min, the set-point the studies were run around (PCR-006).</w:t>
+                  </w:r>
+                </w:p>
+              </w:tc>
+            </w:tr>
+            <w:tr>
+              <w:tc>
+                <w:tcPr>
+                  <w:gridSpan w:val="8"/>
+                </w:tcPr>
+                <w:p>
+                  <w:pPr>
+                    <w:pStyle w:val="Compact"/>
+                    <w:jc w:val="center"/>
+                  </w:pPr>
                   <w:r>
                     <w:rPr>
                       <w:vertAlign w:val="superscript"/>
                     </w:rPr>
-                    <w:t xml:space="preserve">b)</w:t>
-                  </w:r>
-                </w:p>
-              </w:tc>
-              <w:tc>
-                <w:tcPr/>
-                <w:p>
-                  <w:pPr>
-                    <w:pStyle w:val="Compact"/>
-                    <w:jc w:val="center"/>
-                  </w:pPr>
-                  <w:r>
-                    <w:t xml:space="preserve">5–35</w:t>
-                  </w:r>
-                </w:p>
-              </w:tc>
-              <w:tc>
-                <w:tcPr/>
-                <w:p>
-                  <w:pPr>
-                    <w:pStyle w:val="Compact"/>
-                    <w:jc w:val="center"/>
-                  </w:pPr>
-                  <w:r>
-                    <w:t xml:space="preserve">univariate</w:t>
-                  </w:r>
-                  <w:r>
-                    <w:rPr>
-                      <w:vertAlign w:val="superscript"/>
-                    </w:rPr>
-                    <w:t xml:space="preserve">a)</w:t>
-                  </w:r>
-                </w:p>
-              </w:tc>
-              <w:tc>
-                <w:tcPr/>
-                <w:p>
-                  <w:pPr>
-                    <w:pStyle w:val="Compact"/>
-                    <w:jc w:val="center"/>
-                  </w:pPr>
-                  <w:r>
-                    <w:t xml:space="preserve">GPP</w:t>
-                  </w:r>
-                </w:p>
-              </w:tc>
-            </w:tr>
-            <w:tr>
-              <w:tc>
-                <w:tcPr>
-                  <w:vMerge w:val="restart"/>
-                </w:tcPr>
-                <w:p>
-                  <w:pPr>
-                    <w:pStyle w:val="Compact"/>
-                    <w:jc w:val="center"/>
-                  </w:pPr>
-                  <w:r>
-                    <w:t xml:space="preserve">Cation exchange</w:t>
-                  </w:r>
-                </w:p>
-              </w:tc>
-              <w:tc>
-                <w:tcPr/>
-                <w:p>
-                  <w:pPr>
-                    <w:pStyle w:val="Compact"/>
-                    <w:jc w:val="center"/>
-                  </w:pPr>
-                  <w:r>
-                    <w:t xml:space="preserve">Protein load</w:t>
-                  </w:r>
-                </w:p>
-              </w:tc>
-              <w:tc>
-                <w:tcPr/>
-                <w:p>
-                  <w:pPr>
-                    <w:pStyle w:val="Compact"/>
-                    <w:jc w:val="center"/>
-                  </w:pPr>
-                  <w:r>
-                    <w:t xml:space="preserve">g/L resin</w:t>
-                  </w:r>
-                </w:p>
-              </w:tc>
-              <w:tc>
-                <w:tcPr/>
-                <w:p>
-                  <w:pPr>
-                    <w:pStyle w:val="Compact"/>
-                    <w:jc w:val="center"/>
-                  </w:pPr>
-                  <w:r>
-                    <w:t xml:space="preserve">25</w:t>
-                  </w:r>
-                </w:p>
-              </w:tc>
-              <w:tc>
-                <w:tcPr/>
-                <w:p>
-                  <w:pPr>
-                    <w:pStyle w:val="Compact"/>
-                    <w:jc w:val="center"/>
-                  </w:pPr>
-                  <w:r>
-                    <w:t xml:space="preserve">18–32</w:t>
-                  </w:r>
-                </w:p>
-              </w:tc>
-              <w:tc>
-                <w:tcPr/>
-                <w:p>
-                  <w:pPr>
-                    <w:pStyle w:val="Compact"/>
-                    <w:jc w:val="center"/>
-                  </w:pPr>
-                  <w:r>
-                    <w:t xml:space="preserve">10–40</w:t>
-                  </w:r>
-                </w:p>
-              </w:tc>
-              <w:tc>
-                <w:tcPr/>
-                <w:p>
-                  <w:pPr>
-                    <w:pStyle w:val="Compact"/>
-                    <w:jc w:val="center"/>
-                  </w:pPr>
-                  <w:r>
-                    <w:t xml:space="preserve">multivariate</w:t>
-                  </w:r>
-                </w:p>
-              </w:tc>
-              <w:tc>
-                <w:tcPr/>
-                <w:p>
-                  <w:pPr>
-                    <w:pStyle w:val="Compact"/>
-                    <w:jc w:val="center"/>
-                  </w:pPr>
-                  <w:r>
-                    <w:t xml:space="preserve">WC-CPP</w:t>
-                  </w:r>
-                </w:p>
-              </w:tc>
-            </w:tr>
-            <w:tr>
-              <w:tc>
-                <w:tcPr>
-                  <w:gridSpan w:val="1"/>
-                  <w:vMerge w:val="continue"/>
-                </w:tcPr>
-                <w:p>
-                  <w:pPr/>
-                </w:p>
-              </w:tc>
-              <w:tc>
-                <w:tcPr/>
-                <w:p>
-                  <w:pPr>
-                    <w:pStyle w:val="Compact"/>
-                    <w:jc w:val="center"/>
-                  </w:pPr>
-                  <w:r>
-                    <w:t xml:space="preserve">Load/Wash conductivity</w:t>
-                  </w:r>
-                </w:p>
-              </w:tc>
-              <w:tc>
-                <w:tcPr/>
-                <w:p>
-                  <w:pPr>
-                    <w:pStyle w:val="Compact"/>
-                    <w:jc w:val="center"/>
-                  </w:pPr>
-                  <w:r>
-                    <w:t xml:space="preserve">mS/cm</w:t>
-                  </w:r>
-                </w:p>
-              </w:tc>
-              <w:tc>
-                <w:tcPr/>
-                <w:p>
-                  <w:pPr>
-                    <w:pStyle w:val="Compact"/>
-                    <w:jc w:val="center"/>
-                  </w:pPr>
-                  <w:r>
-                    <w:t xml:space="preserve">5</w:t>
-                  </w:r>
-                </w:p>
-              </w:tc>
-              <w:tc>
-                <w:tcPr/>
-                <w:p>
-                  <w:pPr>
-                    <w:pStyle w:val="Compact"/>
-                    <w:jc w:val="center"/>
-                  </w:pPr>
-                  <w:r>
-                    <w:t xml:space="preserve">4–6</w:t>
-                  </w:r>
-                </w:p>
-              </w:tc>
-              <w:tc>
-                <w:tcPr/>
-                <w:p>
-                  <w:pPr>
-                    <w:pStyle w:val="Compact"/>
-                    <w:jc w:val="center"/>
-                  </w:pPr>
-                  <w:r>
-                    <w:t xml:space="preserve">3–7</w:t>
-                  </w:r>
-                </w:p>
-              </w:tc>
-              <w:tc>
-                <w:tcPr/>
-                <w:p>
-                  <w:pPr>
-                    <w:pStyle w:val="Compact"/>
-                    <w:jc w:val="center"/>
-                  </w:pPr>
-                  <w:r>
-                    <w:t xml:space="preserve">multivariate</w:t>
-                  </w:r>
-                </w:p>
-              </w:tc>
-              <w:tc>
-                <w:tcPr/>
-                <w:p>
-                  <w:pPr>
-                    <w:pStyle w:val="Compact"/>
-                    <w:jc w:val="center"/>
-                  </w:pPr>
-                  <w:r>
-                    <w:t xml:space="preserve">WC-CPP</w:t>
-                  </w:r>
-                </w:p>
-              </w:tc>
-            </w:tr>
-            <w:tr>
-              <w:tc>
-                <w:tcPr>
-                  <w:gridSpan w:val="1"/>
-                  <w:vMerge w:val="continue"/>
-                </w:tcPr>
-                <w:p>
-                  <w:pPr/>
-                </w:p>
-              </w:tc>
-              <w:tc>
-                <w:tcPr/>
-                <w:p>
-                  <w:pPr>
-                    <w:pStyle w:val="Compact"/>
-                    <w:jc w:val="center"/>
-                  </w:pPr>
-                  <w:r>
-                    <w:t xml:space="preserve">Elution buffer pH</w:t>
-                  </w:r>
-                </w:p>
-              </w:tc>
-              <w:tc>
-                <w:tcPr/>
-                <w:p>
-                  <w:pPr>
-                    <w:pStyle w:val="Compact"/>
-                    <w:jc w:val="center"/>
-                  </w:pPr>
-                  <w:r>
-                    <w:t xml:space="preserve">pH</w:t>
-                  </w:r>
-                </w:p>
-              </w:tc>
-              <w:tc>
-                <w:tcPr/>
-                <w:p>
-                  <w:pPr>
-                    <w:pStyle w:val="Compact"/>
-                    <w:jc w:val="center"/>
-                  </w:pPr>
-                  <w:r>
-                    <w:t xml:space="preserve">6</w:t>
-                  </w:r>
-                </w:p>
-              </w:tc>
-              <w:tc>
-                <w:tcPr/>
-                <w:p>
-                  <w:pPr>
-                    <w:pStyle w:val="Compact"/>
-                    <w:jc w:val="center"/>
-                  </w:pPr>
-                  <w:r>
-                    <w:t xml:space="preserve">5.85–6.15</w:t>
-                  </w:r>
-                </w:p>
-              </w:tc>
-              <w:tc>
-                <w:tcPr/>
-                <w:p>
-                  <w:pPr>
-                    <w:pStyle w:val="Compact"/>
-                    <w:jc w:val="center"/>
-                  </w:pPr>
-                  <w:r>
-                    <w:t xml:space="preserve">5.8–6.2</w:t>
-                  </w:r>
-                </w:p>
-              </w:tc>
-              <w:tc>
-                <w:tcPr/>
-                <w:p>
-                  <w:pPr>
-                    <w:pStyle w:val="Compact"/>
-                    <w:jc w:val="center"/>
-                  </w:pPr>
-                  <w:r>
-                    <w:t xml:space="preserve">multivariate</w:t>
-                  </w:r>
-                </w:p>
-              </w:tc>
-              <w:tc>
-                <w:tcPr/>
-                <w:p>
-                  <w:pPr>
-                    <w:pStyle w:val="Compact"/>
-                    <w:jc w:val="center"/>
-                  </w:pPr>
-                  <w:r>
-                    <w:t xml:space="preserve">WC-CPP</w:t>
-                  </w:r>
-                </w:p>
-              </w:tc>
-            </w:tr>
-            <w:tr>
-              <w:tc>
-                <w:tcPr>
-                  <w:gridSpan w:val="1"/>
-                  <w:vMerge w:val="continue"/>
-                </w:tcPr>
-                <w:p>
-                  <w:pPr/>
-                </w:p>
-              </w:tc>
-              <w:tc>
-                <w:tcPr/>
-                <w:p>
-                  <w:pPr>
-                    <w:pStyle w:val="Compact"/>
-                    <w:jc w:val="center"/>
-                  </w:pPr>
-                  <w:r>
-                    <w:t xml:space="preserve">Elution stop collect</w:t>
-                  </w:r>
-                </w:p>
-              </w:tc>
-              <w:tc>
-                <w:tcPr/>
-                <w:p>
-                  <w:pPr>
-                    <w:pStyle w:val="Compact"/>
-                    <w:jc w:val="center"/>
-                  </w:pPr>
-                  <w:r>
-                    <w:t xml:space="preserve">AU (OD280, descending)</w:t>
-                  </w:r>
-                </w:p>
-              </w:tc>
-              <w:tc>
-                <w:tcPr/>
-                <w:p>
-                  <w:pPr>
-                    <w:pStyle w:val="Compact"/>
-                    <w:jc w:val="center"/>
-                  </w:pPr>
-                  <w:r>
-                    <w:t xml:space="preserve">1</w:t>
-                  </w:r>
-                </w:p>
-              </w:tc>
-              <w:tc>
-                <w:tcPr/>
-                <w:p>
-                  <w:pPr>
-                    <w:pStyle w:val="Compact"/>
-                    <w:jc w:val="center"/>
-                  </w:pPr>
-                  <w:r>
-                    <w:t xml:space="preserve">0.7–1.3</w:t>
-                  </w:r>
-                </w:p>
-              </w:tc>
-              <w:tc>
-                <w:tcPr/>
-                <w:p>
-                  <w:pPr>
-                    <w:pStyle w:val="Compact"/>
-                    <w:jc w:val="center"/>
-                  </w:pPr>
-                  <w:r>
-                    <w:t xml:space="preserve">0.5–1.5</w:t>
-                  </w:r>
-                </w:p>
-              </w:tc>
-              <w:tc>
-                <w:tcPr/>
-                <w:p>
-                  <w:pPr>
-                    <w:pStyle w:val="Compact"/>
-                    <w:jc w:val="center"/>
-                  </w:pPr>
-                  <w:r>
-                    <w:t xml:space="preserve">multivariate</w:t>
-                  </w:r>
-                </w:p>
-              </w:tc>
-              <w:tc>
-                <w:tcPr/>
-                <w:p>
-                  <w:pPr>
-                    <w:pStyle w:val="Compact"/>
-                    <w:jc w:val="center"/>
-                  </w:pPr>
-                  <w:r>
-                    <w:t xml:space="preserve">WC-CPP</w:t>
-                  </w:r>
-                </w:p>
-              </w:tc>
-            </w:tr>
-            <w:tr>
-              <w:tc>
-                <w:tcPr>
-                  <w:gridSpan w:val="1"/>
-                  <w:vMerge w:val="continue"/>
-                </w:tcPr>
-                <w:p>
-                  <w:pPr/>
-                </w:p>
-              </w:tc>
-              <w:tc>
-                <w:tcPr/>
-                <w:p>
-                  <w:pPr>
-                    <w:pStyle w:val="Compact"/>
-                    <w:jc w:val="center"/>
-                  </w:pPr>
-                  <w:r>
-                    <w:t xml:space="preserve">Elution flow rate</w:t>
-                  </w:r>
-                </w:p>
-              </w:tc>
-              <w:tc>
-                <w:tcPr/>
-                <w:p>
-                  <w:pPr>
-                    <w:pStyle w:val="Compact"/>
-                    <w:jc w:val="center"/>
-                  </w:pPr>
-                  <w:r>
-                    <w:t xml:space="preserve">cm/hr</w:t>
-                  </w:r>
-                </w:p>
-              </w:tc>
-              <w:tc>
-                <w:tcPr/>
-                <w:p>
-                  <w:pPr>
-                    <w:pStyle w:val="Compact"/>
-                    <w:jc w:val="center"/>
-                  </w:pPr>
-                  <w:r>
-                    <w:t xml:space="preserve">200</w:t>
-                  </w:r>
-                </w:p>
-              </w:tc>
-              <w:tc>
-                <w:tcPr/>
-                <w:p>
-                  <w:pPr>
-                    <w:pStyle w:val="Compact"/>
-                    <w:jc w:val="center"/>
-                  </w:pPr>
-                  <w:r>
-                    <w:t xml:space="preserve">150–250</w:t>
-                  </w:r>
-                </w:p>
-              </w:tc>
-              <w:tc>
-                <w:tcPr/>
-                <w:p>
-                  <w:pPr>
-                    <w:pStyle w:val="Compact"/>
-                    <w:jc w:val="center"/>
-                  </w:pPr>
-                  <w:r>
-                    <w:t xml:space="preserve">100–300</w:t>
-                  </w:r>
-                </w:p>
-              </w:tc>
-              <w:tc>
-                <w:tcPr/>
-                <w:p>
-                  <w:pPr>
-                    <w:pStyle w:val="Compact"/>
-                    <w:jc w:val="center"/>
-                  </w:pPr>
-                  <w:r>
-                    <w:t xml:space="preserve">univariate</w:t>
-                  </w:r>
-                  <w:r>
-                    <w:rPr>
-                      <w:vertAlign w:val="superscript"/>
-                    </w:rPr>
-                    <w:t xml:space="preserve">a)</w:t>
-                  </w:r>
-                </w:p>
-              </w:tc>
-              <w:tc>
-                <w:tcPr/>
-                <w:p>
-                  <w:pPr>
-                    <w:pStyle w:val="Compact"/>
-                    <w:jc w:val="center"/>
-                  </w:pPr>
-                  <w:r>
-                    <w:t xml:space="preserve">GPP</w:t>
-                  </w:r>
-                </w:p>
-              </w:tc>
-            </w:tr>
-            <w:tr>
-              <w:tc>
-                <w:tcPr>
-                  <w:vMerge w:val="restart"/>
-                </w:tcPr>
-                <w:p>
-                  <w:pPr>
-                    <w:pStyle w:val="Compact"/>
-                    <w:jc w:val="center"/>
-                  </w:pPr>
-                  <w:r>
-                    <w:t xml:space="preserve">Anion exchange</w:t>
-                  </w:r>
-                </w:p>
-              </w:tc>
-              <w:tc>
-                <w:tcPr/>
-                <w:p>
-                  <w:pPr>
-                    <w:pStyle w:val="Compact"/>
-                    <w:jc w:val="center"/>
-                  </w:pPr>
-                  <w:r>
-                    <w:t xml:space="preserve">Load pH</w:t>
-                  </w:r>
-                </w:p>
-              </w:tc>
-              <w:tc>
-                <w:tcPr/>
-                <w:p>
-                  <w:pPr>
-                    <w:pStyle w:val="Compact"/>
-                    <w:jc w:val="center"/>
-                  </w:pPr>
-                  <w:r>
-                    <w:t xml:space="preserve">pH</w:t>
-                  </w:r>
-                </w:p>
-              </w:tc>
-              <w:tc>
-                <w:tcPr/>
-                <w:p>
-                  <w:pPr>
-                    <w:pStyle w:val="Compact"/>
-                    <w:jc w:val="center"/>
-                  </w:pPr>
-                  <w:r>
-                    <w:t xml:space="preserve">7.5</w:t>
-                  </w:r>
-                </w:p>
-              </w:tc>
-              <w:tc>
-                <w:tcPr/>
-                <w:p>
-                  <w:pPr>
-                    <w:pStyle w:val="Compact"/>
-                    <w:jc w:val="center"/>
-                  </w:pPr>
-                  <w:r>
-                    <w:t xml:space="preserve">7.35–7.65</w:t>
-                  </w:r>
-                </w:p>
-              </w:tc>
-              <w:tc>
-                <w:tcPr/>
-                <w:p>
-                  <w:pPr>
-                    <w:pStyle w:val="Compact"/>
-                    <w:jc w:val="center"/>
-                  </w:pPr>
-                  <w:r>
-                    <w:t xml:space="preserve">7.2–7.8</w:t>
-                  </w:r>
-                </w:p>
-              </w:tc>
-              <w:tc>
-                <w:tcPr/>
-                <w:p>
-                  <w:pPr>
-                    <w:pStyle w:val="Compact"/>
-                    <w:jc w:val="center"/>
-                  </w:pPr>
-                  <w:r>
-                    <w:t xml:space="preserve">multivariate</w:t>
-                  </w:r>
-                </w:p>
-              </w:tc>
-              <w:tc>
-                <w:tcPr/>
-                <w:p>
-                  <w:pPr>
-                    <w:pStyle w:val="Compact"/>
-                    <w:jc w:val="center"/>
-                  </w:pPr>
-                  <w:r>
-                    <w:t xml:space="preserve">WC-CPP</w:t>
-                  </w:r>
-                </w:p>
-              </w:tc>
-            </w:tr>
-            <w:tr>
-              <w:tc>
-                <w:tcPr>
-                  <w:gridSpan w:val="1"/>
-                  <w:vMerge w:val="continue"/>
-                </w:tcPr>
-                <w:p>
-                  <w:pPr/>
-                </w:p>
-              </w:tc>
-              <w:tc>
-                <w:tcPr/>
-                <w:p>
-                  <w:pPr>
-                    <w:pStyle w:val="Compact"/>
-                    <w:jc w:val="center"/>
-                  </w:pPr>
-                  <w:r>
-                    <w:t xml:space="preserve">Equil/Wash-1 conductivity</w:t>
-                  </w:r>
-                </w:p>
-              </w:tc>
-              <w:tc>
-                <w:tcPr/>
-                <w:p>
-                  <w:pPr>
-                    <w:pStyle w:val="Compact"/>
-                    <w:jc w:val="center"/>
-                  </w:pPr>
-                  <w:r>
-                    <w:t xml:space="preserve">mS/cm</w:t>
-                  </w:r>
-                </w:p>
-              </w:tc>
-              <w:tc>
-                <w:tcPr/>
-                <w:p>
-                  <w:pPr>
-                    <w:pStyle w:val="Compact"/>
-                    <w:jc w:val="center"/>
-                  </w:pPr>
-                  <w:r>
-                    <w:t xml:space="preserve">2.6</w:t>
-                  </w:r>
-                </w:p>
-              </w:tc>
-              <w:tc>
-                <w:tcPr/>
-                <w:p>
-                  <w:pPr>
-                    <w:pStyle w:val="Compact"/>
-                    <w:jc w:val="center"/>
-                  </w:pPr>
-                  <w:r>
-                    <w:t xml:space="preserve">2.1–3.1</w:t>
-                  </w:r>
-                </w:p>
-              </w:tc>
-              <w:tc>
-                <w:tcPr/>
-                <w:p>
-                  <w:pPr>
-                    <w:pStyle w:val="Compact"/>
-                    <w:jc w:val="center"/>
-                  </w:pPr>
-                  <w:r>
-                    <w:t xml:space="preserve">1.6–3.6</w:t>
-                  </w:r>
-                </w:p>
-              </w:tc>
-              <w:tc>
-                <w:tcPr/>
-                <w:p>
-                  <w:pPr>
-                    <w:pStyle w:val="Compact"/>
-                    <w:jc w:val="center"/>
-                  </w:pPr>
-                  <w:r>
-                    <w:t xml:space="preserve">multivariate</w:t>
-                  </w:r>
-                </w:p>
-              </w:tc>
-              <w:tc>
-                <w:tcPr/>
-                <w:p>
-                  <w:pPr>
-                    <w:pStyle w:val="Compact"/>
-                    <w:jc w:val="center"/>
-                  </w:pPr>
-                  <w:r>
-                    <w:t xml:space="preserve">WC-CPP</w:t>
-                  </w:r>
-                </w:p>
-              </w:tc>
-            </w:tr>
-            <w:tr>
-              <w:tc>
-                <w:tcPr>
-                  <w:gridSpan w:val="1"/>
-                  <w:vMerge w:val="continue"/>
-                </w:tcPr>
-                <w:p>
-                  <w:pPr/>
-                </w:p>
-              </w:tc>
-              <w:tc>
-                <w:tcPr/>
-                <w:p>
-                  <w:pPr>
-                    <w:pStyle w:val="Compact"/>
-                    <w:jc w:val="center"/>
-                  </w:pPr>
-                  <w:r>
-                    <w:t xml:space="preserve">Load conductivity</w:t>
-                  </w:r>
-                </w:p>
-              </w:tc>
-              <w:tc>
-                <w:tcPr/>
-                <w:p>
-                  <w:pPr>
-                    <w:pStyle w:val="Compact"/>
-                    <w:jc w:val="center"/>
-                  </w:pPr>
-                  <w:r>
-                    <w:t xml:space="preserve">mS/cm</w:t>
-                  </w:r>
-                </w:p>
-              </w:tc>
-              <w:tc>
-                <w:tcPr/>
-                <w:p>
-                  <w:pPr>
-                    <w:pStyle w:val="Compact"/>
-                    <w:jc w:val="center"/>
-                  </w:pPr>
-                  <w:r>
-                    <w:t xml:space="preserve">5.5</w:t>
-                  </w:r>
-                </w:p>
-              </w:tc>
-              <w:tc>
-                <w:tcPr/>
-                <w:p>
-                  <w:pPr>
-                    <w:pStyle w:val="Compact"/>
-                    <w:jc w:val="center"/>
-                  </w:pPr>
-                  <w:r>
-                    <w:t xml:space="preserve">4–7</w:t>
-                  </w:r>
-                </w:p>
-              </w:tc>
-              <w:tc>
-                <w:tcPr/>
-                <w:p>
-                  <w:pPr>
-                    <w:pStyle w:val="Compact"/>
-                    <w:jc w:val="center"/>
-                  </w:pPr>
-                  <w:r>
-                    <w:t xml:space="preserve">3–8</w:t>
-                  </w:r>
-                </w:p>
-              </w:tc>
-              <w:tc>
-                <w:tcPr/>
-                <w:p>
-                  <w:pPr>
-                    <w:pStyle w:val="Compact"/>
-                    <w:jc w:val="center"/>
-                  </w:pPr>
-                  <w:r>
-                    <w:t xml:space="preserve">multivariate</w:t>
-                  </w:r>
-                </w:p>
-              </w:tc>
-              <w:tc>
-                <w:tcPr/>
-                <w:p>
-                  <w:pPr>
-                    <w:pStyle w:val="Compact"/>
-                    <w:jc w:val="center"/>
-                  </w:pPr>
-                  <w:r>
-                    <w:t xml:space="preserve">WC-CPP</w:t>
-                  </w:r>
-                </w:p>
-              </w:tc>
-            </w:tr>
-            <w:tr>
-              <w:tc>
-                <w:tcPr>
-                  <w:gridSpan w:val="1"/>
-                  <w:vMerge w:val="continue"/>
-                </w:tcPr>
-                <w:p>
-                  <w:pPr/>
-                </w:p>
-              </w:tc>
-              <w:tc>
-                <w:tcPr/>
-                <w:p>
-                  <w:pPr>
-                    <w:pStyle w:val="Compact"/>
-                    <w:jc w:val="center"/>
-                  </w:pPr>
-                  <w:r>
-                    <w:t xml:space="preserve">Protein load</w:t>
-                  </w:r>
-                </w:p>
-              </w:tc>
-              <w:tc>
-                <w:tcPr/>
-                <w:p>
-                  <w:pPr>
-                    <w:pStyle w:val="Compact"/>
-                    <w:jc w:val="center"/>
-                  </w:pPr>
-                  <w:r>
-                    <w:t xml:space="preserve">g/L resin</w:t>
-                  </w:r>
-                </w:p>
-              </w:tc>
-              <w:tc>
-                <w:tcPr/>
-                <w:p>
-                  <w:pPr>
-                    <w:pStyle w:val="Compact"/>
-                    <w:jc w:val="center"/>
-                  </w:pPr>
-                  <w:r>
-                    <w:t xml:space="preserve">200</w:t>
-                  </w:r>
-                </w:p>
-              </w:tc>
-              <w:tc>
-                <w:tcPr/>
-                <w:p>
-                  <w:pPr>
-                    <w:pStyle w:val="Compact"/>
-                    <w:jc w:val="center"/>
-                  </w:pPr>
-                  <w:r>
-                    <w:t xml:space="preserve">120–280</w:t>
-                  </w:r>
-                </w:p>
-              </w:tc>
-              <w:tc>
-                <w:tcPr/>
-                <w:p>
-                  <w:pPr>
-                    <w:pStyle w:val="Compact"/>
-                    <w:jc w:val="center"/>
-                  </w:pPr>
-                  <w:r>
-                    <w:t xml:space="preserve">50–300</w:t>
-                  </w:r>
-                </w:p>
-              </w:tc>
-              <w:tc>
-                <w:tcPr/>
-                <w:p>
-                  <w:pPr>
-                    <w:pStyle w:val="Compact"/>
-                    <w:jc w:val="center"/>
-                  </w:pPr>
-                  <w:r>
-                    <w:t xml:space="preserve">multivariate</w:t>
-                  </w:r>
-                </w:p>
-              </w:tc>
-              <w:tc>
-                <w:tcPr/>
-                <w:p>
-                  <w:pPr>
-                    <w:pStyle w:val="Compact"/>
-                    <w:jc w:val="center"/>
-                  </w:pPr>
-                  <w:r>
-                    <w:t xml:space="preserve">WC-CPP</w:t>
-                  </w:r>
-                </w:p>
-              </w:tc>
-            </w:tr>
-            <w:tr>
-              <w:tc>
-                <w:tcPr>
-                  <w:gridSpan w:val="1"/>
-                  <w:vMerge w:val="continue"/>
-                </w:tcPr>
-                <w:p>
-                  <w:pPr/>
-                </w:p>
-              </w:tc>
-              <w:tc>
-                <w:tcPr/>
-                <w:p>
-                  <w:pPr>
-                    <w:pStyle w:val="Compact"/>
-                    <w:jc w:val="center"/>
-                  </w:pPr>
-                  <w:r>
-                    <w:t xml:space="preserve">Operating flow rate</w:t>
-                  </w:r>
-                </w:p>
-              </w:tc>
-              <w:tc>
-                <w:tcPr/>
-                <w:p>
-                  <w:pPr>
-                    <w:pStyle w:val="Compact"/>
-                    <w:jc w:val="center"/>
-                  </w:pPr>
-                  <w:r>
-                    <w:t xml:space="preserve">cm/hr</w:t>
-                  </w:r>
-                </w:p>
-              </w:tc>
-              <w:tc>
-                <w:tcPr/>
-                <w:p>
-                  <w:pPr>
-                    <w:pStyle w:val="Compact"/>
-                    <w:jc w:val="center"/>
-                  </w:pPr>
-                  <w:r>
-                    <w:t xml:space="preserve">300</w:t>
-                  </w:r>
-                </w:p>
-              </w:tc>
-              <w:tc>
-                <w:tcPr/>
-                <w:p>
-                  <w:pPr>
-                    <w:pStyle w:val="Compact"/>
-                    <w:jc w:val="center"/>
-                  </w:pPr>
-                  <w:r>
-                    <w:t xml:space="preserve">200–400</w:t>
-                  </w:r>
-                </w:p>
-              </w:tc>
-              <w:tc>
-                <w:tcPr/>
-                <w:p>
-                  <w:pPr>
-                    <w:pStyle w:val="Compact"/>
-                    <w:jc w:val="center"/>
-                  </w:pPr>
-                  <w:r>
-                    <w:t xml:space="preserve">150–450</w:t>
-                  </w:r>
-                </w:p>
-              </w:tc>
-              <w:tc>
-                <w:tcPr/>
-                <w:p>
-                  <w:pPr>
-                    <w:pStyle w:val="Compact"/>
-                    <w:jc w:val="center"/>
-                  </w:pPr>
-                  <w:r>
-                    <w:t xml:space="preserve">univariate</w:t>
-                  </w:r>
-                  <w:r>
-                    <w:rPr>
-                      <w:vertAlign w:val="superscript"/>
-                    </w:rPr>
-                    <w:t xml:space="preserve">a)</w:t>
-                  </w:r>
-                </w:p>
-              </w:tc>
-              <w:tc>
-                <w:tcPr/>
-                <w:p>
-                  <w:pPr>
-                    <w:pStyle w:val="Compact"/>
-                    <w:jc w:val="center"/>
-                  </w:pPr>
-                  <w:r>
-                    <w:t xml:space="preserve">WC-CPP</w:t>
-                  </w:r>
-                </w:p>
-              </w:tc>
-            </w:tr>
-            <w:tr>
-              <w:tc>
-                <w:tcPr>
-                  <w:vMerge w:val="restart"/>
-                </w:tcPr>
-                <w:p>
-                  <w:pPr>
-                    <w:pStyle w:val="Compact"/>
-                    <w:jc w:val="center"/>
-                  </w:pPr>
-                  <w:r>
-                    <w:t xml:space="preserve">Virus filtration</w:t>
-                  </w:r>
-                </w:p>
-              </w:tc>
-              <w:tc>
-                <w:tcPr/>
-                <w:p>
-                  <w:pPr>
-                    <w:pStyle w:val="Compact"/>
-                    <w:jc w:val="center"/>
-                  </w:pPr>
-                  <w:r>
-                    <w:t xml:space="preserve">Filtration volume (load)</w:t>
-                  </w:r>
-                </w:p>
-              </w:tc>
-              <w:tc>
-                <w:tcPr/>
-                <w:p>
-                  <w:pPr>
-                    <w:pStyle w:val="Compact"/>
-                    <w:jc w:val="center"/>
-                  </w:pPr>
-                  <w:r>
-                    <w:t xml:space="preserve">L/m2</w:t>
-                  </w:r>
-                </w:p>
-              </w:tc>
-              <w:tc>
-                <w:tcPr/>
-                <w:p>
-                  <w:pPr>
-                    <w:pStyle w:val="Compact"/>
-                    <w:jc w:val="center"/>
-                  </w:pPr>
-                  <w:r>
-                    <w:t xml:space="preserve">90</w:t>
-                  </w:r>
-                </w:p>
-              </w:tc>
-              <w:tc>
-                <w:tcPr/>
-                <w:p>
-                  <w:pPr>
-                    <w:pStyle w:val="Compact"/>
-                    <w:jc w:val="center"/>
-                  </w:pPr>
-                  <w:r>
-                    <w:t xml:space="preserve">50–105</w:t>
-                  </w:r>
-                </w:p>
-              </w:tc>
-              <w:tc>
-                <w:tcPr/>
-                <w:p>
-                  <w:pPr>
-                    <w:pStyle w:val="Compact"/>
-                    <w:jc w:val="center"/>
-                  </w:pPr>
-                  <w:r>
-                    <w:t xml:space="preserve">50–140</w:t>
-                  </w:r>
-                </w:p>
-              </w:tc>
-              <w:tc>
-                <w:tcPr/>
-                <w:p>
-                  <w:pPr>
-                    <w:pStyle w:val="Compact"/>
-                    <w:jc w:val="center"/>
-                  </w:pPr>
-                  <w:r>
-                    <w:t xml:space="preserve">multivariate</w:t>
-                  </w:r>
-                </w:p>
-              </w:tc>
-              <w:tc>
-                <w:tcPr/>
-                <w:p>
-                  <w:pPr>
-                    <w:pStyle w:val="Compact"/>
-                    <w:jc w:val="center"/>
-                  </w:pPr>
-                  <w:r>
-                    <w:t xml:space="preserve">WC-CPP</w:t>
-                  </w:r>
-                </w:p>
-              </w:tc>
-            </w:tr>
-            <w:tr>
-              <w:tc>
-                <w:tcPr>
-                  <w:gridSpan w:val="1"/>
-                  <w:vMerge w:val="continue"/>
-                </w:tcPr>
-                <w:p>
-                  <w:pPr/>
-                </w:p>
-              </w:tc>
-              <w:tc>
-                <w:tcPr/>
-                <w:p>
-                  <w:pPr>
-                    <w:pStyle w:val="Compact"/>
-                    <w:jc w:val="center"/>
-                  </w:pPr>
-                  <w:r>
-                    <w:t xml:space="preserve">Filtration pressure</w:t>
-                  </w:r>
-                </w:p>
-              </w:tc>
-              <w:tc>
-                <w:tcPr/>
-                <w:p>
-                  <w:pPr>
-                    <w:pStyle w:val="Compact"/>
-                    <w:jc w:val="center"/>
-                  </w:pPr>
-                  <w:r>
-                    <w:t xml:space="preserve">psi</w:t>
-                  </w:r>
-                </w:p>
-              </w:tc>
-              <w:tc>
-                <w:tcPr/>
-                <w:p>
-                  <w:pPr>
-                    <w:pStyle w:val="Compact"/>
-                    <w:jc w:val="center"/>
-                  </w:pPr>
-                  <w:r>
-                    <w:t xml:space="preserve">13</w:t>
-                  </w:r>
-                </w:p>
-              </w:tc>
-              <w:tc>
-                <w:tcPr/>
-                <w:p>
-                  <w:pPr>
-                    <w:pStyle w:val="Compact"/>
-                    <w:jc w:val="center"/>
-                  </w:pPr>
-                  <w:r>
-                    <w:t xml:space="preserve">10–20</w:t>
-                  </w:r>
-                </w:p>
-              </w:tc>
-              <w:tc>
-                <w:tcPr/>
-                <w:p>
-                  <w:pPr>
-                    <w:pStyle w:val="Compact"/>
-                    <w:jc w:val="center"/>
-                  </w:pPr>
-                  <w:r>
-                    <w:t xml:space="preserve">8–30</w:t>
-                  </w:r>
-                </w:p>
-              </w:tc>
-              <w:tc>
-                <w:tcPr/>
-                <w:p>
-                  <w:pPr>
-                    <w:pStyle w:val="Compact"/>
-                    <w:jc w:val="center"/>
-                  </w:pPr>
-                  <w:r>
-                    <w:t xml:space="preserve">multivariate</w:t>
-                  </w:r>
-                </w:p>
-              </w:tc>
-              <w:tc>
-                <w:tcPr/>
-                <w:p>
-                  <w:pPr>
-                    <w:pStyle w:val="Compact"/>
-                    <w:jc w:val="center"/>
-                  </w:pPr>
-                  <w:r>
-                    <w:t xml:space="preserve">WC-CPP</w:t>
-                  </w:r>
-                </w:p>
-              </w:tc>
-            </w:tr>
-            <w:tr>
-              <w:tc>
-                <w:tcPr>
-                  <w:vMerge w:val="restart"/>
-                </w:tcPr>
-                <w:p>
-                  <w:pPr>
-                    <w:pStyle w:val="Compact"/>
-                    <w:jc w:val="center"/>
-                  </w:pPr>
-                  <w:r>
-                    <w:t xml:space="preserve">UF/DF</w:t>
-                  </w:r>
-                </w:p>
-              </w:tc>
-              <w:tc>
-                <w:tcPr/>
-                <w:p>
-                  <w:pPr>
-                    <w:pStyle w:val="Compact"/>
-                    <w:jc w:val="center"/>
-                  </w:pPr>
-                  <w:r>
-                    <w:t xml:space="preserve">Number of diavolumes</w:t>
-                  </w:r>
-                </w:p>
-              </w:tc>
-              <w:tc>
-                <w:tcPr/>
-                <w:p>
-                  <w:pPr>
-                    <w:pStyle w:val="Compact"/>
-                    <w:jc w:val="center"/>
-                  </w:pPr>
-                  <w:r>
-                    <w:t xml:space="preserve">DV</w:t>
-                  </w:r>
-                </w:p>
-              </w:tc>
-              <w:tc>
-                <w:tcPr/>
-                <w:p>
-                  <w:pPr>
-                    <w:pStyle w:val="Compact"/>
-                    <w:jc w:val="center"/>
-                  </w:pPr>
-                  <w:r>
-                    <w:t xml:space="preserve">8</w:t>
-                  </w:r>
-                </w:p>
-              </w:tc>
-              <w:tc>
-                <w:tcPr/>
-                <w:p>
-                  <w:pPr>
-                    <w:pStyle w:val="Compact"/>
-                    <w:jc w:val="center"/>
-                  </w:pPr>
-                  <w:r>
-                    <w:t xml:space="preserve">7–9</w:t>
-                  </w:r>
-                </w:p>
-              </w:tc>
-              <w:tc>
-                <w:tcPr/>
-                <w:p>
-                  <w:pPr>
-                    <w:pStyle w:val="Compact"/>
-                    <w:jc w:val="center"/>
-                  </w:pPr>
-                  <w:r>
-                    <w:t xml:space="preserve">7–10</w:t>
-                  </w:r>
-                </w:p>
-              </w:tc>
-              <w:tc>
-                <w:tcPr/>
-                <w:p>
-                  <w:pPr>
-                    <w:pStyle w:val="Compact"/>
-                    <w:jc w:val="center"/>
-                  </w:pPr>
-                  <w:r>
-                    <w:t xml:space="preserve">univariate</w:t>
-                  </w:r>
-                  <w:r>
-                    <w:rPr>
-                      <w:vertAlign w:val="superscript"/>
-                    </w:rPr>
-                    <w:t xml:space="preserve">a)</w:t>
-                  </w:r>
-                </w:p>
-              </w:tc>
-              <w:tc>
-                <w:tcPr/>
-                <w:p>
-                  <w:pPr>
-                    <w:pStyle w:val="Compact"/>
-                    <w:jc w:val="center"/>
-                  </w:pPr>
-                  <w:r>
-                    <w:t xml:space="preserve">KPP</w:t>
-                  </w:r>
-                </w:p>
-              </w:tc>
-            </w:tr>
-            <w:tr>
-              <w:tc>
-                <w:tcPr>
-                  <w:gridSpan w:val="1"/>
-                  <w:vMerge w:val="continue"/>
-                </w:tcPr>
-                <w:p>
-                  <w:pPr/>
-                </w:p>
-              </w:tc>
-              <w:tc>
-                <w:tcPr/>
-                <w:p>
-                  <w:pPr>
-                    <w:pStyle w:val="Compact"/>
-                    <w:jc w:val="center"/>
-                  </w:pPr>
-                  <w:r>
-                    <w:t xml:space="preserve">Transmembrane pressure</w:t>
-                  </w:r>
-                </w:p>
-              </w:tc>
-              <w:tc>
-                <w:tcPr/>
-                <w:p>
-                  <w:pPr>
-                    <w:pStyle w:val="Compact"/>
-                    <w:jc w:val="center"/>
-                  </w:pPr>
-                  <w:r>
-                    <w:t xml:space="preserve">psi</w:t>
-                  </w:r>
-                </w:p>
-              </w:tc>
-              <w:tc>
-                <w:tcPr/>
-                <w:p>
-                  <w:pPr>
-                    <w:pStyle w:val="Compact"/>
-                    <w:jc w:val="center"/>
-                  </w:pPr>
-                  <w:r>
-                    <w:t xml:space="preserve">12</w:t>
-                  </w:r>
-                </w:p>
-              </w:tc>
-              <w:tc>
-                <w:tcPr/>
-                <w:p>
-                  <w:pPr>
-                    <w:pStyle w:val="Compact"/>
-                    <w:jc w:val="center"/>
-                  </w:pPr>
-                  <w:r>
-                    <w:t xml:space="preserve">10–14</w:t>
-                  </w:r>
-                </w:p>
-              </w:tc>
-              <w:tc>
-                <w:tcPr/>
-                <w:p>
-                  <w:pPr>
-                    <w:pStyle w:val="Compact"/>
-                    <w:jc w:val="center"/>
-                  </w:pPr>
-                  <w:r>
-                    <w:t xml:space="preserve">10–15</w:t>
-                  </w:r>
-                </w:p>
-              </w:tc>
-              <w:tc>
-                <w:tcPr/>
-                <w:p>
-                  <w:pPr>
-                    <w:pStyle w:val="Compact"/>
-                    <w:jc w:val="center"/>
-                  </w:pPr>
-                  <w:r>
-                    <w:t xml:space="preserve">univariate</w:t>
-                  </w:r>
-                  <w:r>
-                    <w:rPr>
-                      <w:vertAlign w:val="superscript"/>
-                    </w:rPr>
-                    <w:t xml:space="preserve">a)</w:t>
-                  </w:r>
-                </w:p>
-              </w:tc>
-              <w:tc>
-                <w:tcPr/>
-                <w:p>
-                  <w:pPr>
-                    <w:pStyle w:val="Compact"/>
-                    <w:jc w:val="center"/>
-                  </w:pPr>
-                  <w:r>
-                    <w:t xml:space="preserve">KPP</w:t>
-                  </w:r>
-                </w:p>
-              </w:tc>
-            </w:tr>
-            <w:tr>
-              <w:tc>
-                <w:tcPr>
-                  <w:gridSpan w:val="1"/>
-                  <w:vMerge w:val="continue"/>
-                </w:tcPr>
-                <w:p>
-                  <w:pPr/>
-                </w:p>
-              </w:tc>
-              <w:tc>
-                <w:tcPr/>
-                <w:p>
-                  <w:pPr>
-                    <w:pStyle w:val="Compact"/>
-                    <w:jc w:val="center"/>
-                  </w:pPr>
-                  <w:r>
-                    <w:t xml:space="preserve">Final DS concentration</w:t>
-                  </w:r>
-                </w:p>
-              </w:tc>
-              <w:tc>
-                <w:tcPr/>
-                <w:p>
-                  <w:pPr>
-                    <w:pStyle w:val="Compact"/>
-                    <w:jc w:val="center"/>
-                  </w:pPr>
-                  <w:r>
-                    <w:t xml:space="preserve">g/L</w:t>
-                  </w:r>
-                </w:p>
-              </w:tc>
-              <w:tc>
-                <w:tcPr/>
-                <w:p>
-                  <w:pPr>
-                    <w:pStyle w:val="Compact"/>
-                    <w:jc w:val="center"/>
-                  </w:pPr>
-                  <w:r>
-                    <w:t xml:space="preserve">75</w:t>
-                  </w:r>
-                </w:p>
-              </w:tc>
-              <w:tc>
-                <w:tcPr/>
-                <w:p>
-                  <w:pPr>
-                    <w:pStyle w:val="Compact"/>
-                    <w:jc w:val="center"/>
-                  </w:pPr>
-                  <w:r>
-                    <w:t xml:space="preserve">70–80</w:t>
-                  </w:r>
-                </w:p>
-              </w:tc>
-              <w:tc>
-                <w:tcPr/>
-                <w:p>
-                  <w:pPr>
-                    <w:pStyle w:val="Compact"/>
-                    <w:jc w:val="center"/>
-                  </w:pPr>
-                  <w:r>
-                    <w:t xml:space="preserve">65–85</w:t>
-                  </w:r>
-                </w:p>
-              </w:tc>
-              <w:tc>
-                <w:tcPr/>
-                <w:p>
-                  <w:pPr>
-                    <w:pStyle w:val="Compact"/>
-                    <w:jc w:val="center"/>
-                  </w:pPr>
-                  <w:r>
-                    <w:t xml:space="preserve">univariate</w:t>
-                  </w:r>
-                  <w:r>
-                    <w:rPr>
-                      <w:vertAlign w:val="superscript"/>
-                    </w:rPr>
-                    <w:t xml:space="preserve">a)</w:t>
-                  </w:r>
-                </w:p>
-              </w:tc>
-              <w:tc>
-                <w:tcPr/>
-                <w:p>
-                  <w:pPr>
-                    <w:pStyle w:val="Compact"/>
-                    <w:jc w:val="center"/>
-                  </w:pPr>
-                  <w:r>
-                    <w:t xml:space="preserve">KPP</w:t>
-                  </w:r>
-                </w:p>
-              </w:tc>
-            </w:tr>
-            <w:tr>
-              <w:tc>
-                <w:tcPr>
-                  <w:gridSpan w:val="8"/>
-                </w:tcPr>
-                <w:p>
-                  <w:pPr>
-                    <w:pStyle w:val="Compact"/>
-                    <w:jc w:val="center"/>
-                  </w:pPr>
-                  <w:r>
-                    <w:rPr>
-                      <w:vertAlign w:val="superscript"/>
-                    </w:rPr>
-                    <w:t xml:space="preserve">a)</w:t>
-                  </w:r>
-                  <w:r>
-                    <w:t xml:space="preserve"> </w:t>
-                  </w:r>
-                  <w:r>
-                    <w:t xml:space="preserve">Studied one factor at a time.</w:t>
-                  </w:r>
-                </w:p>
-              </w:tc>
-            </w:tr>
-            <w:tr>
-              <w:tc>
-                <w:tcPr>
-                  <w:gridSpan w:val="8"/>
-                </w:tcPr>
-                <w:p>
-                  <w:pPr>
-                    <w:pStyle w:val="Compact"/>
-                    <w:jc w:val="center"/>
-                  </w:pPr>
-                  <w:r>
-                    <w:rPr>
-                      <w:vertAlign w:val="superscript"/>
-                    </w:rPr>
-                    <w:t xml:space="preserve">b)</w:t>
-                  </w:r>
-                  <w:r>
-                    <w:t xml:space="preserve"> </w:t>
-                  </w:r>
-                  <w:r>
-                    <w:t xml:space="preserve">The normal operating range equals the characterized range.</w:t>
-                  </w:r>
-                </w:p>
-              </w:tc>
-            </w:tr>
-            <w:tr>
-              <w:tc>
-                <w:tcPr>
-                  <w:gridSpan w:val="8"/>
-                </w:tcPr>
-                <w:p>
-                  <w:pPr>
-                    <w:pStyle w:val="Compact"/>
-                    <w:jc w:val="center"/>
-                  </w:pPr>
-                  <w:r>
-                    <w:rPr>
-                      <w:vertAlign w:val="superscript"/>
-                    </w:rPr>
-                    <w:t xml:space="preserve">c1)</w:t>
-                  </w:r>
-                  <w:r>
-                    <w:t xml:space="preserve"> </w:t>
-                  </w:r>
-                  <w:r>
-                    <w:t xml:space="preserve">Narrowed at Version 2.0 from pH 3.4–3.6, the NOR as characterized (PCR-006).</w:t>
-                  </w:r>
-                </w:p>
-              </w:tc>
-            </w:tr>
-            <w:tr>
-              <w:tc>
-                <w:tcPr>
-                  <w:gridSpan w:val="8"/>
-                </w:tcPr>
-                <w:p>
-                  <w:pPr>
-                    <w:pStyle w:val="Compact"/>
-                    <w:jc w:val="center"/>
-                  </w:pPr>
-                  <w:r>
-                    <w:rPr>
-                      <w:vertAlign w:val="superscript"/>
-                    </w:rPr>
-                    <w:t xml:space="preserve">c2)</w:t>
-                  </w:r>
-                  <w:r>
-                    <w:t xml:space="preserve"> </w:t>
-                  </w:r>
-                  <w:r>
-                    <w:t xml:space="preserve">Moved at Version 2.0 from pH 3.5, the set-point the studies were run around (PCR-006).</w:t>
-                  </w:r>
-                </w:p>
-              </w:tc>
-            </w:tr>
-            <w:tr>
-              <w:tc>
-                <w:tcPr>
-                  <w:gridSpan w:val="8"/>
-                </w:tcPr>
-                <w:p>
-                  <w:pPr>
-                    <w:pStyle w:val="Compact"/>
-                    <w:jc w:val="center"/>
-                  </w:pPr>
-                  <w:r>
-                    <w:rPr>
-                      <w:vertAlign w:val="superscript"/>
-                    </w:rPr>
-                    <w:t xml:space="preserve">c3)</w:t>
-                  </w:r>
-                  <w:r>
-                    <w:t xml:space="preserve"> </w:t>
-                  </w:r>
-                  <w:r>
-                    <w:t xml:space="preserve">Narrowed at Version 2.0 from 60–120 min, the NOR as characterized (PCR-006).</w:t>
-                  </w:r>
-                </w:p>
-              </w:tc>
-            </w:tr>
-            <w:tr>
-              <w:tc>
-                <w:tcPr>
-                  <w:gridSpan w:val="8"/>
-                </w:tcPr>
-                <w:p>
-                  <w:pPr>
-                    <w:pStyle w:val="Compact"/>
-                    <w:jc w:val="center"/>
-                  </w:pPr>
-                  <w:r>
-                    <w:rPr>
-                      <w:vertAlign w:val="superscript"/>
-                    </w:rPr>
-                    <w:t xml:space="preserve">c4)</w:t>
-                  </w:r>
-                  <w:r>
-                    <w:t xml:space="preserve"> </w:t>
-                  </w:r>
-                  <w:r>
-                    <w:t xml:space="preserve">Moved at Version 2.0 from 90 min, the set-point the studies were run around (PCR-006).</w:t>
-                  </w:r>
-                </w:p>
-              </w:tc>
-            </w:tr>
-            <w:tr>
-              <w:tc>
-                <w:tcPr>
-                  <w:gridSpan w:val="8"/>
-                </w:tcPr>
-                <w:p>
-                  <w:pPr>
-                    <w:pStyle w:val="Compact"/>
-                    <w:jc w:val="center"/>
-                  </w:pPr>
-                  <w:r>
-                    <w:rPr>
-                      <w:vertAlign w:val="superscript"/>
-                    </w:rPr>
-                    <w:t xml:space="preserve">c5)</w:t>
+                    <w:t xml:space="preserve">c6)</w:t>
                   </w:r>
                   <w:r>
                     <w:t xml:space="preserve"> </w:t>
@@ -9491,26 +9585,7 @@
         <w:pStyle w:val="FirstParagraph"/>
       </w:pPr>
       <w:r>
-        <w:t xml:space="preserve">Every characterization study is run in a scale-down model. The model is qualified under the scale-down model procedure SOP-1001 before its first characterization run. It is designed on the scaling principles of its unit operation. Parameters that do not depend on scale are held at their commercial values. Parameters that depend on scale are set so that the model matches the performance of the manufacturing scale.</w:t>
-      </w:r>
-    </w:p>
-    <w:p>
-      <w:pPr>
-        <w:pStyle w:val="BodyText"/>
-      </w:pPr>
-      <w:r>
-        <w:t xml:space="preserve">For the chromatography steps the model keeps the bed height and the residence time of the manufacturing column. Load, wash and elution volumes are normalized to column volumes, and column efficiency is checked by plate count and peak asymmetry. For the production bioreactor the model is a stirred tank with equivalent mixing, aeration and process control. In each study, the parameters not under study are held at their commercial set-points. The designs vary culture pH, culture temperature, dissolved CO2 (pCO2), osmolality and culture duration, and univariate studies vary dissolved oxygen, initial viable cell conc., basal medium concentration and nutrient feed-1 volume. Agitation and gas flow are set to match the oxygen transfer and carbon dioxide stripping of the commercial vessel. For virus filtration the model uses the same filter type as manufacturing, and load is scaled by membrane area. For UF/DF, membrane loading and cross flow are scaled by membrane area.</w:t>
-      </w:r>
-    </w:p>
-    <w:p>
-      <w:pPr>
-        <w:pStyle w:val="BodyText"/>
-      </w:pPr>
-      <w:r>
-        <w:t xml:space="preserve">Qualification compares the scale-down model, run at set-point, with manufacturing-scale batches. The outputs compared are those of the production bioreactor (afucosylation, galactosylation, high mannose, acidic variants, aggregate), Protein A (host cell protein, step yield, leached Protein A, plate count, peak asymmetry), low-pH viral inactivation (acidic variants, aggregate), cation exchange (step yield, plate count, peak asymmetry, aggregate, host cell protein), anion exchange (step yield, plate count, peak asymmetry, host cell protein) and virus filtration (step yield). A scale-down model need not reproduce the manufacturing mean. The difference between the two scales must instead be known precisely enough that no conclusion depends on its exact size. The rule is in</w:t>
-      </w:r>
-      <w:r>
-        <w:t xml:space="preserve"> </w:t>
+        <w:t xml:space="preserve">Every characterization study is run in a scale-down model. The model is designed on the scaling principles of its unit operation. Parameters that do not depend on scale are held at their commercial values. Parameters that depend on scale are set so that the model matches the performance of the manufacturing scale. The qualification runs of the model are made under the scale-down model procedure SOP-1001 before the first characterization run of the step, and the offset of each output from manufacturing scale is estimated from them. The decision whether the model is qualified for an output is made later, at analysis. That decision needs the response-surface model of the step, because it compares the conclusion over the NOR with the offset at either end of its confidence interval (</w:t>
       </w:r>
       <w:hyperlink w:anchor="sec-acc-sdm">
         <w:r>
@@ -9521,7 +9596,37 @@
         </w:r>
       </w:hyperlink>
       <w:r>
-        <w:t xml:space="preserve">, and each PCP-00N applies it to its own outputs. A model qualified for one output is not by that fact qualified for another. Where a model cannot be qualified for an output, the PCP-00N should say so and should state how that output is characterized instead.</w:t>
+        <w:t xml:space="preserve">).</w:t>
+      </w:r>
+    </w:p>
+    <w:p>
+      <w:pPr>
+        <w:pStyle w:val="BodyText"/>
+      </w:pPr>
+      <w:r>
+        <w:t xml:space="preserve">For the chromatography steps the model keeps the bed height and the residence time of the manufacturing column. Load, wash and elution volumes are normalized to column volumes, and column efficiency is checked by plate count and peak asymmetry. For the production bioreactor the model is a stirred tank with equivalent mixing, aeration and process control. In each study, the parameters not under study are held at their commercial set-points. The designs vary culture pH, culture temperature, dissolved CO2 (pCO2), osmolality and culture duration, and univariate studies vary dissolved oxygen, initial viable cell conc., basal medium concentration and nutrient feed-1 volume. Agitation and gas flow are set to match the oxygen transfer and carbon dioxide stripping of the commercial vessel. For virus filtration the model uses the same filter type as manufacturing, and load is scaled by membrane area. For UF/DF, membrane loading and cross flow are scaled by membrane area.</w:t>
+      </w:r>
+    </w:p>
+    <w:p>
+      <w:pPr>
+        <w:pStyle w:val="BodyText"/>
+      </w:pPr>
+      <w:r>
+        <w:t xml:space="preserve">Qualification compares the scale-down model, run at set-point, with manufacturing-scale batches. The outputs compared are those of the production bioreactor (afucosylation, galactosylation, high mannose, acidic variants, aggregate), Protein A (host cell protein, step yield, leached Protein A, plate count, peak asymmetry), low-pH viral inactivation (acidic variants, aggregate), cation exchange (step yield, plate count, peak asymmetry, aggregate, host cell protein), anion exchange (step yield, plate count, peak asymmetry, host cell protein) and virus filtration (step yield). A scale-down model need not reproduce the manufacturing mean. The difference between the two scales must instead be known precisely enough that no conclusion depends on its exact size. The rule is in</w:t>
+      </w:r>
+      <w:r>
+        <w:t xml:space="preserve"> </w:t>
+      </w:r>
+      <w:hyperlink w:anchor="sec-acc-sdm">
+        <w:r>
+          <w:rPr>
+            <w:rStyle w:val="Hyperlink"/>
+          </w:rPr>
+          <w:t xml:space="preserve">Section 7.1</w:t>
+        </w:r>
+      </w:hyperlink>
+      <w:r>
+        <w:t xml:space="preserve">, and each PCP-00N applies it to its own outputs. A model qualified for one output is not by that fact qualified for another. Where the qualification runs do not compare an output at both scales, the PCP-00N should say so and should state how that output is characterized instead. Where the model is not qualified for an output at analysis, the PCR-00N should say so and should state the consequence.</w:t>
       </w:r>
     </w:p>
     <w:p>
@@ -9939,7 +10044,7 @@
                     <w:jc w:val="center"/>
                   </w:pPr>
                   <w:r>
-                    <w:t xml:space="preserve">2025-08-27</w:t>
+                    <w:t xml:space="preserve">2025-08-11</w:t>
                   </w:r>
                 </w:p>
               </w:tc>
@@ -10104,7 +10209,7 @@
                     <w:jc w:val="center"/>
                   </w:pPr>
                   <w:r>
-                    <w:t xml:space="preserve">2025-10-17</w:t>
+                    <w:t xml:space="preserve">2025-10-31</w:t>
                   </w:r>
                 </w:p>
               </w:tc>
@@ -11175,59 +11280,19 @@
                     <w:jc w:val="center"/>
                   </w:pPr>
                   <w:r>
-                    <w:t xml:space="preserve">SOP-4001</w:t>
-                  </w:r>
-                </w:p>
-              </w:tc>
-              <w:tc>
-                <w:tcPr/>
-                <w:p>
-                  <w:pPr>
-                    <w:pStyle w:val="Compact"/>
-                    <w:jc w:val="center"/>
-                  </w:pPr>
-                  <w:r>
-                    <w:t xml:space="preserve">Process-Parameter Classification and Control-Strategy Definition</w:t>
-                  </w:r>
-                </w:p>
-              </w:tc>
-            </w:tr>
-            <w:tr>
-              <w:tc>
-                <w:tcPr>
-                  <w:vMerge w:val="restart"/>
-                </w:tcPr>
-                <w:p>
-                  <w:pPr>
-                    <w:pStyle w:val="Compact"/>
-                    <w:jc w:val="center"/>
-                  </w:pPr>
-                  <w:r>
-                    <w:t xml:space="preserve">Analytical method validation</w:t>
-                  </w:r>
-                </w:p>
-              </w:tc>
-              <w:tc>
-                <w:tcPr/>
-                <w:p>
-                  <w:pPr>
-                    <w:pStyle w:val="Compact"/>
-                    <w:jc w:val="center"/>
-                  </w:pPr>
-                  <w:r>
-                    <w:t xml:space="preserve">AMV-3010</w:t>
-                  </w:r>
-                </w:p>
-              </w:tc>
-              <w:tc>
-                <w:tcPr/>
-                <w:p>
-                  <w:pPr>
-                    <w:pStyle w:val="Compact"/>
-                    <w:jc w:val="center"/>
-                  </w:pPr>
-                  <w:r>
-                    <w:t xml:space="preserve">N-Glycan Map (2-AB HILIC-UPLC)</w:t>
+                    <w:t xml:space="preserve">SOP-3016</w:t>
+                  </w:r>
+                </w:p>
+              </w:tc>
+              <w:tc>
+                <w:tcPr/>
+                <w:p>
+                  <w:pPr>
+                    <w:pStyle w:val="Compact"/>
+                    <w:jc w:val="center"/>
+                  </w:pPr>
+                  <w:r>
+                    <w:t xml:space="preserve">Product Titre by Protein A Affinity HPLC</w:t>
                   </w:r>
                 </w:p>
               </w:tc>
@@ -11250,19 +11315,59 @@
                     <w:jc w:val="center"/>
                   </w:pPr>
                   <w:r>
-                    <w:t xml:space="preserve">AMV-3011</w:t>
-                  </w:r>
-                </w:p>
-              </w:tc>
-              <w:tc>
-                <w:tcPr/>
-                <w:p>
-                  <w:pPr>
-                    <w:pStyle w:val="Compact"/>
-                    <w:jc w:val="center"/>
-                  </w:pPr>
-                  <w:r>
-                    <w:t xml:space="preserve">Size-Variants (SEC-HPLC)</w:t>
+                    <w:t xml:space="preserve">SOP-4001</w:t>
+                  </w:r>
+                </w:p>
+              </w:tc>
+              <w:tc>
+                <w:tcPr/>
+                <w:p>
+                  <w:pPr>
+                    <w:pStyle w:val="Compact"/>
+                    <w:jc w:val="center"/>
+                  </w:pPr>
+                  <w:r>
+                    <w:t xml:space="preserve">Process-Parameter Classification and Control-Strategy Definition</w:t>
+                  </w:r>
+                </w:p>
+              </w:tc>
+            </w:tr>
+            <w:tr>
+              <w:tc>
+                <w:tcPr>
+                  <w:vMerge w:val="restart"/>
+                </w:tcPr>
+                <w:p>
+                  <w:pPr>
+                    <w:pStyle w:val="Compact"/>
+                    <w:jc w:val="center"/>
+                  </w:pPr>
+                  <w:r>
+                    <w:t xml:space="preserve">Analytical method validation</w:t>
+                  </w:r>
+                </w:p>
+              </w:tc>
+              <w:tc>
+                <w:tcPr/>
+                <w:p>
+                  <w:pPr>
+                    <w:pStyle w:val="Compact"/>
+                    <w:jc w:val="center"/>
+                  </w:pPr>
+                  <w:r>
+                    <w:t xml:space="preserve">AMV-3010</w:t>
+                  </w:r>
+                </w:p>
+              </w:tc>
+              <w:tc>
+                <w:tcPr/>
+                <w:p>
+                  <w:pPr>
+                    <w:pStyle w:val="Compact"/>
+                    <w:jc w:val="center"/>
+                  </w:pPr>
+                  <w:r>
+                    <w:t xml:space="preserve">N-Glycan Map (2-AB HILIC-UPLC)</w:t>
                   </w:r>
                 </w:p>
               </w:tc>
@@ -11285,19 +11390,19 @@
                     <w:jc w:val="center"/>
                   </w:pPr>
                   <w:r>
-                    <w:t xml:space="preserve">AMV-3012</w:t>
-                  </w:r>
-                </w:p>
-              </w:tc>
-              <w:tc>
-                <w:tcPr/>
-                <w:p>
-                  <w:pPr>
-                    <w:pStyle w:val="Compact"/>
-                    <w:jc w:val="center"/>
-                  </w:pPr>
-                  <w:r>
-                    <w:t xml:space="preserve">Host-Cell Protein ELISA</w:t>
+                    <w:t xml:space="preserve">AMV-3011</w:t>
+                  </w:r>
+                </w:p>
+              </w:tc>
+              <w:tc>
+                <w:tcPr/>
+                <w:p>
+                  <w:pPr>
+                    <w:pStyle w:val="Compact"/>
+                    <w:jc w:val="center"/>
+                  </w:pPr>
+                  <w:r>
+                    <w:t xml:space="preserve">Size-Variants (SEC-HPLC)</w:t>
                   </w:r>
                 </w:p>
               </w:tc>
@@ -11320,19 +11425,19 @@
                     <w:jc w:val="center"/>
                   </w:pPr>
                   <w:r>
-                    <w:t xml:space="preserve">AMV-3013</w:t>
-                  </w:r>
-                </w:p>
-              </w:tc>
-              <w:tc>
-                <w:tcPr/>
-                <w:p>
-                  <w:pPr>
-                    <w:pStyle w:val="Compact"/>
-                    <w:jc w:val="center"/>
-                  </w:pPr>
-                  <w:r>
-                    <w:t xml:space="preserve">Charge Variants (icIEF)</w:t>
+                    <w:t xml:space="preserve">AMV-3012</w:t>
+                  </w:r>
+                </w:p>
+              </w:tc>
+              <w:tc>
+                <w:tcPr/>
+                <w:p>
+                  <w:pPr>
+                    <w:pStyle w:val="Compact"/>
+                    <w:jc w:val="center"/>
+                  </w:pPr>
+                  <w:r>
+                    <w:t xml:space="preserve">Host-Cell Protein ELISA</w:t>
                   </w:r>
                 </w:p>
               </w:tc>
@@ -11355,19 +11460,19 @@
                     <w:jc w:val="center"/>
                   </w:pPr>
                   <w:r>
-                    <w:t xml:space="preserve">AMV-3014</w:t>
-                  </w:r>
-                </w:p>
-              </w:tc>
-              <w:tc>
-                <w:tcPr/>
-                <w:p>
-                  <w:pPr>
-                    <w:pStyle w:val="Compact"/>
-                    <w:jc w:val="center"/>
-                  </w:pPr>
-                  <w:r>
-                    <w:t xml:space="preserve">Residual DNA (qPCR)</w:t>
+                    <w:t xml:space="preserve">AMV-3013</w:t>
+                  </w:r>
+                </w:p>
+              </w:tc>
+              <w:tc>
+                <w:tcPr/>
+                <w:p>
+                  <w:pPr>
+                    <w:pStyle w:val="Compact"/>
+                    <w:jc w:val="center"/>
+                  </w:pPr>
+                  <w:r>
+                    <w:t xml:space="preserve">Charge Variants (icIEF)</w:t>
                   </w:r>
                 </w:p>
               </w:tc>
@@ -11390,19 +11495,19 @@
                     <w:jc w:val="center"/>
                   </w:pPr>
                   <w:r>
-                    <w:t xml:space="preserve">AMV-3015</w:t>
-                  </w:r>
-                </w:p>
-              </w:tc>
-              <w:tc>
-                <w:tcPr/>
-                <w:p>
-                  <w:pPr>
-                    <w:pStyle w:val="Compact"/>
-                    <w:jc w:val="center"/>
-                  </w:pPr>
-                  <w:r>
-                    <w:t xml:space="preserve">Turbidity by Nephelometry (NTU)</w:t>
+                    <w:t xml:space="preserve">AMV-3014</w:t>
+                  </w:r>
+                </w:p>
+              </w:tc>
+              <w:tc>
+                <w:tcPr/>
+                <w:p>
+                  <w:pPr>
+                    <w:pStyle w:val="Compact"/>
+                    <w:jc w:val="center"/>
+                  </w:pPr>
+                  <w:r>
+                    <w:t xml:space="preserve">Residual DNA (qPCR)</w:t>
                   </w:r>
                 </w:p>
               </w:tc>
@@ -11425,19 +11530,19 @@
                     <w:jc w:val="center"/>
                   </w:pPr>
                   <w:r>
-                    <w:t xml:space="preserve">AMV-3016</w:t>
-                  </w:r>
-                </w:p>
-              </w:tc>
-              <w:tc>
-                <w:tcPr/>
-                <w:p>
-                  <w:pPr>
-                    <w:pStyle w:val="Compact"/>
-                    <w:jc w:val="center"/>
-                  </w:pPr>
-                  <w:r>
-                    <w:t xml:space="preserve">Leached Protein A by ELISA (ppm)</w:t>
+                    <w:t xml:space="preserve">AMV-3015</w:t>
+                  </w:r>
+                </w:p>
+              </w:tc>
+              <w:tc>
+                <w:tcPr/>
+                <w:p>
+                  <w:pPr>
+                    <w:pStyle w:val="Compact"/>
+                    <w:jc w:val="center"/>
+                  </w:pPr>
+                  <w:r>
+                    <w:t xml:space="preserve">Turbidity by Nephelometry (NTU)</w:t>
                   </w:r>
                 </w:p>
               </w:tc>
@@ -11460,19 +11565,19 @@
                     <w:jc w:val="center"/>
                   </w:pPr>
                   <w:r>
-                    <w:t xml:space="preserve">AMV-3017</w:t>
-                  </w:r>
-                </w:p>
-              </w:tc>
-              <w:tc>
-                <w:tcPr/>
-                <w:p>
-                  <w:pPr>
-                    <w:pStyle w:val="Compact"/>
-                    <w:jc w:val="center"/>
-                  </w:pPr>
-                  <w:r>
-                    <w:t xml:space="preserve">XMuLV Infectivity Titre (TCID50)</w:t>
+                    <w:t xml:space="preserve">AMV-3016</w:t>
+                  </w:r>
+                </w:p>
+              </w:tc>
+              <w:tc>
+                <w:tcPr/>
+                <w:p>
+                  <w:pPr>
+                    <w:pStyle w:val="Compact"/>
+                    <w:jc w:val="center"/>
+                  </w:pPr>
+                  <w:r>
+                    <w:t xml:space="preserve">Leached Protein A by ELISA (ppm)</w:t>
                   </w:r>
                 </w:p>
               </w:tc>
@@ -11495,19 +11600,19 @@
                     <w:jc w:val="center"/>
                   </w:pPr>
                   <w:r>
-                    <w:t xml:space="preserve">AMV-3018</w:t>
-                  </w:r>
-                </w:p>
-              </w:tc>
-              <w:tc>
-                <w:tcPr/>
-                <w:p>
-                  <w:pPr>
-                    <w:pStyle w:val="Compact"/>
-                    <w:jc w:val="center"/>
-                  </w:pPr>
-                  <w:r>
-                    <w:t xml:space="preserve">MVM Infectivity Titre (TCID50/qPCR)</w:t>
+                    <w:t xml:space="preserve">AMV-3017</w:t>
+                  </w:r>
+                </w:p>
+              </w:tc>
+              <w:tc>
+                <w:tcPr/>
+                <w:p>
+                  <w:pPr>
+                    <w:pStyle w:val="Compact"/>
+                    <w:jc w:val="center"/>
+                  </w:pPr>
+                  <w:r>
+                    <w:t xml:space="preserve">XMuLV Infectivity Titre (TCID50)</w:t>
                   </w:r>
                 </w:p>
               </w:tc>
@@ -11530,19 +11635,19 @@
                     <w:jc w:val="center"/>
                   </w:pPr>
                   <w:r>
-                    <w:t xml:space="preserve">AMV-3019</w:t>
-                  </w:r>
-                </w:p>
-              </w:tc>
-              <w:tc>
-                <w:tcPr/>
-                <w:p>
-                  <w:pPr>
-                    <w:pStyle w:val="Compact"/>
-                    <w:jc w:val="center"/>
-                  </w:pPr>
-                  <w:r>
-                    <w:t xml:space="preserve">Protein Concentration by A280 (UV)</w:t>
+                    <w:t xml:space="preserve">AMV-3018</w:t>
+                  </w:r>
+                </w:p>
+              </w:tc>
+              <w:tc>
+                <w:tcPr/>
+                <w:p>
+                  <w:pPr>
+                    <w:pStyle w:val="Compact"/>
+                    <w:jc w:val="center"/>
+                  </w:pPr>
+                  <w:r>
+                    <w:t xml:space="preserve">MVM Infectivity Titre (TCID50/qPCR)</w:t>
                   </w:r>
                 </w:p>
               </w:tc>
@@ -11565,6 +11670,41 @@
                     <w:jc w:val="center"/>
                   </w:pPr>
                   <w:r>
+                    <w:t xml:space="preserve">AMV-3019</w:t>
+                  </w:r>
+                </w:p>
+              </w:tc>
+              <w:tc>
+                <w:tcPr/>
+                <w:p>
+                  <w:pPr>
+                    <w:pStyle w:val="Compact"/>
+                    <w:jc w:val="center"/>
+                  </w:pPr>
+                  <w:r>
+                    <w:t xml:space="preserve">Protein Concentration by A280 (UV)</w:t>
+                  </w:r>
+                </w:p>
+              </w:tc>
+            </w:tr>
+            <w:tr>
+              <w:tc>
+                <w:tcPr>
+                  <w:gridSpan w:val="1"/>
+                  <w:vMerge w:val="continue"/>
+                </w:tcPr>
+                <w:p>
+                  <w:pPr/>
+                </w:p>
+              </w:tc>
+              <w:tc>
+                <w:tcPr/>
+                <w:p>
+                  <w:pPr>
+                    <w:pStyle w:val="Compact"/>
+                    <w:jc w:val="center"/>
+                  </w:pPr>
+                  <w:r>
                     <w:t xml:space="preserve">AMV-3020</w:t>
                   </w:r>
                 </w:p>
@@ -11578,6 +11718,41 @@
                   </w:pPr>
                   <w:r>
                     <w:t xml:space="preserve">Purity (non-reduced CE-SDS)</w:t>
+                  </w:r>
+                </w:p>
+              </w:tc>
+            </w:tr>
+            <w:tr>
+              <w:tc>
+                <w:tcPr>
+                  <w:gridSpan w:val="1"/>
+                  <w:vMerge w:val="continue"/>
+                </w:tcPr>
+                <w:p>
+                  <w:pPr/>
+                </w:p>
+              </w:tc>
+              <w:tc>
+                <w:tcPr/>
+                <w:p>
+                  <w:pPr>
+                    <w:pStyle w:val="Compact"/>
+                    <w:jc w:val="center"/>
+                  </w:pPr>
+                  <w:r>
+                    <w:t xml:space="preserve">AMV-3021</w:t>
+                  </w:r>
+                </w:p>
+              </w:tc>
+              <w:tc>
+                <w:tcPr/>
+                <w:p>
+                  <w:pPr>
+                    <w:pStyle w:val="Compact"/>
+                    <w:jc w:val="center"/>
+                  </w:pPr>
+                  <w:r>
+                    <w:t xml:space="preserve">Product Titre (Protein A Affinity HPLC)</w:t>
                   </w:r>
                 </w:p>
               </w:tc>
@@ -12486,7 +12661,7 @@
         <w:pStyle w:val="BodyText"/>
       </w:pPr>
       <w:r>
-        <w:t xml:space="preserve">A response-surface model predicts the mean response over the range studied. At the edge of an acceptable region defined on mean predictions, a single batch meets its criterion about half the time if variability is symmetrical. For this reason a quality attribute is judged on a single batch, not on the mean prediction, in two analyses. The NOR-propagated proven acceptable range (</w:t>
+        <w:t xml:space="preserve">A response-surface model predicts the mean response over the range studied. At the edge of an acceptable region defined on mean predictions, a single batch meets its criterion about half the time if variability is symmetrical. For this reason a quality attribute is judged on a single batch, not on the mean prediction, in three analyses. The NOR-propagated proven acceptable range (</w:t>
       </w:r>
       <w:hyperlink w:anchor="sec-par">
         <w:r>
@@ -12508,7 +12683,18 @@
         </w:r>
       </w:hyperlink>
       <w:r>
-        <w:t xml:space="preserve">) uses the exact 95 % prediction interval of a single run at each combination of NOR low, set-point and NOR high.</w:t>
+        <w:t xml:space="preserve">) uses the exact 95 % prediction interval of a single run at each combination of NOR low, set-point and NOR high. The verification of the platform worst cases (</w:t>
+      </w:r>
+      <w:hyperlink w:anchor="sec-verification">
+        <w:r>
+          <w:rPr>
+            <w:rStyle w:val="Hyperlink"/>
+          </w:rPr>
+          <w:t xml:space="preserve">Section 7.5</w:t>
+        </w:r>
+      </w:hyperlink>
+      <w:r>
+        <w:t xml:space="preserve">) uses the one-sided 95 % prediction bound of a single batch at the least favourable of these combinations.</w:t>
       </w:r>
     </w:p>
     <w:bookmarkEnd w:id="38"/>
@@ -12711,7 +12897,7 @@
         </w:r>
       </w:hyperlink>
       <w:r>
-        <w:t xml:space="preserve">). Verification then replaced some platform values with A-Mab confidence bounds, and 5 of the 22 criteria in force include such a bound (</w:t>
+        <w:t xml:space="preserve">). Verification then replaced some platform values with A-Mab prediction bounds of a single batch, and 5 of the 22 criteria in force include such a bound (</w:t>
       </w:r>
       <w:hyperlink w:anchor="sec-verification">
         <w:r>
@@ -12803,7 +12989,7 @@
         <w:pStyle w:val="BodyText"/>
       </w:pPr>
       <w:r>
-        <w:t xml:space="preserve">Each PCP-00N names the outputs, the number of runs at each scale and the manufacturing-scale data set before its first characterization run. Each PCR-00N tabulates the offsets of its step, and PCMR-001 summarises them for the whole train.</w:t>
+        <w:t xml:space="preserve">Each PCP-00N names the outputs, the number of runs at each scale and the manufacturing-scale data set. The scale-down runs at set-point are made, and the offset of each output is estimated, before the first characterization run of the step. The decision whether the model is qualified for an output needs the response-surface model of the step, because the conclusion over the NOR comes from that model. That decision is therefore made at analysis. Each PCR-00N tabulates the offsets of its step, and PCMR-001 summarises them for the whole train.</w:t>
       </w:r>
     </w:p>
     <w:bookmarkEnd w:id="43"/>
@@ -12930,7 +13116,18 @@
         <w:pStyle w:val="BodyText"/>
       </w:pPr>
       <w:r>
-        <w:t xml:space="preserve">For host cell protein the rule gives the Protein A pool an a priori criterion of 16,000 ng/mg. The drug substance limit of 100 ng/mg is carried back through the platform worst case of anion exchange (4-fold) and then of cation exchange (40-fold). The cation exchange pool is judged against the limit carried back through anion exchange alone, 400 ng/mg a priori. For A-Mab, the 95 % confidence bounds of the host cell protein clearance were 41.8-fold for cation exchange and 5.18-fold for anion exchange. Both are better than the platform worst cases. Both host cell protein models meet the model adequacy criteria, so both bounds replaced the platform values (</w:t>
+        <w:t xml:space="preserve">For host cell protein the rule gives the Protein A pool an a priori criterion of 16,000 ng/mg. The drug substance limit of 100 ng/mg is carried back through the platform worst case of anion exchange (4-fold) and then of cation exchange (40-fold). The cation exchange pool is judged against the limit carried back through anion exchange alone, 400 ng/mg a priori. For A-Mab, the one-sided 95 % prediction bounds of a single batch for the host cell protein clearance were 36.7-fold for cation exchange and 4.27-fold for anion exchange (</w:t>
+      </w:r>
+      <w:hyperlink w:anchor="sec-verification">
+        <w:r>
+          <w:rPr>
+            <w:rStyle w:val="Hyperlink"/>
+          </w:rPr>
+          <w:t xml:space="preserve">Section 7.5</w:t>
+        </w:r>
+      </w:hyperlink>
+      <w:r>
+        <w:t xml:space="preserve">). The prediction bound of the cation exchange clearance does not exceed its platform worst case of 40-fold, so the platform value stands. The prediction bound of the anion exchange clearance exceeds its platform worst case of 4-fold, and the anion exchange model of host cell protein meets the model adequacy criteria, so the bound replaced the platform value (</w:t>
       </w:r>
       <w:hyperlink w:anchor="sec-acc-model">
         <w:r>
@@ -12941,21 +13138,7 @@
         </w:r>
       </w:hyperlink>
       <w:r>
-        <w:t xml:space="preserve">,</w:t>
-      </w:r>
-      <w:r>
-        <w:t xml:space="preserve"> </w:t>
-      </w:r>
-      <w:hyperlink w:anchor="sec-verification">
-        <w:r>
-          <w:rPr>
-            <w:rStyle w:val="Hyperlink"/>
-          </w:rPr>
-          <w:t xml:space="preserve">Section 7.5</w:t>
-        </w:r>
-      </w:hyperlink>
-      <w:r>
-        <w:t xml:space="preserve">). The Protein A pool criterion is therefore 21,662 ng/mg, and the cation exchange pool criterion is widened to 518 ng/mg.</w:t>
+        <w:t xml:space="preserve">). The Protein A pool criterion is therefore 17,069 ng/mg, and the cation exchange pool criterion is widened to 427 ng/mg.</w:t>
       </w:r>
     </w:p>
     <w:p>
@@ -12974,7 +13157,7 @@
         <w:t xml:space="preserve"> </w:t>
       </w:r>
       <w:r>
-        <w:t xml:space="preserve">gives all 22 criteria across 6 steps, with the downstream worst case each one is derived from. The downstream worst case shown is the cumulative fold or increase of all steps after the step output. In a tightened or a widened row it includes the A-Mab confidence bound that replaced a platform worst case (</w:t>
+        <w:t xml:space="preserve">gives all 22 criteria across 6 steps, with the downstream worst case each one is derived from, platform or verified. The downstream worst case shown is the cumulative fold or increase of all steps after the step output. In a tightened or a widened row it includes a verified A-Mab value, the prediction bound of a single batch that replaced a platform worst case (</w:t>
       </w:r>
       <w:hyperlink w:anchor="sec-verification">
         <w:r>
@@ -13018,7 +13201,8 @@
           <w:tbl>
             <w:tblPr>
               <w:tblStyle w:val="Table"/>
-              <w:tblW w:type="auto" w:w="0"/>
+              <w:tblW w:type="pct" w:w="5000"/>
+              <w:tblLayout w:type="fixed"/>
               <w:tblLook w:firstRow="1" w:lastRow="1" w:firstColumn="0" w:lastColumn="0" w:noHBand="0" w:noVBand="0" w:val="0020"/>
             </w:tblPr>
             <w:tblGrid>
@@ -13088,6 +13272,12 @@
                   <w:r>
                     <w:t xml:space="preserve">Downstream worst case</w:t>
                   </w:r>
+                  <w:r>
+                    <w:br/>
+                  </w:r>
+                  <w:r>
+                    <w:t xml:space="preserve">(platform or verified)</w:t>
+                  </w:r>
                 </w:p>
               </w:tc>
               <w:tc>
@@ -13158,7 +13348,7 @@
                     <w:jc w:val="center"/>
                   </w:pPr>
                   <w:r>
-                    <w:t xml:space="preserve">Clearance fold</w:t>
+                    <w:t xml:space="preserve">Clearance factor</w:t>
                   </w:r>
                 </w:p>
               </w:tc>
@@ -13242,7 +13432,7 @@
                     <w:jc w:val="center"/>
                   </w:pPr>
                   <w:r>
-                    <w:t xml:space="preserve">217</w:t>
+                    <w:t xml:space="preserve">171</w:t>
                   </w:r>
                 </w:p>
               </w:tc>
@@ -13266,7 +13456,7 @@
                     <w:jc w:val="center"/>
                   </w:pPr>
                   <w:r>
-                    <w:t xml:space="preserve">≤ 21,662</w:t>
+                    <w:t xml:space="preserve">≤ 17,069</w:t>
                   </w:r>
                 </w:p>
               </w:tc>
@@ -13328,7 +13518,7 @@
                     <w:jc w:val="center"/>
                   </w:pPr>
                   <w:r>
-                    <w:t xml:space="preserve">5.18</w:t>
+                    <w:t xml:space="preserve">4.27</w:t>
                   </w:r>
                 </w:p>
               </w:tc>
@@ -13352,7 +13542,7 @@
                     <w:jc w:val="center"/>
                   </w:pPr>
                   <w:r>
-                    <w:t xml:space="preserve">≤ 518</w:t>
+                    <w:t xml:space="preserve">≤ 427</w:t>
                   </w:r>
                 </w:p>
               </w:tc>
@@ -13510,31 +13700,31 @@
                     <w:jc w:val="center"/>
                   </w:pPr>
                   <w:r>
-                    <w:t xml:space="preserve">1.52</w:t>
-                  </w:r>
-                </w:p>
-              </w:tc>
-              <w:tc>
-                <w:tcPr/>
-                <w:p>
-                  <w:pPr>
-                    <w:pStyle w:val="Compact"/>
-                    <w:jc w:val="center"/>
-                  </w:pPr>
-                  <w:r>
-                    <w:t xml:space="preserve">0.53</w:t>
-                  </w:r>
-                </w:p>
-              </w:tc>
-              <w:tc>
-                <w:tcPr/>
-                <w:p>
-                  <w:pPr>
-                    <w:pStyle w:val="Compact"/>
-                    <w:jc w:val="center"/>
-                  </w:pPr>
-                  <w:r>
-                    <w:t xml:space="preserve">≤ 7.04</w:t>
+                    <w:t xml:space="preserve">1.40</w:t>
+                  </w:r>
+                </w:p>
+              </w:tc>
+              <w:tc>
+                <w:tcPr/>
+                <w:p>
+                  <w:pPr>
+                    <w:pStyle w:val="Compact"/>
+                    <w:jc w:val="center"/>
+                  </w:pPr>
+                  <w:r>
+                    <w:t xml:space="preserve">0.56</w:t>
+                  </w:r>
+                </w:p>
+              </w:tc>
+              <w:tc>
+                <w:tcPr/>
+                <w:p>
+                  <w:pPr>
+                    <w:pStyle w:val="Compact"/>
+                    <w:jc w:val="center"/>
+                  </w:pPr>
+                  <w:r>
+                    <w:t xml:space="preserve">≤ 6.46</w:t>
                   </w:r>
                 </w:p>
               </w:tc>
@@ -13608,7 +13798,7 @@
                     <w:jc w:val="center"/>
                   </w:pPr>
                   <w:r>
-                    <w:t xml:space="preserve">1.52</w:t>
+                    <w:t xml:space="preserve">1.40</w:t>
                   </w:r>
                 </w:p>
               </w:tc>
@@ -13632,7 +13822,7 @@
                     <w:jc w:val="center"/>
                   </w:pPr>
                   <w:r>
-                    <w:t xml:space="preserve">≤ 7.58</w:t>
+                    <w:t xml:space="preserve">≤ 7.02</w:t>
                   </w:r>
                 </w:p>
               </w:tc>
@@ -15145,7 +15335,7 @@
                     <w:t xml:space="preserve"> </w:t>
                   </w:r>
                   <w:r>
-                    <w:t xml:space="preserve">The 95 % confidence bound of a downstream step's A-Mab worst case within its NOR was better than the platform worst case. The bound replaced it.</w:t>
+                    <w:t xml:space="preserve">The one-sided 95 % prediction bound of a single batch at a downstream step's A-Mab worst case within its NOR was better than the platform worst case. The bound replaced it.</w:t>
                   </w:r>
                 </w:p>
               </w:tc>
@@ -15195,7 +15385,7 @@
                     <w:t xml:space="preserve"> </w:t>
                   </w:r>
                   <w:r>
-                    <w:t xml:space="preserve">The response-surface model of a downstream step predicted, within its NOR, a worse value than the platform worst case. The 95 % confidence bound of that prediction replaced it.</w:t>
+                    <w:t xml:space="preserve">The response-surface model of a downstream step predicted, within its NOR, a worse value than the platform worst case. The one-sided 95 % prediction bound of a single batch there replaced it.</w:t>
                   </w:r>
                 </w:p>
               </w:tc>
@@ -15362,7 +15552,7 @@
         </w:r>
       </w:hyperlink>
       <w:r>
-        <w:t xml:space="preserve">, 17 are in force at their a priori value and verification changed 5. The tightened criteria are the aggregate criteria upstream of cation exchange, because the cation exchange model gave a lower aggregate clearance than the platform worst case. One of them, the criterion for aggregate in the production bioreactor harvest (from 9.30 % to 7.04 %), was also widened, because the low-pH viral inactivation model gave a smaller aggregate increase (0.54 % at the 95 % bound, against 0.70 % on the platform). The result is a stricter criterion than the a priori one. The other tightened criterion is the criterion for aggregate in the viral inactivation pool (from 10.0 % to 7.58 %). The criteria only widened are the upper limit for acidic variants in the production bioreactor harvest (from 39.0 % to 39.6 %), the criterion for host cell protein in the Protein A pool (from 16,000 ng/mg to 21,662 ng/mg) and the criterion for host cell protein in the cation exchange pool (from 400 ng/mg to 518 ng/mg). The report that relies on a widened criterion gives the argument for it (</w:t>
+        <w:t xml:space="preserve">, 17 are in force at their a priori value and verification changed 5. The tightened criteria are the aggregate criteria upstream of cation exchange, because the cation exchange model gave a lower aggregate clearance than the platform worst case. One of them, the criterion for aggregate in the production bioreactor harvest (from 9.30 % to 6.46 %), was also widened, because the low-pH viral inactivation model gave a smaller aggregate increase (0.56 % at the prediction bound of a single batch, against 0.70 % on the platform). The result is a stricter criterion than the a priori one. The other tightened criterion is the criterion for aggregate in the viral inactivation pool (from 10.0 % to 7.02 %). The criteria only widened are the upper limit for acidic variants in the production bioreactor harvest (from 39.0 % to 39.6 %), the criterion for host cell protein in the Protein A pool (from 16,000 ng/mg to 17,069 ng/mg) and the criterion for host cell protein in the cation exchange pool (from 400 ng/mg to 427 ng/mg). The widening of the criteria for aggregate and acidic variants in the production bioreactor harvest reflects the shorter hold of A-Mab in low-pH viral inactivation, not a more stable product. The A-Mab hold is at most 120 min within its NOR as characterized, and the platform worst cases are increases over a hold of 180 min. Every report that relies on a changed criterion argues the change by its risk (</w:t>
       </w:r>
       <w:hyperlink w:anchor="sec-verification">
         <w:r>
@@ -15381,7 +15571,7 @@
         <w:pStyle w:val="BodyText"/>
       </w:pPr>
       <w:r>
-        <w:t xml:space="preserve">Applying these criteria to studies already executed is acceptable because the a priori derivation uses no data from the studies it judges. The drug substance criteria come from the CQA register. The worst cases come from the platform history of X-Mab, Y-Mab and Z-Mab. A-Mab data enter a criterion only when verification replaces a platform worst case with the 95 % confidence bound of the A-Mab worst case of the same step (</w:t>
+        <w:t xml:space="preserve">Applying these criteria to studies already executed is acceptable because the a priori derivation uses no data from the studies it judges. The drug substance criteria come from the CQA register. The worst cases come from the platform history of X-Mab, Y-Mab and Z-Mab. A-Mab data enter a criterion only when verification replaces a platform worst case with the one-sided 95 % prediction bound of a single batch for the same step (</w:t>
       </w:r>
       <w:hyperlink w:anchor="sec-verification">
         <w:r>
@@ -15810,7 +16000,26 @@
         <w:pStyle w:val="FirstParagraph"/>
       </w:pPr>
       <w:r>
-        <w:t xml:space="preserve">Each intermediate acceptance criterion assumes that every downstream step performs at least as well as its platform worst case. That is, the step clears at least the lowest fold, or adds no more than the largest increase, seen for X-Mab, Y-Mab and Z-Mab. Each report checks the platform worst cases of its own step. The check uses the response-surface model of the step. The model gives the worst clearance fold, or the largest increase, that it predicts within the NOR, and the one-sided 95 % confidence bound of that worst case, on its unfavourable side. An assumption is confirmed when the predicted worst case is no worse than the platform worst case. The values observed at the edges of the characterized range are reported beside it for information.</w:t>
+        <w:t xml:space="preserve">Each intermediate acceptance criterion assumes that every downstream step performs at least as well as its platform worst case. That is, the step clears at least the lowest fold, or adds no more than the largest increase, seen for X-Mab, Y-Mab and Z-Mab. Each report checks the platform worst cases of its own step. The check evaluates the response-surface model of the step at every combination of NOR low, set-point and NOR high of its factors. These are the NOR and the set-point as characterized, the values the studies were planned against, so a later change of a NOR or a set-point by a report does not move a criterion. The model gives the worst clearance fold, or the largest increase, that it predicts over these combinations. The model also gives the one-sided 95 % prediction bound of a single batch at the least favourable combination, on its unfavourable side. An assumption is confirmed when the predicted worst case is no worse than the platform worst case. The values observed at the edges of the characterized range are reported beside it for information.</w:t>
+      </w:r>
+    </w:p>
+    <w:p>
+      <w:pPr>
+        <w:pStyle w:val="BodyText"/>
+      </w:pPr>
+      <w:r>
+        <w:t xml:space="preserve">The bound is a prediction bound of a single batch, never a confidence bound of the mean. Each platform worst case that the criteria rely on concerns a quality attribute, and a quality attribute is judged on a single batch (</w:t>
+      </w:r>
+      <w:hyperlink w:anchor="sec-stats">
+        <w:r>
+          <w:rPr>
+            <w:rStyle w:val="Hyperlink"/>
+          </w:rPr>
+          <w:t xml:space="preserve">Section 6</w:t>
+        </w:r>
+      </w:hyperlink>
+      <w:r>
+        <w:t xml:space="preserve">). The platform worst case that the bound may replace was itself the result of a single run. A confidence bound of the mean describes the average batch, and a single batch can fall beyond it. A bound from a tolerance interval would be statistically purer, because it covers a stated proportion of all batches with a stated confidence. Such a bound would also be wider, and too conservative to set against a platform worst case that was one run. The prediction bound of a single batch is therefore used.</w:t>
       </w:r>
     </w:p>
     <w:p>
@@ -15830,7 +16039,7 @@
         </w:numPr>
       </w:pPr>
       <w:r>
-        <w:t xml:space="preserve">Where the A-Mab worst case predicted within the NOR is worse than the platform worst case, its 95 % confidence bound replaces the platform value. Every criterion upstream of that step is recalculated with it and becomes stricter.</w:t>
+        <w:t xml:space="preserve">Where the A-Mab worst case predicted within the NOR is worse than the platform worst case, the prediction bound of a single batch replaces the platform value. Every criterion upstream of that step is recalculated with it and becomes stricter.</w:t>
       </w:r>
     </w:p>
     <w:p>
@@ -15842,7 +16051,7 @@
         </w:numPr>
       </w:pPr>
       <w:r>
-        <w:t xml:space="preserve">Where the 95 % confidence bound of the A-Mab worst case within the NOR is better than the platform value, and the response-surface model behind it meets the adequacy criteria of</w:t>
+        <w:t xml:space="preserve">Where the prediction bound of a single batch is better than the platform value, and the response-surface model behind it meets the adequacy criteria of</w:t>
       </w:r>
       <w:r>
         <w:t xml:space="preserve"> </w:t>
@@ -15884,124 +16093,7 @@
         <w:pStyle w:val="BodyText"/>
       </w:pPr>
       <w:r>
-        <w:t xml:space="preserve">A report that relies on a widened criterion gives the argument for it, with the bound, the runs behind it, and the reason why the performance of the downstream step for A-Mab is known well enough to replace the platform value. The rule was written into this plan before any Version 2.0 step report used it. This reissue of the plan also records what the rule gave, in</w:t>
-      </w:r>
-      <w:r>
-        <w:t xml:space="preserve"> </w:t>
-      </w:r>
-      <w:hyperlink w:anchor="sec-iac">
-        <w:r>
-          <w:rPr>
-            <w:rStyle w:val="Hyperlink"/>
-          </w:rPr>
-          <w:t xml:space="preserve">Section 7.3</w:t>
-        </w:r>
-      </w:hyperlink>
-      <w:r>
-        <w:t xml:space="preserve"> </w:t>
-      </w:r>
-      <w:r>
-        <w:t xml:space="preserve">and below.</w:t>
-      </w:r>
-    </w:p>
-    <w:p>
-      <w:pPr>
-        <w:pStyle w:val="BodyText"/>
-      </w:pPr>
-      <w:r>
-        <w:t xml:space="preserve">The criteria assume 9 platform worst cases. Of these, 7 are responses of the response-surface designs of low-pH viral inactivation, cation exchange and anion exchange, and they can be checked. The other 2 are the leached Protein A clearance of cation exchange and of anion exchange. Leached Protein A is not a response of those designs, so the platform values stand. The 95 % confidence bound was better than the platform worst case for the aggregate increase of low-pH viral inactivation, the acidic variants increase of low-pH viral inactivation, the host cell protein clearance of cation exchange and the host cell protein clearance of anion exchange, and these bounds replaced the platform values. For the fragments increase of low-pH viral inactivation and the fragments clearance of cation exchange the bound was also better, but the model does not meet the adequacy criteria, so the platform values stand. Verification found that the aggregate clearance of cation exchange within its NOR is lower than the platform worst case. That tightened the aggregate criteria upstream of cation exchange (</w:t>
-      </w:r>
-      <w:hyperlink w:anchor="sec-iac">
-        <w:r>
-          <w:rPr>
-            <w:rStyle w:val="Hyperlink"/>
-          </w:rPr>
-          <w:t xml:space="preserve">Section 7.3</w:t>
-        </w:r>
-      </w:hyperlink>
-      <w:r>
-        <w:t xml:space="preserve">). The cation exchange report PCR-007 gives the values and their analysis.</w:t>
-      </w:r>
-    </w:p>
-    <w:bookmarkEnd w:id="49"/>
-    <w:bookmarkStart w:id="50" w:name="proven-acceptable-ranges"/>
-    <w:p>
-      <w:pPr>
-        <w:pStyle w:val="Heading2"/>
-      </w:pPr>
-      <w:r>
-        <w:t xml:space="preserve">7.6 Proven acceptable ranges</w:t>
-      </w:r>
-    </w:p>
-    <w:p>
-      <w:pPr>
-        <w:pStyle w:val="FirstParagraph"/>
-      </w:pPr>
-      <w:r>
-        <w:t xml:space="preserve">A range of a parameter is proven acceptable for an attribute when the NOR-propagated analysis (</w:t>
-      </w:r>
-      <w:hyperlink w:anchor="sec-par">
-        <w:r>
-          <w:rPr>
-            <w:rStyle w:val="Hyperlink"/>
-          </w:rPr>
-          <w:t xml:space="preserve">Section 6.4</w:t>
-        </w:r>
-      </w:hyperlink>
-      <w:r>
-        <w:t xml:space="preserve">) meets the criterion of that attribute across it. The criterion is the IAC where</w:t>
-      </w:r>
-      <w:r>
-        <w:t xml:space="preserve"> </w:t>
-      </w:r>
-      <w:hyperlink w:anchor="tbl-iac">
-        <w:r>
-          <w:rPr>
-            <w:rStyle w:val="Hyperlink"/>
-          </w:rPr>
-          <w:t xml:space="preserve">Table 9</w:t>
-        </w:r>
-      </w:hyperlink>
-      <w:r>
-        <w:t xml:space="preserve"> </w:t>
-      </w:r>
-      <w:r>
-        <w:t xml:space="preserve">defines one, and the drug substance criterion otherwise. A parameter that affects several attributes has a PAR for each, and the range carried into the control strategy is their intersection. Where the output does not meet its criterion even at the set-point, the PCR-00N reports that no PAR exists for the attribute and states the consequence for the NOR.</w:t>
-      </w:r>
-    </w:p>
-    <w:p>
-      <w:pPr>
-        <w:pStyle w:val="BodyText"/>
-      </w:pPr>
-      <w:r>
-        <w:t xml:space="preserve">A PAR that reaches the edge of the characterized range is reported as reaching it, and no claim is made beyond it.</w:t>
-      </w:r>
-    </w:p>
-    <w:bookmarkEnd w:id="50"/>
-    <w:bookmarkStart w:id="51" w:name="sec-classification"/>
-    <w:p>
-      <w:pPr>
-        <w:pStyle w:val="Heading2"/>
-      </w:pPr>
-      <w:r>
-        <w:t xml:space="preserve">7.7 Parameter classification</w:t>
-      </w:r>
-    </w:p>
-    <w:p>
-      <w:pPr>
-        <w:pStyle w:val="FirstParagraph"/>
-      </w:pPr>
-      <w:r>
-        <w:t xml:space="preserve">Parameters are classified under the parameter classification procedure SOP-4001 by the decision logic of the A-Mab case study</w:t>
-      </w:r>
-      <w:r>
-        <w:t xml:space="preserve"> </w:t>
-      </w:r>
-      <w:r>
-        <w:t xml:space="preserve">(CMC Biotech Working Group 2009)</w:t>
-      </w:r>
-      <w:r>
-        <w:t xml:space="preserve">.</w:t>
+        <w:t xml:space="preserve">Every change of a criterion is argued by its risk. A report whose verification tightens or widens a criterion gives that argument in four parts.</w:t>
       </w:r>
     </w:p>
     <w:p>
@@ -16013,7 +16105,7 @@
         </w:numPr>
       </w:pPr>
       <w:r>
-        <w:t xml:space="preserve">A critical process parameter (CPP) has an effect on a CQA that is significant and practically relevant within the characterized range, and a high risk of falling outside its acceptable range in operation.</w:t>
+        <w:t xml:space="preserve">The report states who bears the risk of the change, the patient or the producer.</w:t>
       </w:r>
     </w:p>
     <w:p>
@@ -16025,7 +16117,7 @@
         </w:numPr>
       </w:pPr>
       <w:r>
-        <w:t xml:space="preserve">A well-controlled critical process parameter (WC-CPP) has the same kind of effect on a CQA but a low risk of falling outside its acceptable range, because it is readily controlled and its PAR is wide against its NOR.</w:t>
+        <w:t xml:space="preserve">The report states whether an excursion of the step output beyond the changed criterion would be detected, and where, by an in-process test or by a release test.</w:t>
       </w:r>
     </w:p>
     <w:p>
@@ -16037,7 +16129,7 @@
         </w:numPr>
       </w:pPr>
       <w:r>
-        <w:t xml:space="preserve">A key process parameter (KPP) affects process performance, such as yield or concentration, and has no effect on a CQA within its range.</w:t>
+        <w:t xml:space="preserve">The report states what the downstream steps must then clear.</w:t>
       </w:r>
     </w:p>
     <w:p>
@@ -16046,6 +16138,198 @@
         <w:numPr>
           <w:ilvl w:val="0"/>
           <w:numId w:val="1007"/>
+        </w:numPr>
+      </w:pPr>
+      <w:r>
+        <w:t xml:space="preserve">The report gives the probability of an out-of-specification drug substance from the integrated model (</w:t>
+      </w:r>
+      <w:hyperlink w:anchor="sec-capability">
+        <w:r>
+          <w:rPr>
+            <w:rStyle w:val="Hyperlink"/>
+          </w:rPr>
+          <w:t xml:space="preserve">Section 6.5</w:t>
+        </w:r>
+      </w:hyperlink>
+      <w:r>
+        <w:t xml:space="preserve">).</w:t>
+      </w:r>
+    </w:p>
+    <w:p>
+      <w:pPr>
+        <w:pStyle w:val="FirstParagraph"/>
+      </w:pPr>
+      <w:r>
+        <w:t xml:space="preserve">A report that relies on a widened criterion also gives the bound, the runs behind it, and the reason why the performance of the downstream step for A-Mab is known well enough to replace the platform value. The rule was written into this plan before any Version 2.0 step report used it. This reissue of the plan also records what the rule gave, in</w:t>
+      </w:r>
+      <w:r>
+        <w:t xml:space="preserve"> </w:t>
+      </w:r>
+      <w:hyperlink w:anchor="sec-iac">
+        <w:r>
+          <w:rPr>
+            <w:rStyle w:val="Hyperlink"/>
+          </w:rPr>
+          <w:t xml:space="preserve">Section 7.3</w:t>
+        </w:r>
+      </w:hyperlink>
+      <w:r>
+        <w:t xml:space="preserve"> </w:t>
+      </w:r>
+      <w:r>
+        <w:t xml:space="preserve">and below.</w:t>
+      </w:r>
+    </w:p>
+    <w:p>
+      <w:pPr>
+        <w:pStyle w:val="BodyText"/>
+      </w:pPr>
+      <w:r>
+        <w:t xml:space="preserve">The criteria assume 9 platform worst cases. Of these, 7 are responses of the response-surface designs of low-pH viral inactivation, cation exchange and anion exchange, and they can be checked. The other 2 are the leached Protein A clearance of cation exchange and of anion exchange. Leached Protein A is not a response of those designs, so the platform values stand. The prediction bound of a single batch was better than the platform worst case for the aggregate increase of low-pH viral inactivation, the acidic variants increase of low-pH viral inactivation and the host cell protein clearance of anion exchange, and these bounds replaced the platform values. The bounds that replaced the platform increases of aggregate and acidic variants in low-pH viral inactivation reflect the shorter hold of A-Mab, not a more stable product. The platform worst cases of the low-pH hold are increases over a hold of 180 min. The A-Mab bounds are the increases within the hold-time NOR as characterized, which ends at 120 min. The criteria calculated with them are still right, because routine manufacture never holds longer than the NOR.</w:t>
+      </w:r>
+    </w:p>
+    <w:p>
+      <w:pPr>
+        <w:pStyle w:val="BodyText"/>
+      </w:pPr>
+      <w:r>
+        <w:t xml:space="preserve">For the fragments increase of low-pH viral inactivation, the host cell protein clearance of cation exchange and the fragments clearance of cation exchange, the predicted worst case confirmed the platform worst case, but the prediction bound of a single batch is not better than it, so the platform values stand. Verification found that the aggregate clearance of cation exchange within its NOR is lower than the platform worst case. That tightened the aggregate criteria upstream of cation exchange (</w:t>
+      </w:r>
+      <w:hyperlink w:anchor="sec-iac">
+        <w:r>
+          <w:rPr>
+            <w:rStyle w:val="Hyperlink"/>
+          </w:rPr>
+          <w:t xml:space="preserve">Section 7.3</w:t>
+        </w:r>
+      </w:hyperlink>
+      <w:r>
+        <w:t xml:space="preserve">). The cation exchange report PCR-007 gives the values and their analysis.</w:t>
+      </w:r>
+    </w:p>
+    <w:bookmarkEnd w:id="49"/>
+    <w:bookmarkStart w:id="50" w:name="proven-acceptable-ranges"/>
+    <w:p>
+      <w:pPr>
+        <w:pStyle w:val="Heading2"/>
+      </w:pPr>
+      <w:r>
+        <w:t xml:space="preserve">7.6 Proven acceptable ranges</w:t>
+      </w:r>
+    </w:p>
+    <w:p>
+      <w:pPr>
+        <w:pStyle w:val="FirstParagraph"/>
+      </w:pPr>
+      <w:r>
+        <w:t xml:space="preserve">A range of a parameter is proven acceptable for an attribute when the NOR-propagated analysis (</w:t>
+      </w:r>
+      <w:hyperlink w:anchor="sec-par">
+        <w:r>
+          <w:rPr>
+            <w:rStyle w:val="Hyperlink"/>
+          </w:rPr>
+          <w:t xml:space="preserve">Section 6.4</w:t>
+        </w:r>
+      </w:hyperlink>
+      <w:r>
+        <w:t xml:space="preserve">) meets the criterion of that attribute across it. The criterion is the IAC where</w:t>
+      </w:r>
+      <w:r>
+        <w:t xml:space="preserve"> </w:t>
+      </w:r>
+      <w:hyperlink w:anchor="tbl-iac">
+        <w:r>
+          <w:rPr>
+            <w:rStyle w:val="Hyperlink"/>
+          </w:rPr>
+          <w:t xml:space="preserve">Table 9</w:t>
+        </w:r>
+      </w:hyperlink>
+      <w:r>
+        <w:t xml:space="preserve"> </w:t>
+      </w:r>
+      <w:r>
+        <w:t xml:space="preserve">defines one, and the drug substance criterion otherwise. A parameter that affects several attributes has a PAR for each, and the range carried into the control strategy is their intersection. Where the output does not meet its criterion even at the set-point, the PCR-00N reports that no PAR exists for the attribute and states the consequence for the NOR.</w:t>
+      </w:r>
+    </w:p>
+    <w:p>
+      <w:pPr>
+        <w:pStyle w:val="BodyText"/>
+      </w:pPr>
+      <w:r>
+        <w:t xml:space="preserve">A PAR that reaches the edge of the characterized range is reported as reaching it, and no claim is made beyond it.</w:t>
+      </w:r>
+    </w:p>
+    <w:bookmarkEnd w:id="50"/>
+    <w:bookmarkStart w:id="51" w:name="sec-classification"/>
+    <w:p>
+      <w:pPr>
+        <w:pStyle w:val="Heading2"/>
+      </w:pPr>
+      <w:r>
+        <w:t xml:space="preserve">7.7 Parameter classification</w:t>
+      </w:r>
+    </w:p>
+    <w:p>
+      <w:pPr>
+        <w:pStyle w:val="FirstParagraph"/>
+      </w:pPr>
+      <w:r>
+        <w:t xml:space="preserve">Parameters are classified under the parameter classification procedure SOP-4001 by the decision logic of the A-Mab case study</w:t>
+      </w:r>
+      <w:r>
+        <w:t xml:space="preserve"> </w:t>
+      </w:r>
+      <w:r>
+        <w:t xml:space="preserve">(CMC Biotech Working Group 2009)</w:t>
+      </w:r>
+      <w:r>
+        <w:t xml:space="preserve">.</w:t>
+      </w:r>
+    </w:p>
+    <w:p>
+      <w:pPr>
+        <w:pStyle w:val="Compact"/>
+        <w:numPr>
+          <w:ilvl w:val="0"/>
+          <w:numId w:val="1008"/>
+        </w:numPr>
+      </w:pPr>
+      <w:r>
+        <w:t xml:space="preserve">A critical process parameter (CPP) has an effect on a CQA that is significant and practically relevant within the characterized range, and a high risk of falling outside its acceptable range in operation.</w:t>
+      </w:r>
+    </w:p>
+    <w:p>
+      <w:pPr>
+        <w:pStyle w:val="Compact"/>
+        <w:numPr>
+          <w:ilvl w:val="0"/>
+          <w:numId w:val="1008"/>
+        </w:numPr>
+      </w:pPr>
+      <w:r>
+        <w:t xml:space="preserve">A well-controlled critical process parameter (WC-CPP) has the same kind of effect on a CQA but a low risk of falling outside its acceptable range, because it is readily controlled and its PAR is wide against its NOR.</w:t>
+      </w:r>
+    </w:p>
+    <w:p>
+      <w:pPr>
+        <w:pStyle w:val="Compact"/>
+        <w:numPr>
+          <w:ilvl w:val="0"/>
+          <w:numId w:val="1008"/>
+        </w:numPr>
+      </w:pPr>
+      <w:r>
+        <w:t xml:space="preserve">A key process parameter (KPP) affects process performance, such as yield or concentration, and has no effect on a CQA within its range.</w:t>
+      </w:r>
+    </w:p>
+    <w:p>
+      <w:pPr>
+        <w:pStyle w:val="Compact"/>
+        <w:numPr>
+          <w:ilvl w:val="0"/>
+          <w:numId w:val="1008"/>
         </w:numPr>
       </w:pPr>
       <w:r>
@@ -17128,7 +17412,7 @@
                     <w:t xml:space="preserve"> </w:t>
                   </w:r>
                   <w:r>
-                    <w:t xml:space="preserve">Retained response-surface samples, tested 2026-04-06 to 2026-04-17.</w:t>
+                    <w:t xml:space="preserve">Retained samples of the response-surface design and of the hold study, tested 2026-04-06 to 2026-04-17.</w:t>
                   </w:r>
                 </w:p>
               </w:tc>
@@ -17254,7 +17538,7 @@
         <w:pStyle w:val="Compact"/>
         <w:numPr>
           <w:ilvl w:val="0"/>
-          <w:numId w:val="1008"/>
+          <w:numId w:val="1009"/>
         </w:numPr>
       </w:pPr>
       <w:r>
@@ -17266,7 +17550,7 @@
         <w:pStyle w:val="Compact"/>
         <w:numPr>
           <w:ilvl w:val="0"/>
-          <w:numId w:val="1008"/>
+          <w:numId w:val="1009"/>
         </w:numPr>
       </w:pPr>
       <w:r>
@@ -17857,7 +18141,7 @@
         <w:pStyle w:val="Compact"/>
         <w:numPr>
           <w:ilvl w:val="0"/>
-          <w:numId w:val="1009"/>
+          <w:numId w:val="1010"/>
         </w:numPr>
       </w:pPr>
       <w:r>
@@ -17869,7 +18153,7 @@
         <w:pStyle w:val="Compact"/>
         <w:numPr>
           <w:ilvl w:val="0"/>
-          <w:numId w:val="1009"/>
+          <w:numId w:val="1010"/>
         </w:numPr>
       </w:pPr>
       <w:r>
@@ -17881,7 +18165,7 @@
         <w:pStyle w:val="Compact"/>
         <w:numPr>
           <w:ilvl w:val="0"/>
-          <w:numId w:val="1009"/>
+          <w:numId w:val="1010"/>
         </w:numPr>
       </w:pPr>
       <w:r>
@@ -17912,7 +18196,7 @@
         <w:t xml:space="preserve"> </w:t>
       </w:r>
       <w:r>
-        <w:t xml:space="preserve">records the execution window of every study, in order of start. The campaign ran from 2025-08-27 to 2026-09-11 across 34 studies. Some steps were studied in parallel, because their scale-down models are independent of each other. The first execution of the anion exchange design (S-AEX-SUP) was invalidated under deviation DEV-008-01, because its load material had been deamidated during an extended hold after neutralization and did not represent the process. The design was re-executed as S-AEX-SCR and S-AEX-RSM.</w:t>
+        <w:t xml:space="preserve">records the execution window of every study, in order of start. The campaign ran from 2025-08-11 to 2026-09-11 across 34 studies. Some steps were studied in parallel, because their scale-down models are independent of each other. The first execution of the anion exchange design (S-AEX-SUP) was invalidated under deviation DEV-008-01, because its load material had been deamidated during an extended hold after neutralization and did not represent the process. The design was re-executed as S-AEX-SCR and S-AEX-RSM.</w:t>
       </w:r>
     </w:p>
     <w:tbl>
@@ -18065,7 +18349,7 @@
                     <w:jc w:val="center"/>
                   </w:pPr>
                   <w:r>
-                    <w:t xml:space="preserve">2025-08-27</w:t>
+                    <w:t xml:space="preserve">2025-08-11</w:t>
                   </w:r>
                 </w:p>
               </w:tc>
@@ -18201,7 +18485,7 @@
                     <w:jc w:val="center"/>
                   </w:pPr>
                   <w:r>
-                    <w:t xml:space="preserve">2025-10-17</w:t>
+                    <w:t xml:space="preserve">2025-10-31</w:t>
                   </w:r>
                 </w:p>
               </w:tc>
@@ -20993,6 +21277,36 @@
     </w:lvlOverride>
   </w:num>
   <w:num w:numId="1009">
+    <w:abstractNumId w:val="99411"/>
+    <w:lvlOverride w:ilvl="0">
+      <w:startOverride w:val="1"/>
+    </w:lvlOverride>
+    <w:lvlOverride w:ilvl="1">
+      <w:startOverride w:val="1"/>
+    </w:lvlOverride>
+    <w:lvlOverride w:ilvl="2">
+      <w:startOverride w:val="1"/>
+    </w:lvlOverride>
+    <w:lvlOverride w:ilvl="3">
+      <w:startOverride w:val="1"/>
+    </w:lvlOverride>
+    <w:lvlOverride w:ilvl="4">
+      <w:startOverride w:val="1"/>
+    </w:lvlOverride>
+    <w:lvlOverride w:ilvl="5">
+      <w:startOverride w:val="1"/>
+    </w:lvlOverride>
+    <w:lvlOverride w:ilvl="6">
+      <w:startOverride w:val="1"/>
+    </w:lvlOverride>
+    <w:lvlOverride w:ilvl="7">
+      <w:startOverride w:val="1"/>
+    </w:lvlOverride>
+    <w:lvlOverride w:ilvl="8">
+      <w:startOverride w:val="1"/>
+    </w:lvlOverride>
+  </w:num>
+  <w:num w:numId="1010">
     <w:abstractNumId w:val="99411"/>
     <w:lvlOverride w:ilvl="0">
       <w:startOverride w:val="1"/>

--- a/pc_package/PCMP-001_master_plan.docx
+++ b/pc_package/PCMP-001_master_plan.docx
@@ -15552,7 +15552,7 @@
         </w:r>
       </w:hyperlink>
       <w:r>
-        <w:t xml:space="preserve">, 17 are in force at their a priori value and verification changed 5. The tightened criteria are the aggregate criteria upstream of cation exchange, because the cation exchange model gave a lower aggregate clearance than the platform worst case. One of them, the criterion for aggregate in the production bioreactor harvest (from 9.30 % to 6.46 %), was also widened, because the low-pH viral inactivation model gave a smaller aggregate increase (0.56 % at the prediction bound of a single batch, against 0.70 % on the platform). The result is a stricter criterion than the a priori one. The other tightened criterion is the criterion for aggregate in the viral inactivation pool (from 10.0 % to 7.02 %). The criteria only widened are the upper limit for acidic variants in the production bioreactor harvest (from 39.0 % to 39.6 %), the criterion for host cell protein in the Protein A pool (from 16,000 ng/mg to 17,069 ng/mg) and the criterion for host cell protein in the cation exchange pool (from 400 ng/mg to 427 ng/mg). The widening of the criteria for aggregate and acidic variants in the production bioreactor harvest reflects the shorter hold of A-Mab in low-pH viral inactivation, not a more stable product. The A-Mab hold is at most 120 min within its NOR as characterized, and the platform worst cases are increases over a hold of 180 min. Every report that relies on a changed criterion argues the change by its risk (</w:t>
+        <w:t xml:space="preserve">, 17 are in force at their a priori value and verification changed 5. The tightened criteria are the aggregate criteria upstream of cation exchange, because the cation exchange model gave a lower aggregate clearance than the platform worst case. One of them, the criterion for aggregate in the production bioreactor harvest (from 9.30 % to 6.46 %), was also widened, because the low-pH viral inactivation model gave a smaller aggregate increase (0.56 % at the prediction bound of a single batch, against 0.70 % on the platform). The result is a stricter criterion than the a priori one. The other tightened criterion is the criterion for aggregate in the viral inactivation pool (from 10.0 % to 7.02 %). The criteria only widened are the upper limit for acidic variants in the production bioreactor harvest (from 39.0 % to 39.6 %), the criterion for host cell protein in the Protein A pool (from 16,000 ng/mg to 17,069 ng/mg) and the criterion for host cell protein in the cation exchange pool (from 400 ng/mg to 427 ng/mg). The widening of the criteria for aggregate and acidic variants in the production bioreactor harvest comes from low-pH viral inactivation. There the A-Mab hold is at most 120 min within its NOR as characterized, and the platform worst cases are increases over a hold of 180 min. For aggregate the change reflects that shorter hold, not a more stable product. For acidic variants A-Mab adds less than the platform value even over a hold of 180 min. Every report that relies on a changed criterion argues the change by its risk (</w:t>
       </w:r>
       <w:hyperlink w:anchor="sec-verification">
         <w:r>
@@ -16185,7 +16185,7 @@
         <w:pStyle w:val="BodyText"/>
       </w:pPr>
       <w:r>
-        <w:t xml:space="preserve">The criteria assume 9 platform worst cases. Of these, 7 are responses of the response-surface designs of low-pH viral inactivation, cation exchange and anion exchange, and they can be checked. The other 2 are the leached Protein A clearance of cation exchange and of anion exchange. Leached Protein A is not a response of those designs, so the platform values stand. The prediction bound of a single batch was better than the platform worst case for the aggregate increase of low-pH viral inactivation, the acidic variants increase of low-pH viral inactivation and the host cell protein clearance of anion exchange, and these bounds replaced the platform values. The bounds that replaced the platform increases of aggregate and acidic variants in low-pH viral inactivation reflect the shorter hold of A-Mab, not a more stable product. The platform worst cases of the low-pH hold are increases over a hold of 180 min. The A-Mab bounds are the increases within the hold-time NOR as characterized, which ends at 120 min. The criteria calculated with them are still right, because routine manufacture never holds longer than the NOR.</w:t>
+        <w:t xml:space="preserve">The criteria assume 9 platform worst cases. Of these, 7 are responses of the response-surface designs of low-pH viral inactivation, cation exchange and anion exchange, and they can be checked. The other 2 are the leached Protein A clearance of cation exchange and of anion exchange. Leached Protein A is not a response of those designs, so the platform values stand. The prediction bound of a single batch was better than the platform worst case for the aggregate increase of low-pH viral inactivation, the acidic variants increase of low-pH viral inactivation and the host cell protein clearance of anion exchange, and these bounds replaced the platform values. The platform worst cases of the low-pH hold are increases over a hold of 180 min. The A-Mab bounds are the increases within the hold-time NOR as characterized, which ends at 120 min. For aggregate, the largest increase measured at the edges of the range studied, which include a hold of 180 min, is 0.84 percentage points, above the platform value of 0.70. Its replacement therefore reflects the shorter hold of A-Mab, not a more stable product. For acidic variants, the largest increase measured at the edges of the range studied is 0.60 percentage points, below the platform value of 1.00 even over a hold of 180 min. A-Mab therefore adds less than the platform products over the same hold, and its shorter hold lowers the increase further. The criteria calculated with these bounds are still right, because routine manufacture never holds longer than the NOR.</w:t>
       </w:r>
     </w:p>
     <w:p>

--- a/pc_package/PCMP-001_master_plan.docx
+++ b/pc_package/PCMP-001_master_plan.docx
@@ -5882,7 +5882,7 @@
                     <w:jc w:val="center"/>
                   </w:pPr>
                   <w:r>
-                    <w:t xml:space="preserve">Dissolved CO2 (pCO2)</w:t>
+                    <w:t xml:space="preserve">CO2 partial pressure (pCO2)</w:t>
                   </w:r>
                 </w:p>
               </w:tc>
@@ -5989,7 +5989,7 @@
                     <w:jc w:val="center"/>
                   </w:pPr>
                   <w:r>
-                    <w:t xml:space="preserve">mOsm</w:t>
+                    <w:t xml:space="preserve">mOsm/kg</w:t>
                   </w:r>
                 </w:p>
               </w:tc>
@@ -6179,7 +6179,7 @@
                     <w:jc w:val="center"/>
                   </w:pPr>
                   <w:r>
-                    <w:t xml:space="preserve">% sat</w:t>
+                    <w:t xml:space="preserve">% air saturation</w:t>
                   </w:r>
                 </w:p>
               </w:tc>
@@ -6280,7 +6280,7 @@
                     <w:jc w:val="center"/>
                   </w:pPr>
                   <w:r>
-                    <w:t xml:space="preserve">e6 cells/mL</w:t>
+                    <w:t xml:space="preserve">10⁶ cells/mL</w:t>
                   </w:r>
                 </w:p>
               </w:tc>
@@ -6381,7 +6381,7 @@
                     <w:jc w:val="center"/>
                   </w:pPr>
                   <w:r>
-                    <w:t xml:space="preserve">X</w:t>
+                    <w:t xml:space="preserve">× standard</w:t>
                   </w:r>
                 </w:p>
               </w:tc>
@@ -9604,7 +9604,7 @@
         <w:pStyle w:val="BodyText"/>
       </w:pPr>
       <w:r>
-        <w:t xml:space="preserve">For the chromatography steps the model keeps the bed height and the residence time of the manufacturing column. Load, wash and elution volumes are normalized to column volumes, and column efficiency is checked by plate count and peak asymmetry. For the production bioreactor the model is a stirred tank with equivalent mixing, aeration and process control. In each study, the parameters not under study are held at their commercial set-points. The designs vary culture pH, culture temperature, dissolved CO2 (pCO2), osmolality and culture duration, and univariate studies vary dissolved oxygen, initial viable cell conc., basal medium concentration and nutrient feed-1 volume. Agitation and gas flow are set to match the oxygen transfer and carbon dioxide stripping of the commercial vessel. For virus filtration the model uses the same filter type as manufacturing, and load is scaled by membrane area. For UF/DF, membrane loading and cross flow are scaled by membrane area.</w:t>
+        <w:t xml:space="preserve">For the chromatography steps the model keeps the bed height and the residence time of the manufacturing column. Load, wash and elution volumes are normalized to column volumes, and column efficiency is checked by plate count and peak asymmetry. For the production bioreactor the model is a stirred tank with equivalent mixing, aeration and process control. In each study, the parameters not under study are held at their commercial set-points. The designs vary culture pH, culture temperature, cO2 partial pressure (pCO2), osmolality and culture duration, and univariate studies vary dissolved oxygen, initial viable cell conc., basal medium concentration and nutrient feed-1 volume. Agitation and gas flow are set to match the oxygen transfer and carbon dioxide stripping of the commercial vessel. For virus filtration the model uses the same filter type as manufacturing, and load is scaled by membrane area. For UF/DF, membrane loading and cross flow are scaled by membrane area.</w:t>
       </w:r>
     </w:p>
     <w:p>
@@ -12897,7 +12897,7 @@
         </w:r>
       </w:hyperlink>
       <w:r>
-        <w:t xml:space="preserve">). Verification then replaced some platform values with A-Mab prediction bounds of a single batch, and 5 of the 22 criteria in force include such a bound (</w:t>
+        <w:t xml:space="preserve">). Verification then replaced some platform values with A-Mab prediction bounds of a single batch, and 4 of the 22 criteria in force include such a bound (</w:t>
       </w:r>
       <w:hyperlink w:anchor="sec-verification">
         <w:r>
@@ -14506,37 +14506,31 @@
                     <w:jc w:val="center"/>
                   </w:pPr>
                   <w:r>
-                    <w:t xml:space="preserve">0.40</w:t>
-                  </w:r>
-                </w:p>
-              </w:tc>
-              <w:tc>
-                <w:tcPr/>
-                <w:p>
-                  <w:pPr>
-                    <w:pStyle w:val="Compact"/>
-                    <w:jc w:val="center"/>
-                  </w:pPr>
-                  <w:r>
-                    <w:t xml:space="preserve">18.0–39.6</w:t>
-                  </w:r>
-                </w:p>
-              </w:tc>
-              <w:tc>
-                <w:tcPr/>
-                <w:p>
-                  <w:pPr>
-                    <w:pStyle w:val="Compact"/>
-                    <w:jc w:val="center"/>
-                  </w:pPr>
-                  <w:r>
-                    <w:t xml:space="preserve">Carried back, widened</w:t>
-                  </w:r>
-                  <w:r>
-                    <w:rPr>
-                      <w:vertAlign w:val="superscript"/>
-                    </w:rPr>
-                    <w:t xml:space="preserve">a)</w:t>
+                    <w:t xml:space="preserve">1.00</w:t>
+                  </w:r>
+                </w:p>
+              </w:tc>
+              <w:tc>
+                <w:tcPr/>
+                <w:p>
+                  <w:pPr>
+                    <w:pStyle w:val="Compact"/>
+                    <w:jc w:val="center"/>
+                  </w:pPr>
+                  <w:r>
+                    <w:t xml:space="preserve">18.0–39.0</w:t>
+                  </w:r>
+                </w:p>
+              </w:tc>
+              <w:tc>
+                <w:tcPr/>
+                <w:p>
+                  <w:pPr>
+                    <w:pStyle w:val="Compact"/>
+                    <w:jc w:val="center"/>
+                  </w:pPr>
+                  <w:r>
+                    <w:t xml:space="preserve">Carried back</w:t>
                   </w:r>
                 </w:p>
               </w:tc>
@@ -15552,7 +15546,7 @@
         </w:r>
       </w:hyperlink>
       <w:r>
-        <w:t xml:space="preserve">, 17 are in force at their a priori value and verification changed 5. The tightened criteria are the aggregate criteria upstream of cation exchange, because the cation exchange model gave a lower aggregate clearance than the platform worst case. One of them, the criterion for aggregate in the production bioreactor harvest (from 9.30 % to 6.46 %), was also widened, because the low-pH viral inactivation model gave a smaller aggregate increase (0.56 % at the prediction bound of a single batch, against 0.70 % on the platform). The result is a stricter criterion than the a priori one. The other tightened criterion is the criterion for aggregate in the viral inactivation pool (from 10.0 % to 7.02 %). The criteria only widened are the upper limit for acidic variants in the production bioreactor harvest (from 39.0 % to 39.6 %), the criterion for host cell protein in the Protein A pool (from 16,000 ng/mg to 17,069 ng/mg) and the criterion for host cell protein in the cation exchange pool (from 400 ng/mg to 427 ng/mg). The widening of the criteria for aggregate and acidic variants in the production bioreactor harvest comes from low-pH viral inactivation. There the A-Mab hold is at most 120 min within its NOR as characterized, and the platform worst cases are increases over a hold of 180 min. For aggregate the change reflects that shorter hold, not a more stable product. For acidic variants A-Mab adds less than the platform value even over a hold of 180 min. Every report that relies on a changed criterion argues the change by its risk (</w:t>
+        <w:t xml:space="preserve">, 18 are in force at their a priori value and verification changed 4. The tightened criteria are the aggregate criteria upstream of cation exchange, because the cation exchange model gave a lower aggregate clearance than the platform worst case. One of them, the criterion for aggregate in the production bioreactor harvest (from 9.30 % to 6.46 %), was also widened, because the low-pH viral inactivation model gave a smaller aggregate increase (0.56 % at the prediction bound of a single batch, against 0.70 % on the platform). The result is a stricter criterion than the a priori one. The other tightened criterion is the criterion for aggregate in the viral inactivation pool (from 10.0 % to 7.02 %). The criteria only widened are the criterion for host cell protein in the Protein A pool (from 16,000 ng/mg to 17,069 ng/mg) and the criterion for host cell protein in the cation exchange pool (from 400 ng/mg to 427 ng/mg). The widening of the criteria for aggregate in the production bioreactor harvest comes from low-pH viral inactivation. There the A-Mab hold is at most 120 min within its NOR as characterized, and the platform worst cases are increases over a hold of 180 min. For aggregate the change reflects that shorter hold, not a more stable product. Every report that relies on a changed criterion argues the change by its risk (</w:t>
       </w:r>
       <w:hyperlink w:anchor="sec-verification">
         <w:r>
@@ -16185,7 +16179,7 @@
         <w:pStyle w:val="BodyText"/>
       </w:pPr>
       <w:r>
-        <w:t xml:space="preserve">The criteria assume 9 platform worst cases. Of these, 7 are responses of the response-surface designs of low-pH viral inactivation, cation exchange and anion exchange, and they can be checked. The other 2 are the leached Protein A clearance of cation exchange and of anion exchange. Leached Protein A is not a response of those designs, so the platform values stand. The prediction bound of a single batch was better than the platform worst case for the aggregate increase of low-pH viral inactivation, the acidic variants increase of low-pH viral inactivation and the host cell protein clearance of anion exchange, and these bounds replaced the platform values. The platform worst cases of the low-pH hold are increases over a hold of 180 min. The A-Mab bounds are the increases within the hold-time NOR as characterized, which ends at 120 min. For aggregate, the largest increase measured at the edges of the range studied, which include a hold of 180 min, is 0.84 percentage points, above the platform value of 0.70. Its replacement therefore reflects the shorter hold of A-Mab, not a more stable product. For acidic variants, the largest increase measured at the edges of the range studied is 0.60 percentage points, below the platform value of 1.00 even over a hold of 180 min. A-Mab therefore adds less than the platform products over the same hold, and its shorter hold lowers the increase further. The criteria calculated with these bounds are still right, because routine manufacture never holds longer than the NOR.</w:t>
+        <w:t xml:space="preserve">The criteria assume 9 platform worst cases. Of these, 7 are responses of the response-surface designs of low-pH viral inactivation, cation exchange and anion exchange, and they can be checked. The other 2 are the leached Protein A clearance of cation exchange and of anion exchange. Leached Protein A is not a response of those designs, so the platform values stand. The prediction bound of a single batch was better than the platform worst case for the aggregate increase of low-pH viral inactivation and the host cell protein clearance of anion exchange, and these bounds replaced the platform values. The platform worst cases of the low-pH hold are increases over a hold of 180 min. The A-Mab bound is the increase within the hold-time NOR as characterized, which ends at 120 min. For aggregate, the largest increase measured at the edges of the range studied, which include a hold of 180 min, is 0.84 percentage points, above the platform value of 0.70. Its replacement therefore reflects the shorter hold of A-Mab, not a more stable product. The criteria calculated with this bound are still right, because routine manufacture never holds longer than the NOR.</w:t>
       </w:r>
     </w:p>
     <w:p>
@@ -16193,7 +16187,7 @@
         <w:pStyle w:val="BodyText"/>
       </w:pPr>
       <w:r>
-        <w:t xml:space="preserve">For the fragments increase of low-pH viral inactivation, the host cell protein clearance of cation exchange and the fragments clearance of cation exchange, the predicted worst case confirmed the platform worst case, but the prediction bound of a single batch is not better than it, so the platform values stand. Verification found that the aggregate clearance of cation exchange within its NOR is lower than the platform worst case. That tightened the aggregate criteria upstream of cation exchange (</w:t>
+        <w:t xml:space="preserve">For the acidic variants increase of low-pH viral inactivation the prediction bound of a single batch was also better, but the model does not meet the model adequacy criteria, so the platform values stand. For the fragments increase of low-pH viral inactivation, the host cell protein clearance of cation exchange and the fragments clearance of cation exchange, the predicted worst case confirmed the platform worst case, but the prediction bound of a single batch is not better than it, so the platform values stand. Verification found that the aggregate clearance of cation exchange within its NOR is lower than the platform worst case. That tightened the aggregate criteria upstream of cation exchange (</w:t>
       </w:r>
       <w:hyperlink w:anchor="sec-iac">
         <w:r>
@@ -17387,7 +17381,7 @@
                     <w:t xml:space="preserve"> </w:t>
                   </w:r>
                   <w:r>
-                    <w:t xml:space="preserve">In this matrix part of the host cell protein elutes in the SEC low molecular weight window. Reported for information only (AMD-001).</w:t>
+                    <w:t xml:space="preserve">In the Protein A and low-pH viral inactivation pools part of the host cell protein elutes in the SEC low molecular weight window. Reported for information only (AMD-001).</w:t>
                   </w:r>
                 </w:p>
               </w:tc>
@@ -17412,7 +17406,7 @@
                     <w:t xml:space="preserve"> </w:t>
                   </w:r>
                   <w:r>
-                    <w:t xml:space="preserve">Retained samples of the response-surface design and of the hold study, tested 2026-04-06 to 2026-04-17.</w:t>
+                    <w:t xml:space="preserve">Retained samples of the response-surface design, tested 2026-04-06 to 2026-04-17.</w:t>
                   </w:r>
                 </w:p>
               </w:tc>
@@ -18196,7 +18190,7 @@
         <w:t xml:space="preserve"> </w:t>
       </w:r>
       <w:r>
-        <w:t xml:space="preserve">records the execution window of every study, in order of start. The campaign ran from 2025-08-11 to 2026-09-11 across 34 studies. Some steps were studied in parallel, because their scale-down models are independent of each other. The first execution of the anion exchange design (S-AEX-SUP) was invalidated under deviation DEV-008-01, because its load material had been deamidated during an extended hold after neutralization and did not represent the process. The design was re-executed as S-AEX-SCR and S-AEX-RSM.</w:t>
+        <w:t xml:space="preserve">records the execution window of every study, in order of start. The campaign ran from 2025-08-11 to 2026-09-11 across 31 studies. Some steps were studied in parallel, because their scale-down models are independent of each other. The first execution of the anion exchange design (S-AEX-SUP) was invalidated under deviation DEV-008-01, because its load material had been deamidated during an extended hold after neutralization and did not represent the process. The design was re-executed as S-AEX-SCR and S-AEX-RSM.</w:t>
       </w:r>
     </w:p>
     <w:tbl>
@@ -18747,68 +18741,6 @@
                     <w:jc w:val="center"/>
                   </w:pPr>
                   <w:r>
-                    <w:t xml:space="preserve">S-HAR-HLD</w:t>
-                  </w:r>
-                </w:p>
-              </w:tc>
-              <w:tc>
-                <w:tcPr/>
-                <w:p>
-                  <w:pPr>
-                    <w:pStyle w:val="Compact"/>
-                    <w:jc w:val="center"/>
-                  </w:pPr>
-                  <w:r>
-                    <w:t xml:space="preserve">Harvest and Clarification</w:t>
-                  </w:r>
-                </w:p>
-              </w:tc>
-              <w:tc>
-                <w:tcPr/>
-                <w:p>
-                  <w:pPr>
-                    <w:pStyle w:val="Compact"/>
-                    <w:jc w:val="center"/>
-                  </w:pPr>
-                  <w:r>
-                    <w:t xml:space="preserve">hold study</w:t>
-                  </w:r>
-                </w:p>
-              </w:tc>
-              <w:tc>
-                <w:tcPr/>
-                <w:p>
-                  <w:pPr>
-                    <w:pStyle w:val="Compact"/>
-                    <w:jc w:val="center"/>
-                  </w:pPr>
-                  <w:r>
-                    <w:t xml:space="preserve">2025-11-24</w:t>
-                  </w:r>
-                </w:p>
-              </w:tc>
-              <w:tc>
-                <w:tcPr/>
-                <w:p>
-                  <w:pPr>
-                    <w:pStyle w:val="Compact"/>
-                    <w:jc w:val="center"/>
-                  </w:pPr>
-                  <w:r>
-                    <w:t xml:space="preserve">2025-12-05</w:t>
-                  </w:r>
-                </w:p>
-              </w:tc>
-            </w:tr>
-            <w:tr>
-              <w:tc>
-                <w:tcPr/>
-                <w:p>
-                  <w:pPr>
-                    <w:pStyle w:val="Compact"/>
-                    <w:jc w:val="center"/>
-                  </w:pPr>
-                  <w:r>
                     <w:t xml:space="preserve">S-PA-UNI</w:t>
                   </w:r>
                 </w:p>
@@ -19057,31 +18989,31 @@
                     <w:jc w:val="center"/>
                   </w:pPr>
                   <w:r>
-                    <w:t xml:space="preserve">S-PA-HLD</w:t>
-                  </w:r>
-                </w:p>
-              </w:tc>
-              <w:tc>
-                <w:tcPr/>
-                <w:p>
-                  <w:pPr>
-                    <w:pStyle w:val="Compact"/>
-                    <w:jc w:val="center"/>
-                  </w:pPr>
-                  <w:r>
-                    <w:t xml:space="preserve">Protein A Chromatography</w:t>
-                  </w:r>
-                </w:p>
-              </w:tc>
-              <w:tc>
-                <w:tcPr/>
-                <w:p>
-                  <w:pPr>
-                    <w:pStyle w:val="Compact"/>
-                    <w:jc w:val="center"/>
-                  </w:pPr>
-                  <w:r>
-                    <w:t xml:space="preserve">hold study</w:t>
+                    <w:t xml:space="preserve">S-VI-RSM</w:t>
+                  </w:r>
+                </w:p>
+              </w:tc>
+              <w:tc>
+                <w:tcPr/>
+                <w:p>
+                  <w:pPr>
+                    <w:pStyle w:val="Compact"/>
+                    <w:jc w:val="center"/>
+                  </w:pPr>
+                  <w:r>
+                    <w:t xml:space="preserve">Low-pH Viral Inactivation</w:t>
+                  </w:r>
+                </w:p>
+              </w:tc>
+              <w:tc>
+                <w:tcPr/>
+                <w:p>
+                  <w:pPr>
+                    <w:pStyle w:val="Compact"/>
+                    <w:jc w:val="center"/>
+                  </w:pPr>
+                  <w:r>
+                    <w:t xml:space="preserve">response-surface design</w:t>
                   </w:r>
                 </w:p>
               </w:tc>
@@ -19105,207 +19037,269 @@
                     <w:jc w:val="center"/>
                   </w:pPr>
                   <w:r>
+                    <w:t xml:space="preserve">2026-02-13</w:t>
+                  </w:r>
+                </w:p>
+              </w:tc>
+            </w:tr>
+            <w:tr>
+              <w:tc>
+                <w:tcPr/>
+                <w:p>
+                  <w:pPr>
+                    <w:pStyle w:val="Compact"/>
+                    <w:jc w:val="center"/>
+                  </w:pPr>
+                  <w:r>
+                    <w:t xml:space="preserve">S-VI-UNI</w:t>
+                  </w:r>
+                </w:p>
+              </w:tc>
+              <w:tc>
+                <w:tcPr/>
+                <w:p>
+                  <w:pPr>
+                    <w:pStyle w:val="Compact"/>
+                    <w:jc w:val="center"/>
+                  </w:pPr>
+                  <w:r>
+                    <w:t xml:space="preserve">Low-pH Viral Inactivation</w:t>
+                  </w:r>
+                </w:p>
+              </w:tc>
+              <w:tc>
+                <w:tcPr/>
+                <w:p>
+                  <w:pPr>
+                    <w:pStyle w:val="Compact"/>
+                    <w:jc w:val="center"/>
+                  </w:pPr>
+                  <w:r>
+                    <w:t xml:space="preserve">univariate</w:t>
+                  </w:r>
+                </w:p>
+              </w:tc>
+              <w:tc>
+                <w:tcPr/>
+                <w:p>
+                  <w:pPr>
+                    <w:pStyle w:val="Compact"/>
+                    <w:jc w:val="center"/>
+                  </w:pPr>
+                  <w:r>
+                    <w:t xml:space="preserve">2026-02-02</w:t>
+                  </w:r>
+                </w:p>
+              </w:tc>
+              <w:tc>
+                <w:tcPr/>
+                <w:p>
+                  <w:pPr>
+                    <w:pStyle w:val="Compact"/>
+                    <w:jc w:val="center"/>
+                  </w:pPr>
+                  <w:r>
+                    <w:t xml:space="preserve">2026-02-06</w:t>
+                  </w:r>
+                </w:p>
+              </w:tc>
+            </w:tr>
+            <w:tr>
+              <w:tc>
+                <w:tcPr/>
+                <w:p>
+                  <w:pPr>
+                    <w:pStyle w:val="Compact"/>
+                    <w:jc w:val="center"/>
+                  </w:pPr>
+                  <w:r>
+                    <w:t xml:space="preserve">S-AEX-SDM</w:t>
+                  </w:r>
+                </w:p>
+              </w:tc>
+              <w:tc>
+                <w:tcPr/>
+                <w:p>
+                  <w:pPr>
+                    <w:pStyle w:val="Compact"/>
+                    <w:jc w:val="center"/>
+                  </w:pPr>
+                  <w:r>
+                    <w:t xml:space="preserve">Anion Exchange Chromatography</w:t>
+                  </w:r>
+                </w:p>
+              </w:tc>
+              <w:tc>
+                <w:tcPr/>
+                <w:p>
+                  <w:pPr>
+                    <w:pStyle w:val="Compact"/>
+                    <w:jc w:val="center"/>
+                  </w:pPr>
+                  <w:r>
+                    <w:t xml:space="preserve">scale-down model qualification</w:t>
+                  </w:r>
+                </w:p>
+              </w:tc>
+              <w:tc>
+                <w:tcPr/>
+                <w:p>
+                  <w:pPr>
+                    <w:pStyle w:val="Compact"/>
+                    <w:jc w:val="center"/>
+                  </w:pPr>
+                  <w:r>
+                    <w:t xml:space="preserve">2026-02-04</w:t>
+                  </w:r>
+                </w:p>
+              </w:tc>
+              <w:tc>
+                <w:tcPr/>
+                <w:p>
+                  <w:pPr>
+                    <w:pStyle w:val="Compact"/>
+                    <w:jc w:val="center"/>
+                  </w:pPr>
+                  <w:r>
+                    <w:t xml:space="preserve">2026-02-13</w:t>
+                  </w:r>
+                </w:p>
+              </w:tc>
+            </w:tr>
+            <w:tr>
+              <w:tc>
+                <w:tcPr/>
+                <w:p>
+                  <w:pPr>
+                    <w:pStyle w:val="Compact"/>
+                    <w:jc w:val="center"/>
+                  </w:pPr>
+                  <w:r>
+                    <w:t xml:space="preserve">S-CEX-SDM</w:t>
+                  </w:r>
+                </w:p>
+              </w:tc>
+              <w:tc>
+                <w:tcPr/>
+                <w:p>
+                  <w:pPr>
+                    <w:pStyle w:val="Compact"/>
+                    <w:jc w:val="center"/>
+                  </w:pPr>
+                  <w:r>
+                    <w:t xml:space="preserve">Cation Exchange Chromatography</w:t>
+                  </w:r>
+                </w:p>
+              </w:tc>
+              <w:tc>
+                <w:tcPr/>
+                <w:p>
+                  <w:pPr>
+                    <w:pStyle w:val="Compact"/>
+                    <w:jc w:val="center"/>
+                  </w:pPr>
+                  <w:r>
+                    <w:t xml:space="preserve">scale-down model qualification</w:t>
+                  </w:r>
+                </w:p>
+              </w:tc>
+              <w:tc>
+                <w:tcPr/>
+                <w:p>
+                  <w:pPr>
+                    <w:pStyle w:val="Compact"/>
+                    <w:jc w:val="center"/>
+                  </w:pPr>
+                  <w:r>
+                    <w:t xml:space="preserve">2026-02-04</w:t>
+                  </w:r>
+                </w:p>
+              </w:tc>
+              <w:tc>
+                <w:tcPr/>
+                <w:p>
+                  <w:pPr>
+                    <w:pStyle w:val="Compact"/>
+                    <w:jc w:val="center"/>
+                  </w:pPr>
+                  <w:r>
+                    <w:t xml:space="preserve">2026-02-13</w:t>
+                  </w:r>
+                </w:p>
+              </w:tc>
+            </w:tr>
+            <w:tr>
+              <w:tc>
+                <w:tcPr/>
+                <w:p>
+                  <w:pPr>
+                    <w:pStyle w:val="Compact"/>
+                    <w:jc w:val="center"/>
+                  </w:pPr>
+                  <w:r>
+                    <w:t xml:space="preserve">S-AEX-SUP</w:t>
+                  </w:r>
+                </w:p>
+              </w:tc>
+              <w:tc>
+                <w:tcPr/>
+                <w:p>
+                  <w:pPr>
+                    <w:pStyle w:val="Compact"/>
+                    <w:jc w:val="center"/>
+                  </w:pPr>
+                  <w:r>
+                    <w:t xml:space="preserve">Anion Exchange Chromatography</w:t>
+                  </w:r>
+                </w:p>
+              </w:tc>
+              <w:tc>
+                <w:tcPr/>
+                <w:p>
+                  <w:pPr>
+                    <w:pStyle w:val="Compact"/>
+                    <w:jc w:val="center"/>
+                  </w:pPr>
+                  <w:r>
+                    <w:t xml:space="preserve">first execution (invalidated)</w:t>
+                  </w:r>
+                </w:p>
+              </w:tc>
+              <w:tc>
+                <w:tcPr/>
+                <w:p>
+                  <w:pPr>
+                    <w:pStyle w:val="Compact"/>
+                    <w:jc w:val="center"/>
+                  </w:pPr>
+                  <w:r>
                     <w:t xml:space="preserve">2026-02-16</w:t>
                   </w:r>
                 </w:p>
               </w:tc>
-            </w:tr>
-            <w:tr>
-              <w:tc>
-                <w:tcPr/>
-                <w:p>
-                  <w:pPr>
-                    <w:pStyle w:val="Compact"/>
-                    <w:jc w:val="center"/>
-                  </w:pPr>
-                  <w:r>
-                    <w:t xml:space="preserve">S-VI-RSM</w:t>
-                  </w:r>
-                </w:p>
-              </w:tc>
-              <w:tc>
-                <w:tcPr/>
-                <w:p>
-                  <w:pPr>
-                    <w:pStyle w:val="Compact"/>
-                    <w:jc w:val="center"/>
-                  </w:pPr>
-                  <w:r>
-                    <w:t xml:space="preserve">Low-pH Viral Inactivation</w:t>
-                  </w:r>
-                </w:p>
-              </w:tc>
-              <w:tc>
-                <w:tcPr/>
-                <w:p>
-                  <w:pPr>
-                    <w:pStyle w:val="Compact"/>
-                    <w:jc w:val="center"/>
-                  </w:pPr>
-                  <w:r>
-                    <w:t xml:space="preserve">response-surface design</w:t>
-                  </w:r>
-                </w:p>
-              </w:tc>
-              <w:tc>
-                <w:tcPr/>
-                <w:p>
-                  <w:pPr>
-                    <w:pStyle w:val="Compact"/>
-                    <w:jc w:val="center"/>
-                  </w:pPr>
-                  <w:r>
-                    <w:t xml:space="preserve">2026-02-02</w:t>
-                  </w:r>
-                </w:p>
-              </w:tc>
-              <w:tc>
-                <w:tcPr/>
-                <w:p>
-                  <w:pPr>
-                    <w:pStyle w:val="Compact"/>
-                    <w:jc w:val="center"/>
-                  </w:pPr>
-                  <w:r>
-                    <w:t xml:space="preserve">2026-02-13</w:t>
-                  </w:r>
-                </w:p>
-              </w:tc>
-            </w:tr>
-            <w:tr>
-              <w:tc>
-                <w:tcPr/>
-                <w:p>
-                  <w:pPr>
-                    <w:pStyle w:val="Compact"/>
-                    <w:jc w:val="center"/>
-                  </w:pPr>
-                  <w:r>
-                    <w:t xml:space="preserve">S-VI-UNI</w:t>
-                  </w:r>
-                </w:p>
-              </w:tc>
-              <w:tc>
-                <w:tcPr/>
-                <w:p>
-                  <w:pPr>
-                    <w:pStyle w:val="Compact"/>
-                    <w:jc w:val="center"/>
-                  </w:pPr>
-                  <w:r>
-                    <w:t xml:space="preserve">Low-pH Viral Inactivation</w:t>
-                  </w:r>
-                </w:p>
-              </w:tc>
-              <w:tc>
-                <w:tcPr/>
-                <w:p>
-                  <w:pPr>
-                    <w:pStyle w:val="Compact"/>
-                    <w:jc w:val="center"/>
-                  </w:pPr>
-                  <w:r>
-                    <w:t xml:space="preserve">univariate</w:t>
-                  </w:r>
-                </w:p>
-              </w:tc>
-              <w:tc>
-                <w:tcPr/>
-                <w:p>
-                  <w:pPr>
-                    <w:pStyle w:val="Compact"/>
-                    <w:jc w:val="center"/>
-                  </w:pPr>
-                  <w:r>
-                    <w:t xml:space="preserve">2026-02-02</w:t>
-                  </w:r>
-                </w:p>
-              </w:tc>
-              <w:tc>
-                <w:tcPr/>
-                <w:p>
-                  <w:pPr>
-                    <w:pStyle w:val="Compact"/>
-                    <w:jc w:val="center"/>
-                  </w:pPr>
-                  <w:r>
-                    <w:t xml:space="preserve">2026-02-06</w:t>
-                  </w:r>
-                </w:p>
-              </w:tc>
-            </w:tr>
-            <w:tr>
-              <w:tc>
-                <w:tcPr/>
-                <w:p>
-                  <w:pPr>
-                    <w:pStyle w:val="Compact"/>
-                    <w:jc w:val="center"/>
-                  </w:pPr>
-                  <w:r>
-                    <w:t xml:space="preserve">S-AEX-SDM</w:t>
-                  </w:r>
-                </w:p>
-              </w:tc>
-              <w:tc>
-                <w:tcPr/>
-                <w:p>
-                  <w:pPr>
-                    <w:pStyle w:val="Compact"/>
-                    <w:jc w:val="center"/>
-                  </w:pPr>
-                  <w:r>
-                    <w:t xml:space="preserve">Anion Exchange Chromatography</w:t>
-                  </w:r>
-                </w:p>
-              </w:tc>
-              <w:tc>
-                <w:tcPr/>
-                <w:p>
-                  <w:pPr>
-                    <w:pStyle w:val="Compact"/>
-                    <w:jc w:val="center"/>
-                  </w:pPr>
-                  <w:r>
-                    <w:t xml:space="preserve">scale-down model qualification</w:t>
-                  </w:r>
-                </w:p>
-              </w:tc>
-              <w:tc>
-                <w:tcPr/>
-                <w:p>
-                  <w:pPr>
-                    <w:pStyle w:val="Compact"/>
-                    <w:jc w:val="center"/>
-                  </w:pPr>
-                  <w:r>
-                    <w:t xml:space="preserve">2026-02-04</w:t>
-                  </w:r>
-                </w:p>
-              </w:tc>
-              <w:tc>
-                <w:tcPr/>
-                <w:p>
-                  <w:pPr>
-                    <w:pStyle w:val="Compact"/>
-                    <w:jc w:val="center"/>
-                  </w:pPr>
-                  <w:r>
-                    <w:t xml:space="preserve">2026-02-13</w:t>
-                  </w:r>
-                </w:p>
-              </w:tc>
-            </w:tr>
-            <w:tr>
-              <w:tc>
-                <w:tcPr/>
-                <w:p>
-                  <w:pPr>
-                    <w:pStyle w:val="Compact"/>
-                    <w:jc w:val="center"/>
-                  </w:pPr>
-                  <w:r>
-                    <w:t xml:space="preserve">S-CEX-SDM</w:t>
+              <w:tc>
+                <w:tcPr/>
+                <w:p>
+                  <w:pPr>
+                    <w:pStyle w:val="Compact"/>
+                    <w:jc w:val="center"/>
+                  </w:pPr>
+                  <w:r>
+                    <w:t xml:space="preserve">2026-03-04</w:t>
+                  </w:r>
+                </w:p>
+              </w:tc>
+            </w:tr>
+            <w:tr>
+              <w:tc>
+                <w:tcPr/>
+                <w:p>
+                  <w:pPr>
+                    <w:pStyle w:val="Compact"/>
+                    <w:jc w:val="center"/>
+                  </w:pPr>
+                  <w:r>
+                    <w:t xml:space="preserve">S-CEX-SCR</w:t>
                   </w:r>
                 </w:p>
               </w:tc>
@@ -19329,193 +19323,7 @@
                     <w:jc w:val="center"/>
                   </w:pPr>
                   <w:r>
-                    <w:t xml:space="preserve">scale-down model qualification</w:t>
-                  </w:r>
-                </w:p>
-              </w:tc>
-              <w:tc>
-                <w:tcPr/>
-                <w:p>
-                  <w:pPr>
-                    <w:pStyle w:val="Compact"/>
-                    <w:jc w:val="center"/>
-                  </w:pPr>
-                  <w:r>
-                    <w:t xml:space="preserve">2026-02-04</w:t>
-                  </w:r>
-                </w:p>
-              </w:tc>
-              <w:tc>
-                <w:tcPr/>
-                <w:p>
-                  <w:pPr>
-                    <w:pStyle w:val="Compact"/>
-                    <w:jc w:val="center"/>
-                  </w:pPr>
-                  <w:r>
-                    <w:t xml:space="preserve">2026-02-13</w:t>
-                  </w:r>
-                </w:p>
-              </w:tc>
-            </w:tr>
-            <w:tr>
-              <w:tc>
-                <w:tcPr/>
-                <w:p>
-                  <w:pPr>
-                    <w:pStyle w:val="Compact"/>
-                    <w:jc w:val="center"/>
-                  </w:pPr>
-                  <w:r>
-                    <w:t xml:space="preserve">S-AEX-SUP</w:t>
-                  </w:r>
-                </w:p>
-              </w:tc>
-              <w:tc>
-                <w:tcPr/>
-                <w:p>
-                  <w:pPr>
-                    <w:pStyle w:val="Compact"/>
-                    <w:jc w:val="center"/>
-                  </w:pPr>
-                  <w:r>
-                    <w:t xml:space="preserve">Anion Exchange Chromatography</w:t>
-                  </w:r>
-                </w:p>
-              </w:tc>
-              <w:tc>
-                <w:tcPr/>
-                <w:p>
-                  <w:pPr>
-                    <w:pStyle w:val="Compact"/>
-                    <w:jc w:val="center"/>
-                  </w:pPr>
-                  <w:r>
-                    <w:t xml:space="preserve">first execution (invalidated)</w:t>
-                  </w:r>
-                </w:p>
-              </w:tc>
-              <w:tc>
-                <w:tcPr/>
-                <w:p>
-                  <w:pPr>
-                    <w:pStyle w:val="Compact"/>
-                    <w:jc w:val="center"/>
-                  </w:pPr>
-                  <w:r>
-                    <w:t xml:space="preserve">2026-02-16</w:t>
-                  </w:r>
-                </w:p>
-              </w:tc>
-              <w:tc>
-                <w:tcPr/>
-                <w:p>
-                  <w:pPr>
-                    <w:pStyle w:val="Compact"/>
-                    <w:jc w:val="center"/>
-                  </w:pPr>
-                  <w:r>
-                    <w:t xml:space="preserve">2026-03-04</w:t>
-                  </w:r>
-                </w:p>
-              </w:tc>
-            </w:tr>
-            <w:tr>
-              <w:tc>
-                <w:tcPr/>
-                <w:p>
-                  <w:pPr>
-                    <w:pStyle w:val="Compact"/>
-                    <w:jc w:val="center"/>
-                  </w:pPr>
-                  <w:r>
-                    <w:t xml:space="preserve">S-CEX-SCR</w:t>
-                  </w:r>
-                </w:p>
-              </w:tc>
-              <w:tc>
-                <w:tcPr/>
-                <w:p>
-                  <w:pPr>
-                    <w:pStyle w:val="Compact"/>
-                    <w:jc w:val="center"/>
-                  </w:pPr>
-                  <w:r>
-                    <w:t xml:space="preserve">Cation Exchange Chromatography</w:t>
-                  </w:r>
-                </w:p>
-              </w:tc>
-              <w:tc>
-                <w:tcPr/>
-                <w:p>
-                  <w:pPr>
-                    <w:pStyle w:val="Compact"/>
-                    <w:jc w:val="center"/>
-                  </w:pPr>
-                  <w:r>
                     <w:t xml:space="preserve">screening design</w:t>
-                  </w:r>
-                </w:p>
-              </w:tc>
-              <w:tc>
-                <w:tcPr/>
-                <w:p>
-                  <w:pPr>
-                    <w:pStyle w:val="Compact"/>
-                    <w:jc w:val="center"/>
-                  </w:pPr>
-                  <w:r>
-                    <w:t xml:space="preserve">2026-02-16</w:t>
-                  </w:r>
-                </w:p>
-              </w:tc>
-              <w:tc>
-                <w:tcPr/>
-                <w:p>
-                  <w:pPr>
-                    <w:pStyle w:val="Compact"/>
-                    <w:jc w:val="center"/>
-                  </w:pPr>
-                  <w:r>
-                    <w:t xml:space="preserve">2026-02-27</w:t>
-                  </w:r>
-                </w:p>
-              </w:tc>
-            </w:tr>
-            <w:tr>
-              <w:tc>
-                <w:tcPr/>
-                <w:p>
-                  <w:pPr>
-                    <w:pStyle w:val="Compact"/>
-                    <w:jc w:val="center"/>
-                  </w:pPr>
-                  <w:r>
-                    <w:t xml:space="preserve">S-VI-HLD</w:t>
-                  </w:r>
-                </w:p>
-              </w:tc>
-              <w:tc>
-                <w:tcPr/>
-                <w:p>
-                  <w:pPr>
-                    <w:pStyle w:val="Compact"/>
-                    <w:jc w:val="center"/>
-                  </w:pPr>
-                  <w:r>
-                    <w:t xml:space="preserve">Low-pH Viral Inactivation</w:t>
-                  </w:r>
-                </w:p>
-              </w:tc>
-              <w:tc>
-                <w:tcPr/>
-                <w:p>
-                  <w:pPr>
-                    <w:pStyle w:val="Compact"/>
-                    <w:jc w:val="center"/>
-                  </w:pPr>
-                  <w:r>
-                    <w:t xml:space="preserve">hold study</w:t>
                   </w:r>
                 </w:p>
               </w:tc>

--- a/pc_package/PCMP-001_master_plan.docx
+++ b/pc_package/PCMP-001_master_plan.docx
@@ -10476,16 +10476,18 @@
         <w:pStyle w:val="BodyText"/>
       </w:pPr>
       <w:r>
-        <w:t xml:space="preserve">Intermediate pools are held between steps. During a hold, aggregate can form, asparagine residues can deamidate and raise the acidic variants, and proteases in the clarified harvest can clip the antibody into fragments. Each of these raises its attribute with time. The campaign includes 3 hold studies. The clarified harvest and the Protein A eluate (at elution pH) are each held at 2-8 °C and 21 °C, and the neutralized viral inactivation pool at 21 °C and 25 °C, for up to 7 days. The design of the viral inactivation pool study follows A-Mab Table 4.17</w:t>
-      </w:r>
-      <w:r>
-        <w:t xml:space="preserve"> </w:t>
-      </w:r>
-      <w:r>
-        <w:t xml:space="preserve">(CMC Biotech Working Group 2009)</w:t>
-      </w:r>
-      <w:r>
-        <w:t xml:space="preserve">. Each hold study is planned in the PCP-00N of the step that produces the pool.</w:t>
+        <w:t xml:space="preserve">Intermediate pools are held between steps. During a hold, aggregate can form, asparagine residues can deamidate and raise the acidic variants, and proteases in the clarified harvest can clip the antibody into fragments. Each of these raises its attribute with time. Version 1.0 of the plans did not study a hold. During the Version 2.0 re-analysis, hold studies were made, from 2026-09-19 to 2026-09-29, on the clarified harvest, the Protein A eluate (at elution pH) and the neutralized viral inactivation pool. Each report records its hold study as a discrepancy from its plan, and no plan describes one. A held pool is judged against the intermediate acceptance criteria that it must meet when it enters the next step (</w:t>
+      </w:r>
+      <w:hyperlink w:anchor="sec-iac">
+        <w:r>
+          <w:rPr>
+            <w:rStyle w:val="Hyperlink"/>
+          </w:rPr>
+          <w:t xml:space="preserve">Section 7.3</w:t>
+        </w:r>
+      </w:hyperlink>
+      <w:r>
+        <w:t xml:space="preserve">).</w:t>
       </w:r>
     </w:p>
     <w:p>
@@ -11787,7 +11789,7 @@
         <w:pStyle w:val="FirstParagraph"/>
       </w:pPr>
       <w:r>
-        <w:t xml:space="preserve">Each step with a multivariate scope is studied in two stages, under the design of experiments procedure SOP-1002. A screening design comes first. It is a two-level factorial design, full or fractional as the number of factors requires, with replicated centre points. A response-surface design follows. It is a central composite design over the factors that screening showed, or RA-001 expected, to affect a CQA with a criterion at the step. It also has replicated centre points.</w:t>
+        <w:t xml:space="preserve">Each step with a multivariate scope is studied in two stages, under the design of experiments procedure SOP-1002. A screening design comes first. It is a two-level factorial design, full or fractional as the number of factors requires, with replicated centre points. A response-surface design follows. It is a central composite design over the factors that each step plan carries forward from the screening. It also has replicated centre points.</w:t>
       </w:r>
       <w:r>
         <w:t xml:space="preserve"> </w:t>
@@ -15505,7 +15507,7 @@
         </w:r>
       </w:hyperlink>
       <w:r>
-        <w:t xml:space="preserve">). Holds are covered by the hold studies, each planned in the PCP-00N of the step that produces the pool and judged against a hold criterion set in that plan.</w:t>
+        <w:t xml:space="preserve">). A held pool must therefore still meet the criteria of this section when it enters the next step. The reports judge the hold studies made during the Version 2.0 re-analysis against them.</w:t>
       </w:r>
     </w:p>
     <w:p>

--- a/pc_package/PCMP-001_master_plan.docx
+++ b/pc_package/PCMP-001_master_plan.docx
@@ -967,7 +967,7 @@
               <w:jc w:val="left"/>
             </w:pPr>
             <w:r>
-              <w:t xml:space="preserve">Reissued under INV-001 and INV-002: a priori intermediate acceptance criteria, re-analysis of the studies, execution dates recorded; changes listed in the document (see INV-001)</w:t>
+              <w:t xml:space="preserve">Reissued under INV-001 and INV-002: a priori intermediate acceptance criteria, execution dates recorded; changes listed in the document (see INV-001)</w:t>
             </w:r>
           </w:p>
         </w:tc>

--- a/pc_package/PCMP-001_master_plan.docx
+++ b/pc_package/PCMP-001_master_plan.docx
@@ -9612,7 +9612,7 @@
         <w:pStyle w:val="BodyText"/>
       </w:pPr>
       <w:r>
-        <w:t xml:space="preserve">Qualification compares the scale-down model, run at set-point, with manufacturing-scale batches. The outputs compared are those of the production bioreactor (afucosylation, galactosylation, high mannose, acidic variants, aggregate), Protein A (host cell protein, step yield, leached Protein A, plate count, peak asymmetry), low-pH viral inactivation (acidic variants, aggregate), cation exchange (step yield, plate count, peak asymmetry, aggregate, host cell protein), anion exchange (step yield, plate count, peak asymmetry, host cell protein) and virus filtration (step yield). A scale-down model need not reproduce the manufacturing mean. The difference between the two scales must instead be known precisely enough that no conclusion depends on its exact size. The rule is in</w:t>
+        <w:t xml:space="preserve">Qualification compares the scale-down model, run at set-point, with manufacturing-scale batches. The outputs compared are those of the production bioreactor (afucosylation, galactosylation, high mannose, acidic variants, aggregate), Protein A (host cell protein, step yield, leached Protein A, plate count, peak asymmetry), low-pH viral inactivation (acidic variants, aggregate), cation exchange (step yield, plate count, peak asymmetry, aggregate, host cell protein, residual DNA, leached Protein A), anion exchange (step yield, plate count, peak asymmetry, host cell protein), virus filtration (step yield) and UF/DF (step yield, aggregate, final concentration, permeate flux). A scale-down model need not reproduce the manufacturing mean. The difference between the two scales must instead be known precisely enough that no conclusion depends on its exact size. The rule is in</w:t>
       </w:r>
       <w:r>
         <w:t xml:space="preserve"> </w:t>

--- a/pc_package/PCMP-001_master_plan.docx
+++ b/pc_package/PCMP-001_master_plan.docx
@@ -12663,7 +12663,7 @@
         <w:pStyle w:val="BodyText"/>
       </w:pPr>
       <w:r>
-        <w:t xml:space="preserve">A response-surface model predicts the mean response over the range studied. At the edge of an acceptable region defined on mean predictions, a single batch meets its criterion about half the time if variability is symmetrical. For this reason a quality attribute is judged on a single batch, not on the mean prediction, in three analyses. The NOR-propagated proven acceptable range (</w:t>
+        <w:t xml:space="preserve">A response-surface model predicts the mean response over the range studied. At the edge of an acceptable region defined on mean predictions, a single batch meets its criterion about half the time if variability is symmetrical. For this reason a quality attribute is judged on a single batch, not on the mean prediction, in four analyses. The NOR-propagated proven acceptable range (</w:t>
       </w:r>
       <w:hyperlink w:anchor="sec-par">
         <w:r>
@@ -12696,7 +12696,7 @@
         </w:r>
       </w:hyperlink>
       <w:r>
-        <w:t xml:space="preserve">) uses the one-sided 95 % prediction bound of a single batch at the least favourable of these combinations.</w:t>
+        <w:t xml:space="preserve">) uses the one-sided 95 % prediction bound of a single batch at the least favourable of these combinations. The design space of a step is drawn on the same statistic. A setting of its response-surface parameters lies inside it when every quality attribute meets its criterion at both ends of the 95 % prediction interval of a single run, and viral clearance on its mean prediction.</w:t>
       </w:r>
     </w:p>
     <w:bookmarkEnd w:id="38"/>
@@ -13129,7 +13129,7 @@
         </w:r>
       </w:hyperlink>
       <w:r>
-        <w:t xml:space="preserve">). The prediction bound of the cation exchange clearance does not exceed its platform worst case of 40-fold, so the platform value stands. The prediction bound of the anion exchange clearance exceeds its platform worst case of 4-fold, and the anion exchange model of host cell protein meets the model adequacy criteria, so the bound replaced the platform value (</w:t>
+        <w:t xml:space="preserve">). The prediction bound of the cation exchange clearance does not exceed its platform worst case of 40-fold, so the platform value stands. The prediction bound of the anion exchange clearance exceeds its platform worst case of 4-fold, and the anion exchange model of host cell protein meets the three adequacy criteria that the rule names, so the bound replaced the platform value (</w:t>
       </w:r>
       <w:hyperlink w:anchor="sec-acc-model">
         <w:r>
@@ -16047,7 +16047,7 @@
         </w:numPr>
       </w:pPr>
       <w:r>
-        <w:t xml:space="preserve">Where the prediction bound of a single batch is better than the platform value, and the response-surface model behind it meets the adequacy criteria of</w:t>
+        <w:t xml:space="preserve">Where the prediction bound of a single batch is better than the platform value, and the response-surface model behind it meets the first three adequacy criteria of</w:t>
       </w:r>
       <w:r>
         <w:t xml:space="preserve"> </w:t>
@@ -16061,7 +16061,10 @@
         </w:r>
       </w:hyperlink>
       <w:r>
-        <w:t xml:space="preserve">, the bound replaces the platform value. Every criterion upstream of that step is recalculated with it and becomes wider.</w:t>
+        <w:t xml:space="preserve"> </w:t>
+      </w:r>
+      <w:r>
+        <w:t xml:space="preserve">(a significant model, no significant lack of fit and the limit on overfitting) and is not an exact fit, the bound replaces the platform value. The fourth criterion, on the residuals and on influential runs, does not decide the change. The report that gives the bound examines it and states whether the bound depends on a single run. Every criterion upstream of that step is recalculated with it and becomes wider.</w:t>
       </w:r>
     </w:p>
     <w:p>
@@ -16189,7 +16192,7 @@
         <w:pStyle w:val="BodyText"/>
       </w:pPr>
       <w:r>
-        <w:t xml:space="preserve">For the acidic variants increase of low-pH viral inactivation the prediction bound of a single batch was also better, but the model does not meet the model adequacy criteria, so the platform values stand. For the fragments increase of low-pH viral inactivation, the host cell protein clearance of cation exchange and the fragments clearance of cation exchange, the predicted worst case confirmed the platform worst case, but the prediction bound of a single batch is not better than it, so the platform values stand. Verification found that the aggregate clearance of cation exchange within its NOR is lower than the platform worst case. That tightened the aggregate criteria upstream of cation exchange (</w:t>
+        <w:t xml:space="preserve">For the acidic variants increase of low-pH viral inactivation the prediction bound of a single batch was also better, but the model does not meet the three adequacy criteria that the rule names, so the platform values stand. For the fragments increase of low-pH viral inactivation, the host cell protein clearance of cation exchange and the fragments clearance of cation exchange, the predicted worst case confirmed the platform worst case, but the prediction bound of a single batch is not better than it, so the platform values stand. Verification found that the aggregate clearance of cation exchange within its NOR is lower than the platform worst case. That tightened the aggregate criteria upstream of cation exchange (</w:t>
       </w:r>
       <w:hyperlink w:anchor="sec-iac">
         <w:r>

--- a/pc_package/PCMP-001_master_plan.docx
+++ b/pc_package/PCMP-001_master_plan.docx
@@ -5553,14 +5553,13 @@
               <w:tblLook w:firstRow="1" w:lastRow="1" w:firstColumn="0" w:lastColumn="0" w:noHBand="0" w:noVBand="0" w:val="0020"/>
             </w:tblPr>
             <w:tblGrid>
-              <w:gridCol w:w="990"/>
-              <w:gridCol w:w="990"/>
-              <w:gridCol w:w="990"/>
-              <w:gridCol w:w="990"/>
-              <w:gridCol w:w="990"/>
-              <w:gridCol w:w="990"/>
-              <w:gridCol w:w="990"/>
-              <w:gridCol w:w="990"/>
+              <w:gridCol w:w="1131"/>
+              <w:gridCol w:w="1131"/>
+              <w:gridCol w:w="1131"/>
+              <w:gridCol w:w="1131"/>
+              <w:gridCol w:w="1131"/>
+              <w:gridCol w:w="1131"/>
+              <w:gridCol w:w="1131"/>
             </w:tblGrid>
             <w:tr>
               <w:trPr>
@@ -5652,18 +5651,6 @@
                     <w:jc w:val="center"/>
                   </w:pPr>
                   <w:r>
-                    <w:t xml:space="preserve">Study</w:t>
-                  </w:r>
-                </w:p>
-              </w:tc>
-              <w:tc>
-                <w:tcPr/>
-                <w:p>
-                  <w:pPr>
-                    <w:pStyle w:val="Compact"/>
-                    <w:jc w:val="center"/>
-                  </w:pPr>
-                  <w:r>
                     <w:t xml:space="preserve">Class</w:t>
                   </w:r>
                 </w:p>
@@ -5741,18 +5728,6 @@
                   </w:pPr>
                   <w:r>
                     <w:t xml:space="preserve">6.6–7.1</w:t>
-                  </w:r>
-                </w:p>
-              </w:tc>
-              <w:tc>
-                <w:tcPr/>
-                <w:p>
-                  <w:pPr>
-                    <w:pStyle w:val="Compact"/>
-                    <w:jc w:val="center"/>
-                  </w:pPr>
-                  <w:r>
-                    <w:t xml:space="preserve">multivariate</w:t>
                   </w:r>
                 </w:p>
               </w:tc>
@@ -5847,18 +5822,6 @@
                     <w:jc w:val="center"/>
                   </w:pPr>
                   <w:r>
-                    <w:t xml:space="preserve">multivariate</w:t>
-                  </w:r>
-                </w:p>
-              </w:tc>
-              <w:tc>
-                <w:tcPr/>
-                <w:p>
-                  <w:pPr>
-                    <w:pStyle w:val="Compact"/>
-                    <w:jc w:val="center"/>
-                  </w:pPr>
-                  <w:r>
                     <w:t xml:space="preserve">WC-CPP</w:t>
                   </w:r>
                 </w:p>
@@ -5942,18 +5905,6 @@
                     <w:jc w:val="center"/>
                   </w:pPr>
                   <w:r>
-                    <w:t xml:space="preserve">multivariate</w:t>
-                  </w:r>
-                </w:p>
-              </w:tc>
-              <w:tc>
-                <w:tcPr/>
-                <w:p>
-                  <w:pPr>
-                    <w:pStyle w:val="Compact"/>
-                    <w:jc w:val="center"/>
-                  </w:pPr>
-                  <w:r>
                     <w:t xml:space="preserve">WC-CPP</w:t>
                   </w:r>
                 </w:p>
@@ -6037,18 +5988,6 @@
                     <w:jc w:val="center"/>
                   </w:pPr>
                   <w:r>
-                    <w:t xml:space="preserve">multivariate</w:t>
-                  </w:r>
-                </w:p>
-              </w:tc>
-              <w:tc>
-                <w:tcPr/>
-                <w:p>
-                  <w:pPr>
-                    <w:pStyle w:val="Compact"/>
-                    <w:jc w:val="center"/>
-                  </w:pPr>
-                  <w:r>
                     <w:t xml:space="preserve">WC-CPP</w:t>
                   </w:r>
                 </w:p>
@@ -6132,18 +6071,6 @@
                     <w:jc w:val="center"/>
                   </w:pPr>
                   <w:r>
-                    <w:t xml:space="preserve">multivariate</w:t>
-                  </w:r>
-                </w:p>
-              </w:tc>
-              <w:tc>
-                <w:tcPr/>
-                <w:p>
-                  <w:pPr>
-                    <w:pStyle w:val="Compact"/>
-                    <w:jc w:val="center"/>
-                  </w:pPr>
-                  <w:r>
                     <w:t xml:space="preserve">WC-CPP</w:t>
                   </w:r>
                 </w:p>
@@ -6168,66 +6095,6 @@
                   </w:pPr>
                   <w:r>
                     <w:t xml:space="preserve">Dissolved oxygen</w:t>
-                  </w:r>
-                </w:p>
-              </w:tc>
-              <w:tc>
-                <w:tcPr/>
-                <w:p>
-                  <w:pPr>
-                    <w:pStyle w:val="Compact"/>
-                    <w:jc w:val="center"/>
-                  </w:pPr>
-                  <w:r>
-                    <w:t xml:space="preserve">% air saturation</w:t>
-                  </w:r>
-                </w:p>
-              </w:tc>
-              <w:tc>
-                <w:tcPr/>
-                <w:p>
-                  <w:pPr>
-                    <w:pStyle w:val="Compact"/>
-                    <w:jc w:val="center"/>
-                  </w:pPr>
-                  <w:r>
-                    <w:t xml:space="preserve">50</w:t>
-                  </w:r>
-                </w:p>
-              </w:tc>
-              <w:tc>
-                <w:tcPr/>
-                <w:p>
-                  <w:pPr>
-                    <w:pStyle w:val="Compact"/>
-                    <w:jc w:val="center"/>
-                  </w:pPr>
-                  <w:r>
-                    <w:t xml:space="preserve">40–60</w:t>
-                  </w:r>
-                </w:p>
-              </w:tc>
-              <w:tc>
-                <w:tcPr/>
-                <w:p>
-                  <w:pPr>
-                    <w:pStyle w:val="Compact"/>
-                    <w:jc w:val="center"/>
-                  </w:pPr>
-                  <w:r>
-                    <w:t xml:space="preserve">30–70</w:t>
-                  </w:r>
-                </w:p>
-              </w:tc>
-              <w:tc>
-                <w:tcPr/>
-                <w:p>
-                  <w:pPr>
-                    <w:pStyle w:val="Compact"/>
-                    <w:jc w:val="center"/>
-                  </w:pPr>
-                  <w:r>
-                    <w:t xml:space="preserve">univariate</w:t>
                   </w:r>
                   <w:r>
                     <w:rPr>
@@ -6245,6 +6112,54 @@
                     <w:jc w:val="center"/>
                   </w:pPr>
                   <w:r>
+                    <w:t xml:space="preserve">% air saturation</w:t>
+                  </w:r>
+                </w:p>
+              </w:tc>
+              <w:tc>
+                <w:tcPr/>
+                <w:p>
+                  <w:pPr>
+                    <w:pStyle w:val="Compact"/>
+                    <w:jc w:val="center"/>
+                  </w:pPr>
+                  <w:r>
+                    <w:t xml:space="preserve">50</w:t>
+                  </w:r>
+                </w:p>
+              </w:tc>
+              <w:tc>
+                <w:tcPr/>
+                <w:p>
+                  <w:pPr>
+                    <w:pStyle w:val="Compact"/>
+                    <w:jc w:val="center"/>
+                  </w:pPr>
+                  <w:r>
+                    <w:t xml:space="preserve">40–60</w:t>
+                  </w:r>
+                </w:p>
+              </w:tc>
+              <w:tc>
+                <w:tcPr/>
+                <w:p>
+                  <w:pPr>
+                    <w:pStyle w:val="Compact"/>
+                    <w:jc w:val="center"/>
+                  </w:pPr>
+                  <w:r>
+                    <w:t xml:space="preserve">30–70</w:t>
+                  </w:r>
+                </w:p>
+              </w:tc>
+              <w:tc>
+                <w:tcPr/>
+                <w:p>
+                  <w:pPr>
+                    <w:pStyle w:val="Compact"/>
+                    <w:jc w:val="center"/>
+                  </w:pPr>
+                  <w:r>
                     <w:t xml:space="preserve">KPP</w:t>
                   </w:r>
                 </w:p>
@@ -6269,66 +6184,6 @@
                   </w:pPr>
                   <w:r>
                     <w:t xml:space="preserve">Initial viable cell conc.</w:t>
-                  </w:r>
-                </w:p>
-              </w:tc>
-              <w:tc>
-                <w:tcPr/>
-                <w:p>
-                  <w:pPr>
-                    <w:pStyle w:val="Compact"/>
-                    <w:jc w:val="center"/>
-                  </w:pPr>
-                  <w:r>
-                    <w:t xml:space="preserve">10⁶ cells/mL</w:t>
-                  </w:r>
-                </w:p>
-              </w:tc>
-              <w:tc>
-                <w:tcPr/>
-                <w:p>
-                  <w:pPr>
-                    <w:pStyle w:val="Compact"/>
-                    <w:jc w:val="center"/>
-                  </w:pPr>
-                  <w:r>
-                    <w:t xml:space="preserve">1</w:t>
-                  </w:r>
-                </w:p>
-              </w:tc>
-              <w:tc>
-                <w:tcPr/>
-                <w:p>
-                  <w:pPr>
-                    <w:pStyle w:val="Compact"/>
-                    <w:jc w:val="center"/>
-                  </w:pPr>
-                  <w:r>
-                    <w:t xml:space="preserve">0.8–1.2</w:t>
-                  </w:r>
-                </w:p>
-              </w:tc>
-              <w:tc>
-                <w:tcPr/>
-                <w:p>
-                  <w:pPr>
-                    <w:pStyle w:val="Compact"/>
-                    <w:jc w:val="center"/>
-                  </w:pPr>
-                  <w:r>
-                    <w:t xml:space="preserve">0.5–1.5</w:t>
-                  </w:r>
-                </w:p>
-              </w:tc>
-              <w:tc>
-                <w:tcPr/>
-                <w:p>
-                  <w:pPr>
-                    <w:pStyle w:val="Compact"/>
-                    <w:jc w:val="center"/>
-                  </w:pPr>
-                  <w:r>
-                    <w:t xml:space="preserve">univariate</w:t>
                   </w:r>
                   <w:r>
                     <w:rPr>
@@ -6346,6 +6201,54 @@
                     <w:jc w:val="center"/>
                   </w:pPr>
                   <w:r>
+                    <w:t xml:space="preserve">10⁶ cells/mL</w:t>
+                  </w:r>
+                </w:p>
+              </w:tc>
+              <w:tc>
+                <w:tcPr/>
+                <w:p>
+                  <w:pPr>
+                    <w:pStyle w:val="Compact"/>
+                    <w:jc w:val="center"/>
+                  </w:pPr>
+                  <w:r>
+                    <w:t xml:space="preserve">1</w:t>
+                  </w:r>
+                </w:p>
+              </w:tc>
+              <w:tc>
+                <w:tcPr/>
+                <w:p>
+                  <w:pPr>
+                    <w:pStyle w:val="Compact"/>
+                    <w:jc w:val="center"/>
+                  </w:pPr>
+                  <w:r>
+                    <w:t xml:space="preserve">0.8–1.2</w:t>
+                  </w:r>
+                </w:p>
+              </w:tc>
+              <w:tc>
+                <w:tcPr/>
+                <w:p>
+                  <w:pPr>
+                    <w:pStyle w:val="Compact"/>
+                    <w:jc w:val="center"/>
+                  </w:pPr>
+                  <w:r>
+                    <w:t xml:space="preserve">0.5–1.5</w:t>
+                  </w:r>
+                </w:p>
+              </w:tc>
+              <w:tc>
+                <w:tcPr/>
+                <w:p>
+                  <w:pPr>
+                    <w:pStyle w:val="Compact"/>
+                    <w:jc w:val="center"/>
+                  </w:pPr>
+                  <w:r>
                     <w:t xml:space="preserve">KPP</w:t>
                   </w:r>
                 </w:p>
@@ -6370,66 +6273,6 @@
                   </w:pPr>
                   <w:r>
                     <w:t xml:space="preserve">Basal medium concentration</w:t>
-                  </w:r>
-                </w:p>
-              </w:tc>
-              <w:tc>
-                <w:tcPr/>
-                <w:p>
-                  <w:pPr>
-                    <w:pStyle w:val="Compact"/>
-                    <w:jc w:val="center"/>
-                  </w:pPr>
-                  <w:r>
-                    <w:t xml:space="preserve">× standard</w:t>
-                  </w:r>
-                </w:p>
-              </w:tc>
-              <w:tc>
-                <w:tcPr/>
-                <w:p>
-                  <w:pPr>
-                    <w:pStyle w:val="Compact"/>
-                    <w:jc w:val="center"/>
-                  </w:pPr>
-                  <w:r>
-                    <w:t xml:space="preserve">1.2</w:t>
-                  </w:r>
-                </w:p>
-              </w:tc>
-              <w:tc>
-                <w:tcPr/>
-                <w:p>
-                  <w:pPr>
-                    <w:pStyle w:val="Compact"/>
-                    <w:jc w:val="center"/>
-                  </w:pPr>
-                  <w:r>
-                    <w:t xml:space="preserve">1–1.4</w:t>
-                  </w:r>
-                </w:p>
-              </w:tc>
-              <w:tc>
-                <w:tcPr/>
-                <w:p>
-                  <w:pPr>
-                    <w:pStyle w:val="Compact"/>
-                    <w:jc w:val="center"/>
-                  </w:pPr>
-                  <w:r>
-                    <w:t xml:space="preserve">0.8–1.6</w:t>
-                  </w:r>
-                </w:p>
-              </w:tc>
-              <w:tc>
-                <w:tcPr/>
-                <w:p>
-                  <w:pPr>
-                    <w:pStyle w:val="Compact"/>
-                    <w:jc w:val="center"/>
-                  </w:pPr>
-                  <w:r>
-                    <w:t xml:space="preserve">univariate</w:t>
                   </w:r>
                   <w:r>
                     <w:rPr>
@@ -6447,6 +6290,54 @@
                     <w:jc w:val="center"/>
                   </w:pPr>
                   <w:r>
+                    <w:t xml:space="preserve">× standard</w:t>
+                  </w:r>
+                </w:p>
+              </w:tc>
+              <w:tc>
+                <w:tcPr/>
+                <w:p>
+                  <w:pPr>
+                    <w:pStyle w:val="Compact"/>
+                    <w:jc w:val="center"/>
+                  </w:pPr>
+                  <w:r>
+                    <w:t xml:space="preserve">1.2</w:t>
+                  </w:r>
+                </w:p>
+              </w:tc>
+              <w:tc>
+                <w:tcPr/>
+                <w:p>
+                  <w:pPr>
+                    <w:pStyle w:val="Compact"/>
+                    <w:jc w:val="center"/>
+                  </w:pPr>
+                  <w:r>
+                    <w:t xml:space="preserve">1–1.4</w:t>
+                  </w:r>
+                </w:p>
+              </w:tc>
+              <w:tc>
+                <w:tcPr/>
+                <w:p>
+                  <w:pPr>
+                    <w:pStyle w:val="Compact"/>
+                    <w:jc w:val="center"/>
+                  </w:pPr>
+                  <w:r>
+                    <w:t xml:space="preserve">0.8–1.6</w:t>
+                  </w:r>
+                </w:p>
+              </w:tc>
+              <w:tc>
+                <w:tcPr/>
+                <w:p>
+                  <w:pPr>
+                    <w:pStyle w:val="Compact"/>
+                    <w:jc w:val="center"/>
+                  </w:pPr>
+                  <w:r>
                     <w:t xml:space="preserve">GPP</w:t>
                   </w:r>
                 </w:p>
@@ -6471,66 +6362,6 @@
                   </w:pPr>
                   <w:r>
                     <w:t xml:space="preserve">Nutrient feed-1 volume</w:t>
-                  </w:r>
-                </w:p>
-              </w:tc>
-              <w:tc>
-                <w:tcPr/>
-                <w:p>
-                  <w:pPr>
-                    <w:pStyle w:val="Compact"/>
-                    <w:jc w:val="center"/>
-                  </w:pPr>
-                  <w:r>
-                    <w:t xml:space="preserve">% of working volume</w:t>
-                  </w:r>
-                </w:p>
-              </w:tc>
-              <w:tc>
-                <w:tcPr/>
-                <w:p>
-                  <w:pPr>
-                    <w:pStyle w:val="Compact"/>
-                    <w:jc w:val="center"/>
-                  </w:pPr>
-                  <w:r>
-                    <w:t xml:space="preserve">12</w:t>
-                  </w:r>
-                </w:p>
-              </w:tc>
-              <w:tc>
-                <w:tcPr/>
-                <w:p>
-                  <w:pPr>
-                    <w:pStyle w:val="Compact"/>
-                    <w:jc w:val="center"/>
-                  </w:pPr>
-                  <w:r>
-                    <w:t xml:space="preserve">10–14</w:t>
-                  </w:r>
-                </w:p>
-              </w:tc>
-              <w:tc>
-                <w:tcPr/>
-                <w:p>
-                  <w:pPr>
-                    <w:pStyle w:val="Compact"/>
-                    <w:jc w:val="center"/>
-                  </w:pPr>
-                  <w:r>
-                    <w:t xml:space="preserve">9–15</w:t>
-                  </w:r>
-                </w:p>
-              </w:tc>
-              <w:tc>
-                <w:tcPr/>
-                <w:p>
-                  <w:pPr>
-                    <w:pStyle w:val="Compact"/>
-                    <w:jc w:val="center"/>
-                  </w:pPr>
-                  <w:r>
-                    <w:t xml:space="preserve">univariate</w:t>
                   </w:r>
                   <w:r>
                     <w:rPr>
@@ -6548,6 +6379,54 @@
                     <w:jc w:val="center"/>
                   </w:pPr>
                   <w:r>
+                    <w:t xml:space="preserve">% of working volume</w:t>
+                  </w:r>
+                </w:p>
+              </w:tc>
+              <w:tc>
+                <w:tcPr/>
+                <w:p>
+                  <w:pPr>
+                    <w:pStyle w:val="Compact"/>
+                    <w:jc w:val="center"/>
+                  </w:pPr>
+                  <w:r>
+                    <w:t xml:space="preserve">12</w:t>
+                  </w:r>
+                </w:p>
+              </w:tc>
+              <w:tc>
+                <w:tcPr/>
+                <w:p>
+                  <w:pPr>
+                    <w:pStyle w:val="Compact"/>
+                    <w:jc w:val="center"/>
+                  </w:pPr>
+                  <w:r>
+                    <w:t xml:space="preserve">10–14</w:t>
+                  </w:r>
+                </w:p>
+              </w:tc>
+              <w:tc>
+                <w:tcPr/>
+                <w:p>
+                  <w:pPr>
+                    <w:pStyle w:val="Compact"/>
+                    <w:jc w:val="center"/>
+                  </w:pPr>
+                  <w:r>
+                    <w:t xml:space="preserve">9–15</w:t>
+                  </w:r>
+                </w:p>
+              </w:tc>
+              <w:tc>
+                <w:tcPr/>
+                <w:p>
+                  <w:pPr>
+                    <w:pStyle w:val="Compact"/>
+                    <w:jc w:val="center"/>
+                  </w:pPr>
+                  <w:r>
                     <w:t xml:space="preserve">KPP</w:t>
                   </w:r>
                 </w:p>
@@ -6577,66 +6456,6 @@
                   </w:pPr>
                   <w:r>
                     <w:t xml:space="preserve">Centrifugation (rcf)</w:t>
-                  </w:r>
-                </w:p>
-              </w:tc>
-              <w:tc>
-                <w:tcPr/>
-                <w:p>
-                  <w:pPr>
-                    <w:pStyle w:val="Compact"/>
-                    <w:jc w:val="center"/>
-                  </w:pPr>
-                  <w:r>
-                    <w:t xml:space="preserve">g</w:t>
-                  </w:r>
-                </w:p>
-              </w:tc>
-              <w:tc>
-                <w:tcPr/>
-                <w:p>
-                  <w:pPr>
-                    <w:pStyle w:val="Compact"/>
-                    <w:jc w:val="center"/>
-                  </w:pPr>
-                  <w:r>
-                    <w:t xml:space="preserve">9000</w:t>
-                  </w:r>
-                </w:p>
-              </w:tc>
-              <w:tc>
-                <w:tcPr/>
-                <w:p>
-                  <w:pPr>
-                    <w:pStyle w:val="Compact"/>
-                    <w:jc w:val="center"/>
-                  </w:pPr>
-                  <w:r>
-                    <w:t xml:space="preserve">8000–10000</w:t>
-                  </w:r>
-                </w:p>
-              </w:tc>
-              <w:tc>
-                <w:tcPr/>
-                <w:p>
-                  <w:pPr>
-                    <w:pStyle w:val="Compact"/>
-                    <w:jc w:val="center"/>
-                  </w:pPr>
-                  <w:r>
-                    <w:t xml:space="preserve">6000–12000</w:t>
-                  </w:r>
-                </w:p>
-              </w:tc>
-              <w:tc>
-                <w:tcPr/>
-                <w:p>
-                  <w:pPr>
-                    <w:pStyle w:val="Compact"/>
-                    <w:jc w:val="center"/>
-                  </w:pPr>
-                  <w:r>
-                    <w:t xml:space="preserve">univariate</w:t>
                   </w:r>
                   <w:r>
                     <w:rPr>
@@ -6654,6 +6473,54 @@
                     <w:jc w:val="center"/>
                   </w:pPr>
                   <w:r>
+                    <w:t xml:space="preserve">g</w:t>
+                  </w:r>
+                </w:p>
+              </w:tc>
+              <w:tc>
+                <w:tcPr/>
+                <w:p>
+                  <w:pPr>
+                    <w:pStyle w:val="Compact"/>
+                    <w:jc w:val="center"/>
+                  </w:pPr>
+                  <w:r>
+                    <w:t xml:space="preserve">9000</w:t>
+                  </w:r>
+                </w:p>
+              </w:tc>
+              <w:tc>
+                <w:tcPr/>
+                <w:p>
+                  <w:pPr>
+                    <w:pStyle w:val="Compact"/>
+                    <w:jc w:val="center"/>
+                  </w:pPr>
+                  <w:r>
+                    <w:t xml:space="preserve">8000–10000</w:t>
+                  </w:r>
+                </w:p>
+              </w:tc>
+              <w:tc>
+                <w:tcPr/>
+                <w:p>
+                  <w:pPr>
+                    <w:pStyle w:val="Compact"/>
+                    <w:jc w:val="center"/>
+                  </w:pPr>
+                  <w:r>
+                    <w:t xml:space="preserve">6000–12000</w:t>
+                  </w:r>
+                </w:p>
+              </w:tc>
+              <w:tc>
+                <w:tcPr/>
+                <w:p>
+                  <w:pPr>
+                    <w:pStyle w:val="Compact"/>
+                    <w:jc w:val="center"/>
+                  </w:pPr>
+                  <w:r>
                     <w:t xml:space="preserve">KPP</w:t>
                   </w:r>
                 </w:p>
@@ -6678,66 +6545,6 @@
                   </w:pPr>
                   <w:r>
                     <w:t xml:space="preserve">Depth filter load</w:t>
-                  </w:r>
-                </w:p>
-              </w:tc>
-              <w:tc>
-                <w:tcPr/>
-                <w:p>
-                  <w:pPr>
-                    <w:pStyle w:val="Compact"/>
-                    <w:jc w:val="center"/>
-                  </w:pPr>
-                  <w:r>
-                    <w:t xml:space="preserve">L/m2</w:t>
-                  </w:r>
-                </w:p>
-              </w:tc>
-              <w:tc>
-                <w:tcPr/>
-                <w:p>
-                  <w:pPr>
-                    <w:pStyle w:val="Compact"/>
-                    <w:jc w:val="center"/>
-                  </w:pPr>
-                  <w:r>
-                    <w:t xml:space="preserve">120</w:t>
-                  </w:r>
-                </w:p>
-              </w:tc>
-              <w:tc>
-                <w:tcPr/>
-                <w:p>
-                  <w:pPr>
-                    <w:pStyle w:val="Compact"/>
-                    <w:jc w:val="center"/>
-                  </w:pPr>
-                  <w:r>
-                    <w:t xml:space="preserve">100–140</w:t>
-                  </w:r>
-                </w:p>
-              </w:tc>
-              <w:tc>
-                <w:tcPr/>
-                <w:p>
-                  <w:pPr>
-                    <w:pStyle w:val="Compact"/>
-                    <w:jc w:val="center"/>
-                  </w:pPr>
-                  <w:r>
-                    <w:t xml:space="preserve">80–160</w:t>
-                  </w:r>
-                </w:p>
-              </w:tc>
-              <w:tc>
-                <w:tcPr/>
-                <w:p>
-                  <w:pPr>
-                    <w:pStyle w:val="Compact"/>
-                    <w:jc w:val="center"/>
-                  </w:pPr>
-                  <w:r>
-                    <w:t xml:space="preserve">univariate</w:t>
                   </w:r>
                   <w:r>
                     <w:rPr>
@@ -6755,6 +6562,54 @@
                     <w:jc w:val="center"/>
                   </w:pPr>
                   <w:r>
+                    <w:t xml:space="preserve">L/m2</w:t>
+                  </w:r>
+                </w:p>
+              </w:tc>
+              <w:tc>
+                <w:tcPr/>
+                <w:p>
+                  <w:pPr>
+                    <w:pStyle w:val="Compact"/>
+                    <w:jc w:val="center"/>
+                  </w:pPr>
+                  <w:r>
+                    <w:t xml:space="preserve">120</w:t>
+                  </w:r>
+                </w:p>
+              </w:tc>
+              <w:tc>
+                <w:tcPr/>
+                <w:p>
+                  <w:pPr>
+                    <w:pStyle w:val="Compact"/>
+                    <w:jc w:val="center"/>
+                  </w:pPr>
+                  <w:r>
+                    <w:t xml:space="preserve">100–140</w:t>
+                  </w:r>
+                </w:p>
+              </w:tc>
+              <w:tc>
+                <w:tcPr/>
+                <w:p>
+                  <w:pPr>
+                    <w:pStyle w:val="Compact"/>
+                    <w:jc w:val="center"/>
+                  </w:pPr>
+                  <w:r>
+                    <w:t xml:space="preserve">80–160</w:t>
+                  </w:r>
+                </w:p>
+              </w:tc>
+              <w:tc>
+                <w:tcPr/>
+                <w:p>
+                  <w:pPr>
+                    <w:pStyle w:val="Compact"/>
+                    <w:jc w:val="center"/>
+                  </w:pPr>
+                  <w:r>
                     <w:t xml:space="preserve">KPP</w:t>
                   </w:r>
                 </w:p>
@@ -6779,66 +6634,6 @@
                   </w:pPr>
                   <w:r>
                     <w:t xml:space="preserve">Post-clarification turbidity</w:t>
-                  </w:r>
-                </w:p>
-              </w:tc>
-              <w:tc>
-                <w:tcPr/>
-                <w:p>
-                  <w:pPr>
-                    <w:pStyle w:val="Compact"/>
-                    <w:jc w:val="center"/>
-                  </w:pPr>
-                  <w:r>
-                    <w:t xml:space="preserve">NTU</w:t>
-                  </w:r>
-                </w:p>
-              </w:tc>
-              <w:tc>
-                <w:tcPr/>
-                <w:p>
-                  <w:pPr>
-                    <w:pStyle w:val="Compact"/>
-                    <w:jc w:val="center"/>
-                  </w:pPr>
-                  <w:r>
-                    <w:t xml:space="preserve">5</w:t>
-                  </w:r>
-                </w:p>
-              </w:tc>
-              <w:tc>
-                <w:tcPr/>
-                <w:p>
-                  <w:pPr>
-                    <w:pStyle w:val="Compact"/>
-                    <w:jc w:val="center"/>
-                  </w:pPr>
-                  <w:r>
-                    <w:t xml:space="preserve">1–10</w:t>
-                  </w:r>
-                </w:p>
-              </w:tc>
-              <w:tc>
-                <w:tcPr/>
-                <w:p>
-                  <w:pPr>
-                    <w:pStyle w:val="Compact"/>
-                    <w:jc w:val="center"/>
-                  </w:pPr>
-                  <w:r>
-                    <w:t xml:space="preserve">1–20</w:t>
-                  </w:r>
-                </w:p>
-              </w:tc>
-              <w:tc>
-                <w:tcPr/>
-                <w:p>
-                  <w:pPr>
-                    <w:pStyle w:val="Compact"/>
-                    <w:jc w:val="center"/>
-                  </w:pPr>
-                  <w:r>
-                    <w:t xml:space="preserve">univariate</w:t>
                   </w:r>
                   <w:r>
                     <w:rPr>
@@ -6856,6 +6651,54 @@
                     <w:jc w:val="center"/>
                   </w:pPr>
                   <w:r>
+                    <w:t xml:space="preserve">NTU</w:t>
+                  </w:r>
+                </w:p>
+              </w:tc>
+              <w:tc>
+                <w:tcPr/>
+                <w:p>
+                  <w:pPr>
+                    <w:pStyle w:val="Compact"/>
+                    <w:jc w:val="center"/>
+                  </w:pPr>
+                  <w:r>
+                    <w:t xml:space="preserve">5</w:t>
+                  </w:r>
+                </w:p>
+              </w:tc>
+              <w:tc>
+                <w:tcPr/>
+                <w:p>
+                  <w:pPr>
+                    <w:pStyle w:val="Compact"/>
+                    <w:jc w:val="center"/>
+                  </w:pPr>
+                  <w:r>
+                    <w:t xml:space="preserve">1–10</w:t>
+                  </w:r>
+                </w:p>
+              </w:tc>
+              <w:tc>
+                <w:tcPr/>
+                <w:p>
+                  <w:pPr>
+                    <w:pStyle w:val="Compact"/>
+                    <w:jc w:val="center"/>
+                  </w:pPr>
+                  <w:r>
+                    <w:t xml:space="preserve">1–20</w:t>
+                  </w:r>
+                </w:p>
+              </w:tc>
+              <w:tc>
+                <w:tcPr/>
+                <w:p>
+                  <w:pPr>
+                    <w:pStyle w:val="Compact"/>
+                    <w:jc w:val="center"/>
+                  </w:pPr>
+                  <w:r>
                     <w:t xml:space="preserve">GPP</w:t>
                   </w:r>
                 </w:p>
@@ -6950,18 +6793,6 @@
                     <w:jc w:val="center"/>
                   </w:pPr>
                   <w:r>
-                    <w:t xml:space="preserve">multivariate</w:t>
-                  </w:r>
-                </w:p>
-              </w:tc>
-              <w:tc>
-                <w:tcPr/>
-                <w:p>
-                  <w:pPr>
-                    <w:pStyle w:val="Compact"/>
-                    <w:jc w:val="center"/>
-                  </w:pPr>
-                  <w:r>
                     <w:t xml:space="preserve">WC-CPP</w:t>
                   </w:r>
                 </w:p>
@@ -7045,18 +6876,6 @@
                     <w:jc w:val="center"/>
                   </w:pPr>
                   <w:r>
-                    <w:t xml:space="preserve">multivariate</w:t>
-                  </w:r>
-                </w:p>
-              </w:tc>
-              <w:tc>
-                <w:tcPr/>
-                <w:p>
-                  <w:pPr>
-                    <w:pStyle w:val="Compact"/>
-                    <w:jc w:val="center"/>
-                  </w:pPr>
-                  <w:r>
                     <w:t xml:space="preserve">WC-CPP</w:t>
                   </w:r>
                 </w:p>
@@ -7140,18 +6959,6 @@
                     <w:jc w:val="center"/>
                   </w:pPr>
                   <w:r>
-                    <w:t xml:space="preserve">multivariate</w:t>
-                  </w:r>
-                </w:p>
-              </w:tc>
-              <w:tc>
-                <w:tcPr/>
-                <w:p>
-                  <w:pPr>
-                    <w:pStyle w:val="Compact"/>
-                    <w:jc w:val="center"/>
-                  </w:pPr>
-                  <w:r>
                     <w:t xml:space="preserve">KPP</w:t>
                   </w:r>
                 </w:p>
@@ -7235,18 +7042,6 @@
                     <w:jc w:val="center"/>
                   </w:pPr>
                   <w:r>
-                    <w:t xml:space="preserve">multivariate</w:t>
-                  </w:r>
-                </w:p>
-              </w:tc>
-              <w:tc>
-                <w:tcPr/>
-                <w:p>
-                  <w:pPr>
-                    <w:pStyle w:val="Compact"/>
-                    <w:jc w:val="center"/>
-                  </w:pPr>
-                  <w:r>
                     <w:t xml:space="preserve">KPP</w:t>
                   </w:r>
                 </w:p>
@@ -7271,66 +7066,6 @@
                   </w:pPr>
                   <w:r>
                     <w:t xml:space="preserve">Operating temperature</w:t>
-                  </w:r>
-                </w:p>
-              </w:tc>
-              <w:tc>
-                <w:tcPr/>
-                <w:p>
-                  <w:pPr>
-                    <w:pStyle w:val="Compact"/>
-                    <w:jc w:val="center"/>
-                  </w:pPr>
-                  <w:r>
-                    <w:t xml:space="preserve">°C</w:t>
-                  </w:r>
-                </w:p>
-              </w:tc>
-              <w:tc>
-                <w:tcPr/>
-                <w:p>
-                  <w:pPr>
-                    <w:pStyle w:val="Compact"/>
-                    <w:jc w:val="center"/>
-                  </w:pPr>
-                  <w:r>
-                    <w:t xml:space="preserve">22</w:t>
-                  </w:r>
-                </w:p>
-              </w:tc>
-              <w:tc>
-                <w:tcPr/>
-                <w:p>
-                  <w:pPr>
-                    <w:pStyle w:val="Compact"/>
-                    <w:jc w:val="center"/>
-                  </w:pPr>
-                  <w:r>
-                    <w:t xml:space="preserve">18–26</w:t>
-                  </w:r>
-                </w:p>
-              </w:tc>
-              <w:tc>
-                <w:tcPr/>
-                <w:p>
-                  <w:pPr>
-                    <w:pStyle w:val="Compact"/>
-                    <w:jc w:val="center"/>
-                  </w:pPr>
-                  <w:r>
-                    <w:t xml:space="preserve">15–30</w:t>
-                  </w:r>
-                </w:p>
-              </w:tc>
-              <w:tc>
-                <w:tcPr/>
-                <w:p>
-                  <w:pPr>
-                    <w:pStyle w:val="Compact"/>
-                    <w:jc w:val="center"/>
-                  </w:pPr>
-                  <w:r>
-                    <w:t xml:space="preserve">univariate</w:t>
                   </w:r>
                   <w:r>
                     <w:rPr>
@@ -7348,6 +7083,54 @@
                     <w:jc w:val="center"/>
                   </w:pPr>
                   <w:r>
+                    <w:t xml:space="preserve">°C</w:t>
+                  </w:r>
+                </w:p>
+              </w:tc>
+              <w:tc>
+                <w:tcPr/>
+                <w:p>
+                  <w:pPr>
+                    <w:pStyle w:val="Compact"/>
+                    <w:jc w:val="center"/>
+                  </w:pPr>
+                  <w:r>
+                    <w:t xml:space="preserve">22</w:t>
+                  </w:r>
+                </w:p>
+              </w:tc>
+              <w:tc>
+                <w:tcPr/>
+                <w:p>
+                  <w:pPr>
+                    <w:pStyle w:val="Compact"/>
+                    <w:jc w:val="center"/>
+                  </w:pPr>
+                  <w:r>
+                    <w:t xml:space="preserve">18–26</w:t>
+                  </w:r>
+                </w:p>
+              </w:tc>
+              <w:tc>
+                <w:tcPr/>
+                <w:p>
+                  <w:pPr>
+                    <w:pStyle w:val="Compact"/>
+                    <w:jc w:val="center"/>
+                  </w:pPr>
+                  <w:r>
+                    <w:t xml:space="preserve">15–30</w:t>
+                  </w:r>
+                </w:p>
+              </w:tc>
+              <w:tc>
+                <w:tcPr/>
+                <w:p>
+                  <w:pPr>
+                    <w:pStyle w:val="Compact"/>
+                    <w:jc w:val="center"/>
+                  </w:pPr>
+                  <w:r>
                     <w:t xml:space="preserve">GPP</w:t>
                   </w:r>
                 </w:p>
@@ -7372,66 +7155,6 @@
                   </w:pPr>
                   <w:r>
                     <w:t xml:space="preserve">Bed height</w:t>
-                  </w:r>
-                </w:p>
-              </w:tc>
-              <w:tc>
-                <w:tcPr/>
-                <w:p>
-                  <w:pPr>
-                    <w:pStyle w:val="Compact"/>
-                    <w:jc w:val="center"/>
-                  </w:pPr>
-                  <w:r>
-                    <w:t xml:space="preserve">cm</w:t>
-                  </w:r>
-                </w:p>
-              </w:tc>
-              <w:tc>
-                <w:tcPr/>
-                <w:p>
-                  <w:pPr>
-                    <w:pStyle w:val="Compact"/>
-                    <w:jc w:val="center"/>
-                  </w:pPr>
-                  <w:r>
-                    <w:t xml:space="preserve">20</w:t>
-                  </w:r>
-                </w:p>
-              </w:tc>
-              <w:tc>
-                <w:tcPr/>
-                <w:p>
-                  <w:pPr>
-                    <w:pStyle w:val="Compact"/>
-                    <w:jc w:val="center"/>
-                  </w:pPr>
-                  <w:r>
-                    <w:t xml:space="preserve">15–25</w:t>
-                  </w:r>
-                </w:p>
-              </w:tc>
-              <w:tc>
-                <w:tcPr/>
-                <w:p>
-                  <w:pPr>
-                    <w:pStyle w:val="Compact"/>
-                    <w:jc w:val="center"/>
-                  </w:pPr>
-                  <w:r>
-                    <w:t xml:space="preserve">10–30</w:t>
-                  </w:r>
-                </w:p>
-              </w:tc>
-              <w:tc>
-                <w:tcPr/>
-                <w:p>
-                  <w:pPr>
-                    <w:pStyle w:val="Compact"/>
-                    <w:jc w:val="center"/>
-                  </w:pPr>
-                  <w:r>
-                    <w:t xml:space="preserve">univariate</w:t>
                   </w:r>
                   <w:r>
                     <w:rPr>
@@ -7449,6 +7172,54 @@
                     <w:jc w:val="center"/>
                   </w:pPr>
                   <w:r>
+                    <w:t xml:space="preserve">cm</w:t>
+                  </w:r>
+                </w:p>
+              </w:tc>
+              <w:tc>
+                <w:tcPr/>
+                <w:p>
+                  <w:pPr>
+                    <w:pStyle w:val="Compact"/>
+                    <w:jc w:val="center"/>
+                  </w:pPr>
+                  <w:r>
+                    <w:t xml:space="preserve">20</w:t>
+                  </w:r>
+                </w:p>
+              </w:tc>
+              <w:tc>
+                <w:tcPr/>
+                <w:p>
+                  <w:pPr>
+                    <w:pStyle w:val="Compact"/>
+                    <w:jc w:val="center"/>
+                  </w:pPr>
+                  <w:r>
+                    <w:t xml:space="preserve">15–25</w:t>
+                  </w:r>
+                </w:p>
+              </w:tc>
+              <w:tc>
+                <w:tcPr/>
+                <w:p>
+                  <w:pPr>
+                    <w:pStyle w:val="Compact"/>
+                    <w:jc w:val="center"/>
+                  </w:pPr>
+                  <w:r>
+                    <w:t xml:space="preserve">10–30</w:t>
+                  </w:r>
+                </w:p>
+              </w:tc>
+              <w:tc>
+                <w:tcPr/>
+                <w:p>
+                  <w:pPr>
+                    <w:pStyle w:val="Compact"/>
+                    <w:jc w:val="center"/>
+                  </w:pPr>
+                  <w:r>
                     <w:t xml:space="preserve">GPP</w:t>
                   </w:r>
                 </w:p>
@@ -7549,18 +7320,6 @@
                     <w:jc w:val="center"/>
                   </w:pPr>
                   <w:r>
-                    <w:t xml:space="preserve">multivariate</w:t>
-                  </w:r>
-                </w:p>
-              </w:tc>
-              <w:tc>
-                <w:tcPr/>
-                <w:p>
-                  <w:pPr>
-                    <w:pStyle w:val="Compact"/>
-                    <w:jc w:val="center"/>
-                  </w:pPr>
-                  <w:r>
                     <w:t xml:space="preserve">CPP</w:t>
                   </w:r>
                 </w:p>
@@ -7656,18 +7415,6 @@
                     <w:jc w:val="center"/>
                   </w:pPr>
                   <w:r>
-                    <w:t xml:space="preserve">multivariate</w:t>
-                  </w:r>
-                </w:p>
-              </w:tc>
-              <w:tc>
-                <w:tcPr/>
-                <w:p>
-                  <w:pPr>
-                    <w:pStyle w:val="Compact"/>
-                    <w:jc w:val="center"/>
-                  </w:pPr>
-                  <w:r>
                     <w:t xml:space="preserve">WC-CPP</w:t>
                   </w:r>
                 </w:p>
@@ -7757,18 +7504,6 @@
                     <w:jc w:val="center"/>
                   </w:pPr>
                   <w:r>
-                    <w:t xml:space="preserve">multivariate</w:t>
-                  </w:r>
-                </w:p>
-              </w:tc>
-              <w:tc>
-                <w:tcPr/>
-                <w:p>
-                  <w:pPr>
-                    <w:pStyle w:val="Compact"/>
-                    <w:jc w:val="center"/>
-                  </w:pPr>
-                  <w:r>
                     <w:t xml:space="preserve">WC-CPP</w:t>
                   </w:r>
                 </w:p>
@@ -7793,6 +7528,12 @@
                   </w:pPr>
                   <w:r>
                     <w:t xml:space="preserve">A-Mab concentration</w:t>
+                  </w:r>
+                  <w:r>
+                    <w:rPr>
+                      <w:vertAlign w:val="superscript"/>
+                    </w:rPr>
+                    <w:t xml:space="preserve">a)</w:t>
                   </w:r>
                 </w:p>
               </w:tc>
@@ -7858,7 +7599,367 @@
                     <w:jc w:val="center"/>
                   </w:pPr>
                   <w:r>
-                    <w:t xml:space="preserve">univariate</w:t>
+                    <w:t xml:space="preserve">GPP</w:t>
+                  </w:r>
+                </w:p>
+              </w:tc>
+            </w:tr>
+            <w:tr>
+              <w:tc>
+                <w:tcPr>
+                  <w:vMerge w:val="restart"/>
+                </w:tcPr>
+                <w:p>
+                  <w:pPr>
+                    <w:pStyle w:val="Compact"/>
+                    <w:jc w:val="center"/>
+                  </w:pPr>
+                  <w:r>
+                    <w:t xml:space="preserve">Cation exchange</w:t>
+                  </w:r>
+                </w:p>
+              </w:tc>
+              <w:tc>
+                <w:tcPr/>
+                <w:p>
+                  <w:pPr>
+                    <w:pStyle w:val="Compact"/>
+                    <w:jc w:val="center"/>
+                  </w:pPr>
+                  <w:r>
+                    <w:t xml:space="preserve">Protein load</w:t>
+                  </w:r>
+                </w:p>
+              </w:tc>
+              <w:tc>
+                <w:tcPr/>
+                <w:p>
+                  <w:pPr>
+                    <w:pStyle w:val="Compact"/>
+                    <w:jc w:val="center"/>
+                  </w:pPr>
+                  <w:r>
+                    <w:t xml:space="preserve">g/L resin</w:t>
+                  </w:r>
+                </w:p>
+              </w:tc>
+              <w:tc>
+                <w:tcPr/>
+                <w:p>
+                  <w:pPr>
+                    <w:pStyle w:val="Compact"/>
+                    <w:jc w:val="center"/>
+                  </w:pPr>
+                  <w:r>
+                    <w:t xml:space="preserve">25</w:t>
+                  </w:r>
+                </w:p>
+              </w:tc>
+              <w:tc>
+                <w:tcPr/>
+                <w:p>
+                  <w:pPr>
+                    <w:pStyle w:val="Compact"/>
+                    <w:jc w:val="center"/>
+                  </w:pPr>
+                  <w:r>
+                    <w:t xml:space="preserve">18–32</w:t>
+                  </w:r>
+                </w:p>
+              </w:tc>
+              <w:tc>
+                <w:tcPr/>
+                <w:p>
+                  <w:pPr>
+                    <w:pStyle w:val="Compact"/>
+                    <w:jc w:val="center"/>
+                  </w:pPr>
+                  <w:r>
+                    <w:t xml:space="preserve">10–40</w:t>
+                  </w:r>
+                </w:p>
+              </w:tc>
+              <w:tc>
+                <w:tcPr/>
+                <w:p>
+                  <w:pPr>
+                    <w:pStyle w:val="Compact"/>
+                    <w:jc w:val="center"/>
+                  </w:pPr>
+                  <w:r>
+                    <w:t xml:space="preserve">WC-CPP</w:t>
+                  </w:r>
+                </w:p>
+              </w:tc>
+            </w:tr>
+            <w:tr>
+              <w:tc>
+                <w:tcPr>
+                  <w:gridSpan w:val="1"/>
+                  <w:vMerge w:val="continue"/>
+                </w:tcPr>
+                <w:p>
+                  <w:pPr/>
+                </w:p>
+              </w:tc>
+              <w:tc>
+                <w:tcPr/>
+                <w:p>
+                  <w:pPr>
+                    <w:pStyle w:val="Compact"/>
+                    <w:jc w:val="center"/>
+                  </w:pPr>
+                  <w:r>
+                    <w:t xml:space="preserve">Load/Wash conductivity</w:t>
+                  </w:r>
+                </w:p>
+              </w:tc>
+              <w:tc>
+                <w:tcPr/>
+                <w:p>
+                  <w:pPr>
+                    <w:pStyle w:val="Compact"/>
+                    <w:jc w:val="center"/>
+                  </w:pPr>
+                  <w:r>
+                    <w:t xml:space="preserve">mS/cm</w:t>
+                  </w:r>
+                </w:p>
+              </w:tc>
+              <w:tc>
+                <w:tcPr/>
+                <w:p>
+                  <w:pPr>
+                    <w:pStyle w:val="Compact"/>
+                    <w:jc w:val="center"/>
+                  </w:pPr>
+                  <w:r>
+                    <w:t xml:space="preserve">5</w:t>
+                  </w:r>
+                </w:p>
+              </w:tc>
+              <w:tc>
+                <w:tcPr/>
+                <w:p>
+                  <w:pPr>
+                    <w:pStyle w:val="Compact"/>
+                    <w:jc w:val="center"/>
+                  </w:pPr>
+                  <w:r>
+                    <w:t xml:space="preserve">4–6</w:t>
+                  </w:r>
+                </w:p>
+              </w:tc>
+              <w:tc>
+                <w:tcPr/>
+                <w:p>
+                  <w:pPr>
+                    <w:pStyle w:val="Compact"/>
+                    <w:jc w:val="center"/>
+                  </w:pPr>
+                  <w:r>
+                    <w:t xml:space="preserve">3–7</w:t>
+                  </w:r>
+                </w:p>
+              </w:tc>
+              <w:tc>
+                <w:tcPr/>
+                <w:p>
+                  <w:pPr>
+                    <w:pStyle w:val="Compact"/>
+                    <w:jc w:val="center"/>
+                  </w:pPr>
+                  <w:r>
+                    <w:t xml:space="preserve">WC-CPP</w:t>
+                  </w:r>
+                </w:p>
+              </w:tc>
+            </w:tr>
+            <w:tr>
+              <w:tc>
+                <w:tcPr>
+                  <w:gridSpan w:val="1"/>
+                  <w:vMerge w:val="continue"/>
+                </w:tcPr>
+                <w:p>
+                  <w:pPr/>
+                </w:p>
+              </w:tc>
+              <w:tc>
+                <w:tcPr/>
+                <w:p>
+                  <w:pPr>
+                    <w:pStyle w:val="Compact"/>
+                    <w:jc w:val="center"/>
+                  </w:pPr>
+                  <w:r>
+                    <w:t xml:space="preserve">Elution buffer pH</w:t>
+                  </w:r>
+                </w:p>
+              </w:tc>
+              <w:tc>
+                <w:tcPr/>
+                <w:p>
+                  <w:pPr>
+                    <w:pStyle w:val="Compact"/>
+                    <w:jc w:val="center"/>
+                  </w:pPr>
+                  <w:r>
+                    <w:t xml:space="preserve">pH</w:t>
+                  </w:r>
+                </w:p>
+              </w:tc>
+              <w:tc>
+                <w:tcPr/>
+                <w:p>
+                  <w:pPr>
+                    <w:pStyle w:val="Compact"/>
+                    <w:jc w:val="center"/>
+                  </w:pPr>
+                  <w:r>
+                    <w:t xml:space="preserve">6</w:t>
+                  </w:r>
+                </w:p>
+              </w:tc>
+              <w:tc>
+                <w:tcPr/>
+                <w:p>
+                  <w:pPr>
+                    <w:pStyle w:val="Compact"/>
+                    <w:jc w:val="center"/>
+                  </w:pPr>
+                  <w:r>
+                    <w:t xml:space="preserve">5.85–6.15</w:t>
+                  </w:r>
+                </w:p>
+              </w:tc>
+              <w:tc>
+                <w:tcPr/>
+                <w:p>
+                  <w:pPr>
+                    <w:pStyle w:val="Compact"/>
+                    <w:jc w:val="center"/>
+                  </w:pPr>
+                  <w:r>
+                    <w:t xml:space="preserve">5.8–6.2</w:t>
+                  </w:r>
+                </w:p>
+              </w:tc>
+              <w:tc>
+                <w:tcPr/>
+                <w:p>
+                  <w:pPr>
+                    <w:pStyle w:val="Compact"/>
+                    <w:jc w:val="center"/>
+                  </w:pPr>
+                  <w:r>
+                    <w:t xml:space="preserve">WC-CPP</w:t>
+                  </w:r>
+                </w:p>
+              </w:tc>
+            </w:tr>
+            <w:tr>
+              <w:tc>
+                <w:tcPr>
+                  <w:gridSpan w:val="1"/>
+                  <w:vMerge w:val="continue"/>
+                </w:tcPr>
+                <w:p>
+                  <w:pPr/>
+                </w:p>
+              </w:tc>
+              <w:tc>
+                <w:tcPr/>
+                <w:p>
+                  <w:pPr>
+                    <w:pStyle w:val="Compact"/>
+                    <w:jc w:val="center"/>
+                  </w:pPr>
+                  <w:r>
+                    <w:t xml:space="preserve">Elution stop collect</w:t>
+                  </w:r>
+                </w:p>
+              </w:tc>
+              <w:tc>
+                <w:tcPr/>
+                <w:p>
+                  <w:pPr>
+                    <w:pStyle w:val="Compact"/>
+                    <w:jc w:val="center"/>
+                  </w:pPr>
+                  <w:r>
+                    <w:t xml:space="preserve">AU (OD280, descending)</w:t>
+                  </w:r>
+                </w:p>
+              </w:tc>
+              <w:tc>
+                <w:tcPr/>
+                <w:p>
+                  <w:pPr>
+                    <w:pStyle w:val="Compact"/>
+                    <w:jc w:val="center"/>
+                  </w:pPr>
+                  <w:r>
+                    <w:t xml:space="preserve">1</w:t>
+                  </w:r>
+                </w:p>
+              </w:tc>
+              <w:tc>
+                <w:tcPr/>
+                <w:p>
+                  <w:pPr>
+                    <w:pStyle w:val="Compact"/>
+                    <w:jc w:val="center"/>
+                  </w:pPr>
+                  <w:r>
+                    <w:t xml:space="preserve">0.7–1.3</w:t>
+                  </w:r>
+                </w:p>
+              </w:tc>
+              <w:tc>
+                <w:tcPr/>
+                <w:p>
+                  <w:pPr>
+                    <w:pStyle w:val="Compact"/>
+                    <w:jc w:val="center"/>
+                  </w:pPr>
+                  <w:r>
+                    <w:t xml:space="preserve">0.5–1.5</w:t>
+                  </w:r>
+                </w:p>
+              </w:tc>
+              <w:tc>
+                <w:tcPr/>
+                <w:p>
+                  <w:pPr>
+                    <w:pStyle w:val="Compact"/>
+                    <w:jc w:val="center"/>
+                  </w:pPr>
+                  <w:r>
+                    <w:t xml:space="preserve">WC-CPP</w:t>
+                  </w:r>
+                </w:p>
+              </w:tc>
+            </w:tr>
+            <w:tr>
+              <w:tc>
+                <w:tcPr>
+                  <w:gridSpan w:val="1"/>
+                  <w:vMerge w:val="continue"/>
+                </w:tcPr>
+                <w:p>
+                  <w:pPr/>
+                </w:p>
+              </w:tc>
+              <w:tc>
+                <w:tcPr/>
+                <w:p>
+                  <w:pPr>
+                    <w:pStyle w:val="Compact"/>
+                    <w:jc w:val="center"/>
+                  </w:pPr>
+                  <w:r>
+                    <w:t xml:space="preserve">Elution flow rate</w:t>
                   </w:r>
                   <w:r>
                     <w:rPr>
@@ -7876,6 +7977,54 @@
                     <w:jc w:val="center"/>
                   </w:pPr>
                   <w:r>
+                    <w:t xml:space="preserve">cm/hr</w:t>
+                  </w:r>
+                </w:p>
+              </w:tc>
+              <w:tc>
+                <w:tcPr/>
+                <w:p>
+                  <w:pPr>
+                    <w:pStyle w:val="Compact"/>
+                    <w:jc w:val="center"/>
+                  </w:pPr>
+                  <w:r>
+                    <w:t xml:space="preserve">200</w:t>
+                  </w:r>
+                </w:p>
+              </w:tc>
+              <w:tc>
+                <w:tcPr/>
+                <w:p>
+                  <w:pPr>
+                    <w:pStyle w:val="Compact"/>
+                    <w:jc w:val="center"/>
+                  </w:pPr>
+                  <w:r>
+                    <w:t xml:space="preserve">150–250</w:t>
+                  </w:r>
+                </w:p>
+              </w:tc>
+              <w:tc>
+                <w:tcPr/>
+                <w:p>
+                  <w:pPr>
+                    <w:pStyle w:val="Compact"/>
+                    <w:jc w:val="center"/>
+                  </w:pPr>
+                  <w:r>
+                    <w:t xml:space="preserve">100–300</w:t>
+                  </w:r>
+                </w:p>
+              </w:tc>
+              <w:tc>
+                <w:tcPr/>
+                <w:p>
+                  <w:pPr>
+                    <w:pStyle w:val="Compact"/>
+                    <w:jc w:val="center"/>
+                  </w:pPr>
+                  <w:r>
                     <w:t xml:space="preserve">GPP</w:t>
                   </w:r>
                 </w:p>
@@ -7892,79 +8041,67 @@
                     <w:jc w:val="center"/>
                   </w:pPr>
                   <w:r>
-                    <w:t xml:space="preserve">Cation exchange</w:t>
-                  </w:r>
-                </w:p>
-              </w:tc>
-              <w:tc>
-                <w:tcPr/>
-                <w:p>
-                  <w:pPr>
-                    <w:pStyle w:val="Compact"/>
-                    <w:jc w:val="center"/>
-                  </w:pPr>
-                  <w:r>
-                    <w:t xml:space="preserve">Protein load</w:t>
-                  </w:r>
-                </w:p>
-              </w:tc>
-              <w:tc>
-                <w:tcPr/>
-                <w:p>
-                  <w:pPr>
-                    <w:pStyle w:val="Compact"/>
-                    <w:jc w:val="center"/>
-                  </w:pPr>
-                  <w:r>
-                    <w:t xml:space="preserve">g/L resin</w:t>
-                  </w:r>
-                </w:p>
-              </w:tc>
-              <w:tc>
-                <w:tcPr/>
-                <w:p>
-                  <w:pPr>
-                    <w:pStyle w:val="Compact"/>
-                    <w:jc w:val="center"/>
-                  </w:pPr>
-                  <w:r>
-                    <w:t xml:space="preserve">25</w:t>
-                  </w:r>
-                </w:p>
-              </w:tc>
-              <w:tc>
-                <w:tcPr/>
-                <w:p>
-                  <w:pPr>
-                    <w:pStyle w:val="Compact"/>
-                    <w:jc w:val="center"/>
-                  </w:pPr>
-                  <w:r>
-                    <w:t xml:space="preserve">18–32</w:t>
-                  </w:r>
-                </w:p>
-              </w:tc>
-              <w:tc>
-                <w:tcPr/>
-                <w:p>
-                  <w:pPr>
-                    <w:pStyle w:val="Compact"/>
-                    <w:jc w:val="center"/>
-                  </w:pPr>
-                  <w:r>
-                    <w:t xml:space="preserve">10–40</w:t>
-                  </w:r>
-                </w:p>
-              </w:tc>
-              <w:tc>
-                <w:tcPr/>
-                <w:p>
-                  <w:pPr>
-                    <w:pStyle w:val="Compact"/>
-                    <w:jc w:val="center"/>
-                  </w:pPr>
-                  <w:r>
-                    <w:t xml:space="preserve">multivariate</w:t>
+                    <w:t xml:space="preserve">Anion exchange</w:t>
+                  </w:r>
+                </w:p>
+              </w:tc>
+              <w:tc>
+                <w:tcPr/>
+                <w:p>
+                  <w:pPr>
+                    <w:pStyle w:val="Compact"/>
+                    <w:jc w:val="center"/>
+                  </w:pPr>
+                  <w:r>
+                    <w:t xml:space="preserve">Load pH</w:t>
+                  </w:r>
+                </w:p>
+              </w:tc>
+              <w:tc>
+                <w:tcPr/>
+                <w:p>
+                  <w:pPr>
+                    <w:pStyle w:val="Compact"/>
+                    <w:jc w:val="center"/>
+                  </w:pPr>
+                  <w:r>
+                    <w:t xml:space="preserve">pH</w:t>
+                  </w:r>
+                </w:p>
+              </w:tc>
+              <w:tc>
+                <w:tcPr/>
+                <w:p>
+                  <w:pPr>
+                    <w:pStyle w:val="Compact"/>
+                    <w:jc w:val="center"/>
+                  </w:pPr>
+                  <w:r>
+                    <w:t xml:space="preserve">7.5</w:t>
+                  </w:r>
+                </w:p>
+              </w:tc>
+              <w:tc>
+                <w:tcPr/>
+                <w:p>
+                  <w:pPr>
+                    <w:pStyle w:val="Compact"/>
+                    <w:jc w:val="center"/>
+                  </w:pPr>
+                  <w:r>
+                    <w:t xml:space="preserve">7.35–7.65</w:t>
+                  </w:r>
+                </w:p>
+              </w:tc>
+              <w:tc>
+                <w:tcPr/>
+                <w:p>
+                  <w:pPr>
+                    <w:pStyle w:val="Compact"/>
+                    <w:jc w:val="center"/>
+                  </w:pPr>
+                  <w:r>
+                    <w:t xml:space="preserve">7.2–7.8</w:t>
                   </w:r>
                 </w:p>
               </w:tc>
@@ -7999,7 +8136,7 @@
                     <w:jc w:val="center"/>
                   </w:pPr>
                   <w:r>
-                    <w:t xml:space="preserve">Load/Wash conductivity</w:t>
+                    <w:t xml:space="preserve">Equil/Wash-1 conductivity</w:t>
                   </w:r>
                 </w:p>
               </w:tc>
@@ -8023,43 +8160,31 @@
                     <w:jc w:val="center"/>
                   </w:pPr>
                   <w:r>
-                    <w:t xml:space="preserve">5</w:t>
-                  </w:r>
-                </w:p>
-              </w:tc>
-              <w:tc>
-                <w:tcPr/>
-                <w:p>
-                  <w:pPr>
-                    <w:pStyle w:val="Compact"/>
-                    <w:jc w:val="center"/>
-                  </w:pPr>
-                  <w:r>
-                    <w:t xml:space="preserve">4–6</w:t>
-                  </w:r>
-                </w:p>
-              </w:tc>
-              <w:tc>
-                <w:tcPr/>
-                <w:p>
-                  <w:pPr>
-                    <w:pStyle w:val="Compact"/>
-                    <w:jc w:val="center"/>
-                  </w:pPr>
-                  <w:r>
-                    <w:t xml:space="preserve">3–7</w:t>
-                  </w:r>
-                </w:p>
-              </w:tc>
-              <w:tc>
-                <w:tcPr/>
-                <w:p>
-                  <w:pPr>
-                    <w:pStyle w:val="Compact"/>
-                    <w:jc w:val="center"/>
-                  </w:pPr>
-                  <w:r>
-                    <w:t xml:space="preserve">multivariate</w:t>
+                    <w:t xml:space="preserve">2.6</w:t>
+                  </w:r>
+                </w:p>
+              </w:tc>
+              <w:tc>
+                <w:tcPr/>
+                <w:p>
+                  <w:pPr>
+                    <w:pStyle w:val="Compact"/>
+                    <w:jc w:val="center"/>
+                  </w:pPr>
+                  <w:r>
+                    <w:t xml:space="preserve">2.1–3.1</w:t>
+                  </w:r>
+                </w:p>
+              </w:tc>
+              <w:tc>
+                <w:tcPr/>
+                <w:p>
+                  <w:pPr>
+                    <w:pStyle w:val="Compact"/>
+                    <w:jc w:val="center"/>
+                  </w:pPr>
+                  <w:r>
+                    <w:t xml:space="preserve">1.6–3.6</w:t>
                   </w:r>
                 </w:p>
               </w:tc>
@@ -8094,67 +8219,55 @@
                     <w:jc w:val="center"/>
                   </w:pPr>
                   <w:r>
-                    <w:t xml:space="preserve">Elution buffer pH</w:t>
-                  </w:r>
-                </w:p>
-              </w:tc>
-              <w:tc>
-                <w:tcPr/>
-                <w:p>
-                  <w:pPr>
-                    <w:pStyle w:val="Compact"/>
-                    <w:jc w:val="center"/>
-                  </w:pPr>
-                  <w:r>
-                    <w:t xml:space="preserve">pH</w:t>
-                  </w:r>
-                </w:p>
-              </w:tc>
-              <w:tc>
-                <w:tcPr/>
-                <w:p>
-                  <w:pPr>
-                    <w:pStyle w:val="Compact"/>
-                    <w:jc w:val="center"/>
-                  </w:pPr>
-                  <w:r>
-                    <w:t xml:space="preserve">6</w:t>
-                  </w:r>
-                </w:p>
-              </w:tc>
-              <w:tc>
-                <w:tcPr/>
-                <w:p>
-                  <w:pPr>
-                    <w:pStyle w:val="Compact"/>
-                    <w:jc w:val="center"/>
-                  </w:pPr>
-                  <w:r>
-                    <w:t xml:space="preserve">5.85–6.15</w:t>
-                  </w:r>
-                </w:p>
-              </w:tc>
-              <w:tc>
-                <w:tcPr/>
-                <w:p>
-                  <w:pPr>
-                    <w:pStyle w:val="Compact"/>
-                    <w:jc w:val="center"/>
-                  </w:pPr>
-                  <w:r>
-                    <w:t xml:space="preserve">5.8–6.2</w:t>
-                  </w:r>
-                </w:p>
-              </w:tc>
-              <w:tc>
-                <w:tcPr/>
-                <w:p>
-                  <w:pPr>
-                    <w:pStyle w:val="Compact"/>
-                    <w:jc w:val="center"/>
-                  </w:pPr>
-                  <w:r>
-                    <w:t xml:space="preserve">multivariate</w:t>
+                    <w:t xml:space="preserve">Load conductivity</w:t>
+                  </w:r>
+                </w:p>
+              </w:tc>
+              <w:tc>
+                <w:tcPr/>
+                <w:p>
+                  <w:pPr>
+                    <w:pStyle w:val="Compact"/>
+                    <w:jc w:val="center"/>
+                  </w:pPr>
+                  <w:r>
+                    <w:t xml:space="preserve">mS/cm</w:t>
+                  </w:r>
+                </w:p>
+              </w:tc>
+              <w:tc>
+                <w:tcPr/>
+                <w:p>
+                  <w:pPr>
+                    <w:pStyle w:val="Compact"/>
+                    <w:jc w:val="center"/>
+                  </w:pPr>
+                  <w:r>
+                    <w:t xml:space="preserve">5.5</w:t>
+                  </w:r>
+                </w:p>
+              </w:tc>
+              <w:tc>
+                <w:tcPr/>
+                <w:p>
+                  <w:pPr>
+                    <w:pStyle w:val="Compact"/>
+                    <w:jc w:val="center"/>
+                  </w:pPr>
+                  <w:r>
+                    <w:t xml:space="preserve">4–7</w:t>
+                  </w:r>
+                </w:p>
+              </w:tc>
+              <w:tc>
+                <w:tcPr/>
+                <w:p>
+                  <w:pPr>
+                    <w:pStyle w:val="Compact"/>
+                    <w:jc w:val="center"/>
+                  </w:pPr>
+                  <w:r>
+                    <w:t xml:space="preserve">3–8</w:t>
                   </w:r>
                 </w:p>
               </w:tc>
@@ -8189,67 +8302,55 @@
                     <w:jc w:val="center"/>
                   </w:pPr>
                   <w:r>
-                    <w:t xml:space="preserve">Elution stop collect</w:t>
-                  </w:r>
-                </w:p>
-              </w:tc>
-              <w:tc>
-                <w:tcPr/>
-                <w:p>
-                  <w:pPr>
-                    <w:pStyle w:val="Compact"/>
-                    <w:jc w:val="center"/>
-                  </w:pPr>
-                  <w:r>
-                    <w:t xml:space="preserve">AU (OD280, descending)</w:t>
-                  </w:r>
-                </w:p>
-              </w:tc>
-              <w:tc>
-                <w:tcPr/>
-                <w:p>
-                  <w:pPr>
-                    <w:pStyle w:val="Compact"/>
-                    <w:jc w:val="center"/>
-                  </w:pPr>
-                  <w:r>
-                    <w:t xml:space="preserve">1</w:t>
-                  </w:r>
-                </w:p>
-              </w:tc>
-              <w:tc>
-                <w:tcPr/>
-                <w:p>
-                  <w:pPr>
-                    <w:pStyle w:val="Compact"/>
-                    <w:jc w:val="center"/>
-                  </w:pPr>
-                  <w:r>
-                    <w:t xml:space="preserve">0.7–1.3</w:t>
-                  </w:r>
-                </w:p>
-              </w:tc>
-              <w:tc>
-                <w:tcPr/>
-                <w:p>
-                  <w:pPr>
-                    <w:pStyle w:val="Compact"/>
-                    <w:jc w:val="center"/>
-                  </w:pPr>
-                  <w:r>
-                    <w:t xml:space="preserve">0.5–1.5</w:t>
-                  </w:r>
-                </w:p>
-              </w:tc>
-              <w:tc>
-                <w:tcPr/>
-                <w:p>
-                  <w:pPr>
-                    <w:pStyle w:val="Compact"/>
-                    <w:jc w:val="center"/>
-                  </w:pPr>
-                  <w:r>
-                    <w:t xml:space="preserve">multivariate</w:t>
+                    <w:t xml:space="preserve">Protein load</w:t>
+                  </w:r>
+                </w:p>
+              </w:tc>
+              <w:tc>
+                <w:tcPr/>
+                <w:p>
+                  <w:pPr>
+                    <w:pStyle w:val="Compact"/>
+                    <w:jc w:val="center"/>
+                  </w:pPr>
+                  <w:r>
+                    <w:t xml:space="preserve">g/L resin</w:t>
+                  </w:r>
+                </w:p>
+              </w:tc>
+              <w:tc>
+                <w:tcPr/>
+                <w:p>
+                  <w:pPr>
+                    <w:pStyle w:val="Compact"/>
+                    <w:jc w:val="center"/>
+                  </w:pPr>
+                  <w:r>
+                    <w:t xml:space="preserve">200</w:t>
+                  </w:r>
+                </w:p>
+              </w:tc>
+              <w:tc>
+                <w:tcPr/>
+                <w:p>
+                  <w:pPr>
+                    <w:pStyle w:val="Compact"/>
+                    <w:jc w:val="center"/>
+                  </w:pPr>
+                  <w:r>
+                    <w:t xml:space="preserve">120–280</w:t>
+                  </w:r>
+                </w:p>
+              </w:tc>
+              <w:tc>
+                <w:tcPr/>
+                <w:p>
+                  <w:pPr>
+                    <w:pStyle w:val="Compact"/>
+                    <w:jc w:val="center"/>
+                  </w:pPr>
+                  <w:r>
+                    <w:t xml:space="preserve">50–300</w:t>
                   </w:r>
                 </w:p>
               </w:tc>
@@ -8284,67 +8385,7 @@
                     <w:jc w:val="center"/>
                   </w:pPr>
                   <w:r>
-                    <w:t xml:space="preserve">Elution flow rate</w:t>
-                  </w:r>
-                </w:p>
-              </w:tc>
-              <w:tc>
-                <w:tcPr/>
-                <w:p>
-                  <w:pPr>
-                    <w:pStyle w:val="Compact"/>
-                    <w:jc w:val="center"/>
-                  </w:pPr>
-                  <w:r>
-                    <w:t xml:space="preserve">cm/hr</w:t>
-                  </w:r>
-                </w:p>
-              </w:tc>
-              <w:tc>
-                <w:tcPr/>
-                <w:p>
-                  <w:pPr>
-                    <w:pStyle w:val="Compact"/>
-                    <w:jc w:val="center"/>
-                  </w:pPr>
-                  <w:r>
-                    <w:t xml:space="preserve">200</w:t>
-                  </w:r>
-                </w:p>
-              </w:tc>
-              <w:tc>
-                <w:tcPr/>
-                <w:p>
-                  <w:pPr>
-                    <w:pStyle w:val="Compact"/>
-                    <w:jc w:val="center"/>
-                  </w:pPr>
-                  <w:r>
-                    <w:t xml:space="preserve">150–250</w:t>
-                  </w:r>
-                </w:p>
-              </w:tc>
-              <w:tc>
-                <w:tcPr/>
-                <w:p>
-                  <w:pPr>
-                    <w:pStyle w:val="Compact"/>
-                    <w:jc w:val="center"/>
-                  </w:pPr>
-                  <w:r>
-                    <w:t xml:space="preserve">100–300</w:t>
-                  </w:r>
-                </w:p>
-              </w:tc>
-              <w:tc>
-                <w:tcPr/>
-                <w:p>
-                  <w:pPr>
-                    <w:pStyle w:val="Compact"/>
-                    <w:jc w:val="center"/>
-                  </w:pPr>
-                  <w:r>
-                    <w:t xml:space="preserve">univariate</w:t>
+                    <w:t xml:space="preserve">Operating flow rate</w:t>
                   </w:r>
                   <w:r>
                     <w:rPr>
@@ -8362,7 +8403,55 @@
                     <w:jc w:val="center"/>
                   </w:pPr>
                   <w:r>
-                    <w:t xml:space="preserve">GPP</w:t>
+                    <w:t xml:space="preserve">cm/hr</w:t>
+                  </w:r>
+                </w:p>
+              </w:tc>
+              <w:tc>
+                <w:tcPr/>
+                <w:p>
+                  <w:pPr>
+                    <w:pStyle w:val="Compact"/>
+                    <w:jc w:val="center"/>
+                  </w:pPr>
+                  <w:r>
+                    <w:t xml:space="preserve">300</w:t>
+                  </w:r>
+                </w:p>
+              </w:tc>
+              <w:tc>
+                <w:tcPr/>
+                <w:p>
+                  <w:pPr>
+                    <w:pStyle w:val="Compact"/>
+                    <w:jc w:val="center"/>
+                  </w:pPr>
+                  <w:r>
+                    <w:t xml:space="preserve">200–400</w:t>
+                  </w:r>
+                </w:p>
+              </w:tc>
+              <w:tc>
+                <w:tcPr/>
+                <w:p>
+                  <w:pPr>
+                    <w:pStyle w:val="Compact"/>
+                    <w:jc w:val="center"/>
+                  </w:pPr>
+                  <w:r>
+                    <w:t xml:space="preserve">150–450</w:t>
+                  </w:r>
+                </w:p>
+              </w:tc>
+              <w:tc>
+                <w:tcPr/>
+                <w:p>
+                  <w:pPr>
+                    <w:pStyle w:val="Compact"/>
+                    <w:jc w:val="center"/>
+                  </w:pPr>
+                  <w:r>
+                    <w:t xml:space="preserve">WC-CPP</w:t>
                   </w:r>
                 </w:p>
               </w:tc>
@@ -8378,79 +8467,67 @@
                     <w:jc w:val="center"/>
                   </w:pPr>
                   <w:r>
-                    <w:t xml:space="preserve">Anion exchange</w:t>
-                  </w:r>
-                </w:p>
-              </w:tc>
-              <w:tc>
-                <w:tcPr/>
-                <w:p>
-                  <w:pPr>
-                    <w:pStyle w:val="Compact"/>
-                    <w:jc w:val="center"/>
-                  </w:pPr>
-                  <w:r>
-                    <w:t xml:space="preserve">Load pH</w:t>
-                  </w:r>
-                </w:p>
-              </w:tc>
-              <w:tc>
-                <w:tcPr/>
-                <w:p>
-                  <w:pPr>
-                    <w:pStyle w:val="Compact"/>
-                    <w:jc w:val="center"/>
-                  </w:pPr>
-                  <w:r>
-                    <w:t xml:space="preserve">pH</w:t>
-                  </w:r>
-                </w:p>
-              </w:tc>
-              <w:tc>
-                <w:tcPr/>
-                <w:p>
-                  <w:pPr>
-                    <w:pStyle w:val="Compact"/>
-                    <w:jc w:val="center"/>
-                  </w:pPr>
-                  <w:r>
-                    <w:t xml:space="preserve">7.5</w:t>
-                  </w:r>
-                </w:p>
-              </w:tc>
-              <w:tc>
-                <w:tcPr/>
-                <w:p>
-                  <w:pPr>
-                    <w:pStyle w:val="Compact"/>
-                    <w:jc w:val="center"/>
-                  </w:pPr>
-                  <w:r>
-                    <w:t xml:space="preserve">7.35–7.65</w:t>
-                  </w:r>
-                </w:p>
-              </w:tc>
-              <w:tc>
-                <w:tcPr/>
-                <w:p>
-                  <w:pPr>
-                    <w:pStyle w:val="Compact"/>
-                    <w:jc w:val="center"/>
-                  </w:pPr>
-                  <w:r>
-                    <w:t xml:space="preserve">7.2–7.8</w:t>
-                  </w:r>
-                </w:p>
-              </w:tc>
-              <w:tc>
-                <w:tcPr/>
-                <w:p>
-                  <w:pPr>
-                    <w:pStyle w:val="Compact"/>
-                    <w:jc w:val="center"/>
-                  </w:pPr>
-                  <w:r>
-                    <w:t xml:space="preserve">multivariate</w:t>
+                    <w:t xml:space="preserve">Virus filtration</w:t>
+                  </w:r>
+                </w:p>
+              </w:tc>
+              <w:tc>
+                <w:tcPr/>
+                <w:p>
+                  <w:pPr>
+                    <w:pStyle w:val="Compact"/>
+                    <w:jc w:val="center"/>
+                  </w:pPr>
+                  <w:r>
+                    <w:t xml:space="preserve">Filtration volume (load)</w:t>
+                  </w:r>
+                </w:p>
+              </w:tc>
+              <w:tc>
+                <w:tcPr/>
+                <w:p>
+                  <w:pPr>
+                    <w:pStyle w:val="Compact"/>
+                    <w:jc w:val="center"/>
+                  </w:pPr>
+                  <w:r>
+                    <w:t xml:space="preserve">L/m2</w:t>
+                  </w:r>
+                </w:p>
+              </w:tc>
+              <w:tc>
+                <w:tcPr/>
+                <w:p>
+                  <w:pPr>
+                    <w:pStyle w:val="Compact"/>
+                    <w:jc w:val="center"/>
+                  </w:pPr>
+                  <w:r>
+                    <w:t xml:space="preserve">90</w:t>
+                  </w:r>
+                </w:p>
+              </w:tc>
+              <w:tc>
+                <w:tcPr/>
+                <w:p>
+                  <w:pPr>
+                    <w:pStyle w:val="Compact"/>
+                    <w:jc w:val="center"/>
+                  </w:pPr>
+                  <w:r>
+                    <w:t xml:space="preserve">50–105</w:t>
+                  </w:r>
+                </w:p>
+              </w:tc>
+              <w:tc>
+                <w:tcPr/>
+                <w:p>
+                  <w:pPr>
+                    <w:pStyle w:val="Compact"/>
+                    <w:jc w:val="center"/>
+                  </w:pPr>
+                  <w:r>
+                    <w:t xml:space="preserve">50–140</w:t>
                   </w:r>
                 </w:p>
               </w:tc>
@@ -8485,67 +8562,55 @@
                     <w:jc w:val="center"/>
                   </w:pPr>
                   <w:r>
-                    <w:t xml:space="preserve">Equil/Wash-1 conductivity</w:t>
-                  </w:r>
-                </w:p>
-              </w:tc>
-              <w:tc>
-                <w:tcPr/>
-                <w:p>
-                  <w:pPr>
-                    <w:pStyle w:val="Compact"/>
-                    <w:jc w:val="center"/>
-                  </w:pPr>
-                  <w:r>
-                    <w:t xml:space="preserve">mS/cm</w:t>
-                  </w:r>
-                </w:p>
-              </w:tc>
-              <w:tc>
-                <w:tcPr/>
-                <w:p>
-                  <w:pPr>
-                    <w:pStyle w:val="Compact"/>
-                    <w:jc w:val="center"/>
-                  </w:pPr>
-                  <w:r>
-                    <w:t xml:space="preserve">2.6</w:t>
-                  </w:r>
-                </w:p>
-              </w:tc>
-              <w:tc>
-                <w:tcPr/>
-                <w:p>
-                  <w:pPr>
-                    <w:pStyle w:val="Compact"/>
-                    <w:jc w:val="center"/>
-                  </w:pPr>
-                  <w:r>
-                    <w:t xml:space="preserve">2.1–3.1</w:t>
-                  </w:r>
-                </w:p>
-              </w:tc>
-              <w:tc>
-                <w:tcPr/>
-                <w:p>
-                  <w:pPr>
-                    <w:pStyle w:val="Compact"/>
-                    <w:jc w:val="center"/>
-                  </w:pPr>
-                  <w:r>
-                    <w:t xml:space="preserve">1.6–3.6</w:t>
-                  </w:r>
-                </w:p>
-              </w:tc>
-              <w:tc>
-                <w:tcPr/>
-                <w:p>
-                  <w:pPr>
-                    <w:pStyle w:val="Compact"/>
-                    <w:jc w:val="center"/>
-                  </w:pPr>
-                  <w:r>
-                    <w:t xml:space="preserve">multivariate</w:t>
+                    <w:t xml:space="preserve">Filtration pressure</w:t>
+                  </w:r>
+                </w:p>
+              </w:tc>
+              <w:tc>
+                <w:tcPr/>
+                <w:p>
+                  <w:pPr>
+                    <w:pStyle w:val="Compact"/>
+                    <w:jc w:val="center"/>
+                  </w:pPr>
+                  <w:r>
+                    <w:t xml:space="preserve">psi</w:t>
+                  </w:r>
+                </w:p>
+              </w:tc>
+              <w:tc>
+                <w:tcPr/>
+                <w:p>
+                  <w:pPr>
+                    <w:pStyle w:val="Compact"/>
+                    <w:jc w:val="center"/>
+                  </w:pPr>
+                  <w:r>
+                    <w:t xml:space="preserve">13</w:t>
+                  </w:r>
+                </w:p>
+              </w:tc>
+              <w:tc>
+                <w:tcPr/>
+                <w:p>
+                  <w:pPr>
+                    <w:pStyle w:val="Compact"/>
+                    <w:jc w:val="center"/>
+                  </w:pPr>
+                  <w:r>
+                    <w:t xml:space="preserve">10–20</w:t>
+                  </w:r>
+                </w:p>
+              </w:tc>
+              <w:tc>
+                <w:tcPr/>
+                <w:p>
+                  <w:pPr>
+                    <w:pStyle w:val="Compact"/>
+                    <w:jc w:val="center"/>
+                  </w:pPr>
+                  <w:r>
+                    <w:t xml:space="preserve">8–30</w:t>
                   </w:r>
                 </w:p>
               </w:tc>
@@ -8565,272 +8630,27 @@
             <w:tr>
               <w:tc>
                 <w:tcPr>
-                  <w:gridSpan w:val="1"/>
-                  <w:vMerge w:val="continue"/>
-                </w:tcPr>
-                <w:p>
-                  <w:pPr/>
-                </w:p>
-              </w:tc>
-              <w:tc>
-                <w:tcPr/>
-                <w:p>
-                  <w:pPr>
-                    <w:pStyle w:val="Compact"/>
-                    <w:jc w:val="center"/>
-                  </w:pPr>
-                  <w:r>
-                    <w:t xml:space="preserve">Load conductivity</w:t>
-                  </w:r>
-                </w:p>
-              </w:tc>
-              <w:tc>
-                <w:tcPr/>
-                <w:p>
-                  <w:pPr>
-                    <w:pStyle w:val="Compact"/>
-                    <w:jc w:val="center"/>
-                  </w:pPr>
-                  <w:r>
-                    <w:t xml:space="preserve">mS/cm</w:t>
-                  </w:r>
-                </w:p>
-              </w:tc>
-              <w:tc>
-                <w:tcPr/>
-                <w:p>
-                  <w:pPr>
-                    <w:pStyle w:val="Compact"/>
-                    <w:jc w:val="center"/>
-                  </w:pPr>
-                  <w:r>
-                    <w:t xml:space="preserve">5.5</w:t>
-                  </w:r>
-                </w:p>
-              </w:tc>
-              <w:tc>
-                <w:tcPr/>
-                <w:p>
-                  <w:pPr>
-                    <w:pStyle w:val="Compact"/>
-                    <w:jc w:val="center"/>
-                  </w:pPr>
-                  <w:r>
-                    <w:t xml:space="preserve">4–7</w:t>
-                  </w:r>
-                </w:p>
-              </w:tc>
-              <w:tc>
-                <w:tcPr/>
-                <w:p>
-                  <w:pPr>
-                    <w:pStyle w:val="Compact"/>
-                    <w:jc w:val="center"/>
-                  </w:pPr>
-                  <w:r>
-                    <w:t xml:space="preserve">3–8</w:t>
-                  </w:r>
-                </w:p>
-              </w:tc>
-              <w:tc>
-                <w:tcPr/>
-                <w:p>
-                  <w:pPr>
-                    <w:pStyle w:val="Compact"/>
-                    <w:jc w:val="center"/>
-                  </w:pPr>
-                  <w:r>
-                    <w:t xml:space="preserve">multivariate</w:t>
-                  </w:r>
-                </w:p>
-              </w:tc>
-              <w:tc>
-                <w:tcPr/>
-                <w:p>
-                  <w:pPr>
-                    <w:pStyle w:val="Compact"/>
-                    <w:jc w:val="center"/>
-                  </w:pPr>
-                  <w:r>
-                    <w:t xml:space="preserve">WC-CPP</w:t>
-                  </w:r>
-                </w:p>
-              </w:tc>
-            </w:tr>
-            <w:tr>
-              <w:tc>
-                <w:tcPr>
-                  <w:gridSpan w:val="1"/>
-                  <w:vMerge w:val="continue"/>
-                </w:tcPr>
-                <w:p>
-                  <w:pPr/>
-                </w:p>
-              </w:tc>
-              <w:tc>
-                <w:tcPr/>
-                <w:p>
-                  <w:pPr>
-                    <w:pStyle w:val="Compact"/>
-                    <w:jc w:val="center"/>
-                  </w:pPr>
-                  <w:r>
-                    <w:t xml:space="preserve">Protein load</w:t>
-                  </w:r>
-                </w:p>
-              </w:tc>
-              <w:tc>
-                <w:tcPr/>
-                <w:p>
-                  <w:pPr>
-                    <w:pStyle w:val="Compact"/>
-                    <w:jc w:val="center"/>
-                  </w:pPr>
-                  <w:r>
-                    <w:t xml:space="preserve">g/L resin</w:t>
-                  </w:r>
-                </w:p>
-              </w:tc>
-              <w:tc>
-                <w:tcPr/>
-                <w:p>
-                  <w:pPr>
-                    <w:pStyle w:val="Compact"/>
-                    <w:jc w:val="center"/>
-                  </w:pPr>
-                  <w:r>
-                    <w:t xml:space="preserve">200</w:t>
-                  </w:r>
-                </w:p>
-              </w:tc>
-              <w:tc>
-                <w:tcPr/>
-                <w:p>
-                  <w:pPr>
-                    <w:pStyle w:val="Compact"/>
-                    <w:jc w:val="center"/>
-                  </w:pPr>
-                  <w:r>
-                    <w:t xml:space="preserve">120–280</w:t>
-                  </w:r>
-                </w:p>
-              </w:tc>
-              <w:tc>
-                <w:tcPr/>
-                <w:p>
-                  <w:pPr>
-                    <w:pStyle w:val="Compact"/>
-                    <w:jc w:val="center"/>
-                  </w:pPr>
-                  <w:r>
-                    <w:t xml:space="preserve">50–300</w:t>
-                  </w:r>
-                </w:p>
-              </w:tc>
-              <w:tc>
-                <w:tcPr/>
-                <w:p>
-                  <w:pPr>
-                    <w:pStyle w:val="Compact"/>
-                    <w:jc w:val="center"/>
-                  </w:pPr>
-                  <w:r>
-                    <w:t xml:space="preserve">multivariate</w:t>
-                  </w:r>
-                </w:p>
-              </w:tc>
-              <w:tc>
-                <w:tcPr/>
-                <w:p>
-                  <w:pPr>
-                    <w:pStyle w:val="Compact"/>
-                    <w:jc w:val="center"/>
-                  </w:pPr>
-                  <w:r>
-                    <w:t xml:space="preserve">WC-CPP</w:t>
-                  </w:r>
-                </w:p>
-              </w:tc>
-            </w:tr>
-            <w:tr>
-              <w:tc>
-                <w:tcPr>
-                  <w:gridSpan w:val="1"/>
-                  <w:vMerge w:val="continue"/>
-                </w:tcPr>
-                <w:p>
-                  <w:pPr/>
-                </w:p>
-              </w:tc>
-              <w:tc>
-                <w:tcPr/>
-                <w:p>
-                  <w:pPr>
-                    <w:pStyle w:val="Compact"/>
-                    <w:jc w:val="center"/>
-                  </w:pPr>
-                  <w:r>
-                    <w:t xml:space="preserve">Operating flow rate</w:t>
-                  </w:r>
-                </w:p>
-              </w:tc>
-              <w:tc>
-                <w:tcPr/>
-                <w:p>
-                  <w:pPr>
-                    <w:pStyle w:val="Compact"/>
-                    <w:jc w:val="center"/>
-                  </w:pPr>
-                  <w:r>
-                    <w:t xml:space="preserve">cm/hr</w:t>
-                  </w:r>
-                </w:p>
-              </w:tc>
-              <w:tc>
-                <w:tcPr/>
-                <w:p>
-                  <w:pPr>
-                    <w:pStyle w:val="Compact"/>
-                    <w:jc w:val="center"/>
-                  </w:pPr>
-                  <w:r>
-                    <w:t xml:space="preserve">300</w:t>
-                  </w:r>
-                </w:p>
-              </w:tc>
-              <w:tc>
-                <w:tcPr/>
-                <w:p>
-                  <w:pPr>
-                    <w:pStyle w:val="Compact"/>
-                    <w:jc w:val="center"/>
-                  </w:pPr>
-                  <w:r>
-                    <w:t xml:space="preserve">200–400</w:t>
-                  </w:r>
-                </w:p>
-              </w:tc>
-              <w:tc>
-                <w:tcPr/>
-                <w:p>
-                  <w:pPr>
-                    <w:pStyle w:val="Compact"/>
-                    <w:jc w:val="center"/>
-                  </w:pPr>
-                  <w:r>
-                    <w:t xml:space="preserve">150–450</w:t>
-                  </w:r>
-                </w:p>
-              </w:tc>
-              <w:tc>
-                <w:tcPr/>
-                <w:p>
-                  <w:pPr>
-                    <w:pStyle w:val="Compact"/>
-                    <w:jc w:val="center"/>
-                  </w:pPr>
-                  <w:r>
-                    <w:t xml:space="preserve">univariate</w:t>
+                  <w:vMerge w:val="restart"/>
+                </w:tcPr>
+                <w:p>
+                  <w:pPr>
+                    <w:pStyle w:val="Compact"/>
+                    <w:jc w:val="center"/>
+                  </w:pPr>
+                  <w:r>
+                    <w:t xml:space="preserve">UF/DF</w:t>
+                  </w:r>
+                </w:p>
+              </w:tc>
+              <w:tc>
+                <w:tcPr/>
+                <w:p>
+                  <w:pPr>
+                    <w:pStyle w:val="Compact"/>
+                    <w:jc w:val="center"/>
+                  </w:pPr>
+                  <w:r>
+                    <w:t xml:space="preserve">Number of diavolumes</w:t>
                   </w:r>
                   <w:r>
                     <w:rPr>
@@ -8848,107 +8668,55 @@
                     <w:jc w:val="center"/>
                   </w:pPr>
                   <w:r>
-                    <w:t xml:space="preserve">WC-CPP</w:t>
-                  </w:r>
-                </w:p>
-              </w:tc>
-            </w:tr>
-            <w:tr>
-              <w:tc>
-                <w:tcPr>
-                  <w:vMerge w:val="restart"/>
-                </w:tcPr>
-                <w:p>
-                  <w:pPr>
-                    <w:pStyle w:val="Compact"/>
-                    <w:jc w:val="center"/>
-                  </w:pPr>
-                  <w:r>
-                    <w:t xml:space="preserve">Virus filtration</w:t>
-                  </w:r>
-                </w:p>
-              </w:tc>
-              <w:tc>
-                <w:tcPr/>
-                <w:p>
-                  <w:pPr>
-                    <w:pStyle w:val="Compact"/>
-                    <w:jc w:val="center"/>
-                  </w:pPr>
-                  <w:r>
-                    <w:t xml:space="preserve">Filtration volume (load)</w:t>
-                  </w:r>
-                </w:p>
-              </w:tc>
-              <w:tc>
-                <w:tcPr/>
-                <w:p>
-                  <w:pPr>
-                    <w:pStyle w:val="Compact"/>
-                    <w:jc w:val="center"/>
-                  </w:pPr>
-                  <w:r>
-                    <w:t xml:space="preserve">L/m2</w:t>
-                  </w:r>
-                </w:p>
-              </w:tc>
-              <w:tc>
-                <w:tcPr/>
-                <w:p>
-                  <w:pPr>
-                    <w:pStyle w:val="Compact"/>
-                    <w:jc w:val="center"/>
-                  </w:pPr>
-                  <w:r>
-                    <w:t xml:space="preserve">90</w:t>
-                  </w:r>
-                </w:p>
-              </w:tc>
-              <w:tc>
-                <w:tcPr/>
-                <w:p>
-                  <w:pPr>
-                    <w:pStyle w:val="Compact"/>
-                    <w:jc w:val="center"/>
-                  </w:pPr>
-                  <w:r>
-                    <w:t xml:space="preserve">50–105</w:t>
-                  </w:r>
-                </w:p>
-              </w:tc>
-              <w:tc>
-                <w:tcPr/>
-                <w:p>
-                  <w:pPr>
-                    <w:pStyle w:val="Compact"/>
-                    <w:jc w:val="center"/>
-                  </w:pPr>
-                  <w:r>
-                    <w:t xml:space="preserve">50–140</w:t>
-                  </w:r>
-                </w:p>
-              </w:tc>
-              <w:tc>
-                <w:tcPr/>
-                <w:p>
-                  <w:pPr>
-                    <w:pStyle w:val="Compact"/>
-                    <w:jc w:val="center"/>
-                  </w:pPr>
-                  <w:r>
-                    <w:t xml:space="preserve">multivariate</w:t>
-                  </w:r>
-                </w:p>
-              </w:tc>
-              <w:tc>
-                <w:tcPr/>
-                <w:p>
-                  <w:pPr>
-                    <w:pStyle w:val="Compact"/>
-                    <w:jc w:val="center"/>
-                  </w:pPr>
-                  <w:r>
-                    <w:t xml:space="preserve">WC-CPP</w:t>
+                    <w:t xml:space="preserve">DV</w:t>
+                  </w:r>
+                </w:p>
+              </w:tc>
+              <w:tc>
+                <w:tcPr/>
+                <w:p>
+                  <w:pPr>
+                    <w:pStyle w:val="Compact"/>
+                    <w:jc w:val="center"/>
+                  </w:pPr>
+                  <w:r>
+                    <w:t xml:space="preserve">8</w:t>
+                  </w:r>
+                </w:p>
+              </w:tc>
+              <w:tc>
+                <w:tcPr/>
+                <w:p>
+                  <w:pPr>
+                    <w:pStyle w:val="Compact"/>
+                    <w:jc w:val="center"/>
+                  </w:pPr>
+                  <w:r>
+                    <w:t xml:space="preserve">7–9</w:t>
+                  </w:r>
+                </w:p>
+              </w:tc>
+              <w:tc>
+                <w:tcPr/>
+                <w:p>
+                  <w:pPr>
+                    <w:pStyle w:val="Compact"/>
+                    <w:jc w:val="center"/>
+                  </w:pPr>
+                  <w:r>
+                    <w:t xml:space="preserve">7–10</w:t>
+                  </w:r>
+                </w:p>
+              </w:tc>
+              <w:tc>
+                <w:tcPr/>
+                <w:p>
+                  <w:pPr>
+                    <w:pStyle w:val="Compact"/>
+                    <w:jc w:val="center"/>
+                  </w:pPr>
+                  <w:r>
+                    <w:t xml:space="preserve">KPP</w:t>
                   </w:r>
                 </w:p>
               </w:tc>
@@ -8971,167 +8739,7 @@
                     <w:jc w:val="center"/>
                   </w:pPr>
                   <w:r>
-                    <w:t xml:space="preserve">Filtration pressure</w:t>
-                  </w:r>
-                </w:p>
-              </w:tc>
-              <w:tc>
-                <w:tcPr/>
-                <w:p>
-                  <w:pPr>
-                    <w:pStyle w:val="Compact"/>
-                    <w:jc w:val="center"/>
-                  </w:pPr>
-                  <w:r>
-                    <w:t xml:space="preserve">psi</w:t>
-                  </w:r>
-                </w:p>
-              </w:tc>
-              <w:tc>
-                <w:tcPr/>
-                <w:p>
-                  <w:pPr>
-                    <w:pStyle w:val="Compact"/>
-                    <w:jc w:val="center"/>
-                  </w:pPr>
-                  <w:r>
-                    <w:t xml:space="preserve">13</w:t>
-                  </w:r>
-                </w:p>
-              </w:tc>
-              <w:tc>
-                <w:tcPr/>
-                <w:p>
-                  <w:pPr>
-                    <w:pStyle w:val="Compact"/>
-                    <w:jc w:val="center"/>
-                  </w:pPr>
-                  <w:r>
-                    <w:t xml:space="preserve">10–20</w:t>
-                  </w:r>
-                </w:p>
-              </w:tc>
-              <w:tc>
-                <w:tcPr/>
-                <w:p>
-                  <w:pPr>
-                    <w:pStyle w:val="Compact"/>
-                    <w:jc w:val="center"/>
-                  </w:pPr>
-                  <w:r>
-                    <w:t xml:space="preserve">8–30</w:t>
-                  </w:r>
-                </w:p>
-              </w:tc>
-              <w:tc>
-                <w:tcPr/>
-                <w:p>
-                  <w:pPr>
-                    <w:pStyle w:val="Compact"/>
-                    <w:jc w:val="center"/>
-                  </w:pPr>
-                  <w:r>
-                    <w:t xml:space="preserve">multivariate</w:t>
-                  </w:r>
-                </w:p>
-              </w:tc>
-              <w:tc>
-                <w:tcPr/>
-                <w:p>
-                  <w:pPr>
-                    <w:pStyle w:val="Compact"/>
-                    <w:jc w:val="center"/>
-                  </w:pPr>
-                  <w:r>
-                    <w:t xml:space="preserve">WC-CPP</w:t>
-                  </w:r>
-                </w:p>
-              </w:tc>
-            </w:tr>
-            <w:tr>
-              <w:tc>
-                <w:tcPr>
-                  <w:vMerge w:val="restart"/>
-                </w:tcPr>
-                <w:p>
-                  <w:pPr>
-                    <w:pStyle w:val="Compact"/>
-                    <w:jc w:val="center"/>
-                  </w:pPr>
-                  <w:r>
-                    <w:t xml:space="preserve">UF/DF</w:t>
-                  </w:r>
-                </w:p>
-              </w:tc>
-              <w:tc>
-                <w:tcPr/>
-                <w:p>
-                  <w:pPr>
-                    <w:pStyle w:val="Compact"/>
-                    <w:jc w:val="center"/>
-                  </w:pPr>
-                  <w:r>
-                    <w:t xml:space="preserve">Number of diavolumes</w:t>
-                  </w:r>
-                </w:p>
-              </w:tc>
-              <w:tc>
-                <w:tcPr/>
-                <w:p>
-                  <w:pPr>
-                    <w:pStyle w:val="Compact"/>
-                    <w:jc w:val="center"/>
-                  </w:pPr>
-                  <w:r>
-                    <w:t xml:space="preserve">DV</w:t>
-                  </w:r>
-                </w:p>
-              </w:tc>
-              <w:tc>
-                <w:tcPr/>
-                <w:p>
-                  <w:pPr>
-                    <w:pStyle w:val="Compact"/>
-                    <w:jc w:val="center"/>
-                  </w:pPr>
-                  <w:r>
-                    <w:t xml:space="preserve">8</w:t>
-                  </w:r>
-                </w:p>
-              </w:tc>
-              <w:tc>
-                <w:tcPr/>
-                <w:p>
-                  <w:pPr>
-                    <w:pStyle w:val="Compact"/>
-                    <w:jc w:val="center"/>
-                  </w:pPr>
-                  <w:r>
-                    <w:t xml:space="preserve">7–9</w:t>
-                  </w:r>
-                </w:p>
-              </w:tc>
-              <w:tc>
-                <w:tcPr/>
-                <w:p>
-                  <w:pPr>
-                    <w:pStyle w:val="Compact"/>
-                    <w:jc w:val="center"/>
-                  </w:pPr>
-                  <w:r>
-                    <w:t xml:space="preserve">7–10</w:t>
-                  </w:r>
-                </w:p>
-              </w:tc>
-              <w:tc>
-                <w:tcPr/>
-                <w:p>
-                  <w:pPr>
-                    <w:pStyle w:val="Compact"/>
-                    <w:jc w:val="center"/>
-                  </w:pPr>
-                  <w:r>
-                    <w:t xml:space="preserve">univariate</w:t>
+                    <w:t xml:space="preserve">Transmembrane pressure</w:t>
                   </w:r>
                   <w:r>
                     <w:rPr>
@@ -9149,6 +8757,54 @@
                     <w:jc w:val="center"/>
                   </w:pPr>
                   <w:r>
+                    <w:t xml:space="preserve">psi</w:t>
+                  </w:r>
+                </w:p>
+              </w:tc>
+              <w:tc>
+                <w:tcPr/>
+                <w:p>
+                  <w:pPr>
+                    <w:pStyle w:val="Compact"/>
+                    <w:jc w:val="center"/>
+                  </w:pPr>
+                  <w:r>
+                    <w:t xml:space="preserve">12</w:t>
+                  </w:r>
+                </w:p>
+              </w:tc>
+              <w:tc>
+                <w:tcPr/>
+                <w:p>
+                  <w:pPr>
+                    <w:pStyle w:val="Compact"/>
+                    <w:jc w:val="center"/>
+                  </w:pPr>
+                  <w:r>
+                    <w:t xml:space="preserve">10–14</w:t>
+                  </w:r>
+                </w:p>
+              </w:tc>
+              <w:tc>
+                <w:tcPr/>
+                <w:p>
+                  <w:pPr>
+                    <w:pStyle w:val="Compact"/>
+                    <w:jc w:val="center"/>
+                  </w:pPr>
+                  <w:r>
+                    <w:t xml:space="preserve">10–15</w:t>
+                  </w:r>
+                </w:p>
+              </w:tc>
+              <w:tc>
+                <w:tcPr/>
+                <w:p>
+                  <w:pPr>
+                    <w:pStyle w:val="Compact"/>
+                    <w:jc w:val="center"/>
+                  </w:pPr>
+                  <w:r>
                     <w:t xml:space="preserve">KPP</w:t>
                   </w:r>
                 </w:p>
@@ -9172,67 +8828,7 @@
                     <w:jc w:val="center"/>
                   </w:pPr>
                   <w:r>
-                    <w:t xml:space="preserve">Transmembrane pressure</w:t>
-                  </w:r>
-                </w:p>
-              </w:tc>
-              <w:tc>
-                <w:tcPr/>
-                <w:p>
-                  <w:pPr>
-                    <w:pStyle w:val="Compact"/>
-                    <w:jc w:val="center"/>
-                  </w:pPr>
-                  <w:r>
-                    <w:t xml:space="preserve">psi</w:t>
-                  </w:r>
-                </w:p>
-              </w:tc>
-              <w:tc>
-                <w:tcPr/>
-                <w:p>
-                  <w:pPr>
-                    <w:pStyle w:val="Compact"/>
-                    <w:jc w:val="center"/>
-                  </w:pPr>
-                  <w:r>
-                    <w:t xml:space="preserve">12</w:t>
-                  </w:r>
-                </w:p>
-              </w:tc>
-              <w:tc>
-                <w:tcPr/>
-                <w:p>
-                  <w:pPr>
-                    <w:pStyle w:val="Compact"/>
-                    <w:jc w:val="center"/>
-                  </w:pPr>
-                  <w:r>
-                    <w:t xml:space="preserve">10–14</w:t>
-                  </w:r>
-                </w:p>
-              </w:tc>
-              <w:tc>
-                <w:tcPr/>
-                <w:p>
-                  <w:pPr>
-                    <w:pStyle w:val="Compact"/>
-                    <w:jc w:val="center"/>
-                  </w:pPr>
-                  <w:r>
-                    <w:t xml:space="preserve">10–15</w:t>
-                  </w:r>
-                </w:p>
-              </w:tc>
-              <w:tc>
-                <w:tcPr/>
-                <w:p>
-                  <w:pPr>
-                    <w:pStyle w:val="Compact"/>
-                    <w:jc w:val="center"/>
-                  </w:pPr>
-                  <w:r>
-                    <w:t xml:space="preserve">univariate</w:t>
+                    <w:t xml:space="preserve">Final DS concentration</w:t>
                   </w:r>
                   <w:r>
                     <w:rPr>
@@ -9250,6 +8846,54 @@
                     <w:jc w:val="center"/>
                   </w:pPr>
                   <w:r>
+                    <w:t xml:space="preserve">g/L</w:t>
+                  </w:r>
+                </w:p>
+              </w:tc>
+              <w:tc>
+                <w:tcPr/>
+                <w:p>
+                  <w:pPr>
+                    <w:pStyle w:val="Compact"/>
+                    <w:jc w:val="center"/>
+                  </w:pPr>
+                  <w:r>
+                    <w:t xml:space="preserve">75</w:t>
+                  </w:r>
+                </w:p>
+              </w:tc>
+              <w:tc>
+                <w:tcPr/>
+                <w:p>
+                  <w:pPr>
+                    <w:pStyle w:val="Compact"/>
+                    <w:jc w:val="center"/>
+                  </w:pPr>
+                  <w:r>
+                    <w:t xml:space="preserve">70–80</w:t>
+                  </w:r>
+                </w:p>
+              </w:tc>
+              <w:tc>
+                <w:tcPr/>
+                <w:p>
+                  <w:pPr>
+                    <w:pStyle w:val="Compact"/>
+                    <w:jc w:val="center"/>
+                  </w:pPr>
+                  <w:r>
+                    <w:t xml:space="preserve">65–85</w:t>
+                  </w:r>
+                </w:p>
+              </w:tc>
+              <w:tc>
+                <w:tcPr/>
+                <w:p>
+                  <w:pPr>
+                    <w:pStyle w:val="Compact"/>
+                    <w:jc w:val="center"/>
+                  </w:pPr>
+                  <w:r>
                     <w:t xml:space="preserve">KPP</w:t>
                   </w:r>
                 </w:p>
@@ -9258,133 +8902,32 @@
             <w:tr>
               <w:tc>
                 <w:tcPr>
-                  <w:gridSpan w:val="1"/>
-                  <w:vMerge w:val="continue"/>
-                </w:tcPr>
-                <w:p>
-                  <w:pPr/>
-                </w:p>
-              </w:tc>
-              <w:tc>
-                <w:tcPr/>
-                <w:p>
-                  <w:pPr>
-                    <w:pStyle w:val="Compact"/>
-                    <w:jc w:val="center"/>
-                  </w:pPr>
-                  <w:r>
-                    <w:t xml:space="preserve">Final DS concentration</w:t>
-                  </w:r>
-                </w:p>
-              </w:tc>
-              <w:tc>
-                <w:tcPr/>
-                <w:p>
-                  <w:pPr>
-                    <w:pStyle w:val="Compact"/>
-                    <w:jc w:val="center"/>
-                  </w:pPr>
-                  <w:r>
-                    <w:t xml:space="preserve">g/L</w:t>
-                  </w:r>
-                </w:p>
-              </w:tc>
-              <w:tc>
-                <w:tcPr/>
-                <w:p>
-                  <w:pPr>
-                    <w:pStyle w:val="Compact"/>
-                    <w:jc w:val="center"/>
-                  </w:pPr>
-                  <w:r>
-                    <w:t xml:space="preserve">75</w:t>
-                  </w:r>
-                </w:p>
-              </w:tc>
-              <w:tc>
-                <w:tcPr/>
-                <w:p>
-                  <w:pPr>
-                    <w:pStyle w:val="Compact"/>
-                    <w:jc w:val="center"/>
-                  </w:pPr>
-                  <w:r>
-                    <w:t xml:space="preserve">70–80</w:t>
-                  </w:r>
-                </w:p>
-              </w:tc>
-              <w:tc>
-                <w:tcPr/>
-                <w:p>
-                  <w:pPr>
-                    <w:pStyle w:val="Compact"/>
-                    <w:jc w:val="center"/>
-                  </w:pPr>
-                  <w:r>
-                    <w:t xml:space="preserve">65–85</w:t>
-                  </w:r>
-                </w:p>
-              </w:tc>
-              <w:tc>
-                <w:tcPr/>
-                <w:p>
-                  <w:pPr>
-                    <w:pStyle w:val="Compact"/>
-                    <w:jc w:val="center"/>
-                  </w:pPr>
-                  <w:r>
-                    <w:t xml:space="preserve">univariate</w:t>
-                  </w:r>
+                  <w:gridSpan w:val="7"/>
+                </w:tcPr>
+                <w:p>
+                  <w:pPr>
+                    <w:pStyle w:val="Compact"/>
+                    <w:jc w:val="center"/>
+                  </w:pPr>
                   <w:r>
                     <w:rPr>
                       <w:vertAlign w:val="superscript"/>
                     </w:rPr>
                     <w:t xml:space="preserve">a)</w:t>
                   </w:r>
-                </w:p>
-              </w:tc>
-              <w:tc>
-                <w:tcPr/>
-                <w:p>
-                  <w:pPr>
-                    <w:pStyle w:val="Compact"/>
-                    <w:jc w:val="center"/>
-                  </w:pPr>
-                  <w:r>
-                    <w:t xml:space="preserve">KPP</w:t>
-                  </w:r>
-                </w:p>
-              </w:tc>
-            </w:tr>
-            <w:tr>
-              <w:tc>
-                <w:tcPr>
-                  <w:gridSpan w:val="8"/>
-                </w:tcPr>
-                <w:p>
-                  <w:pPr>
-                    <w:pStyle w:val="Compact"/>
-                    <w:jc w:val="center"/>
-                  </w:pPr>
-                  <w:r>
-                    <w:rPr>
-                      <w:vertAlign w:val="superscript"/>
-                    </w:rPr>
-                    <w:t xml:space="preserve">a)</w:t>
-                  </w:r>
                   <w:r>
                     <w:t xml:space="preserve"> </w:t>
                   </w:r>
                   <w:r>
-                    <w:t xml:space="preserve">Studied one factor at a time.</w:t>
-                  </w:r>
-                </w:p>
-              </w:tc>
-            </w:tr>
-            <w:tr>
-              <w:tc>
-                <w:tcPr>
-                  <w:gridSpan w:val="8"/>
+                    <w:t xml:space="preserve">Studied one factor at a time. Every other parameter was studied in the designed experiments of its step.</w:t>
+                  </w:r>
+                </w:p>
+              </w:tc>
+            </w:tr>
+            <w:tr>
+              <w:tc>
+                <w:tcPr>
+                  <w:gridSpan w:val="7"/>
                 </w:tcPr>
                 <w:p>
                   <w:pPr>
@@ -9409,7 +8952,7 @@
             <w:tr>
               <w:tc>
                 <w:tcPr>
-                  <w:gridSpan w:val="8"/>
+                  <w:gridSpan w:val="7"/>
                 </w:tcPr>
                 <w:p>
                   <w:pPr>
@@ -9434,7 +8977,7 @@
             <w:tr>
               <w:tc>
                 <w:tcPr>
-                  <w:gridSpan w:val="8"/>
+                  <w:gridSpan w:val="7"/>
                 </w:tcPr>
                 <w:p>
                   <w:pPr>
@@ -9459,7 +9002,7 @@
             <w:tr>
               <w:tc>
                 <w:tcPr>
-                  <w:gridSpan w:val="8"/>
+                  <w:gridSpan w:val="7"/>
                 </w:tcPr>
                 <w:p>
                   <w:pPr>
@@ -9484,7 +9027,7 @@
             <w:tr>
               <w:tc>
                 <w:tcPr>
-                  <w:gridSpan w:val="8"/>
+                  <w:gridSpan w:val="7"/>
                 </w:tcPr>
                 <w:p>
                   <w:pPr>
@@ -9509,7 +9052,7 @@
             <w:tr>
               <w:tc>
                 <w:tcPr>
-                  <w:gridSpan w:val="8"/>
+                  <w:gridSpan w:val="7"/>
                 </w:tcPr>
                 <w:p>
                   <w:pPr>
@@ -9534,7 +9077,7 @@
             <w:tr>
               <w:tc>
                 <w:tcPr>
-                  <w:gridSpan w:val="8"/>
+                  <w:gridSpan w:val="7"/>
                 </w:tcPr>
                 <w:p>
                   <w:pPr>

--- a/pc_package/PCMP-001_master_plan.docx
+++ b/pc_package/PCMP-001_master_plan.docx
@@ -1884,9 +1884,9 @@
               <w:tblLook w:firstRow="1" w:lastRow="0" w:firstColumn="0" w:lastColumn="0" w:noHBand="0" w:noVBand="0" w:val="0020"/>
             </w:tblPr>
             <w:tblGrid>
-              <w:gridCol w:w="510"/>
-              <w:gridCol w:w="2171"/>
-              <w:gridCol w:w="5237"/>
+              <w:gridCol w:w="491"/>
+              <w:gridCol w:w="2087"/>
+              <w:gridCol w:w="5341"/>
             </w:tblGrid>
             <w:tr>
               <w:trPr>
@@ -2214,7 +2214,7 @@
                     <w:jc w:val="center"/>
                   </w:pPr>
                   <w:r>
-                    <w:t xml:space="preserve">Dedicated small-virus removal; principal MVM clearance</w:t>
+                    <w:t xml:space="preserve">Dedicated small-virus removal by size; principal MVM clearance (MVM and XMuLV credit)</w:t>
                   </w:r>
                 </w:p>
               </w:tc>
@@ -9019,7 +9019,7 @@
                     <w:t xml:space="preserve"> </w:t>
                   </w:r>
                   <w:r>
-                    <w:t xml:space="preserve">Moved at Version 2.0 from pH 3.5, the set-point the studies were run around (PCR-006).</w:t>
+                    <w:t xml:space="preserve">Moved at Version 2.0 from pH 3.5, the set-point in the characterization plan (PCR-006).</w:t>
                   </w:r>
                 </w:p>
               </w:tc>
@@ -9069,7 +9069,7 @@
                     <w:t xml:space="preserve"> </w:t>
                   </w:r>
                   <w:r>
-                    <w:t xml:space="preserve">Moved at Version 2.0 from 90 min, the set-point the studies were run around (PCR-006).</w:t>
+                    <w:t xml:space="preserve">Moved at Version 2.0 from 90 min, the set-point in the characterization plan (PCR-006).</w:t>
                   </w:r>
                 </w:p>
               </w:tc>
@@ -15901,7 +15901,7 @@
         <w:pStyle w:val="FirstParagraph"/>
       </w:pPr>
       <w:r>
-        <w:t xml:space="preserve">From 2026-03-20, fragments are measured by nrCE-SDS (AMV-3020, under SOP-3015) in every study at every step. This follows the decision to change the fragment method to nrCE-SDS (AMD-001). One method across the train is needed because fragment results are compared across steps, and a comparison between two methods would mix method bias with step performance. Designs executed before that date measured fragments by SEC (</w:t>
+        <w:t xml:space="preserve">From 2026-03-20, every study that measures fragments, at every step, measures them by nrCE-SDS (AMV-3020, under SOP-3015). This follows the decision to change the fragment method to nrCE-SDS (AMD-001). One method across the train is needed because fragment results are compared across steps, and a comparison between two methods would mix method bias with step performance. Designs executed before that date measured fragments by SEC (</w:t>
       </w:r>
       <w:hyperlink w:anchor="tbl-methods-by-study">
         <w:r>

--- a/pc_package/PCMP-001_master_plan.docx
+++ b/pc_package/PCMP-001_master_plan.docx
@@ -1968,7 +1968,7 @@
                     <w:jc w:val="center"/>
                   </w:pPr>
                   <w:r>
-                    <w:t xml:space="preserve">Forms the glycan, charge-variant and aggregate CQAs (design-space step)</w:t>
+                    <w:t xml:space="preserve">Forms the glycan, charge-variant and aggregate attributes</w:t>
                   </w:r>
                 </w:p>
               </w:tc>
@@ -3635,7 +3635,7 @@
         <w:pStyle w:val="FirstParagraph"/>
       </w:pPr>
       <w:r>
-        <w:t xml:space="preserve">The CQAs and their drug substance acceptance criteria are taken from the A-Mab case study</w:t>
+        <w:t xml:space="preserve">The CQAs and, except for fragments, their drug substance acceptance criteria are taken from the A-Mab case study</w:t>
       </w:r>
       <w:r>
         <w:t xml:space="preserve"> </w:t>
@@ -3644,7 +3644,7 @@
         <w:t xml:space="preserve">(CMC Biotech Working Group 2009)</w:t>
       </w:r>
       <w:r>
-        <w:t xml:space="preserve">. Several of the criteria were set there from clinical experience with X-Mab, the closest platform antibody. They are held in the drug substance CQA register, and</w:t>
+        <w:t xml:space="preserve">. The case study lists fragmentation among the typical quality attributes of an antibody but gives it no limit, and the sponsor set the criterion for fragments by nrCE-SDS when they joined the register at Version 2.0. Several of the criteria were set there from clinical experience with X-Mab, the closest platform antibody. They are held in the drug substance CQA register, and</w:t>
       </w:r>
       <w:r>
         <w:t xml:space="preserve"> </w:t>

--- a/pc_package/PCMP-001_master_plan.docx
+++ b/pc_package/PCMP-001_master_plan.docx
@@ -17738,7 +17738,7 @@
         <w:t xml:space="preserve"> </w:t>
       </w:r>
       <w:r>
-        <w:t xml:space="preserve">records the execution window of every study, in order of start. The campaign ran from 2025-08-11 to 2026-09-11 across 31 studies. Some steps were studied in parallel, because their scale-down models are independent of each other. The first execution of the anion exchange design (S-AEX-SUP) was invalidated under deviation DEV-008-01, because its load material had been deamidated during an extended hold after neutralization and did not represent the process. The design was re-executed as S-AEX-SCR and S-AEX-RSM.</w:t>
+        <w:t xml:space="preserve">records the execution window of every study, in order of start. The campaign ran from 2025-08-11 to 2026-09-11 across 31 studies. Some steps were studied in parallel, because their scale-down models are independent of each other. The first execution of the anion exchange design (S-AEX-SUP) was invalidated (study event DEV-008-01), because its load material had been deamidated during an extended hold after neutralization and did not represent the process. The design was re-executed as S-AEX-SCR and S-AEX-RSM.</w:t>
       </w:r>
     </w:p>
     <w:tbl>

--- a/pc_package/PCMP-001_master_plan.docx
+++ b/pc_package/PCMP-001_master_plan.docx
@@ -5988,7 +5988,7 @@
                     <w:jc w:val="center"/>
                   </w:pPr>
                   <w:r>
-                    <w:t xml:space="preserve">WC-CPP</w:t>
+                    <w:t xml:space="preserve">CPP</w:t>
                   </w:r>
                 </w:p>
               </w:tc>
@@ -6160,7 +6160,7 @@
                     <w:jc w:val="center"/>
                   </w:pPr>
                   <w:r>
-                    <w:t xml:space="preserve">KPP</w:t>
+                    <w:t xml:space="preserve">GPP</w:t>
                   </w:r>
                 </w:p>
               </w:tc>
@@ -6338,7 +6338,7 @@
                     <w:jc w:val="center"/>
                   </w:pPr>
                   <w:r>
-                    <w:t xml:space="preserve">GPP</w:t>
+                    <w:t xml:space="preserve">KPP</w:t>
                   </w:r>
                 </w:p>
               </w:tc>
@@ -15883,7 +15883,7 @@
         <w:pStyle w:val="FirstParagraph"/>
       </w:pPr>
       <w:r>
-        <w:t xml:space="preserve">A significant effect that is too small to move the attribute appreciably within the PAR does not by itself make a parameter critical. The PCR-00N should state the size of the effect beside its significance and give the reason for each class. The classification at this revision counts 1 CPP, 20 WC-CPP, 10 KPP and 6 GPP, and is consolidated in PCMR-001.</w:t>
+        <w:t xml:space="preserve">A significant effect that is too small to move the attribute appreciably within the PAR does not by itself make a parameter critical. The PCR-00N should state the size of the effect beside its significance and give the reason for each class. The classification at this revision counts 2 CPP, 19 WC-CPP, 10 KPP and 6 GPP, and is consolidated in PCMR-001.</w:t>
       </w:r>
     </w:p>
     <w:bookmarkEnd w:id="51"/>

--- a/pc_package/PCMP-001_master_plan.docx
+++ b/pc_package/PCMP-001_master_plan.docx
@@ -3446,7 +3446,7 @@
         <w:pStyle w:val="FirstParagraph"/>
       </w:pPr>
       <w:r>
-        <w:t xml:space="preserve">In Version 1.0 the cation exchange pool was judged against an aggregate limit of 1 % HMW. That limit was the drug substance criterion of 5 % divided by a margin of 5. The derivation in this plan credits no step after cation exchange with aggregate removal. The cation exchange pool therefore carries the drug substance criterion itself, 5 % (</w:t>
+        <w:t xml:space="preserve">In Version 1.0 the cation exchange pool was judged against an aggregate limit of 1 % HMW. That limit was the drug substance criterion of 5 % divided by a margin of 5. The derivation in this plan credits no step after cation exchange with aggregate removal. The a priori criterion of the cation exchange pool is therefore the drug substance criterion itself, 5 %. Verification then found that UF/DF raises aggregate within its NOR, and the criterion in force carries that increase. It is 4.90 % (</w:t>
       </w:r>
       <w:hyperlink w:anchor="tbl-iac">
         <w:r>
@@ -5501,7 +5501,7 @@
         <w:t xml:space="preserve"> </w:t>
       </w:r>
       <w:r>
-        <w:t xml:space="preserve">lists every parameter with its set-point, NOR and characterized range. The set-point and the NOR shown are those in force. Some of them were changed at Version 2.0 by the report of their step, after the studies. The Protein A report PCR-005 narrowed the NOR of protein load. The low-pH viral inactivation report PCR-006 moved the NOR and the set-point of inactivation pH, and narrowed the NORs of hold time and temperature, with a new set-point for hold time. The table footnotes each change with the value the studies were planned against. The class column gives the classification assigned in each PCR-00N under the parameter classification procedure SOP-4001, by the rules in</w:t>
+        <w:t xml:space="preserve">lists every parameter with its set-point, NOR and characterized range. The set-point and the NOR shown are those in force. Some of them were changed at Version 2.0 by the report of their step, after the studies. The low-pH viral inactivation report PCR-006 moved the NOR and the set-point of inactivation pH, and narrowed the NORs of hold time and temperature, with a new set-point for hold time. The table footnotes each change with the value the studies were planned against. The class column gives the classification assigned in each PCR-00N under the parameter classification procedure SOP-4001, by the rules in</w:t>
       </w:r>
       <w:r>
         <w:t xml:space="preserve"> </w:t>
@@ -6763,7 +6763,528 @@
                     <w:jc w:val="center"/>
                   </w:pPr>
                   <w:r>
-                    <w:t xml:space="preserve">20–39</w:t>
+                    <w:t xml:space="preserve">20–40</w:t>
+                  </w:r>
+                </w:p>
+              </w:tc>
+              <w:tc>
+                <w:tcPr/>
+                <w:p>
+                  <w:pPr>
+                    <w:pStyle w:val="Compact"/>
+                    <w:jc w:val="center"/>
+                  </w:pPr>
+                  <w:r>
+                    <w:t xml:space="preserve">10–50</w:t>
+                  </w:r>
+                </w:p>
+              </w:tc>
+              <w:tc>
+                <w:tcPr/>
+                <w:p>
+                  <w:pPr>
+                    <w:pStyle w:val="Compact"/>
+                    <w:jc w:val="center"/>
+                  </w:pPr>
+                  <w:r>
+                    <w:t xml:space="preserve">WC-CPP</w:t>
+                  </w:r>
+                </w:p>
+              </w:tc>
+            </w:tr>
+            <w:tr>
+              <w:tc>
+                <w:tcPr>
+                  <w:gridSpan w:val="1"/>
+                  <w:vMerge w:val="continue"/>
+                </w:tcPr>
+                <w:p>
+                  <w:pPr/>
+                </w:p>
+              </w:tc>
+              <w:tc>
+                <w:tcPr/>
+                <w:p>
+                  <w:pPr>
+                    <w:pStyle w:val="Compact"/>
+                    <w:jc w:val="center"/>
+                  </w:pPr>
+                  <w:r>
+                    <w:t xml:space="preserve">Elution buffer pH</w:t>
+                  </w:r>
+                </w:p>
+              </w:tc>
+              <w:tc>
+                <w:tcPr/>
+                <w:p>
+                  <w:pPr>
+                    <w:pStyle w:val="Compact"/>
+                    <w:jc w:val="center"/>
+                  </w:pPr>
+                  <w:r>
+                    <w:t xml:space="preserve">pH</w:t>
+                  </w:r>
+                </w:p>
+              </w:tc>
+              <w:tc>
+                <w:tcPr/>
+                <w:p>
+                  <w:pPr>
+                    <w:pStyle w:val="Compact"/>
+                    <w:jc w:val="center"/>
+                  </w:pPr>
+                  <w:r>
+                    <w:t xml:space="preserve">3.55</w:t>
+                  </w:r>
+                </w:p>
+              </w:tc>
+              <w:tc>
+                <w:tcPr/>
+                <w:p>
+                  <w:pPr>
+                    <w:pStyle w:val="Compact"/>
+                    <w:jc w:val="center"/>
+                  </w:pPr>
+                  <w:r>
+                    <w:t xml:space="preserve">3.4–3.7</w:t>
+                  </w:r>
+                </w:p>
+              </w:tc>
+              <w:tc>
+                <w:tcPr/>
+                <w:p>
+                  <w:pPr>
+                    <w:pStyle w:val="Compact"/>
+                    <w:jc w:val="center"/>
+                  </w:pPr>
+                  <w:r>
+                    <w:t xml:space="preserve">3.2–3.9</w:t>
+                  </w:r>
+                </w:p>
+              </w:tc>
+              <w:tc>
+                <w:tcPr/>
+                <w:p>
+                  <w:pPr>
+                    <w:pStyle w:val="Compact"/>
+                    <w:jc w:val="center"/>
+                  </w:pPr>
+                  <w:r>
+                    <w:t xml:space="preserve">WC-CPP</w:t>
+                  </w:r>
+                </w:p>
+              </w:tc>
+            </w:tr>
+            <w:tr>
+              <w:tc>
+                <w:tcPr>
+                  <w:gridSpan w:val="1"/>
+                  <w:vMerge w:val="continue"/>
+                </w:tcPr>
+                <w:p>
+                  <w:pPr/>
+                </w:p>
+              </w:tc>
+              <w:tc>
+                <w:tcPr/>
+                <w:p>
+                  <w:pPr>
+                    <w:pStyle w:val="Compact"/>
+                    <w:jc w:val="center"/>
+                  </w:pPr>
+                  <w:r>
+                    <w:t xml:space="preserve">Load flow rate</w:t>
+                  </w:r>
+                </w:p>
+              </w:tc>
+              <w:tc>
+                <w:tcPr/>
+                <w:p>
+                  <w:pPr>
+                    <w:pStyle w:val="Compact"/>
+                    <w:jc w:val="center"/>
+                  </w:pPr>
+                  <w:r>
+                    <w:t xml:space="preserve">cm/hr</w:t>
+                  </w:r>
+                </w:p>
+              </w:tc>
+              <w:tc>
+                <w:tcPr/>
+                <w:p>
+                  <w:pPr>
+                    <w:pStyle w:val="Compact"/>
+                    <w:jc w:val="center"/>
+                  </w:pPr>
+                  <w:r>
+                    <w:t xml:space="preserve">200</w:t>
+                  </w:r>
+                </w:p>
+              </w:tc>
+              <w:tc>
+                <w:tcPr/>
+                <w:p>
+                  <w:pPr>
+                    <w:pStyle w:val="Compact"/>
+                    <w:jc w:val="center"/>
+                  </w:pPr>
+                  <w:r>
+                    <w:t xml:space="preserve">150–250</w:t>
+                  </w:r>
+                </w:p>
+              </w:tc>
+              <w:tc>
+                <w:tcPr/>
+                <w:p>
+                  <w:pPr>
+                    <w:pStyle w:val="Compact"/>
+                    <w:jc w:val="center"/>
+                  </w:pPr>
+                  <w:r>
+                    <w:t xml:space="preserve">100–300</w:t>
+                  </w:r>
+                </w:p>
+              </w:tc>
+              <w:tc>
+                <w:tcPr/>
+                <w:p>
+                  <w:pPr>
+                    <w:pStyle w:val="Compact"/>
+                    <w:jc w:val="center"/>
+                  </w:pPr>
+                  <w:r>
+                    <w:t xml:space="preserve">KPP</w:t>
+                  </w:r>
+                </w:p>
+              </w:tc>
+            </w:tr>
+            <w:tr>
+              <w:tc>
+                <w:tcPr>
+                  <w:gridSpan w:val="1"/>
+                  <w:vMerge w:val="continue"/>
+                </w:tcPr>
+                <w:p>
+                  <w:pPr/>
+                </w:p>
+              </w:tc>
+              <w:tc>
+                <w:tcPr/>
+                <w:p>
+                  <w:pPr>
+                    <w:pStyle w:val="Compact"/>
+                    <w:jc w:val="center"/>
+                  </w:pPr>
+                  <w:r>
+                    <w:t xml:space="preserve">End of pool collect</w:t>
+                  </w:r>
+                </w:p>
+              </w:tc>
+              <w:tc>
+                <w:tcPr/>
+                <w:p>
+                  <w:pPr>
+                    <w:pStyle w:val="Compact"/>
+                    <w:jc w:val="center"/>
+                  </w:pPr>
+                  <w:r>
+                    <w:t xml:space="preserve">CV</w:t>
+                  </w:r>
+                </w:p>
+              </w:tc>
+              <w:tc>
+                <w:tcPr/>
+                <w:p>
+                  <w:pPr>
+                    <w:pStyle w:val="Compact"/>
+                    <w:jc w:val="center"/>
+                  </w:pPr>
+                  <w:r>
+                    <w:t xml:space="preserve">2.6</w:t>
+                  </w:r>
+                </w:p>
+              </w:tc>
+              <w:tc>
+                <w:tcPr/>
+                <w:p>
+                  <w:pPr>
+                    <w:pStyle w:val="Compact"/>
+                    <w:jc w:val="center"/>
+                  </w:pPr>
+                  <w:r>
+                    <w:t xml:space="preserve">2.3–2.9</w:t>
+                  </w:r>
+                </w:p>
+              </w:tc>
+              <w:tc>
+                <w:tcPr/>
+                <w:p>
+                  <w:pPr>
+                    <w:pStyle w:val="Compact"/>
+                    <w:jc w:val="center"/>
+                  </w:pPr>
+                  <w:r>
+                    <w:t xml:space="preserve">2–3.2</w:t>
+                  </w:r>
+                </w:p>
+              </w:tc>
+              <w:tc>
+                <w:tcPr/>
+                <w:p>
+                  <w:pPr>
+                    <w:pStyle w:val="Compact"/>
+                    <w:jc w:val="center"/>
+                  </w:pPr>
+                  <w:r>
+                    <w:t xml:space="preserve">KPP</w:t>
+                  </w:r>
+                </w:p>
+              </w:tc>
+            </w:tr>
+            <w:tr>
+              <w:tc>
+                <w:tcPr>
+                  <w:gridSpan w:val="1"/>
+                  <w:vMerge w:val="continue"/>
+                </w:tcPr>
+                <w:p>
+                  <w:pPr/>
+                </w:p>
+              </w:tc>
+              <w:tc>
+                <w:tcPr/>
+                <w:p>
+                  <w:pPr>
+                    <w:pStyle w:val="Compact"/>
+                    <w:jc w:val="center"/>
+                  </w:pPr>
+                  <w:r>
+                    <w:t xml:space="preserve">Operating temperature</w:t>
+                  </w:r>
+                  <w:r>
+                    <w:rPr>
+                      <w:vertAlign w:val="superscript"/>
+                    </w:rPr>
+                    <w:t xml:space="preserve">a)</w:t>
+                  </w:r>
+                </w:p>
+              </w:tc>
+              <w:tc>
+                <w:tcPr/>
+                <w:p>
+                  <w:pPr>
+                    <w:pStyle w:val="Compact"/>
+                    <w:jc w:val="center"/>
+                  </w:pPr>
+                  <w:r>
+                    <w:t xml:space="preserve">°C</w:t>
+                  </w:r>
+                </w:p>
+              </w:tc>
+              <w:tc>
+                <w:tcPr/>
+                <w:p>
+                  <w:pPr>
+                    <w:pStyle w:val="Compact"/>
+                    <w:jc w:val="center"/>
+                  </w:pPr>
+                  <w:r>
+                    <w:t xml:space="preserve">22</w:t>
+                  </w:r>
+                </w:p>
+              </w:tc>
+              <w:tc>
+                <w:tcPr/>
+                <w:p>
+                  <w:pPr>
+                    <w:pStyle w:val="Compact"/>
+                    <w:jc w:val="center"/>
+                  </w:pPr>
+                  <w:r>
+                    <w:t xml:space="preserve">18–26</w:t>
+                  </w:r>
+                </w:p>
+              </w:tc>
+              <w:tc>
+                <w:tcPr/>
+                <w:p>
+                  <w:pPr>
+                    <w:pStyle w:val="Compact"/>
+                    <w:jc w:val="center"/>
+                  </w:pPr>
+                  <w:r>
+                    <w:t xml:space="preserve">15–30</w:t>
+                  </w:r>
+                </w:p>
+              </w:tc>
+              <w:tc>
+                <w:tcPr/>
+                <w:p>
+                  <w:pPr>
+                    <w:pStyle w:val="Compact"/>
+                    <w:jc w:val="center"/>
+                  </w:pPr>
+                  <w:r>
+                    <w:t xml:space="preserve">GPP</w:t>
+                  </w:r>
+                </w:p>
+              </w:tc>
+            </w:tr>
+            <w:tr>
+              <w:tc>
+                <w:tcPr>
+                  <w:gridSpan w:val="1"/>
+                  <w:vMerge w:val="continue"/>
+                </w:tcPr>
+                <w:p>
+                  <w:pPr/>
+                </w:p>
+              </w:tc>
+              <w:tc>
+                <w:tcPr/>
+                <w:p>
+                  <w:pPr>
+                    <w:pStyle w:val="Compact"/>
+                    <w:jc w:val="center"/>
+                  </w:pPr>
+                  <w:r>
+                    <w:t xml:space="preserve">Bed height</w:t>
+                  </w:r>
+                  <w:r>
+                    <w:rPr>
+                      <w:vertAlign w:val="superscript"/>
+                    </w:rPr>
+                    <w:t xml:space="preserve">a)</w:t>
+                  </w:r>
+                </w:p>
+              </w:tc>
+              <w:tc>
+                <w:tcPr/>
+                <w:p>
+                  <w:pPr>
+                    <w:pStyle w:val="Compact"/>
+                    <w:jc w:val="center"/>
+                  </w:pPr>
+                  <w:r>
+                    <w:t xml:space="preserve">cm</w:t>
+                  </w:r>
+                </w:p>
+              </w:tc>
+              <w:tc>
+                <w:tcPr/>
+                <w:p>
+                  <w:pPr>
+                    <w:pStyle w:val="Compact"/>
+                    <w:jc w:val="center"/>
+                  </w:pPr>
+                  <w:r>
+                    <w:t xml:space="preserve">20</w:t>
+                  </w:r>
+                </w:p>
+              </w:tc>
+              <w:tc>
+                <w:tcPr/>
+                <w:p>
+                  <w:pPr>
+                    <w:pStyle w:val="Compact"/>
+                    <w:jc w:val="center"/>
+                  </w:pPr>
+                  <w:r>
+                    <w:t xml:space="preserve">15–25</w:t>
+                  </w:r>
+                </w:p>
+              </w:tc>
+              <w:tc>
+                <w:tcPr/>
+                <w:p>
+                  <w:pPr>
+                    <w:pStyle w:val="Compact"/>
+                    <w:jc w:val="center"/>
+                  </w:pPr>
+                  <w:r>
+                    <w:t xml:space="preserve">10–30</w:t>
+                  </w:r>
+                </w:p>
+              </w:tc>
+              <w:tc>
+                <w:tcPr/>
+                <w:p>
+                  <w:pPr>
+                    <w:pStyle w:val="Compact"/>
+                    <w:jc w:val="center"/>
+                  </w:pPr>
+                  <w:r>
+                    <w:t xml:space="preserve">GPP</w:t>
+                  </w:r>
+                </w:p>
+              </w:tc>
+            </w:tr>
+            <w:tr>
+              <w:tc>
+                <w:tcPr>
+                  <w:vMerge w:val="restart"/>
+                </w:tcPr>
+                <w:p>
+                  <w:pPr>
+                    <w:pStyle w:val="Compact"/>
+                    <w:jc w:val="center"/>
+                  </w:pPr>
+                  <w:r>
+                    <w:t xml:space="preserve">Low-pH viral inactivation</w:t>
+                  </w:r>
+                </w:p>
+              </w:tc>
+              <w:tc>
+                <w:tcPr/>
+                <w:p>
+                  <w:pPr>
+                    <w:pStyle w:val="Compact"/>
+                    <w:jc w:val="center"/>
+                  </w:pPr>
+                  <w:r>
+                    <w:t xml:space="preserve">Inactivation pH</w:t>
+                  </w:r>
+                </w:p>
+              </w:tc>
+              <w:tc>
+                <w:tcPr/>
+                <w:p>
+                  <w:pPr>
+                    <w:pStyle w:val="Compact"/>
+                    <w:jc w:val="center"/>
+                  </w:pPr>
+                  <w:r>
+                    <w:t xml:space="preserve">pH</w:t>
+                  </w:r>
+                </w:p>
+              </w:tc>
+              <w:tc>
+                <w:tcPr/>
+                <w:p>
+                  <w:pPr>
+                    <w:pStyle w:val="Compact"/>
+                    <w:jc w:val="center"/>
+                  </w:pPr>
+                  <w:r>
+                    <w:t xml:space="preserve">3.4</w:t>
+                  </w:r>
+                  <w:r>
+                    <w:rPr>
+                      <w:vertAlign w:val="superscript"/>
+                    </w:rPr>
+                    <w:t xml:space="preserve">c2)</w:t>
+                  </w:r>
+                </w:p>
+              </w:tc>
+              <w:tc>
+                <w:tcPr/>
+                <w:p>
+                  <w:pPr>
+                    <w:pStyle w:val="Compact"/>
+                    <w:jc w:val="center"/>
+                  </w:pPr>
+                  <w:r>
+                    <w:t xml:space="preserve">3.3–3.5</w:t>
                   </w:r>
                   <w:r>
                     <w:rPr>
@@ -6781,19 +7302,19 @@
                     <w:jc w:val="center"/>
                   </w:pPr>
                   <w:r>
-                    <w:t xml:space="preserve">10–50</w:t>
-                  </w:r>
-                </w:p>
-              </w:tc>
-              <w:tc>
-                <w:tcPr/>
-                <w:p>
-                  <w:pPr>
-                    <w:pStyle w:val="Compact"/>
-                    <w:jc w:val="center"/>
-                  </w:pPr>
-                  <w:r>
-                    <w:t xml:space="preserve">WC-CPP</w:t>
+                    <w:t xml:space="preserve">3.2–4</w:t>
+                  </w:r>
+                </w:p>
+              </w:tc>
+              <w:tc>
+                <w:tcPr/>
+                <w:p>
+                  <w:pPr>
+                    <w:pStyle w:val="Compact"/>
+                    <w:jc w:val="center"/>
+                  </w:pPr>
+                  <w:r>
+                    <w:t xml:space="preserve">CPP</w:t>
                   </w:r>
                 </w:p>
               </w:tc>
@@ -6816,55 +7337,67 @@
                     <w:jc w:val="center"/>
                   </w:pPr>
                   <w:r>
-                    <w:t xml:space="preserve">Elution buffer pH</w:t>
-                  </w:r>
-                </w:p>
-              </w:tc>
-              <w:tc>
-                <w:tcPr/>
-                <w:p>
-                  <w:pPr>
-                    <w:pStyle w:val="Compact"/>
-                    <w:jc w:val="center"/>
-                  </w:pPr>
-                  <w:r>
-                    <w:t xml:space="preserve">pH</w:t>
-                  </w:r>
-                </w:p>
-              </w:tc>
-              <w:tc>
-                <w:tcPr/>
-                <w:p>
-                  <w:pPr>
-                    <w:pStyle w:val="Compact"/>
-                    <w:jc w:val="center"/>
-                  </w:pPr>
-                  <w:r>
-                    <w:t xml:space="preserve">3.55</w:t>
-                  </w:r>
-                </w:p>
-              </w:tc>
-              <w:tc>
-                <w:tcPr/>
-                <w:p>
-                  <w:pPr>
-                    <w:pStyle w:val="Compact"/>
-                    <w:jc w:val="center"/>
-                  </w:pPr>
-                  <w:r>
-                    <w:t xml:space="preserve">3.4–3.7</w:t>
-                  </w:r>
-                </w:p>
-              </w:tc>
-              <w:tc>
-                <w:tcPr/>
-                <w:p>
-                  <w:pPr>
-                    <w:pStyle w:val="Compact"/>
-                    <w:jc w:val="center"/>
-                  </w:pPr>
-                  <w:r>
-                    <w:t xml:space="preserve">3.2–3.9</w:t>
+                    <w:t xml:space="preserve">Hold time</w:t>
+                  </w:r>
+                </w:p>
+              </w:tc>
+              <w:tc>
+                <w:tcPr/>
+                <w:p>
+                  <w:pPr>
+                    <w:pStyle w:val="Compact"/>
+                    <w:jc w:val="center"/>
+                  </w:pPr>
+                  <w:r>
+                    <w:t xml:space="preserve">min</w:t>
+                  </w:r>
+                </w:p>
+              </w:tc>
+              <w:tc>
+                <w:tcPr/>
+                <w:p>
+                  <w:pPr>
+                    <w:pStyle w:val="Compact"/>
+                    <w:jc w:val="center"/>
+                  </w:pPr>
+                  <w:r>
+                    <w:t xml:space="preserve">110</w:t>
+                  </w:r>
+                  <w:r>
+                    <w:rPr>
+                      <w:vertAlign w:val="superscript"/>
+                    </w:rPr>
+                    <w:t xml:space="preserve">c4)</w:t>
+                  </w:r>
+                </w:p>
+              </w:tc>
+              <w:tc>
+                <w:tcPr/>
+                <w:p>
+                  <w:pPr>
+                    <w:pStyle w:val="Compact"/>
+                    <w:jc w:val="center"/>
+                  </w:pPr>
+                  <w:r>
+                    <w:t xml:space="preserve">100–120</w:t>
+                  </w:r>
+                  <w:r>
+                    <w:rPr>
+                      <w:vertAlign w:val="superscript"/>
+                    </w:rPr>
+                    <w:t xml:space="preserve">c3)</w:t>
+                  </w:r>
+                </w:p>
+              </w:tc>
+              <w:tc>
+                <w:tcPr/>
+                <w:p>
+                  <w:pPr>
+                    <w:pStyle w:val="Compact"/>
+                    <w:jc w:val="center"/>
+                  </w:pPr>
+                  <w:r>
+                    <w:t xml:space="preserve">60–180</w:t>
                   </w:r>
                 </w:p>
               </w:tc>
@@ -6899,67 +7432,73 @@
                     <w:jc w:val="center"/>
                   </w:pPr>
                   <w:r>
-                    <w:t xml:space="preserve">Load flow rate</w:t>
-                  </w:r>
-                </w:p>
-              </w:tc>
-              <w:tc>
-                <w:tcPr/>
-                <w:p>
-                  <w:pPr>
-                    <w:pStyle w:val="Compact"/>
-                    <w:jc w:val="center"/>
-                  </w:pPr>
-                  <w:r>
-                    <w:t xml:space="preserve">cm/hr</w:t>
-                  </w:r>
-                </w:p>
-              </w:tc>
-              <w:tc>
-                <w:tcPr/>
-                <w:p>
-                  <w:pPr>
-                    <w:pStyle w:val="Compact"/>
-                    <w:jc w:val="center"/>
-                  </w:pPr>
-                  <w:r>
-                    <w:t xml:space="preserve">200</w:t>
-                  </w:r>
-                </w:p>
-              </w:tc>
-              <w:tc>
-                <w:tcPr/>
-                <w:p>
-                  <w:pPr>
-                    <w:pStyle w:val="Compact"/>
-                    <w:jc w:val="center"/>
-                  </w:pPr>
-                  <w:r>
-                    <w:t xml:space="preserve">150–250</w:t>
-                  </w:r>
-                </w:p>
-              </w:tc>
-              <w:tc>
-                <w:tcPr/>
-                <w:p>
-                  <w:pPr>
-                    <w:pStyle w:val="Compact"/>
-                    <w:jc w:val="center"/>
-                  </w:pPr>
-                  <w:r>
-                    <w:t xml:space="preserve">100–300</w:t>
-                  </w:r>
-                </w:p>
-              </w:tc>
-              <w:tc>
-                <w:tcPr/>
-                <w:p>
-                  <w:pPr>
-                    <w:pStyle w:val="Compact"/>
-                    <w:jc w:val="center"/>
-                  </w:pPr>
-                  <w:r>
-                    <w:t xml:space="preserve">KPP</w:t>
+                    <w:t xml:space="preserve">Temperature</w:t>
+                  </w:r>
+                </w:p>
+              </w:tc>
+              <w:tc>
+                <w:tcPr/>
+                <w:p>
+                  <w:pPr>
+                    <w:pStyle w:val="Compact"/>
+                    <w:jc w:val="center"/>
+                  </w:pPr>
+                  <w:r>
+                    <w:t xml:space="preserve">°C</w:t>
+                  </w:r>
+                </w:p>
+              </w:tc>
+              <w:tc>
+                <w:tcPr/>
+                <w:p>
+                  <w:pPr>
+                    <w:pStyle w:val="Compact"/>
+                    <w:jc w:val="center"/>
+                  </w:pPr>
+                  <w:r>
+                    <w:t xml:space="preserve">21</w:t>
+                  </w:r>
+                </w:p>
+              </w:tc>
+              <w:tc>
+                <w:tcPr/>
+                <w:p>
+                  <w:pPr>
+                    <w:pStyle w:val="Compact"/>
+                    <w:jc w:val="center"/>
+                  </w:pPr>
+                  <w:r>
+                    <w:t xml:space="preserve">20–23</w:t>
+                  </w:r>
+                  <w:r>
+                    <w:rPr>
+                      <w:vertAlign w:val="superscript"/>
+                    </w:rPr>
+                    <w:t xml:space="preserve">c5)</w:t>
+                  </w:r>
+                </w:p>
+              </w:tc>
+              <w:tc>
+                <w:tcPr/>
+                <w:p>
+                  <w:pPr>
+                    <w:pStyle w:val="Compact"/>
+                    <w:jc w:val="center"/>
+                  </w:pPr>
+                  <w:r>
+                    <w:t xml:space="preserve">15–25</w:t>
+                  </w:r>
+                </w:p>
+              </w:tc>
+              <w:tc>
+                <w:tcPr/>
+                <w:p>
+                  <w:pPr>
+                    <w:pStyle w:val="Compact"/>
+                    <w:jc w:val="center"/>
+                  </w:pPr>
+                  <w:r>
+                    <w:t xml:space="preserve">WC-CPP</w:t>
                   </w:r>
                 </w:p>
               </w:tc>
@@ -6982,90 +7521,7 @@
                     <w:jc w:val="center"/>
                   </w:pPr>
                   <w:r>
-                    <w:t xml:space="preserve">End of pool collect</w:t>
-                  </w:r>
-                </w:p>
-              </w:tc>
-              <w:tc>
-                <w:tcPr/>
-                <w:p>
-                  <w:pPr>
-                    <w:pStyle w:val="Compact"/>
-                    <w:jc w:val="center"/>
-                  </w:pPr>
-                  <w:r>
-                    <w:t xml:space="preserve">CV</w:t>
-                  </w:r>
-                </w:p>
-              </w:tc>
-              <w:tc>
-                <w:tcPr/>
-                <w:p>
-                  <w:pPr>
-                    <w:pStyle w:val="Compact"/>
-                    <w:jc w:val="center"/>
-                  </w:pPr>
-                  <w:r>
-                    <w:t xml:space="preserve">2.6</w:t>
-                  </w:r>
-                </w:p>
-              </w:tc>
-              <w:tc>
-                <w:tcPr/>
-                <w:p>
-                  <w:pPr>
-                    <w:pStyle w:val="Compact"/>
-                    <w:jc w:val="center"/>
-                  </w:pPr>
-                  <w:r>
-                    <w:t xml:space="preserve">2.3–2.9</w:t>
-                  </w:r>
-                </w:p>
-              </w:tc>
-              <w:tc>
-                <w:tcPr/>
-                <w:p>
-                  <w:pPr>
-                    <w:pStyle w:val="Compact"/>
-                    <w:jc w:val="center"/>
-                  </w:pPr>
-                  <w:r>
-                    <w:t xml:space="preserve">2–3.2</w:t>
-                  </w:r>
-                </w:p>
-              </w:tc>
-              <w:tc>
-                <w:tcPr/>
-                <w:p>
-                  <w:pPr>
-                    <w:pStyle w:val="Compact"/>
-                    <w:jc w:val="center"/>
-                  </w:pPr>
-                  <w:r>
-                    <w:t xml:space="preserve">KPP</w:t>
-                  </w:r>
-                </w:p>
-              </w:tc>
-            </w:tr>
-            <w:tr>
-              <w:tc>
-                <w:tcPr>
-                  <w:gridSpan w:val="1"/>
-                  <w:vMerge w:val="continue"/>
-                </w:tcPr>
-                <w:p>
-                  <w:pPr/>
-                </w:p>
-              </w:tc>
-              <w:tc>
-                <w:tcPr/>
-                <w:p>
-                  <w:pPr>
-                    <w:pStyle w:val="Compact"/>
-                    <w:jc w:val="center"/>
-                  </w:pPr>
-                  <w:r>
-                    <w:t xml:space="preserve">Operating temperature</w:t>
+                    <w:t xml:space="preserve">A-Mab concentration</w:t>
                   </w:r>
                   <w:r>
                     <w:rPr>
@@ -7083,43 +7539,49 @@
                     <w:jc w:val="center"/>
                   </w:pPr>
                   <w:r>
-                    <w:t xml:space="preserve">°C</w:t>
-                  </w:r>
-                </w:p>
-              </w:tc>
-              <w:tc>
-                <w:tcPr/>
-                <w:p>
-                  <w:pPr>
-                    <w:pStyle w:val="Compact"/>
-                    <w:jc w:val="center"/>
-                  </w:pPr>
-                  <w:r>
-                    <w:t xml:space="preserve">22</w:t>
-                  </w:r>
-                </w:p>
-              </w:tc>
-              <w:tc>
-                <w:tcPr/>
-                <w:p>
-                  <w:pPr>
-                    <w:pStyle w:val="Compact"/>
-                    <w:jc w:val="center"/>
-                  </w:pPr>
-                  <w:r>
-                    <w:t xml:space="preserve">18–26</w:t>
-                  </w:r>
-                </w:p>
-              </w:tc>
-              <w:tc>
-                <w:tcPr/>
-                <w:p>
-                  <w:pPr>
-                    <w:pStyle w:val="Compact"/>
-                    <w:jc w:val="center"/>
-                  </w:pPr>
-                  <w:r>
-                    <w:t xml:space="preserve">15–30</w:t>
+                    <w:t xml:space="preserve">g/L</w:t>
+                  </w:r>
+                </w:p>
+              </w:tc>
+              <w:tc>
+                <w:tcPr/>
+                <w:p>
+                  <w:pPr>
+                    <w:pStyle w:val="Compact"/>
+                    <w:jc w:val="center"/>
+                  </w:pPr>
+                  <w:r>
+                    <w:t xml:space="preserve">20</w:t>
+                  </w:r>
+                </w:p>
+              </w:tc>
+              <w:tc>
+                <w:tcPr/>
+                <w:p>
+                  <w:pPr>
+                    <w:pStyle w:val="Compact"/>
+                    <w:jc w:val="center"/>
+                  </w:pPr>
+                  <w:r>
+                    <w:t xml:space="preserve">as characterized</w:t>
+                  </w:r>
+                  <w:r>
+                    <w:rPr>
+                      <w:vertAlign w:val="superscript"/>
+                    </w:rPr>
+                    <w:t xml:space="preserve">b)</w:t>
+                  </w:r>
+                </w:p>
+              </w:tc>
+              <w:tc>
+                <w:tcPr/>
+                <w:p>
+                  <w:pPr>
+                    <w:pStyle w:val="Compact"/>
+                    <w:jc w:val="center"/>
+                  </w:pPr>
+                  <w:r>
+                    <w:t xml:space="preserve">5–35</w:t>
                   </w:r>
                 </w:p>
               </w:tc>
@@ -7132,6 +7594,94 @@
                   </w:pPr>
                   <w:r>
                     <w:t xml:space="preserve">GPP</w:t>
+                  </w:r>
+                </w:p>
+              </w:tc>
+            </w:tr>
+            <w:tr>
+              <w:tc>
+                <w:tcPr>
+                  <w:vMerge w:val="restart"/>
+                </w:tcPr>
+                <w:p>
+                  <w:pPr>
+                    <w:pStyle w:val="Compact"/>
+                    <w:jc w:val="center"/>
+                  </w:pPr>
+                  <w:r>
+                    <w:t xml:space="preserve">Cation exchange</w:t>
+                  </w:r>
+                </w:p>
+              </w:tc>
+              <w:tc>
+                <w:tcPr/>
+                <w:p>
+                  <w:pPr>
+                    <w:pStyle w:val="Compact"/>
+                    <w:jc w:val="center"/>
+                  </w:pPr>
+                  <w:r>
+                    <w:t xml:space="preserve">Protein load</w:t>
+                  </w:r>
+                </w:p>
+              </w:tc>
+              <w:tc>
+                <w:tcPr/>
+                <w:p>
+                  <w:pPr>
+                    <w:pStyle w:val="Compact"/>
+                    <w:jc w:val="center"/>
+                  </w:pPr>
+                  <w:r>
+                    <w:t xml:space="preserve">g/L resin</w:t>
+                  </w:r>
+                </w:p>
+              </w:tc>
+              <w:tc>
+                <w:tcPr/>
+                <w:p>
+                  <w:pPr>
+                    <w:pStyle w:val="Compact"/>
+                    <w:jc w:val="center"/>
+                  </w:pPr>
+                  <w:r>
+                    <w:t xml:space="preserve">25</w:t>
+                  </w:r>
+                </w:p>
+              </w:tc>
+              <w:tc>
+                <w:tcPr/>
+                <w:p>
+                  <w:pPr>
+                    <w:pStyle w:val="Compact"/>
+                    <w:jc w:val="center"/>
+                  </w:pPr>
+                  <w:r>
+                    <w:t xml:space="preserve">18–32</w:t>
+                  </w:r>
+                </w:p>
+              </w:tc>
+              <w:tc>
+                <w:tcPr/>
+                <w:p>
+                  <w:pPr>
+                    <w:pStyle w:val="Compact"/>
+                    <w:jc w:val="center"/>
+                  </w:pPr>
+                  <w:r>
+                    <w:t xml:space="preserve">10–40</w:t>
+                  </w:r>
+                </w:p>
+              </w:tc>
+              <w:tc>
+                <w:tcPr/>
+                <w:p>
+                  <w:pPr>
+                    <w:pStyle w:val="Compact"/>
+                    <w:jc w:val="center"/>
+                  </w:pPr>
+                  <w:r>
+                    <w:t xml:space="preserve">WC-CPP</w:t>
                   </w:r>
                 </w:p>
               </w:tc>
@@ -7154,7 +7704,256 @@
                     <w:jc w:val="center"/>
                   </w:pPr>
                   <w:r>
-                    <w:t xml:space="preserve">Bed height</w:t>
+                    <w:t xml:space="preserve">Load/Wash conductivity</w:t>
+                  </w:r>
+                </w:p>
+              </w:tc>
+              <w:tc>
+                <w:tcPr/>
+                <w:p>
+                  <w:pPr>
+                    <w:pStyle w:val="Compact"/>
+                    <w:jc w:val="center"/>
+                  </w:pPr>
+                  <w:r>
+                    <w:t xml:space="preserve">mS/cm</w:t>
+                  </w:r>
+                </w:p>
+              </w:tc>
+              <w:tc>
+                <w:tcPr/>
+                <w:p>
+                  <w:pPr>
+                    <w:pStyle w:val="Compact"/>
+                    <w:jc w:val="center"/>
+                  </w:pPr>
+                  <w:r>
+                    <w:t xml:space="preserve">5</w:t>
+                  </w:r>
+                </w:p>
+              </w:tc>
+              <w:tc>
+                <w:tcPr/>
+                <w:p>
+                  <w:pPr>
+                    <w:pStyle w:val="Compact"/>
+                    <w:jc w:val="center"/>
+                  </w:pPr>
+                  <w:r>
+                    <w:t xml:space="preserve">4–6</w:t>
+                  </w:r>
+                </w:p>
+              </w:tc>
+              <w:tc>
+                <w:tcPr/>
+                <w:p>
+                  <w:pPr>
+                    <w:pStyle w:val="Compact"/>
+                    <w:jc w:val="center"/>
+                  </w:pPr>
+                  <w:r>
+                    <w:t xml:space="preserve">3–7</w:t>
+                  </w:r>
+                </w:p>
+              </w:tc>
+              <w:tc>
+                <w:tcPr/>
+                <w:p>
+                  <w:pPr>
+                    <w:pStyle w:val="Compact"/>
+                    <w:jc w:val="center"/>
+                  </w:pPr>
+                  <w:r>
+                    <w:t xml:space="preserve">WC-CPP</w:t>
+                  </w:r>
+                </w:p>
+              </w:tc>
+            </w:tr>
+            <w:tr>
+              <w:tc>
+                <w:tcPr>
+                  <w:gridSpan w:val="1"/>
+                  <w:vMerge w:val="continue"/>
+                </w:tcPr>
+                <w:p>
+                  <w:pPr/>
+                </w:p>
+              </w:tc>
+              <w:tc>
+                <w:tcPr/>
+                <w:p>
+                  <w:pPr>
+                    <w:pStyle w:val="Compact"/>
+                    <w:jc w:val="center"/>
+                  </w:pPr>
+                  <w:r>
+                    <w:t xml:space="preserve">Elution buffer pH</w:t>
+                  </w:r>
+                </w:p>
+              </w:tc>
+              <w:tc>
+                <w:tcPr/>
+                <w:p>
+                  <w:pPr>
+                    <w:pStyle w:val="Compact"/>
+                    <w:jc w:val="center"/>
+                  </w:pPr>
+                  <w:r>
+                    <w:t xml:space="preserve">pH</w:t>
+                  </w:r>
+                </w:p>
+              </w:tc>
+              <w:tc>
+                <w:tcPr/>
+                <w:p>
+                  <w:pPr>
+                    <w:pStyle w:val="Compact"/>
+                    <w:jc w:val="center"/>
+                  </w:pPr>
+                  <w:r>
+                    <w:t xml:space="preserve">6</w:t>
+                  </w:r>
+                </w:p>
+              </w:tc>
+              <w:tc>
+                <w:tcPr/>
+                <w:p>
+                  <w:pPr>
+                    <w:pStyle w:val="Compact"/>
+                    <w:jc w:val="center"/>
+                  </w:pPr>
+                  <w:r>
+                    <w:t xml:space="preserve">5.85–6.15</w:t>
+                  </w:r>
+                </w:p>
+              </w:tc>
+              <w:tc>
+                <w:tcPr/>
+                <w:p>
+                  <w:pPr>
+                    <w:pStyle w:val="Compact"/>
+                    <w:jc w:val="center"/>
+                  </w:pPr>
+                  <w:r>
+                    <w:t xml:space="preserve">5.8–6.2</w:t>
+                  </w:r>
+                </w:p>
+              </w:tc>
+              <w:tc>
+                <w:tcPr/>
+                <w:p>
+                  <w:pPr>
+                    <w:pStyle w:val="Compact"/>
+                    <w:jc w:val="center"/>
+                  </w:pPr>
+                  <w:r>
+                    <w:t xml:space="preserve">WC-CPP</w:t>
+                  </w:r>
+                </w:p>
+              </w:tc>
+            </w:tr>
+            <w:tr>
+              <w:tc>
+                <w:tcPr>
+                  <w:gridSpan w:val="1"/>
+                  <w:vMerge w:val="continue"/>
+                </w:tcPr>
+                <w:p>
+                  <w:pPr/>
+                </w:p>
+              </w:tc>
+              <w:tc>
+                <w:tcPr/>
+                <w:p>
+                  <w:pPr>
+                    <w:pStyle w:val="Compact"/>
+                    <w:jc w:val="center"/>
+                  </w:pPr>
+                  <w:r>
+                    <w:t xml:space="preserve">Elution stop collect</w:t>
+                  </w:r>
+                </w:p>
+              </w:tc>
+              <w:tc>
+                <w:tcPr/>
+                <w:p>
+                  <w:pPr>
+                    <w:pStyle w:val="Compact"/>
+                    <w:jc w:val="center"/>
+                  </w:pPr>
+                  <w:r>
+                    <w:t xml:space="preserve">AU (OD280, descending)</w:t>
+                  </w:r>
+                </w:p>
+              </w:tc>
+              <w:tc>
+                <w:tcPr/>
+                <w:p>
+                  <w:pPr>
+                    <w:pStyle w:val="Compact"/>
+                    <w:jc w:val="center"/>
+                  </w:pPr>
+                  <w:r>
+                    <w:t xml:space="preserve">1</w:t>
+                  </w:r>
+                </w:p>
+              </w:tc>
+              <w:tc>
+                <w:tcPr/>
+                <w:p>
+                  <w:pPr>
+                    <w:pStyle w:val="Compact"/>
+                    <w:jc w:val="center"/>
+                  </w:pPr>
+                  <w:r>
+                    <w:t xml:space="preserve">0.7–1.3</w:t>
+                  </w:r>
+                </w:p>
+              </w:tc>
+              <w:tc>
+                <w:tcPr/>
+                <w:p>
+                  <w:pPr>
+                    <w:pStyle w:val="Compact"/>
+                    <w:jc w:val="center"/>
+                  </w:pPr>
+                  <w:r>
+                    <w:t xml:space="preserve">0.5–1.5</w:t>
+                  </w:r>
+                </w:p>
+              </w:tc>
+              <w:tc>
+                <w:tcPr/>
+                <w:p>
+                  <w:pPr>
+                    <w:pStyle w:val="Compact"/>
+                    <w:jc w:val="center"/>
+                  </w:pPr>
+                  <w:r>
+                    <w:t xml:space="preserve">WC-CPP</w:t>
+                  </w:r>
+                </w:p>
+              </w:tc>
+            </w:tr>
+            <w:tr>
+              <w:tc>
+                <w:tcPr>
+                  <w:gridSpan w:val="1"/>
+                  <w:vMerge w:val="continue"/>
+                </w:tcPr>
+                <w:p>
+                  <w:pPr/>
+                </w:p>
+              </w:tc>
+              <w:tc>
+                <w:tcPr/>
+                <w:p>
+                  <w:pPr>
+                    <w:pStyle w:val="Compact"/>
+                    <w:jc w:val="center"/>
+                  </w:pPr>
+                  <w:r>
+                    <w:t xml:space="preserve">Elution flow rate</w:t>
                   </w:r>
                   <w:r>
                     <w:rPr>
@@ -7172,43 +7971,43 @@
                     <w:jc w:val="center"/>
                   </w:pPr>
                   <w:r>
-                    <w:t xml:space="preserve">cm</w:t>
-                  </w:r>
-                </w:p>
-              </w:tc>
-              <w:tc>
-                <w:tcPr/>
-                <w:p>
-                  <w:pPr>
-                    <w:pStyle w:val="Compact"/>
-                    <w:jc w:val="center"/>
-                  </w:pPr>
-                  <w:r>
-                    <w:t xml:space="preserve">20</w:t>
-                  </w:r>
-                </w:p>
-              </w:tc>
-              <w:tc>
-                <w:tcPr/>
-                <w:p>
-                  <w:pPr>
-                    <w:pStyle w:val="Compact"/>
-                    <w:jc w:val="center"/>
-                  </w:pPr>
-                  <w:r>
-                    <w:t xml:space="preserve">15–25</w:t>
-                  </w:r>
-                </w:p>
-              </w:tc>
-              <w:tc>
-                <w:tcPr/>
-                <w:p>
-                  <w:pPr>
-                    <w:pStyle w:val="Compact"/>
-                    <w:jc w:val="center"/>
-                  </w:pPr>
-                  <w:r>
-                    <w:t xml:space="preserve">10–30</w:t>
+                    <w:t xml:space="preserve">cm/hr</w:t>
+                  </w:r>
+                </w:p>
+              </w:tc>
+              <w:tc>
+                <w:tcPr/>
+                <w:p>
+                  <w:pPr>
+                    <w:pStyle w:val="Compact"/>
+                    <w:jc w:val="center"/>
+                  </w:pPr>
+                  <w:r>
+                    <w:t xml:space="preserve">200</w:t>
+                  </w:r>
+                </w:p>
+              </w:tc>
+              <w:tc>
+                <w:tcPr/>
+                <w:p>
+                  <w:pPr>
+                    <w:pStyle w:val="Compact"/>
+                    <w:jc w:val="center"/>
+                  </w:pPr>
+                  <w:r>
+                    <w:t xml:space="preserve">150–250</w:t>
+                  </w:r>
+                </w:p>
+              </w:tc>
+              <w:tc>
+                <w:tcPr/>
+                <w:p>
+                  <w:pPr>
+                    <w:pStyle w:val="Compact"/>
+                    <w:jc w:val="center"/>
+                  </w:pPr>
+                  <w:r>
+                    <w:t xml:space="preserve">100–300</w:t>
                   </w:r>
                 </w:p>
               </w:tc>
@@ -7236,19 +8035,19 @@
                     <w:jc w:val="center"/>
                   </w:pPr>
                   <w:r>
-                    <w:t xml:space="preserve">Low-pH viral inactivation</w:t>
-                  </w:r>
-                </w:p>
-              </w:tc>
-              <w:tc>
-                <w:tcPr/>
-                <w:p>
-                  <w:pPr>
-                    <w:pStyle w:val="Compact"/>
-                    <w:jc w:val="center"/>
-                  </w:pPr>
-                  <w:r>
-                    <w:t xml:space="preserve">Inactivation pH</w:t>
+                    <w:t xml:space="preserve">Anion exchange</w:t>
+                  </w:r>
+                </w:p>
+              </w:tc>
+              <w:tc>
+                <w:tcPr/>
+                <w:p>
+                  <w:pPr>
+                    <w:pStyle w:val="Compact"/>
+                    <w:jc w:val="center"/>
+                  </w:pPr>
+                  <w:r>
+                    <w:t xml:space="preserve">Load pH</w:t>
                   </w:r>
                 </w:p>
               </w:tc>
@@ -7272,1823 +8071,1024 @@
                     <w:jc w:val="center"/>
                   </w:pPr>
                   <w:r>
-                    <w:t xml:space="preserve">3.4</w:t>
-                  </w:r>
+                    <w:t xml:space="preserve">7.5</w:t>
+                  </w:r>
+                </w:p>
+              </w:tc>
+              <w:tc>
+                <w:tcPr/>
+                <w:p>
+                  <w:pPr>
+                    <w:pStyle w:val="Compact"/>
+                    <w:jc w:val="center"/>
+                  </w:pPr>
+                  <w:r>
+                    <w:t xml:space="preserve">7.35–7.65</w:t>
+                  </w:r>
+                </w:p>
+              </w:tc>
+              <w:tc>
+                <w:tcPr/>
+                <w:p>
+                  <w:pPr>
+                    <w:pStyle w:val="Compact"/>
+                    <w:jc w:val="center"/>
+                  </w:pPr>
+                  <w:r>
+                    <w:t xml:space="preserve">7.2–7.8</w:t>
+                  </w:r>
+                </w:p>
+              </w:tc>
+              <w:tc>
+                <w:tcPr/>
+                <w:p>
+                  <w:pPr>
+                    <w:pStyle w:val="Compact"/>
+                    <w:jc w:val="center"/>
+                  </w:pPr>
+                  <w:r>
+                    <w:t xml:space="preserve">WC-CPP</w:t>
+                  </w:r>
+                </w:p>
+              </w:tc>
+            </w:tr>
+            <w:tr>
+              <w:tc>
+                <w:tcPr>
+                  <w:gridSpan w:val="1"/>
+                  <w:vMerge w:val="continue"/>
+                </w:tcPr>
+                <w:p>
+                  <w:pPr/>
+                </w:p>
+              </w:tc>
+              <w:tc>
+                <w:tcPr/>
+                <w:p>
+                  <w:pPr>
+                    <w:pStyle w:val="Compact"/>
+                    <w:jc w:val="center"/>
+                  </w:pPr>
+                  <w:r>
+                    <w:t xml:space="preserve">Equil/Wash-1 conductivity</w:t>
+                  </w:r>
+                </w:p>
+              </w:tc>
+              <w:tc>
+                <w:tcPr/>
+                <w:p>
+                  <w:pPr>
+                    <w:pStyle w:val="Compact"/>
+                    <w:jc w:val="center"/>
+                  </w:pPr>
+                  <w:r>
+                    <w:t xml:space="preserve">mS/cm</w:t>
+                  </w:r>
+                </w:p>
+              </w:tc>
+              <w:tc>
+                <w:tcPr/>
+                <w:p>
+                  <w:pPr>
+                    <w:pStyle w:val="Compact"/>
+                    <w:jc w:val="center"/>
+                  </w:pPr>
+                  <w:r>
+                    <w:t xml:space="preserve">2.6</w:t>
+                  </w:r>
+                </w:p>
+              </w:tc>
+              <w:tc>
+                <w:tcPr/>
+                <w:p>
+                  <w:pPr>
+                    <w:pStyle w:val="Compact"/>
+                    <w:jc w:val="center"/>
+                  </w:pPr>
+                  <w:r>
+                    <w:t xml:space="preserve">2.1–3.1</w:t>
+                  </w:r>
+                </w:p>
+              </w:tc>
+              <w:tc>
+                <w:tcPr/>
+                <w:p>
+                  <w:pPr>
+                    <w:pStyle w:val="Compact"/>
+                    <w:jc w:val="center"/>
+                  </w:pPr>
+                  <w:r>
+                    <w:t xml:space="preserve">1.6–3.6</w:t>
+                  </w:r>
+                </w:p>
+              </w:tc>
+              <w:tc>
+                <w:tcPr/>
+                <w:p>
+                  <w:pPr>
+                    <w:pStyle w:val="Compact"/>
+                    <w:jc w:val="center"/>
+                  </w:pPr>
+                  <w:r>
+                    <w:t xml:space="preserve">WC-CPP</w:t>
+                  </w:r>
+                </w:p>
+              </w:tc>
+            </w:tr>
+            <w:tr>
+              <w:tc>
+                <w:tcPr>
+                  <w:gridSpan w:val="1"/>
+                  <w:vMerge w:val="continue"/>
+                </w:tcPr>
+                <w:p>
+                  <w:pPr/>
+                </w:p>
+              </w:tc>
+              <w:tc>
+                <w:tcPr/>
+                <w:p>
+                  <w:pPr>
+                    <w:pStyle w:val="Compact"/>
+                    <w:jc w:val="center"/>
+                  </w:pPr>
+                  <w:r>
+                    <w:t xml:space="preserve">Load conductivity</w:t>
+                  </w:r>
+                </w:p>
+              </w:tc>
+              <w:tc>
+                <w:tcPr/>
+                <w:p>
+                  <w:pPr>
+                    <w:pStyle w:val="Compact"/>
+                    <w:jc w:val="center"/>
+                  </w:pPr>
+                  <w:r>
+                    <w:t xml:space="preserve">mS/cm</w:t>
+                  </w:r>
+                </w:p>
+              </w:tc>
+              <w:tc>
+                <w:tcPr/>
+                <w:p>
+                  <w:pPr>
+                    <w:pStyle w:val="Compact"/>
+                    <w:jc w:val="center"/>
+                  </w:pPr>
+                  <w:r>
+                    <w:t xml:space="preserve">5.5</w:t>
+                  </w:r>
+                </w:p>
+              </w:tc>
+              <w:tc>
+                <w:tcPr/>
+                <w:p>
+                  <w:pPr>
+                    <w:pStyle w:val="Compact"/>
+                    <w:jc w:val="center"/>
+                  </w:pPr>
+                  <w:r>
+                    <w:t xml:space="preserve">4–7</w:t>
+                  </w:r>
+                </w:p>
+              </w:tc>
+              <w:tc>
+                <w:tcPr/>
+                <w:p>
+                  <w:pPr>
+                    <w:pStyle w:val="Compact"/>
+                    <w:jc w:val="center"/>
+                  </w:pPr>
+                  <w:r>
+                    <w:t xml:space="preserve">3–8</w:t>
+                  </w:r>
+                </w:p>
+              </w:tc>
+              <w:tc>
+                <w:tcPr/>
+                <w:p>
+                  <w:pPr>
+                    <w:pStyle w:val="Compact"/>
+                    <w:jc w:val="center"/>
+                  </w:pPr>
+                  <w:r>
+                    <w:t xml:space="preserve">WC-CPP</w:t>
+                  </w:r>
+                </w:p>
+              </w:tc>
+            </w:tr>
+            <w:tr>
+              <w:tc>
+                <w:tcPr>
+                  <w:gridSpan w:val="1"/>
+                  <w:vMerge w:val="continue"/>
+                </w:tcPr>
+                <w:p>
+                  <w:pPr/>
+                </w:p>
+              </w:tc>
+              <w:tc>
+                <w:tcPr/>
+                <w:p>
+                  <w:pPr>
+                    <w:pStyle w:val="Compact"/>
+                    <w:jc w:val="center"/>
+                  </w:pPr>
+                  <w:r>
+                    <w:t xml:space="preserve">Protein load</w:t>
+                  </w:r>
+                </w:p>
+              </w:tc>
+              <w:tc>
+                <w:tcPr/>
+                <w:p>
+                  <w:pPr>
+                    <w:pStyle w:val="Compact"/>
+                    <w:jc w:val="center"/>
+                  </w:pPr>
+                  <w:r>
+                    <w:t xml:space="preserve">g/L resin</w:t>
+                  </w:r>
+                </w:p>
+              </w:tc>
+              <w:tc>
+                <w:tcPr/>
+                <w:p>
+                  <w:pPr>
+                    <w:pStyle w:val="Compact"/>
+                    <w:jc w:val="center"/>
+                  </w:pPr>
+                  <w:r>
+                    <w:t xml:space="preserve">200</w:t>
+                  </w:r>
+                </w:p>
+              </w:tc>
+              <w:tc>
+                <w:tcPr/>
+                <w:p>
+                  <w:pPr>
+                    <w:pStyle w:val="Compact"/>
+                    <w:jc w:val="center"/>
+                  </w:pPr>
+                  <w:r>
+                    <w:t xml:space="preserve">120–280</w:t>
+                  </w:r>
+                </w:p>
+              </w:tc>
+              <w:tc>
+                <w:tcPr/>
+                <w:p>
+                  <w:pPr>
+                    <w:pStyle w:val="Compact"/>
+                    <w:jc w:val="center"/>
+                  </w:pPr>
+                  <w:r>
+                    <w:t xml:space="preserve">50–300</w:t>
+                  </w:r>
+                </w:p>
+              </w:tc>
+              <w:tc>
+                <w:tcPr/>
+                <w:p>
+                  <w:pPr>
+                    <w:pStyle w:val="Compact"/>
+                    <w:jc w:val="center"/>
+                  </w:pPr>
+                  <w:r>
+                    <w:t xml:space="preserve">WC-CPP</w:t>
+                  </w:r>
+                </w:p>
+              </w:tc>
+            </w:tr>
+            <w:tr>
+              <w:tc>
+                <w:tcPr>
+                  <w:gridSpan w:val="1"/>
+                  <w:vMerge w:val="continue"/>
+                </w:tcPr>
+                <w:p>
+                  <w:pPr/>
+                </w:p>
+              </w:tc>
+              <w:tc>
+                <w:tcPr/>
+                <w:p>
+                  <w:pPr>
+                    <w:pStyle w:val="Compact"/>
+                    <w:jc w:val="center"/>
+                  </w:pPr>
+                  <w:r>
+                    <w:t xml:space="preserve">Operating flow rate</w:t>
+                  </w:r>
+                  <w:r>
+                    <w:rPr>
+                      <w:vertAlign w:val="superscript"/>
+                    </w:rPr>
+                    <w:t xml:space="preserve">a)</w:t>
+                  </w:r>
+                </w:p>
+              </w:tc>
+              <w:tc>
+                <w:tcPr/>
+                <w:p>
+                  <w:pPr>
+                    <w:pStyle w:val="Compact"/>
+                    <w:jc w:val="center"/>
+                  </w:pPr>
+                  <w:r>
+                    <w:t xml:space="preserve">cm/hr</w:t>
+                  </w:r>
+                </w:p>
+              </w:tc>
+              <w:tc>
+                <w:tcPr/>
+                <w:p>
+                  <w:pPr>
+                    <w:pStyle w:val="Compact"/>
+                    <w:jc w:val="center"/>
+                  </w:pPr>
+                  <w:r>
+                    <w:t xml:space="preserve">300</w:t>
+                  </w:r>
+                </w:p>
+              </w:tc>
+              <w:tc>
+                <w:tcPr/>
+                <w:p>
+                  <w:pPr>
+                    <w:pStyle w:val="Compact"/>
+                    <w:jc w:val="center"/>
+                  </w:pPr>
+                  <w:r>
+                    <w:t xml:space="preserve">200–400</w:t>
+                  </w:r>
+                </w:p>
+              </w:tc>
+              <w:tc>
+                <w:tcPr/>
+                <w:p>
+                  <w:pPr>
+                    <w:pStyle w:val="Compact"/>
+                    <w:jc w:val="center"/>
+                  </w:pPr>
+                  <w:r>
+                    <w:t xml:space="preserve">150–450</w:t>
+                  </w:r>
+                </w:p>
+              </w:tc>
+              <w:tc>
+                <w:tcPr/>
+                <w:p>
+                  <w:pPr>
+                    <w:pStyle w:val="Compact"/>
+                    <w:jc w:val="center"/>
+                  </w:pPr>
+                  <w:r>
+                    <w:t xml:space="preserve">WC-CPP</w:t>
+                  </w:r>
+                </w:p>
+              </w:tc>
+            </w:tr>
+            <w:tr>
+              <w:tc>
+                <w:tcPr>
+                  <w:vMerge w:val="restart"/>
+                </w:tcPr>
+                <w:p>
+                  <w:pPr>
+                    <w:pStyle w:val="Compact"/>
+                    <w:jc w:val="center"/>
+                  </w:pPr>
+                  <w:r>
+                    <w:t xml:space="preserve">Virus filtration</w:t>
+                  </w:r>
+                </w:p>
+              </w:tc>
+              <w:tc>
+                <w:tcPr/>
+                <w:p>
+                  <w:pPr>
+                    <w:pStyle w:val="Compact"/>
+                    <w:jc w:val="center"/>
+                  </w:pPr>
+                  <w:r>
+                    <w:t xml:space="preserve">Filtration volume (load)</w:t>
+                  </w:r>
+                </w:p>
+              </w:tc>
+              <w:tc>
+                <w:tcPr/>
+                <w:p>
+                  <w:pPr>
+                    <w:pStyle w:val="Compact"/>
+                    <w:jc w:val="center"/>
+                  </w:pPr>
+                  <w:r>
+                    <w:t xml:space="preserve">L/m2</w:t>
+                  </w:r>
+                </w:p>
+              </w:tc>
+              <w:tc>
+                <w:tcPr/>
+                <w:p>
+                  <w:pPr>
+                    <w:pStyle w:val="Compact"/>
+                    <w:jc w:val="center"/>
+                  </w:pPr>
+                  <w:r>
+                    <w:t xml:space="preserve">90</w:t>
+                  </w:r>
+                </w:p>
+              </w:tc>
+              <w:tc>
+                <w:tcPr/>
+                <w:p>
+                  <w:pPr>
+                    <w:pStyle w:val="Compact"/>
+                    <w:jc w:val="center"/>
+                  </w:pPr>
+                  <w:r>
+                    <w:t xml:space="preserve">50–105</w:t>
+                  </w:r>
+                </w:p>
+              </w:tc>
+              <w:tc>
+                <w:tcPr/>
+                <w:p>
+                  <w:pPr>
+                    <w:pStyle w:val="Compact"/>
+                    <w:jc w:val="center"/>
+                  </w:pPr>
+                  <w:r>
+                    <w:t xml:space="preserve">50–140</w:t>
+                  </w:r>
+                </w:p>
+              </w:tc>
+              <w:tc>
+                <w:tcPr/>
+                <w:p>
+                  <w:pPr>
+                    <w:pStyle w:val="Compact"/>
+                    <w:jc w:val="center"/>
+                  </w:pPr>
+                  <w:r>
+                    <w:t xml:space="preserve">WC-CPP</w:t>
+                  </w:r>
+                </w:p>
+              </w:tc>
+            </w:tr>
+            <w:tr>
+              <w:tc>
+                <w:tcPr>
+                  <w:gridSpan w:val="1"/>
+                  <w:vMerge w:val="continue"/>
+                </w:tcPr>
+                <w:p>
+                  <w:pPr/>
+                </w:p>
+              </w:tc>
+              <w:tc>
+                <w:tcPr/>
+                <w:p>
+                  <w:pPr>
+                    <w:pStyle w:val="Compact"/>
+                    <w:jc w:val="center"/>
+                  </w:pPr>
+                  <w:r>
+                    <w:t xml:space="preserve">Filtration pressure</w:t>
+                  </w:r>
+                </w:p>
+              </w:tc>
+              <w:tc>
+                <w:tcPr/>
+                <w:p>
+                  <w:pPr>
+                    <w:pStyle w:val="Compact"/>
+                    <w:jc w:val="center"/>
+                  </w:pPr>
+                  <w:r>
+                    <w:t xml:space="preserve">psi</w:t>
+                  </w:r>
+                </w:p>
+              </w:tc>
+              <w:tc>
+                <w:tcPr/>
+                <w:p>
+                  <w:pPr>
+                    <w:pStyle w:val="Compact"/>
+                    <w:jc w:val="center"/>
+                  </w:pPr>
+                  <w:r>
+                    <w:t xml:space="preserve">13</w:t>
+                  </w:r>
+                </w:p>
+              </w:tc>
+              <w:tc>
+                <w:tcPr/>
+                <w:p>
+                  <w:pPr>
+                    <w:pStyle w:val="Compact"/>
+                    <w:jc w:val="center"/>
+                  </w:pPr>
+                  <w:r>
+                    <w:t xml:space="preserve">10–20</w:t>
+                  </w:r>
+                </w:p>
+              </w:tc>
+              <w:tc>
+                <w:tcPr/>
+                <w:p>
+                  <w:pPr>
+                    <w:pStyle w:val="Compact"/>
+                    <w:jc w:val="center"/>
+                  </w:pPr>
+                  <w:r>
+                    <w:t xml:space="preserve">8–30</w:t>
+                  </w:r>
+                </w:p>
+              </w:tc>
+              <w:tc>
+                <w:tcPr/>
+                <w:p>
+                  <w:pPr>
+                    <w:pStyle w:val="Compact"/>
+                    <w:jc w:val="center"/>
+                  </w:pPr>
+                  <w:r>
+                    <w:t xml:space="preserve">WC-CPP</w:t>
+                  </w:r>
+                </w:p>
+              </w:tc>
+            </w:tr>
+            <w:tr>
+              <w:tc>
+                <w:tcPr>
+                  <w:vMerge w:val="restart"/>
+                </w:tcPr>
+                <w:p>
+                  <w:pPr>
+                    <w:pStyle w:val="Compact"/>
+                    <w:jc w:val="center"/>
+                  </w:pPr>
+                  <w:r>
+                    <w:t xml:space="preserve">UF/DF</w:t>
+                  </w:r>
+                </w:p>
+              </w:tc>
+              <w:tc>
+                <w:tcPr/>
+                <w:p>
+                  <w:pPr>
+                    <w:pStyle w:val="Compact"/>
+                    <w:jc w:val="center"/>
+                  </w:pPr>
+                  <w:r>
+                    <w:t xml:space="preserve">Number of diavolumes</w:t>
+                  </w:r>
+                  <w:r>
+                    <w:rPr>
+                      <w:vertAlign w:val="superscript"/>
+                    </w:rPr>
+                    <w:t xml:space="preserve">a)</w:t>
+                  </w:r>
+                </w:p>
+              </w:tc>
+              <w:tc>
+                <w:tcPr/>
+                <w:p>
+                  <w:pPr>
+                    <w:pStyle w:val="Compact"/>
+                    <w:jc w:val="center"/>
+                  </w:pPr>
+                  <w:r>
+                    <w:t xml:space="preserve">DV</w:t>
+                  </w:r>
+                </w:p>
+              </w:tc>
+              <w:tc>
+                <w:tcPr/>
+                <w:p>
+                  <w:pPr>
+                    <w:pStyle w:val="Compact"/>
+                    <w:jc w:val="center"/>
+                  </w:pPr>
+                  <w:r>
+                    <w:t xml:space="preserve">8</w:t>
+                  </w:r>
+                </w:p>
+              </w:tc>
+              <w:tc>
+                <w:tcPr/>
+                <w:p>
+                  <w:pPr>
+                    <w:pStyle w:val="Compact"/>
+                    <w:jc w:val="center"/>
+                  </w:pPr>
+                  <w:r>
+                    <w:t xml:space="preserve">≥ 7</w:t>
+                  </w:r>
+                  <w:r>
+                    <w:rPr>
+                      <w:vertAlign w:val="superscript"/>
+                    </w:rPr>
+                    <w:t xml:space="preserve">c)</w:t>
+                  </w:r>
+                </w:p>
+              </w:tc>
+              <w:tc>
+                <w:tcPr/>
+                <w:p>
+                  <w:pPr>
+                    <w:pStyle w:val="Compact"/>
+                    <w:jc w:val="center"/>
+                  </w:pPr>
+                  <w:r>
+                    <w:t xml:space="preserve">7–10</w:t>
+                  </w:r>
+                </w:p>
+              </w:tc>
+              <w:tc>
+                <w:tcPr/>
+                <w:p>
+                  <w:pPr>
+                    <w:pStyle w:val="Compact"/>
+                    <w:jc w:val="center"/>
+                  </w:pPr>
+                  <w:r>
+                    <w:t xml:space="preserve">KPP</w:t>
+                  </w:r>
+                </w:p>
+              </w:tc>
+            </w:tr>
+            <w:tr>
+              <w:tc>
+                <w:tcPr>
+                  <w:gridSpan w:val="1"/>
+                  <w:vMerge w:val="continue"/>
+                </w:tcPr>
+                <w:p>
+                  <w:pPr/>
+                </w:p>
+              </w:tc>
+              <w:tc>
+                <w:tcPr/>
+                <w:p>
+                  <w:pPr>
+                    <w:pStyle w:val="Compact"/>
+                    <w:jc w:val="center"/>
+                  </w:pPr>
+                  <w:r>
+                    <w:t xml:space="preserve">Transmembrane pressure</w:t>
+                  </w:r>
+                  <w:r>
+                    <w:rPr>
+                      <w:vertAlign w:val="superscript"/>
+                    </w:rPr>
+                    <w:t xml:space="preserve">a)</w:t>
+                  </w:r>
+                </w:p>
+              </w:tc>
+              <w:tc>
+                <w:tcPr/>
+                <w:p>
+                  <w:pPr>
+                    <w:pStyle w:val="Compact"/>
+                    <w:jc w:val="center"/>
+                  </w:pPr>
+                  <w:r>
+                    <w:t xml:space="preserve">psi</w:t>
+                  </w:r>
+                </w:p>
+              </w:tc>
+              <w:tc>
+                <w:tcPr/>
+                <w:p>
+                  <w:pPr>
+                    <w:pStyle w:val="Compact"/>
+                    <w:jc w:val="center"/>
+                  </w:pPr>
+                  <w:r>
+                    <w:t xml:space="preserve">12</w:t>
+                  </w:r>
+                </w:p>
+              </w:tc>
+              <w:tc>
+                <w:tcPr/>
+                <w:p>
+                  <w:pPr>
+                    <w:pStyle w:val="Compact"/>
+                    <w:jc w:val="center"/>
+                  </w:pPr>
+                  <w:r>
+                    <w:t xml:space="preserve">10–14</w:t>
+                  </w:r>
+                </w:p>
+              </w:tc>
+              <w:tc>
+                <w:tcPr/>
+                <w:p>
+                  <w:pPr>
+                    <w:pStyle w:val="Compact"/>
+                    <w:jc w:val="center"/>
+                  </w:pPr>
+                  <w:r>
+                    <w:t xml:space="preserve">10–15</w:t>
+                  </w:r>
+                </w:p>
+              </w:tc>
+              <w:tc>
+                <w:tcPr/>
+                <w:p>
+                  <w:pPr>
+                    <w:pStyle w:val="Compact"/>
+                    <w:jc w:val="center"/>
+                  </w:pPr>
+                  <w:r>
+                    <w:t xml:space="preserve">KPP</w:t>
+                  </w:r>
+                </w:p>
+              </w:tc>
+            </w:tr>
+            <w:tr>
+              <w:tc>
+                <w:tcPr>
+                  <w:gridSpan w:val="1"/>
+                  <w:vMerge w:val="continue"/>
+                </w:tcPr>
+                <w:p>
+                  <w:pPr/>
+                </w:p>
+              </w:tc>
+              <w:tc>
+                <w:tcPr/>
+                <w:p>
+                  <w:pPr>
+                    <w:pStyle w:val="Compact"/>
+                    <w:jc w:val="center"/>
+                  </w:pPr>
+                  <w:r>
+                    <w:t xml:space="preserve">Final DS concentration</w:t>
+                  </w:r>
+                  <w:r>
+                    <w:rPr>
+                      <w:vertAlign w:val="superscript"/>
+                    </w:rPr>
+                    <w:t xml:space="preserve">a)</w:t>
+                  </w:r>
+                </w:p>
+              </w:tc>
+              <w:tc>
+                <w:tcPr/>
+                <w:p>
+                  <w:pPr>
+                    <w:pStyle w:val="Compact"/>
+                    <w:jc w:val="center"/>
+                  </w:pPr>
+                  <w:r>
+                    <w:t xml:space="preserve">g/L</w:t>
+                  </w:r>
+                </w:p>
+              </w:tc>
+              <w:tc>
+                <w:tcPr/>
+                <w:p>
+                  <w:pPr>
+                    <w:pStyle w:val="Compact"/>
+                    <w:jc w:val="center"/>
+                  </w:pPr>
+                  <w:r>
+                    <w:t xml:space="preserve">75</w:t>
+                  </w:r>
+                </w:p>
+              </w:tc>
+              <w:tc>
+                <w:tcPr/>
+                <w:p>
+                  <w:pPr>
+                    <w:pStyle w:val="Compact"/>
+                    <w:jc w:val="center"/>
+                  </w:pPr>
+                  <w:r>
+                    <w:t xml:space="preserve">70–80</w:t>
+                  </w:r>
+                </w:p>
+              </w:tc>
+              <w:tc>
+                <w:tcPr/>
+                <w:p>
+                  <w:pPr>
+                    <w:pStyle w:val="Compact"/>
+                    <w:jc w:val="center"/>
+                  </w:pPr>
+                  <w:r>
+                    <w:t xml:space="preserve">65–85</w:t>
+                  </w:r>
+                </w:p>
+              </w:tc>
+              <w:tc>
+                <w:tcPr/>
+                <w:p>
+                  <w:pPr>
+                    <w:pStyle w:val="Compact"/>
+                    <w:jc w:val="center"/>
+                  </w:pPr>
+                  <w:r>
+                    <w:t xml:space="preserve">KPP</w:t>
+                  </w:r>
+                </w:p>
+              </w:tc>
+            </w:tr>
+            <w:tr>
+              <w:tc>
+                <w:tcPr>
+                  <w:gridSpan w:val="7"/>
+                </w:tcPr>
+                <w:p>
+                  <w:pPr>
+                    <w:pStyle w:val="Compact"/>
+                    <w:jc w:val="center"/>
+                  </w:pPr>
+                  <w:r>
+                    <w:rPr>
+                      <w:vertAlign w:val="superscript"/>
+                    </w:rPr>
+                    <w:t xml:space="preserve">a)</w:t>
+                  </w:r>
+                  <w:r>
+                    <w:t xml:space="preserve"> </w:t>
+                  </w:r>
+                  <w:r>
+                    <w:t xml:space="preserve">Studied one factor at a time. Every other parameter was studied in the designed experiments of its step.</w:t>
+                  </w:r>
+                </w:p>
+              </w:tc>
+            </w:tr>
+            <w:tr>
+              <w:tc>
+                <w:tcPr>
+                  <w:gridSpan w:val="7"/>
+                </w:tcPr>
+                <w:p>
+                  <w:pPr>
+                    <w:pStyle w:val="Compact"/>
+                    <w:jc w:val="center"/>
+                  </w:pPr>
+                  <w:r>
+                    <w:rPr>
+                      <w:vertAlign w:val="superscript"/>
+                    </w:rPr>
+                    <w:t xml:space="preserve">b)</w:t>
+                  </w:r>
+                  <w:r>
+                    <w:t xml:space="preserve"> </w:t>
+                  </w:r>
+                  <w:r>
+                    <w:t xml:space="preserve">The normal operating range equals the characterized range.</w:t>
+                  </w:r>
+                </w:p>
+              </w:tc>
+            </w:tr>
+            <w:tr>
+              <w:tc>
+                <w:tcPr>
+                  <w:gridSpan w:val="7"/>
+                </w:tcPr>
+                <w:p>
+                  <w:pPr>
+                    <w:pStyle w:val="Compact"/>
+                    <w:jc w:val="center"/>
+                  </w:pPr>
+                  <w:r>
+                    <w:rPr>
+                      <w:vertAlign w:val="superscript"/>
+                    </w:rPr>
+                    <w:t xml:space="preserve">c)</w:t>
+                  </w:r>
+                  <w:r>
+                    <w:t xml:space="preserve"> </w:t>
+                  </w:r>
+                  <w:r>
+                    <w:t xml:space="preserve">A minimum: the parameter is counted to its target and is not run below this value.</w:t>
+                  </w:r>
+                </w:p>
+              </w:tc>
+            </w:tr>
+            <w:tr>
+              <w:tc>
+                <w:tcPr>
+                  <w:gridSpan w:val="7"/>
+                </w:tcPr>
+                <w:p>
+                  <w:pPr>
+                    <w:pStyle w:val="Compact"/>
+                    <w:jc w:val="center"/>
+                  </w:pPr>
+                  <w:r>
+                    <w:rPr>
+                      <w:vertAlign w:val="superscript"/>
+                    </w:rPr>
+                    <w:t xml:space="preserve">c1)</w:t>
+                  </w:r>
+                  <w:r>
+                    <w:t xml:space="preserve"> </w:t>
+                  </w:r>
+                  <w:r>
+                    <w:t xml:space="preserve">Moved at Version 2.0 from pH 3.4–3.6, the NOR as characterized (PCR-006).</w:t>
+                  </w:r>
+                </w:p>
+              </w:tc>
+            </w:tr>
+            <w:tr>
+              <w:tc>
+                <w:tcPr>
+                  <w:gridSpan w:val="7"/>
+                </w:tcPr>
+                <w:p>
+                  <w:pPr>
+                    <w:pStyle w:val="Compact"/>
+                    <w:jc w:val="center"/>
+                  </w:pPr>
+                  <w:r>
+                    <w:rPr>
+                      <w:vertAlign w:val="superscript"/>
+                    </w:rPr>
+                    <w:t xml:space="preserve">c2)</w:t>
+                  </w:r>
+                  <w:r>
+                    <w:t xml:space="preserve"> </w:t>
+                  </w:r>
+                  <w:r>
+                    <w:t xml:space="preserve">Moved at Version 2.0 from pH 3.5, the set-point in the characterization plan (PCR-006).</w:t>
+                  </w:r>
+                </w:p>
+              </w:tc>
+            </w:tr>
+            <w:tr>
+              <w:tc>
+                <w:tcPr>
+                  <w:gridSpan w:val="7"/>
+                </w:tcPr>
+                <w:p>
+                  <w:pPr>
+                    <w:pStyle w:val="Compact"/>
+                    <w:jc w:val="center"/>
+                  </w:pPr>
                   <w:r>
                     <w:rPr>
                       <w:vertAlign w:val="superscript"/>
                     </w:rPr>
                     <w:t xml:space="preserve">c3)</w:t>
                   </w:r>
-                </w:p>
-              </w:tc>
-              <w:tc>
-                <w:tcPr/>
-                <w:p>
-                  <w:pPr>
-                    <w:pStyle w:val="Compact"/>
-                    <w:jc w:val="center"/>
-                  </w:pPr>
-                  <w:r>
-                    <w:t xml:space="preserve">3.3–3.5</w:t>
-                  </w:r>
+                  <w:r>
+                    <w:t xml:space="preserve"> </w:t>
+                  </w:r>
+                  <w:r>
+                    <w:t xml:space="preserve">Narrowed at Version 2.0 from 60–120 min, the NOR as characterized (PCR-006).</w:t>
+                  </w:r>
+                </w:p>
+              </w:tc>
+            </w:tr>
+            <w:tr>
+              <w:tc>
+                <w:tcPr>
+                  <w:gridSpan w:val="7"/>
+                </w:tcPr>
+                <w:p>
+                  <w:pPr>
+                    <w:pStyle w:val="Compact"/>
+                    <w:jc w:val="center"/>
+                  </w:pPr>
                   <w:r>
                     <w:rPr>
                       <w:vertAlign w:val="superscript"/>
                     </w:rPr>
-                    <w:t xml:space="preserve">c2)</w:t>
-                  </w:r>
-                </w:p>
-              </w:tc>
-              <w:tc>
-                <w:tcPr/>
-                <w:p>
-                  <w:pPr>
-                    <w:pStyle w:val="Compact"/>
-                    <w:jc w:val="center"/>
-                  </w:pPr>
-                  <w:r>
-                    <w:t xml:space="preserve">3.2–4</w:t>
-                  </w:r>
-                </w:p>
-              </w:tc>
-              <w:tc>
-                <w:tcPr/>
-                <w:p>
-                  <w:pPr>
-                    <w:pStyle w:val="Compact"/>
-                    <w:jc w:val="center"/>
-                  </w:pPr>
-                  <w:r>
-                    <w:t xml:space="preserve">CPP</w:t>
-                  </w:r>
-                </w:p>
-              </w:tc>
-            </w:tr>
-            <w:tr>
-              <w:tc>
-                <w:tcPr>
-                  <w:gridSpan w:val="1"/>
-                  <w:vMerge w:val="continue"/>
-                </w:tcPr>
-                <w:p>
-                  <w:pPr/>
-                </w:p>
-              </w:tc>
-              <w:tc>
-                <w:tcPr/>
-                <w:p>
-                  <w:pPr>
-                    <w:pStyle w:val="Compact"/>
-                    <w:jc w:val="center"/>
-                  </w:pPr>
-                  <w:r>
-                    <w:t xml:space="preserve">Hold time</w:t>
-                  </w:r>
-                </w:p>
-              </w:tc>
-              <w:tc>
-                <w:tcPr/>
-                <w:p>
-                  <w:pPr>
-                    <w:pStyle w:val="Compact"/>
-                    <w:jc w:val="center"/>
-                  </w:pPr>
-                  <w:r>
-                    <w:t xml:space="preserve">min</w:t>
-                  </w:r>
-                </w:p>
-              </w:tc>
-              <w:tc>
-                <w:tcPr/>
-                <w:p>
-                  <w:pPr>
-                    <w:pStyle w:val="Compact"/>
-                    <w:jc w:val="center"/>
-                  </w:pPr>
-                  <w:r>
-                    <w:t xml:space="preserve">110</w:t>
-                  </w:r>
+                    <w:t xml:space="preserve">c4)</w:t>
+                  </w:r>
+                  <w:r>
+                    <w:t xml:space="preserve"> </w:t>
+                  </w:r>
+                  <w:r>
+                    <w:t xml:space="preserve">Moved at Version 2.0 from 90 min, the set-point in the characterization plan (PCR-006).</w:t>
+                  </w:r>
+                </w:p>
+              </w:tc>
+            </w:tr>
+            <w:tr>
+              <w:tc>
+                <w:tcPr>
+                  <w:gridSpan w:val="7"/>
+                </w:tcPr>
+                <w:p>
+                  <w:pPr>
+                    <w:pStyle w:val="Compact"/>
+                    <w:jc w:val="center"/>
+                  </w:pPr>
                   <w:r>
                     <w:rPr>
                       <w:vertAlign w:val="superscript"/>
                     </w:rPr>
                     <w:t xml:space="preserve">c5)</w:t>
-                  </w:r>
-                </w:p>
-              </w:tc>
-              <w:tc>
-                <w:tcPr/>
-                <w:p>
-                  <w:pPr>
-                    <w:pStyle w:val="Compact"/>
-                    <w:jc w:val="center"/>
-                  </w:pPr>
-                  <w:r>
-                    <w:t xml:space="preserve">100–120</w:t>
-                  </w:r>
-                  <w:r>
-                    <w:rPr>
-                      <w:vertAlign w:val="superscript"/>
-                    </w:rPr>
-                    <w:t xml:space="preserve">c4)</w:t>
-                  </w:r>
-                </w:p>
-              </w:tc>
-              <w:tc>
-                <w:tcPr/>
-                <w:p>
-                  <w:pPr>
-                    <w:pStyle w:val="Compact"/>
-                    <w:jc w:val="center"/>
-                  </w:pPr>
-                  <w:r>
-                    <w:t xml:space="preserve">60–180</w:t>
-                  </w:r>
-                </w:p>
-              </w:tc>
-              <w:tc>
-                <w:tcPr/>
-                <w:p>
-                  <w:pPr>
-                    <w:pStyle w:val="Compact"/>
-                    <w:jc w:val="center"/>
-                  </w:pPr>
-                  <w:r>
-                    <w:t xml:space="preserve">WC-CPP</w:t>
-                  </w:r>
-                </w:p>
-              </w:tc>
-            </w:tr>
-            <w:tr>
-              <w:tc>
-                <w:tcPr>
-                  <w:gridSpan w:val="1"/>
-                  <w:vMerge w:val="continue"/>
-                </w:tcPr>
-                <w:p>
-                  <w:pPr/>
-                </w:p>
-              </w:tc>
-              <w:tc>
-                <w:tcPr/>
-                <w:p>
-                  <w:pPr>
-                    <w:pStyle w:val="Compact"/>
-                    <w:jc w:val="center"/>
-                  </w:pPr>
-                  <w:r>
-                    <w:t xml:space="preserve">Temperature</w:t>
-                  </w:r>
-                </w:p>
-              </w:tc>
-              <w:tc>
-                <w:tcPr/>
-                <w:p>
-                  <w:pPr>
-                    <w:pStyle w:val="Compact"/>
-                    <w:jc w:val="center"/>
-                  </w:pPr>
-                  <w:r>
-                    <w:t xml:space="preserve">°C</w:t>
-                  </w:r>
-                </w:p>
-              </w:tc>
-              <w:tc>
-                <w:tcPr/>
-                <w:p>
-                  <w:pPr>
-                    <w:pStyle w:val="Compact"/>
-                    <w:jc w:val="center"/>
-                  </w:pPr>
-                  <w:r>
-                    <w:t xml:space="preserve">21</w:t>
-                  </w:r>
-                </w:p>
-              </w:tc>
-              <w:tc>
-                <w:tcPr/>
-                <w:p>
-                  <w:pPr>
-                    <w:pStyle w:val="Compact"/>
-                    <w:jc w:val="center"/>
-                  </w:pPr>
-                  <w:r>
-                    <w:t xml:space="preserve">20–23</w:t>
-                  </w:r>
-                  <w:r>
-                    <w:rPr>
-                      <w:vertAlign w:val="superscript"/>
-                    </w:rPr>
-                    <w:t xml:space="preserve">c6)</w:t>
-                  </w:r>
-                </w:p>
-              </w:tc>
-              <w:tc>
-                <w:tcPr/>
-                <w:p>
-                  <w:pPr>
-                    <w:pStyle w:val="Compact"/>
-                    <w:jc w:val="center"/>
-                  </w:pPr>
-                  <w:r>
-                    <w:t xml:space="preserve">15–25</w:t>
-                  </w:r>
-                </w:p>
-              </w:tc>
-              <w:tc>
-                <w:tcPr/>
-                <w:p>
-                  <w:pPr>
-                    <w:pStyle w:val="Compact"/>
-                    <w:jc w:val="center"/>
-                  </w:pPr>
-                  <w:r>
-                    <w:t xml:space="preserve">WC-CPP</w:t>
-                  </w:r>
-                </w:p>
-              </w:tc>
-            </w:tr>
-            <w:tr>
-              <w:tc>
-                <w:tcPr>
-                  <w:gridSpan w:val="1"/>
-                  <w:vMerge w:val="continue"/>
-                </w:tcPr>
-                <w:p>
-                  <w:pPr/>
-                </w:p>
-              </w:tc>
-              <w:tc>
-                <w:tcPr/>
-                <w:p>
-                  <w:pPr>
-                    <w:pStyle w:val="Compact"/>
-                    <w:jc w:val="center"/>
-                  </w:pPr>
-                  <w:r>
-                    <w:t xml:space="preserve">A-Mab concentration</w:t>
-                  </w:r>
-                  <w:r>
-                    <w:rPr>
-                      <w:vertAlign w:val="superscript"/>
-                    </w:rPr>
-                    <w:t xml:space="preserve">a)</w:t>
-                  </w:r>
-                </w:p>
-              </w:tc>
-              <w:tc>
-                <w:tcPr/>
-                <w:p>
-                  <w:pPr>
-                    <w:pStyle w:val="Compact"/>
-                    <w:jc w:val="center"/>
-                  </w:pPr>
-                  <w:r>
-                    <w:t xml:space="preserve">g/L</w:t>
-                  </w:r>
-                </w:p>
-              </w:tc>
-              <w:tc>
-                <w:tcPr/>
-                <w:p>
-                  <w:pPr>
-                    <w:pStyle w:val="Compact"/>
-                    <w:jc w:val="center"/>
-                  </w:pPr>
-                  <w:r>
-                    <w:t xml:space="preserve">20</w:t>
-                  </w:r>
-                </w:p>
-              </w:tc>
-              <w:tc>
-                <w:tcPr/>
-                <w:p>
-                  <w:pPr>
-                    <w:pStyle w:val="Compact"/>
-                    <w:jc w:val="center"/>
-                  </w:pPr>
-                  <w:r>
-                    <w:t xml:space="preserve">as characterized</w:t>
-                  </w:r>
-                  <w:r>
-                    <w:rPr>
-                      <w:vertAlign w:val="superscript"/>
-                    </w:rPr>
-                    <w:t xml:space="preserve">b)</w:t>
-                  </w:r>
-                </w:p>
-              </w:tc>
-              <w:tc>
-                <w:tcPr/>
-                <w:p>
-                  <w:pPr>
-                    <w:pStyle w:val="Compact"/>
-                    <w:jc w:val="center"/>
-                  </w:pPr>
-                  <w:r>
-                    <w:t xml:space="preserve">5–35</w:t>
-                  </w:r>
-                </w:p>
-              </w:tc>
-              <w:tc>
-                <w:tcPr/>
-                <w:p>
-                  <w:pPr>
-                    <w:pStyle w:val="Compact"/>
-                    <w:jc w:val="center"/>
-                  </w:pPr>
-                  <w:r>
-                    <w:t xml:space="preserve">GPP</w:t>
-                  </w:r>
-                </w:p>
-              </w:tc>
-            </w:tr>
-            <w:tr>
-              <w:tc>
-                <w:tcPr>
-                  <w:vMerge w:val="restart"/>
-                </w:tcPr>
-                <w:p>
-                  <w:pPr>
-                    <w:pStyle w:val="Compact"/>
-                    <w:jc w:val="center"/>
-                  </w:pPr>
-                  <w:r>
-                    <w:t xml:space="preserve">Cation exchange</w:t>
-                  </w:r>
-                </w:p>
-              </w:tc>
-              <w:tc>
-                <w:tcPr/>
-                <w:p>
-                  <w:pPr>
-                    <w:pStyle w:val="Compact"/>
-                    <w:jc w:val="center"/>
-                  </w:pPr>
-                  <w:r>
-                    <w:t xml:space="preserve">Protein load</w:t>
-                  </w:r>
-                </w:p>
-              </w:tc>
-              <w:tc>
-                <w:tcPr/>
-                <w:p>
-                  <w:pPr>
-                    <w:pStyle w:val="Compact"/>
-                    <w:jc w:val="center"/>
-                  </w:pPr>
-                  <w:r>
-                    <w:t xml:space="preserve">g/L resin</w:t>
-                  </w:r>
-                </w:p>
-              </w:tc>
-              <w:tc>
-                <w:tcPr/>
-                <w:p>
-                  <w:pPr>
-                    <w:pStyle w:val="Compact"/>
-                    <w:jc w:val="center"/>
-                  </w:pPr>
-                  <w:r>
-                    <w:t xml:space="preserve">25</w:t>
-                  </w:r>
-                </w:p>
-              </w:tc>
-              <w:tc>
-                <w:tcPr/>
-                <w:p>
-                  <w:pPr>
-                    <w:pStyle w:val="Compact"/>
-                    <w:jc w:val="center"/>
-                  </w:pPr>
-                  <w:r>
-                    <w:t xml:space="preserve">18–32</w:t>
-                  </w:r>
-                </w:p>
-              </w:tc>
-              <w:tc>
-                <w:tcPr/>
-                <w:p>
-                  <w:pPr>
-                    <w:pStyle w:val="Compact"/>
-                    <w:jc w:val="center"/>
-                  </w:pPr>
-                  <w:r>
-                    <w:t xml:space="preserve">10–40</w:t>
-                  </w:r>
-                </w:p>
-              </w:tc>
-              <w:tc>
-                <w:tcPr/>
-                <w:p>
-                  <w:pPr>
-                    <w:pStyle w:val="Compact"/>
-                    <w:jc w:val="center"/>
-                  </w:pPr>
-                  <w:r>
-                    <w:t xml:space="preserve">WC-CPP</w:t>
-                  </w:r>
-                </w:p>
-              </w:tc>
-            </w:tr>
-            <w:tr>
-              <w:tc>
-                <w:tcPr>
-                  <w:gridSpan w:val="1"/>
-                  <w:vMerge w:val="continue"/>
-                </w:tcPr>
-                <w:p>
-                  <w:pPr/>
-                </w:p>
-              </w:tc>
-              <w:tc>
-                <w:tcPr/>
-                <w:p>
-                  <w:pPr>
-                    <w:pStyle w:val="Compact"/>
-                    <w:jc w:val="center"/>
-                  </w:pPr>
-                  <w:r>
-                    <w:t xml:space="preserve">Load/Wash conductivity</w:t>
-                  </w:r>
-                </w:p>
-              </w:tc>
-              <w:tc>
-                <w:tcPr/>
-                <w:p>
-                  <w:pPr>
-                    <w:pStyle w:val="Compact"/>
-                    <w:jc w:val="center"/>
-                  </w:pPr>
-                  <w:r>
-                    <w:t xml:space="preserve">mS/cm</w:t>
-                  </w:r>
-                </w:p>
-              </w:tc>
-              <w:tc>
-                <w:tcPr/>
-                <w:p>
-                  <w:pPr>
-                    <w:pStyle w:val="Compact"/>
-                    <w:jc w:val="center"/>
-                  </w:pPr>
-                  <w:r>
-                    <w:t xml:space="preserve">5</w:t>
-                  </w:r>
-                </w:p>
-              </w:tc>
-              <w:tc>
-                <w:tcPr/>
-                <w:p>
-                  <w:pPr>
-                    <w:pStyle w:val="Compact"/>
-                    <w:jc w:val="center"/>
-                  </w:pPr>
-                  <w:r>
-                    <w:t xml:space="preserve">4–6</w:t>
-                  </w:r>
-                </w:p>
-              </w:tc>
-              <w:tc>
-                <w:tcPr/>
-                <w:p>
-                  <w:pPr>
-                    <w:pStyle w:val="Compact"/>
-                    <w:jc w:val="center"/>
-                  </w:pPr>
-                  <w:r>
-                    <w:t xml:space="preserve">3–7</w:t>
-                  </w:r>
-                </w:p>
-              </w:tc>
-              <w:tc>
-                <w:tcPr/>
-                <w:p>
-                  <w:pPr>
-                    <w:pStyle w:val="Compact"/>
-                    <w:jc w:val="center"/>
-                  </w:pPr>
-                  <w:r>
-                    <w:t xml:space="preserve">WC-CPP</w:t>
-                  </w:r>
-                </w:p>
-              </w:tc>
-            </w:tr>
-            <w:tr>
-              <w:tc>
-                <w:tcPr>
-                  <w:gridSpan w:val="1"/>
-                  <w:vMerge w:val="continue"/>
-                </w:tcPr>
-                <w:p>
-                  <w:pPr/>
-                </w:p>
-              </w:tc>
-              <w:tc>
-                <w:tcPr/>
-                <w:p>
-                  <w:pPr>
-                    <w:pStyle w:val="Compact"/>
-                    <w:jc w:val="center"/>
-                  </w:pPr>
-                  <w:r>
-                    <w:t xml:space="preserve">Elution buffer pH</w:t>
-                  </w:r>
-                </w:p>
-              </w:tc>
-              <w:tc>
-                <w:tcPr/>
-                <w:p>
-                  <w:pPr>
-                    <w:pStyle w:val="Compact"/>
-                    <w:jc w:val="center"/>
-                  </w:pPr>
-                  <w:r>
-                    <w:t xml:space="preserve">pH</w:t>
-                  </w:r>
-                </w:p>
-              </w:tc>
-              <w:tc>
-                <w:tcPr/>
-                <w:p>
-                  <w:pPr>
-                    <w:pStyle w:val="Compact"/>
-                    <w:jc w:val="center"/>
-                  </w:pPr>
-                  <w:r>
-                    <w:t xml:space="preserve">6</w:t>
-                  </w:r>
-                </w:p>
-              </w:tc>
-              <w:tc>
-                <w:tcPr/>
-                <w:p>
-                  <w:pPr>
-                    <w:pStyle w:val="Compact"/>
-                    <w:jc w:val="center"/>
-                  </w:pPr>
-                  <w:r>
-                    <w:t xml:space="preserve">5.85–6.15</w:t>
-                  </w:r>
-                </w:p>
-              </w:tc>
-              <w:tc>
-                <w:tcPr/>
-                <w:p>
-                  <w:pPr>
-                    <w:pStyle w:val="Compact"/>
-                    <w:jc w:val="center"/>
-                  </w:pPr>
-                  <w:r>
-                    <w:t xml:space="preserve">5.8–6.2</w:t>
-                  </w:r>
-                </w:p>
-              </w:tc>
-              <w:tc>
-                <w:tcPr/>
-                <w:p>
-                  <w:pPr>
-                    <w:pStyle w:val="Compact"/>
-                    <w:jc w:val="center"/>
-                  </w:pPr>
-                  <w:r>
-                    <w:t xml:space="preserve">WC-CPP</w:t>
-                  </w:r>
-                </w:p>
-              </w:tc>
-            </w:tr>
-            <w:tr>
-              <w:tc>
-                <w:tcPr>
-                  <w:gridSpan w:val="1"/>
-                  <w:vMerge w:val="continue"/>
-                </w:tcPr>
-                <w:p>
-                  <w:pPr/>
-                </w:p>
-              </w:tc>
-              <w:tc>
-                <w:tcPr/>
-                <w:p>
-                  <w:pPr>
-                    <w:pStyle w:val="Compact"/>
-                    <w:jc w:val="center"/>
-                  </w:pPr>
-                  <w:r>
-                    <w:t xml:space="preserve">Elution stop collect</w:t>
-                  </w:r>
-                </w:p>
-              </w:tc>
-              <w:tc>
-                <w:tcPr/>
-                <w:p>
-                  <w:pPr>
-                    <w:pStyle w:val="Compact"/>
-                    <w:jc w:val="center"/>
-                  </w:pPr>
-                  <w:r>
-                    <w:t xml:space="preserve">AU (OD280, descending)</w:t>
-                  </w:r>
-                </w:p>
-              </w:tc>
-              <w:tc>
-                <w:tcPr/>
-                <w:p>
-                  <w:pPr>
-                    <w:pStyle w:val="Compact"/>
-                    <w:jc w:val="center"/>
-                  </w:pPr>
-                  <w:r>
-                    <w:t xml:space="preserve">1</w:t>
-                  </w:r>
-                </w:p>
-              </w:tc>
-              <w:tc>
-                <w:tcPr/>
-                <w:p>
-                  <w:pPr>
-                    <w:pStyle w:val="Compact"/>
-                    <w:jc w:val="center"/>
-                  </w:pPr>
-                  <w:r>
-                    <w:t xml:space="preserve">0.7–1.3</w:t>
-                  </w:r>
-                </w:p>
-              </w:tc>
-              <w:tc>
-                <w:tcPr/>
-                <w:p>
-                  <w:pPr>
-                    <w:pStyle w:val="Compact"/>
-                    <w:jc w:val="center"/>
-                  </w:pPr>
-                  <w:r>
-                    <w:t xml:space="preserve">0.5–1.5</w:t>
-                  </w:r>
-                </w:p>
-              </w:tc>
-              <w:tc>
-                <w:tcPr/>
-                <w:p>
-                  <w:pPr>
-                    <w:pStyle w:val="Compact"/>
-                    <w:jc w:val="center"/>
-                  </w:pPr>
-                  <w:r>
-                    <w:t xml:space="preserve">WC-CPP</w:t>
-                  </w:r>
-                </w:p>
-              </w:tc>
-            </w:tr>
-            <w:tr>
-              <w:tc>
-                <w:tcPr>
-                  <w:gridSpan w:val="1"/>
-                  <w:vMerge w:val="continue"/>
-                </w:tcPr>
-                <w:p>
-                  <w:pPr/>
-                </w:p>
-              </w:tc>
-              <w:tc>
-                <w:tcPr/>
-                <w:p>
-                  <w:pPr>
-                    <w:pStyle w:val="Compact"/>
-                    <w:jc w:val="center"/>
-                  </w:pPr>
-                  <w:r>
-                    <w:t xml:space="preserve">Elution flow rate</w:t>
-                  </w:r>
-                  <w:r>
-                    <w:rPr>
-                      <w:vertAlign w:val="superscript"/>
-                    </w:rPr>
-                    <w:t xml:space="preserve">a)</w:t>
-                  </w:r>
-                </w:p>
-              </w:tc>
-              <w:tc>
-                <w:tcPr/>
-                <w:p>
-                  <w:pPr>
-                    <w:pStyle w:val="Compact"/>
-                    <w:jc w:val="center"/>
-                  </w:pPr>
-                  <w:r>
-                    <w:t xml:space="preserve">cm/hr</w:t>
-                  </w:r>
-                </w:p>
-              </w:tc>
-              <w:tc>
-                <w:tcPr/>
-                <w:p>
-                  <w:pPr>
-                    <w:pStyle w:val="Compact"/>
-                    <w:jc w:val="center"/>
-                  </w:pPr>
-                  <w:r>
-                    <w:t xml:space="preserve">200</w:t>
-                  </w:r>
-                </w:p>
-              </w:tc>
-              <w:tc>
-                <w:tcPr/>
-                <w:p>
-                  <w:pPr>
-                    <w:pStyle w:val="Compact"/>
-                    <w:jc w:val="center"/>
-                  </w:pPr>
-                  <w:r>
-                    <w:t xml:space="preserve">150–250</w:t>
-                  </w:r>
-                </w:p>
-              </w:tc>
-              <w:tc>
-                <w:tcPr/>
-                <w:p>
-                  <w:pPr>
-                    <w:pStyle w:val="Compact"/>
-                    <w:jc w:val="center"/>
-                  </w:pPr>
-                  <w:r>
-                    <w:t xml:space="preserve">100–300</w:t>
-                  </w:r>
-                </w:p>
-              </w:tc>
-              <w:tc>
-                <w:tcPr/>
-                <w:p>
-                  <w:pPr>
-                    <w:pStyle w:val="Compact"/>
-                    <w:jc w:val="center"/>
-                  </w:pPr>
-                  <w:r>
-                    <w:t xml:space="preserve">GPP</w:t>
-                  </w:r>
-                </w:p>
-              </w:tc>
-            </w:tr>
-            <w:tr>
-              <w:tc>
-                <w:tcPr>
-                  <w:vMerge w:val="restart"/>
-                </w:tcPr>
-                <w:p>
-                  <w:pPr>
-                    <w:pStyle w:val="Compact"/>
-                    <w:jc w:val="center"/>
-                  </w:pPr>
-                  <w:r>
-                    <w:t xml:space="preserve">Anion exchange</w:t>
-                  </w:r>
-                </w:p>
-              </w:tc>
-              <w:tc>
-                <w:tcPr/>
-                <w:p>
-                  <w:pPr>
-                    <w:pStyle w:val="Compact"/>
-                    <w:jc w:val="center"/>
-                  </w:pPr>
-                  <w:r>
-                    <w:t xml:space="preserve">Load pH</w:t>
-                  </w:r>
-                </w:p>
-              </w:tc>
-              <w:tc>
-                <w:tcPr/>
-                <w:p>
-                  <w:pPr>
-                    <w:pStyle w:val="Compact"/>
-                    <w:jc w:val="center"/>
-                  </w:pPr>
-                  <w:r>
-                    <w:t xml:space="preserve">pH</w:t>
-                  </w:r>
-                </w:p>
-              </w:tc>
-              <w:tc>
-                <w:tcPr/>
-                <w:p>
-                  <w:pPr>
-                    <w:pStyle w:val="Compact"/>
-                    <w:jc w:val="center"/>
-                  </w:pPr>
-                  <w:r>
-                    <w:t xml:space="preserve">7.5</w:t>
-                  </w:r>
-                </w:p>
-              </w:tc>
-              <w:tc>
-                <w:tcPr/>
-                <w:p>
-                  <w:pPr>
-                    <w:pStyle w:val="Compact"/>
-                    <w:jc w:val="center"/>
-                  </w:pPr>
-                  <w:r>
-                    <w:t xml:space="preserve">7.35–7.65</w:t>
-                  </w:r>
-                </w:p>
-              </w:tc>
-              <w:tc>
-                <w:tcPr/>
-                <w:p>
-                  <w:pPr>
-                    <w:pStyle w:val="Compact"/>
-                    <w:jc w:val="center"/>
-                  </w:pPr>
-                  <w:r>
-                    <w:t xml:space="preserve">7.2–7.8</w:t>
-                  </w:r>
-                </w:p>
-              </w:tc>
-              <w:tc>
-                <w:tcPr/>
-                <w:p>
-                  <w:pPr>
-                    <w:pStyle w:val="Compact"/>
-                    <w:jc w:val="center"/>
-                  </w:pPr>
-                  <w:r>
-                    <w:t xml:space="preserve">WC-CPP</w:t>
-                  </w:r>
-                </w:p>
-              </w:tc>
-            </w:tr>
-            <w:tr>
-              <w:tc>
-                <w:tcPr>
-                  <w:gridSpan w:val="1"/>
-                  <w:vMerge w:val="continue"/>
-                </w:tcPr>
-                <w:p>
-                  <w:pPr/>
-                </w:p>
-              </w:tc>
-              <w:tc>
-                <w:tcPr/>
-                <w:p>
-                  <w:pPr>
-                    <w:pStyle w:val="Compact"/>
-                    <w:jc w:val="center"/>
-                  </w:pPr>
-                  <w:r>
-                    <w:t xml:space="preserve">Equil/Wash-1 conductivity</w:t>
-                  </w:r>
-                </w:p>
-              </w:tc>
-              <w:tc>
-                <w:tcPr/>
-                <w:p>
-                  <w:pPr>
-                    <w:pStyle w:val="Compact"/>
-                    <w:jc w:val="center"/>
-                  </w:pPr>
-                  <w:r>
-                    <w:t xml:space="preserve">mS/cm</w:t>
-                  </w:r>
-                </w:p>
-              </w:tc>
-              <w:tc>
-                <w:tcPr/>
-                <w:p>
-                  <w:pPr>
-                    <w:pStyle w:val="Compact"/>
-                    <w:jc w:val="center"/>
-                  </w:pPr>
-                  <w:r>
-                    <w:t xml:space="preserve">2.6</w:t>
-                  </w:r>
-                </w:p>
-              </w:tc>
-              <w:tc>
-                <w:tcPr/>
-                <w:p>
-                  <w:pPr>
-                    <w:pStyle w:val="Compact"/>
-                    <w:jc w:val="center"/>
-                  </w:pPr>
-                  <w:r>
-                    <w:t xml:space="preserve">2.1–3.1</w:t>
-                  </w:r>
-                </w:p>
-              </w:tc>
-              <w:tc>
-                <w:tcPr/>
-                <w:p>
-                  <w:pPr>
-                    <w:pStyle w:val="Compact"/>
-                    <w:jc w:val="center"/>
-                  </w:pPr>
-                  <w:r>
-                    <w:t xml:space="preserve">1.6–3.6</w:t>
-                  </w:r>
-                </w:p>
-              </w:tc>
-              <w:tc>
-                <w:tcPr/>
-                <w:p>
-                  <w:pPr>
-                    <w:pStyle w:val="Compact"/>
-                    <w:jc w:val="center"/>
-                  </w:pPr>
-                  <w:r>
-                    <w:t xml:space="preserve">WC-CPP</w:t>
-                  </w:r>
-                </w:p>
-              </w:tc>
-            </w:tr>
-            <w:tr>
-              <w:tc>
-                <w:tcPr>
-                  <w:gridSpan w:val="1"/>
-                  <w:vMerge w:val="continue"/>
-                </w:tcPr>
-                <w:p>
-                  <w:pPr/>
-                </w:p>
-              </w:tc>
-              <w:tc>
-                <w:tcPr/>
-                <w:p>
-                  <w:pPr>
-                    <w:pStyle w:val="Compact"/>
-                    <w:jc w:val="center"/>
-                  </w:pPr>
-                  <w:r>
-                    <w:t xml:space="preserve">Load conductivity</w:t>
-                  </w:r>
-                </w:p>
-              </w:tc>
-              <w:tc>
-                <w:tcPr/>
-                <w:p>
-                  <w:pPr>
-                    <w:pStyle w:val="Compact"/>
-                    <w:jc w:val="center"/>
-                  </w:pPr>
-                  <w:r>
-                    <w:t xml:space="preserve">mS/cm</w:t>
-                  </w:r>
-                </w:p>
-              </w:tc>
-              <w:tc>
-                <w:tcPr/>
-                <w:p>
-                  <w:pPr>
-                    <w:pStyle w:val="Compact"/>
-                    <w:jc w:val="center"/>
-                  </w:pPr>
-                  <w:r>
-                    <w:t xml:space="preserve">5.5</w:t>
-                  </w:r>
-                </w:p>
-              </w:tc>
-              <w:tc>
-                <w:tcPr/>
-                <w:p>
-                  <w:pPr>
-                    <w:pStyle w:val="Compact"/>
-                    <w:jc w:val="center"/>
-                  </w:pPr>
-                  <w:r>
-                    <w:t xml:space="preserve">4–7</w:t>
-                  </w:r>
-                </w:p>
-              </w:tc>
-              <w:tc>
-                <w:tcPr/>
-                <w:p>
-                  <w:pPr>
-                    <w:pStyle w:val="Compact"/>
-                    <w:jc w:val="center"/>
-                  </w:pPr>
-                  <w:r>
-                    <w:t xml:space="preserve">3–8</w:t>
-                  </w:r>
-                </w:p>
-              </w:tc>
-              <w:tc>
-                <w:tcPr/>
-                <w:p>
-                  <w:pPr>
-                    <w:pStyle w:val="Compact"/>
-                    <w:jc w:val="center"/>
-                  </w:pPr>
-                  <w:r>
-                    <w:t xml:space="preserve">WC-CPP</w:t>
-                  </w:r>
-                </w:p>
-              </w:tc>
-            </w:tr>
-            <w:tr>
-              <w:tc>
-                <w:tcPr>
-                  <w:gridSpan w:val="1"/>
-                  <w:vMerge w:val="continue"/>
-                </w:tcPr>
-                <w:p>
-                  <w:pPr/>
-                </w:p>
-              </w:tc>
-              <w:tc>
-                <w:tcPr/>
-                <w:p>
-                  <w:pPr>
-                    <w:pStyle w:val="Compact"/>
-                    <w:jc w:val="center"/>
-                  </w:pPr>
-                  <w:r>
-                    <w:t xml:space="preserve">Protein load</w:t>
-                  </w:r>
-                </w:p>
-              </w:tc>
-              <w:tc>
-                <w:tcPr/>
-                <w:p>
-                  <w:pPr>
-                    <w:pStyle w:val="Compact"/>
-                    <w:jc w:val="center"/>
-                  </w:pPr>
-                  <w:r>
-                    <w:t xml:space="preserve">g/L resin</w:t>
-                  </w:r>
-                </w:p>
-              </w:tc>
-              <w:tc>
-                <w:tcPr/>
-                <w:p>
-                  <w:pPr>
-                    <w:pStyle w:val="Compact"/>
-                    <w:jc w:val="center"/>
-                  </w:pPr>
-                  <w:r>
-                    <w:t xml:space="preserve">200</w:t>
-                  </w:r>
-                </w:p>
-              </w:tc>
-              <w:tc>
-                <w:tcPr/>
-                <w:p>
-                  <w:pPr>
-                    <w:pStyle w:val="Compact"/>
-                    <w:jc w:val="center"/>
-                  </w:pPr>
-                  <w:r>
-                    <w:t xml:space="preserve">120–280</w:t>
-                  </w:r>
-                </w:p>
-              </w:tc>
-              <w:tc>
-                <w:tcPr/>
-                <w:p>
-                  <w:pPr>
-                    <w:pStyle w:val="Compact"/>
-                    <w:jc w:val="center"/>
-                  </w:pPr>
-                  <w:r>
-                    <w:t xml:space="preserve">50–300</w:t>
-                  </w:r>
-                </w:p>
-              </w:tc>
-              <w:tc>
-                <w:tcPr/>
-                <w:p>
-                  <w:pPr>
-                    <w:pStyle w:val="Compact"/>
-                    <w:jc w:val="center"/>
-                  </w:pPr>
-                  <w:r>
-                    <w:t xml:space="preserve">WC-CPP</w:t>
-                  </w:r>
-                </w:p>
-              </w:tc>
-            </w:tr>
-            <w:tr>
-              <w:tc>
-                <w:tcPr>
-                  <w:gridSpan w:val="1"/>
-                  <w:vMerge w:val="continue"/>
-                </w:tcPr>
-                <w:p>
-                  <w:pPr/>
-                </w:p>
-              </w:tc>
-              <w:tc>
-                <w:tcPr/>
-                <w:p>
-                  <w:pPr>
-                    <w:pStyle w:val="Compact"/>
-                    <w:jc w:val="center"/>
-                  </w:pPr>
-                  <w:r>
-                    <w:t xml:space="preserve">Operating flow rate</w:t>
-                  </w:r>
-                  <w:r>
-                    <w:rPr>
-                      <w:vertAlign w:val="superscript"/>
-                    </w:rPr>
-                    <w:t xml:space="preserve">a)</w:t>
-                  </w:r>
-                </w:p>
-              </w:tc>
-              <w:tc>
-                <w:tcPr/>
-                <w:p>
-                  <w:pPr>
-                    <w:pStyle w:val="Compact"/>
-                    <w:jc w:val="center"/>
-                  </w:pPr>
-                  <w:r>
-                    <w:t xml:space="preserve">cm/hr</w:t>
-                  </w:r>
-                </w:p>
-              </w:tc>
-              <w:tc>
-                <w:tcPr/>
-                <w:p>
-                  <w:pPr>
-                    <w:pStyle w:val="Compact"/>
-                    <w:jc w:val="center"/>
-                  </w:pPr>
-                  <w:r>
-                    <w:t xml:space="preserve">300</w:t>
-                  </w:r>
-                </w:p>
-              </w:tc>
-              <w:tc>
-                <w:tcPr/>
-                <w:p>
-                  <w:pPr>
-                    <w:pStyle w:val="Compact"/>
-                    <w:jc w:val="center"/>
-                  </w:pPr>
-                  <w:r>
-                    <w:t xml:space="preserve">200–400</w:t>
-                  </w:r>
-                </w:p>
-              </w:tc>
-              <w:tc>
-                <w:tcPr/>
-                <w:p>
-                  <w:pPr>
-                    <w:pStyle w:val="Compact"/>
-                    <w:jc w:val="center"/>
-                  </w:pPr>
-                  <w:r>
-                    <w:t xml:space="preserve">150–450</w:t>
-                  </w:r>
-                </w:p>
-              </w:tc>
-              <w:tc>
-                <w:tcPr/>
-                <w:p>
-                  <w:pPr>
-                    <w:pStyle w:val="Compact"/>
-                    <w:jc w:val="center"/>
-                  </w:pPr>
-                  <w:r>
-                    <w:t xml:space="preserve">WC-CPP</w:t>
-                  </w:r>
-                </w:p>
-              </w:tc>
-            </w:tr>
-            <w:tr>
-              <w:tc>
-                <w:tcPr>
-                  <w:vMerge w:val="restart"/>
-                </w:tcPr>
-                <w:p>
-                  <w:pPr>
-                    <w:pStyle w:val="Compact"/>
-                    <w:jc w:val="center"/>
-                  </w:pPr>
-                  <w:r>
-                    <w:t xml:space="preserve">Virus filtration</w:t>
-                  </w:r>
-                </w:p>
-              </w:tc>
-              <w:tc>
-                <w:tcPr/>
-                <w:p>
-                  <w:pPr>
-                    <w:pStyle w:val="Compact"/>
-                    <w:jc w:val="center"/>
-                  </w:pPr>
-                  <w:r>
-                    <w:t xml:space="preserve">Filtration volume (load)</w:t>
-                  </w:r>
-                </w:p>
-              </w:tc>
-              <w:tc>
-                <w:tcPr/>
-                <w:p>
-                  <w:pPr>
-                    <w:pStyle w:val="Compact"/>
-                    <w:jc w:val="center"/>
-                  </w:pPr>
-                  <w:r>
-                    <w:t xml:space="preserve">L/m2</w:t>
-                  </w:r>
-                </w:p>
-              </w:tc>
-              <w:tc>
-                <w:tcPr/>
-                <w:p>
-                  <w:pPr>
-                    <w:pStyle w:val="Compact"/>
-                    <w:jc w:val="center"/>
-                  </w:pPr>
-                  <w:r>
-                    <w:t xml:space="preserve">90</w:t>
-                  </w:r>
-                </w:p>
-              </w:tc>
-              <w:tc>
-                <w:tcPr/>
-                <w:p>
-                  <w:pPr>
-                    <w:pStyle w:val="Compact"/>
-                    <w:jc w:val="center"/>
-                  </w:pPr>
-                  <w:r>
-                    <w:t xml:space="preserve">50–105</w:t>
-                  </w:r>
-                </w:p>
-              </w:tc>
-              <w:tc>
-                <w:tcPr/>
-                <w:p>
-                  <w:pPr>
-                    <w:pStyle w:val="Compact"/>
-                    <w:jc w:val="center"/>
-                  </w:pPr>
-                  <w:r>
-                    <w:t xml:space="preserve">50–140</w:t>
-                  </w:r>
-                </w:p>
-              </w:tc>
-              <w:tc>
-                <w:tcPr/>
-                <w:p>
-                  <w:pPr>
-                    <w:pStyle w:val="Compact"/>
-                    <w:jc w:val="center"/>
-                  </w:pPr>
-                  <w:r>
-                    <w:t xml:space="preserve">WC-CPP</w:t>
-                  </w:r>
-                </w:p>
-              </w:tc>
-            </w:tr>
-            <w:tr>
-              <w:tc>
-                <w:tcPr>
-                  <w:gridSpan w:val="1"/>
-                  <w:vMerge w:val="continue"/>
-                </w:tcPr>
-                <w:p>
-                  <w:pPr/>
-                </w:p>
-              </w:tc>
-              <w:tc>
-                <w:tcPr/>
-                <w:p>
-                  <w:pPr>
-                    <w:pStyle w:val="Compact"/>
-                    <w:jc w:val="center"/>
-                  </w:pPr>
-                  <w:r>
-                    <w:t xml:space="preserve">Filtration pressure</w:t>
-                  </w:r>
-                </w:p>
-              </w:tc>
-              <w:tc>
-                <w:tcPr/>
-                <w:p>
-                  <w:pPr>
-                    <w:pStyle w:val="Compact"/>
-                    <w:jc w:val="center"/>
-                  </w:pPr>
-                  <w:r>
-                    <w:t xml:space="preserve">psi</w:t>
-                  </w:r>
-                </w:p>
-              </w:tc>
-              <w:tc>
-                <w:tcPr/>
-                <w:p>
-                  <w:pPr>
-                    <w:pStyle w:val="Compact"/>
-                    <w:jc w:val="center"/>
-                  </w:pPr>
-                  <w:r>
-                    <w:t xml:space="preserve">13</w:t>
-                  </w:r>
-                </w:p>
-              </w:tc>
-              <w:tc>
-                <w:tcPr/>
-                <w:p>
-                  <w:pPr>
-                    <w:pStyle w:val="Compact"/>
-                    <w:jc w:val="center"/>
-                  </w:pPr>
-                  <w:r>
-                    <w:t xml:space="preserve">10–20</w:t>
-                  </w:r>
-                </w:p>
-              </w:tc>
-              <w:tc>
-                <w:tcPr/>
-                <w:p>
-                  <w:pPr>
-                    <w:pStyle w:val="Compact"/>
-                    <w:jc w:val="center"/>
-                  </w:pPr>
-                  <w:r>
-                    <w:t xml:space="preserve">8–30</w:t>
-                  </w:r>
-                </w:p>
-              </w:tc>
-              <w:tc>
-                <w:tcPr/>
-                <w:p>
-                  <w:pPr>
-                    <w:pStyle w:val="Compact"/>
-                    <w:jc w:val="center"/>
-                  </w:pPr>
-                  <w:r>
-                    <w:t xml:space="preserve">WC-CPP</w:t>
-                  </w:r>
-                </w:p>
-              </w:tc>
-            </w:tr>
-            <w:tr>
-              <w:tc>
-                <w:tcPr>
-                  <w:vMerge w:val="restart"/>
-                </w:tcPr>
-                <w:p>
-                  <w:pPr>
-                    <w:pStyle w:val="Compact"/>
-                    <w:jc w:val="center"/>
-                  </w:pPr>
-                  <w:r>
-                    <w:t xml:space="preserve">UF/DF</w:t>
-                  </w:r>
-                </w:p>
-              </w:tc>
-              <w:tc>
-                <w:tcPr/>
-                <w:p>
-                  <w:pPr>
-                    <w:pStyle w:val="Compact"/>
-                    <w:jc w:val="center"/>
-                  </w:pPr>
-                  <w:r>
-                    <w:t xml:space="preserve">Number of diavolumes</w:t>
-                  </w:r>
-                  <w:r>
-                    <w:rPr>
-                      <w:vertAlign w:val="superscript"/>
-                    </w:rPr>
-                    <w:t xml:space="preserve">a)</w:t>
-                  </w:r>
-                </w:p>
-              </w:tc>
-              <w:tc>
-                <w:tcPr/>
-                <w:p>
-                  <w:pPr>
-                    <w:pStyle w:val="Compact"/>
-                    <w:jc w:val="center"/>
-                  </w:pPr>
-                  <w:r>
-                    <w:t xml:space="preserve">DV</w:t>
-                  </w:r>
-                </w:p>
-              </w:tc>
-              <w:tc>
-                <w:tcPr/>
-                <w:p>
-                  <w:pPr>
-                    <w:pStyle w:val="Compact"/>
-                    <w:jc w:val="center"/>
-                  </w:pPr>
-                  <w:r>
-                    <w:t xml:space="preserve">8</w:t>
-                  </w:r>
-                </w:p>
-              </w:tc>
-              <w:tc>
-                <w:tcPr/>
-                <w:p>
-                  <w:pPr>
-                    <w:pStyle w:val="Compact"/>
-                    <w:jc w:val="center"/>
-                  </w:pPr>
-                  <w:r>
-                    <w:t xml:space="preserve">7–9</w:t>
-                  </w:r>
-                </w:p>
-              </w:tc>
-              <w:tc>
-                <w:tcPr/>
-                <w:p>
-                  <w:pPr>
-                    <w:pStyle w:val="Compact"/>
-                    <w:jc w:val="center"/>
-                  </w:pPr>
-                  <w:r>
-                    <w:t xml:space="preserve">7–10</w:t>
-                  </w:r>
-                </w:p>
-              </w:tc>
-              <w:tc>
-                <w:tcPr/>
-                <w:p>
-                  <w:pPr>
-                    <w:pStyle w:val="Compact"/>
-                    <w:jc w:val="center"/>
-                  </w:pPr>
-                  <w:r>
-                    <w:t xml:space="preserve">KPP</w:t>
-                  </w:r>
-                </w:p>
-              </w:tc>
-            </w:tr>
-            <w:tr>
-              <w:tc>
-                <w:tcPr>
-                  <w:gridSpan w:val="1"/>
-                  <w:vMerge w:val="continue"/>
-                </w:tcPr>
-                <w:p>
-                  <w:pPr/>
-                </w:p>
-              </w:tc>
-              <w:tc>
-                <w:tcPr/>
-                <w:p>
-                  <w:pPr>
-                    <w:pStyle w:val="Compact"/>
-                    <w:jc w:val="center"/>
-                  </w:pPr>
-                  <w:r>
-                    <w:t xml:space="preserve">Transmembrane pressure</w:t>
-                  </w:r>
-                  <w:r>
-                    <w:rPr>
-                      <w:vertAlign w:val="superscript"/>
-                    </w:rPr>
-                    <w:t xml:space="preserve">a)</w:t>
-                  </w:r>
-                </w:p>
-              </w:tc>
-              <w:tc>
-                <w:tcPr/>
-                <w:p>
-                  <w:pPr>
-                    <w:pStyle w:val="Compact"/>
-                    <w:jc w:val="center"/>
-                  </w:pPr>
-                  <w:r>
-                    <w:t xml:space="preserve">psi</w:t>
-                  </w:r>
-                </w:p>
-              </w:tc>
-              <w:tc>
-                <w:tcPr/>
-                <w:p>
-                  <w:pPr>
-                    <w:pStyle w:val="Compact"/>
-                    <w:jc w:val="center"/>
-                  </w:pPr>
-                  <w:r>
-                    <w:t xml:space="preserve">12</w:t>
-                  </w:r>
-                </w:p>
-              </w:tc>
-              <w:tc>
-                <w:tcPr/>
-                <w:p>
-                  <w:pPr>
-                    <w:pStyle w:val="Compact"/>
-                    <w:jc w:val="center"/>
-                  </w:pPr>
-                  <w:r>
-                    <w:t xml:space="preserve">10–14</w:t>
-                  </w:r>
-                </w:p>
-              </w:tc>
-              <w:tc>
-                <w:tcPr/>
-                <w:p>
-                  <w:pPr>
-                    <w:pStyle w:val="Compact"/>
-                    <w:jc w:val="center"/>
-                  </w:pPr>
-                  <w:r>
-                    <w:t xml:space="preserve">10–15</w:t>
-                  </w:r>
-                </w:p>
-              </w:tc>
-              <w:tc>
-                <w:tcPr/>
-                <w:p>
-                  <w:pPr>
-                    <w:pStyle w:val="Compact"/>
-                    <w:jc w:val="center"/>
-                  </w:pPr>
-                  <w:r>
-                    <w:t xml:space="preserve">KPP</w:t>
-                  </w:r>
-                </w:p>
-              </w:tc>
-            </w:tr>
-            <w:tr>
-              <w:tc>
-                <w:tcPr>
-                  <w:gridSpan w:val="1"/>
-                  <w:vMerge w:val="continue"/>
-                </w:tcPr>
-                <w:p>
-                  <w:pPr/>
-                </w:p>
-              </w:tc>
-              <w:tc>
-                <w:tcPr/>
-                <w:p>
-                  <w:pPr>
-                    <w:pStyle w:val="Compact"/>
-                    <w:jc w:val="center"/>
-                  </w:pPr>
-                  <w:r>
-                    <w:t xml:space="preserve">Final DS concentration</w:t>
-                  </w:r>
-                  <w:r>
-                    <w:rPr>
-                      <w:vertAlign w:val="superscript"/>
-                    </w:rPr>
-                    <w:t xml:space="preserve">a)</w:t>
-                  </w:r>
-                </w:p>
-              </w:tc>
-              <w:tc>
-                <w:tcPr/>
-                <w:p>
-                  <w:pPr>
-                    <w:pStyle w:val="Compact"/>
-                    <w:jc w:val="center"/>
-                  </w:pPr>
-                  <w:r>
-                    <w:t xml:space="preserve">g/L</w:t>
-                  </w:r>
-                </w:p>
-              </w:tc>
-              <w:tc>
-                <w:tcPr/>
-                <w:p>
-                  <w:pPr>
-                    <w:pStyle w:val="Compact"/>
-                    <w:jc w:val="center"/>
-                  </w:pPr>
-                  <w:r>
-                    <w:t xml:space="preserve">75</w:t>
-                  </w:r>
-                </w:p>
-              </w:tc>
-              <w:tc>
-                <w:tcPr/>
-                <w:p>
-                  <w:pPr>
-                    <w:pStyle w:val="Compact"/>
-                    <w:jc w:val="center"/>
-                  </w:pPr>
-                  <w:r>
-                    <w:t xml:space="preserve">70–80</w:t>
-                  </w:r>
-                </w:p>
-              </w:tc>
-              <w:tc>
-                <w:tcPr/>
-                <w:p>
-                  <w:pPr>
-                    <w:pStyle w:val="Compact"/>
-                    <w:jc w:val="center"/>
-                  </w:pPr>
-                  <w:r>
-                    <w:t xml:space="preserve">65–85</w:t>
-                  </w:r>
-                </w:p>
-              </w:tc>
-              <w:tc>
-                <w:tcPr/>
-                <w:p>
-                  <w:pPr>
-                    <w:pStyle w:val="Compact"/>
-                    <w:jc w:val="center"/>
-                  </w:pPr>
-                  <w:r>
-                    <w:t xml:space="preserve">KPP</w:t>
-                  </w:r>
-                </w:p>
-              </w:tc>
-            </w:tr>
-            <w:tr>
-              <w:tc>
-                <w:tcPr>
-                  <w:gridSpan w:val="7"/>
-                </w:tcPr>
-                <w:p>
-                  <w:pPr>
-                    <w:pStyle w:val="Compact"/>
-                    <w:jc w:val="center"/>
-                  </w:pPr>
-                  <w:r>
-                    <w:rPr>
-                      <w:vertAlign w:val="superscript"/>
-                    </w:rPr>
-                    <w:t xml:space="preserve">a)</w:t>
-                  </w:r>
-                  <w:r>
-                    <w:t xml:space="preserve"> </w:t>
-                  </w:r>
-                  <w:r>
-                    <w:t xml:space="preserve">Studied one factor at a time. Every other parameter was studied in the designed experiments of its step.</w:t>
-                  </w:r>
-                </w:p>
-              </w:tc>
-            </w:tr>
-            <w:tr>
-              <w:tc>
-                <w:tcPr>
-                  <w:gridSpan w:val="7"/>
-                </w:tcPr>
-                <w:p>
-                  <w:pPr>
-                    <w:pStyle w:val="Compact"/>
-                    <w:jc w:val="center"/>
-                  </w:pPr>
-                  <w:r>
-                    <w:rPr>
-                      <w:vertAlign w:val="superscript"/>
-                    </w:rPr>
-                    <w:t xml:space="preserve">b)</w:t>
-                  </w:r>
-                  <w:r>
-                    <w:t xml:space="preserve"> </w:t>
-                  </w:r>
-                  <w:r>
-                    <w:t xml:space="preserve">The normal operating range equals the characterized range.</w:t>
-                  </w:r>
-                </w:p>
-              </w:tc>
-            </w:tr>
-            <w:tr>
-              <w:tc>
-                <w:tcPr>
-                  <w:gridSpan w:val="7"/>
-                </w:tcPr>
-                <w:p>
-                  <w:pPr>
-                    <w:pStyle w:val="Compact"/>
-                    <w:jc w:val="center"/>
-                  </w:pPr>
-                  <w:r>
-                    <w:rPr>
-                      <w:vertAlign w:val="superscript"/>
-                    </w:rPr>
-                    <w:t xml:space="preserve">c1)</w:t>
-                  </w:r>
-                  <w:r>
-                    <w:t xml:space="preserve"> </w:t>
-                  </w:r>
-                  <w:r>
-                    <w:t xml:space="preserve">Narrowed at Version 2.0 from 20–40 g/L resin, the NOR as characterized (PCR-005).</w:t>
-                  </w:r>
-                </w:p>
-              </w:tc>
-            </w:tr>
-            <w:tr>
-              <w:tc>
-                <w:tcPr>
-                  <w:gridSpan w:val="7"/>
-                </w:tcPr>
-                <w:p>
-                  <w:pPr>
-                    <w:pStyle w:val="Compact"/>
-                    <w:jc w:val="center"/>
-                  </w:pPr>
-                  <w:r>
-                    <w:rPr>
-                      <w:vertAlign w:val="superscript"/>
-                    </w:rPr>
-                    <w:t xml:space="preserve">c2)</w:t>
-                  </w:r>
-                  <w:r>
-                    <w:t xml:space="preserve"> </w:t>
-                  </w:r>
-                  <w:r>
-                    <w:t xml:space="preserve">Moved at Version 2.0 from pH 3.4–3.6, the NOR as characterized (PCR-006).</w:t>
-                  </w:r>
-                </w:p>
-              </w:tc>
-            </w:tr>
-            <w:tr>
-              <w:tc>
-                <w:tcPr>
-                  <w:gridSpan w:val="7"/>
-                </w:tcPr>
-                <w:p>
-                  <w:pPr>
-                    <w:pStyle w:val="Compact"/>
-                    <w:jc w:val="center"/>
-                  </w:pPr>
-                  <w:r>
-                    <w:rPr>
-                      <w:vertAlign w:val="superscript"/>
-                    </w:rPr>
-                    <w:t xml:space="preserve">c3)</w:t>
-                  </w:r>
-                  <w:r>
-                    <w:t xml:space="preserve"> </w:t>
-                  </w:r>
-                  <w:r>
-                    <w:t xml:space="preserve">Moved at Version 2.0 from pH 3.5, the set-point in the characterization plan (PCR-006).</w:t>
-                  </w:r>
-                </w:p>
-              </w:tc>
-            </w:tr>
-            <w:tr>
-              <w:tc>
-                <w:tcPr>
-                  <w:gridSpan w:val="7"/>
-                </w:tcPr>
-                <w:p>
-                  <w:pPr>
-                    <w:pStyle w:val="Compact"/>
-                    <w:jc w:val="center"/>
-                  </w:pPr>
-                  <w:r>
-                    <w:rPr>
-                      <w:vertAlign w:val="superscript"/>
-                    </w:rPr>
-                    <w:t xml:space="preserve">c4)</w:t>
-                  </w:r>
-                  <w:r>
-                    <w:t xml:space="preserve"> </w:t>
-                  </w:r>
-                  <w:r>
-                    <w:t xml:space="preserve">Narrowed at Version 2.0 from 60–120 min, the NOR as characterized (PCR-006).</w:t>
-                  </w:r>
-                </w:p>
-              </w:tc>
-            </w:tr>
-            <w:tr>
-              <w:tc>
-                <w:tcPr>
-                  <w:gridSpan w:val="7"/>
-                </w:tcPr>
-                <w:p>
-                  <w:pPr>
-                    <w:pStyle w:val="Compact"/>
-                    <w:jc w:val="center"/>
-                  </w:pPr>
-                  <w:r>
-                    <w:rPr>
-                      <w:vertAlign w:val="superscript"/>
-                    </w:rPr>
-                    <w:t xml:space="preserve">c5)</w:t>
-                  </w:r>
-                  <w:r>
-                    <w:t xml:space="preserve"> </w:t>
-                  </w:r>
-                  <w:r>
-                    <w:t xml:space="preserve">Moved at Version 2.0 from 90 min, the set-point in the characterization plan (PCR-006).</w:t>
-                  </w:r>
-                </w:p>
-              </w:tc>
-            </w:tr>
-            <w:tr>
-              <w:tc>
-                <w:tcPr>
-                  <w:gridSpan w:val="7"/>
-                </w:tcPr>
-                <w:p>
-                  <w:pPr>
-                    <w:pStyle w:val="Compact"/>
-                    <w:jc w:val="center"/>
-                  </w:pPr>
-                  <w:r>
-                    <w:rPr>
-                      <w:vertAlign w:val="superscript"/>
-                    </w:rPr>
-                    <w:t xml:space="preserve">c6)</w:t>
                   </w:r>
                   <w:r>
                     <w:t xml:space="preserve"> </w:t>
@@ -12442,7 +12442,7 @@
         </w:r>
       </w:hyperlink>
       <w:r>
-        <w:t xml:space="preserve">). Verification then replaced some platform values with A-Mab prediction bounds of a single batch, and 4 of the 22 criteria in force include such a bound (</w:t>
+        <w:t xml:space="preserve">). Verification then replaced some platform values with A-Mab prediction bounds of a single batch, and 5 of the 22 criteria in force include such a bound (</w:t>
       </w:r>
       <w:hyperlink w:anchor="sec-verification">
         <w:r>
@@ -12661,7 +12661,7 @@
         <w:pStyle w:val="BodyText"/>
       </w:pPr>
       <w:r>
-        <w:t xml:space="preserve">For host cell protein the rule gives the Protein A pool an a priori criterion of 16,000 ng/mg. The drug substance limit of 100 ng/mg is carried back through the platform worst case of anion exchange (4-fold) and then of cation exchange (40-fold). The cation exchange pool is judged against the limit carried back through anion exchange alone, 400 ng/mg a priori. For A-Mab, the one-sided 95 % prediction bounds of a single batch for the host cell protein clearance were 36.7-fold for cation exchange and 4.27-fold for anion exchange (</w:t>
+        <w:t xml:space="preserve">For host cell protein the rule gives the Protein A pool an a priori criterion of 16,000 ng/mg. The drug substance limit of 100 ng/mg is carried back through the platform worst case of anion exchange (4-fold) and then of cation exchange (40-fold). The cation exchange pool is judged against the limit carried back through anion exchange alone, 400 ng/mg a priori. For A-Mab, the one-sided 95 % prediction bounds of a single batch for the host cell protein clearance were 32.9-fold for cation exchange and 4.18-fold for anion exchange (</w:t>
       </w:r>
       <w:hyperlink w:anchor="sec-verification">
         <w:r>
@@ -12683,7 +12683,7 @@
         </w:r>
       </w:hyperlink>
       <w:r>
-        <w:t xml:space="preserve">). The Protein A pool criterion is therefore 17,069 ng/mg, and the cation exchange pool criterion is widened to 427 ng/mg.</w:t>
+        <w:t xml:space="preserve">). The Protein A pool criterion is therefore 16,719 ng/mg, and the cation exchange pool criterion is widened to 418 ng/mg.</w:t>
       </w:r>
     </w:p>
     <w:p>
@@ -12977,7 +12977,7 @@
                     <w:jc w:val="center"/>
                   </w:pPr>
                   <w:r>
-                    <w:t xml:space="preserve">171</w:t>
+                    <w:t xml:space="preserve">167</w:t>
                   </w:r>
                 </w:p>
               </w:tc>
@@ -13001,7 +13001,7 @@
                     <w:jc w:val="center"/>
                   </w:pPr>
                   <w:r>
-                    <w:t xml:space="preserve">≤ 17,069</w:t>
+                    <w:t xml:space="preserve">≤ 16,719</w:t>
                   </w:r>
                 </w:p>
               </w:tc>
@@ -13063,7 +13063,7 @@
                     <w:jc w:val="center"/>
                   </w:pPr>
                   <w:r>
-                    <w:t xml:space="preserve">4.27</w:t>
+                    <w:t xml:space="preserve">4.18</w:t>
                   </w:r>
                 </w:p>
               </w:tc>
@@ -13087,7 +13087,7 @@
                     <w:jc w:val="center"/>
                   </w:pPr>
                   <w:r>
-                    <w:t xml:space="preserve">≤ 427</w:t>
+                    <w:t xml:space="preserve">≤ 418</w:t>
                   </w:r>
                 </w:p>
               </w:tc>
@@ -13257,19 +13257,19 @@
                     <w:jc w:val="center"/>
                   </w:pPr>
                   <w:r>
-                    <w:t xml:space="preserve">0.56</w:t>
-                  </w:r>
-                </w:p>
-              </w:tc>
-              <w:tc>
-                <w:tcPr/>
-                <w:p>
-                  <w:pPr>
-                    <w:pStyle w:val="Compact"/>
-                    <w:jc w:val="center"/>
-                  </w:pPr>
-                  <w:r>
-                    <w:t xml:space="preserve">≤ 6.46</w:t>
+                    <w:t xml:space="preserve">0.64</w:t>
+                  </w:r>
+                </w:p>
+              </w:tc>
+              <w:tc>
+                <w:tcPr/>
+                <w:p>
+                  <w:pPr>
+                    <w:pStyle w:val="Compact"/>
+                    <w:jc w:val="center"/>
+                  </w:pPr>
+                  <w:r>
+                    <w:t xml:space="preserve">≤ 6.30</w:t>
                   </w:r>
                 </w:p>
               </w:tc>
@@ -13355,19 +13355,19 @@
                     <w:jc w:val="center"/>
                   </w:pPr>
                   <w:r>
-                    <w:t xml:space="preserve">0.00</w:t>
-                  </w:r>
-                </w:p>
-              </w:tc>
-              <w:tc>
-                <w:tcPr/>
-                <w:p>
-                  <w:pPr>
-                    <w:pStyle w:val="Compact"/>
-                    <w:jc w:val="center"/>
-                  </w:pPr>
-                  <w:r>
-                    <w:t xml:space="preserve">≤ 7.02</w:t>
+                    <w:t xml:space="preserve">0.10</w:t>
+                  </w:r>
+                </w:p>
+              </w:tc>
+              <w:tc>
+                <w:tcPr/>
+                <w:p>
+                  <w:pPr>
+                    <w:pStyle w:val="Compact"/>
+                    <w:jc w:val="center"/>
+                  </w:pPr>
+                  <w:r>
+                    <w:t xml:space="preserve">≤ 6.84</w:t>
                   </w:r>
                 </w:p>
               </w:tc>
@@ -13441,37 +13441,37 @@
                     <w:jc w:val="center"/>
                   </w:pPr>
                   <w:r>
-                    <w:t xml:space="preserve">0.00</w:t>
-                  </w:r>
-                </w:p>
-              </w:tc>
-              <w:tc>
-                <w:tcPr/>
-                <w:p>
-                  <w:pPr>
-                    <w:pStyle w:val="Compact"/>
-                    <w:jc w:val="center"/>
-                  </w:pPr>
-                  <w:r>
-                    <w:t xml:space="preserve">≤ 5.00</w:t>
-                  </w:r>
-                </w:p>
-              </w:tc>
-              <w:tc>
-                <w:tcPr/>
-                <w:p>
-                  <w:pPr>
-                    <w:pStyle w:val="Compact"/>
-                    <w:jc w:val="center"/>
-                  </w:pPr>
-                  <w:r>
-                    <w:t xml:space="preserve">DS criterion</w:t>
+                    <w:t xml:space="preserve">0.10</w:t>
+                  </w:r>
+                </w:p>
+              </w:tc>
+              <w:tc>
+                <w:tcPr/>
+                <w:p>
+                  <w:pPr>
+                    <w:pStyle w:val="Compact"/>
+                    <w:jc w:val="center"/>
+                  </w:pPr>
+                  <w:r>
+                    <w:t xml:space="preserve">≤ 4.90</w:t>
+                  </w:r>
+                </w:p>
+              </w:tc>
+              <w:tc>
+                <w:tcPr/>
+                <w:p>
+                  <w:pPr>
+                    <w:pStyle w:val="Compact"/>
+                    <w:jc w:val="center"/>
+                  </w:pPr>
+                  <w:r>
+                    <w:t xml:space="preserve">Carried back, tightened</w:t>
                   </w:r>
                   <w:r>
                     <w:rPr>
                       <w:vertAlign w:val="superscript"/>
                     </w:rPr>
-                    <w:t xml:space="preserve">b)</w:t>
+                    <w:t xml:space="preserve">c)</w:t>
                   </w:r>
                 </w:p>
               </w:tc>
@@ -15091,7 +15091,7 @@
         </w:r>
       </w:hyperlink>
       <w:r>
-        <w:t xml:space="preserve">, 18 are in force at their a priori value and verification changed 4. The tightened criteria are the aggregate criteria upstream of cation exchange, because the cation exchange model gave a lower aggregate clearance than the platform worst case. One of them, the criterion for aggregate in the production bioreactor harvest (from 9.30 % to 6.46 %), was also widened, because the low-pH viral inactivation model gave a smaller aggregate increase (0.56 % at the prediction bound of a single batch, against 0.70 % on the platform). The result is a stricter criterion than the a priori one. The other tightened criterion is the criterion for aggregate in the viral inactivation pool (from 10.0 % to 7.02 %). The criteria only widened are the criterion for host cell protein in the Protein A pool (from 16,000 ng/mg to 17,069 ng/mg) and the criterion for host cell protein in the cation exchange pool (from 400 ng/mg to 427 ng/mg). The widening of the criteria for aggregate in the production bioreactor harvest comes from low-pH viral inactivation. There the A-Mab hold is at most 120 min within its NOR as characterized, and the platform worst cases are increases over a hold of 180 min. For aggregate the change reflects that shorter hold, not a more stable product. Every report that relies on a changed criterion argues the change by its risk (</w:t>
+        <w:t xml:space="preserve">, 17 are in force at their a priori value and verification changed 5. Verification tightened every aggregate criterion, for two reasons. The a priori derivation assumes that no step after cation exchange changes aggregate. UF/DF raises aggregate within its NOR, by up to 0.104 percentage points at the prediction bound of a single batch, and each aggregate criterion now carries that increase. The cation exchange model also gave a lower aggregate clearance than the platform worst case, and that tightened the aggregate criteria upstream of cation exchange further. One of these, the criterion for aggregate in the production bioreactor harvest (from 9.30 % to 6.30 %), was also widened, because the low-pH viral inactivation model gave a smaller aggregate increase (0.54 % at the prediction bound of a single batch, against 0.70 % on the platform). The result is a stricter criterion than the a priori one. The other tightened criteria are the criterion for aggregate in the viral inactivation pool (from 10.0 % to 6.84 %) and the criterion for aggregate in the cation exchange pool (from 5.00 % to 4.90 %). The criteria only widened are the criterion for host cell protein in the Protein A pool (from 16,000 ng/mg to 16,719 ng/mg) and the criterion for host cell protein in the cation exchange pool (from 400 ng/mg to 418 ng/mg). The widening of the criteria for aggregate in the production bioreactor harvest comes from low-pH viral inactivation. There the A-Mab hold is at most 120 min within its NOR as characterized, and the platform worst cases are increases over a hold of 180 min. For aggregate the change reflects that shorter hold, not a more stable product. Every report that relies on a changed criterion argues the change by its risk (</w:t>
       </w:r>
       <w:hyperlink w:anchor="sec-verification">
         <w:r>
@@ -15727,7 +15727,7 @@
         <w:pStyle w:val="BodyText"/>
       </w:pPr>
       <w:r>
-        <w:t xml:space="preserve">The criteria assume 9 platform worst cases. Of these, 7 are responses of the response-surface designs of low-pH viral inactivation, cation exchange and anion exchange, and they can be checked. The other 2 are the leached Protein A clearance of cation exchange and of anion exchange. Leached Protein A is not a response of those designs, so the platform values stand. The prediction bound of a single batch was better than the platform worst case for the aggregate increase of low-pH viral inactivation and the host cell protein clearance of anion exchange, and these bounds replaced the platform values. The platform worst cases of the low-pH hold are increases over a hold of 180 min. The A-Mab bound is the increase within the hold-time NOR as characterized, which ends at 120 min. For aggregate, the largest increase measured at the edges of the range studied, which include a hold of 180 min, is 0.84 percentage points, above the platform value of 0.70. Its replacement therefore reflects the shorter hold of A-Mab, not a more stable product. The criteria calculated with this bound are still right, because routine manufacture never holds longer than the NOR.</w:t>
+        <w:t xml:space="preserve">The criteria assume 9 platform worst cases, and they assume that no step after cation exchange changes aggregate. Of the platform worst cases, 7 are responses of the response-surface designs of low-pH viral inactivation, cation exchange and anion exchange, and they can be checked. The other 2 are the leached Protein A clearance of cation exchange and of anion exchange. Leached Protein A is not a response of those designs, so the platform values stand. UF/DF has no response-surface design. Its assumption is checked on the univariate study of UF/DF made during the Version 2.0 re-analysis, which varied number of diavolumes, transmembrane pressure and final DS concentration. A model of the main effects of these factors is evaluated at the same combinations of NOR low, set-point and NOR high. The prediction bound of a single batch was better than the platform worst case for the aggregate increase of low-pH viral inactivation and the host cell protein clearance of anion exchange, and these bounds replaced the platform values. The platform worst cases of the low-pH hold are increases over a hold of 180 min. The A-Mab bound is the increase within the hold-time NOR as characterized, which ends at 120 min. For aggregate, the largest increase measured at the edges of the range studied, which include a hold of 180 min, is 0.82 percentage points, above the platform value of 0.70. Its replacement therefore reflects the shorter hold of A-Mab, not a more stable product. The criteria calculated with this bound are still right, because routine manufacture never holds longer than the NOR.</w:t>
       </w:r>
     </w:p>
     <w:p>
@@ -15735,7 +15735,7 @@
         <w:pStyle w:val="BodyText"/>
       </w:pPr>
       <w:r>
-        <w:t xml:space="preserve">For the acidic variants increase of low-pH viral inactivation the prediction bound of a single batch was also better, but the model does not meet the three adequacy criteria that the rule names, so the platform values stand. For the fragments increase of low-pH viral inactivation, the host cell protein clearance of cation exchange and the fragments clearance of cation exchange, the predicted worst case confirmed the platform worst case, but the prediction bound of a single batch is not better than it, so the platform values stand. Verification found that the aggregate clearance of cation exchange within its NOR is lower than the platform worst case. That tightened the aggregate criteria upstream of cation exchange (</w:t>
+        <w:t xml:space="preserve">For the acidic variants increase of low-pH viral inactivation the prediction bound of a single batch was also better, but the model does not meet the three adequacy criteria that the rule names, so the platform values stand. For the fragments increase of low-pH viral inactivation, the host cell protein clearance of cation exchange and the fragments clearance of cation exchange, the predicted worst case confirmed the platform worst case, but the prediction bound of a single batch is not better than it, so the platform values stand. Verification found that the aggregate clearance of cation exchange within its NOR is lower than the platform worst case. It also found that UF/DF raises aggregate within its NOR, by up to 0.104 percentage points at the prediction bound of a single batch. Together these tightened the aggregate criteria (</w:t>
       </w:r>
       <w:hyperlink w:anchor="sec-iac">
         <w:r>
@@ -15746,7 +15746,7 @@
         </w:r>
       </w:hyperlink>
       <w:r>
-        <w:t xml:space="preserve">). The cation exchange report PCR-007 gives the values and their analysis.</w:t>
+        <w:t xml:space="preserve">). The cation exchange report PCR-007 and the UF/DF report PCR-010 give the values and their analysis.</w:t>
       </w:r>
     </w:p>
     <w:bookmarkEnd w:id="49"/>
